--- a/docs/documento de arquitetura.docx
+++ b/docs/documento de arquitetura.docx
@@ -8,8 +8,13 @@
         <w:jc w:val="center"/>
       </w:pPr>
       <w:r>
-        <w:t>Gosling - VolunJá</w:t>
-      </w:r>
+        <w:t xml:space="preserve">Gosling - </w:t>
+      </w:r>
+      <w:proofErr w:type="spellStart"/>
+      <w:r>
+        <w:t>VolunJá</w:t>
+      </w:r>
+      <w:proofErr w:type="spellEnd"/>
     </w:p>
     <w:p>
       <w:pPr>
@@ -327,13 +332,47 @@
                 <w:szCs w:val="22"/>
               </w:rPr>
             </w:pPr>
+            <w:proofErr w:type="spellStart"/>
             <w:r>
               <w:rPr>
                 <w:sz w:val="22"/>
                 <w:szCs w:val="22"/>
               </w:rPr>
-              <w:t>Dev Frontend/Backend</w:t>
-            </w:r>
+              <w:t>Dev</w:t>
+            </w:r>
+            <w:proofErr w:type="spellEnd"/>
+            <w:r>
+              <w:rPr>
+                <w:sz w:val="22"/>
+                <w:szCs w:val="22"/>
+              </w:rPr>
+              <w:t xml:space="preserve"> </w:t>
+            </w:r>
+            <w:proofErr w:type="spellStart"/>
+            <w:r>
+              <w:rPr>
+                <w:sz w:val="22"/>
+                <w:szCs w:val="22"/>
+              </w:rPr>
+              <w:t>Frontend</w:t>
+            </w:r>
+            <w:proofErr w:type="spellEnd"/>
+            <w:r>
+              <w:rPr>
+                <w:sz w:val="22"/>
+                <w:szCs w:val="22"/>
+              </w:rPr>
+              <w:t>/</w:t>
+            </w:r>
+            <w:proofErr w:type="spellStart"/>
+            <w:r>
+              <w:rPr>
+                <w:sz w:val="22"/>
+                <w:szCs w:val="22"/>
+              </w:rPr>
+              <w:t>Backend</w:t>
+            </w:r>
+            <w:proofErr w:type="spellEnd"/>
           </w:p>
         </w:tc>
         <w:tc>
@@ -556,13 +595,47 @@
                 <w:szCs w:val="22"/>
               </w:rPr>
             </w:pPr>
+            <w:proofErr w:type="spellStart"/>
             <w:r>
               <w:rPr>
                 <w:sz w:val="22"/>
                 <w:szCs w:val="22"/>
               </w:rPr>
-              <w:t>Dev Frontend/Backend</w:t>
-            </w:r>
+              <w:t>Dev</w:t>
+            </w:r>
+            <w:proofErr w:type="spellEnd"/>
+            <w:r>
+              <w:rPr>
+                <w:sz w:val="22"/>
+                <w:szCs w:val="22"/>
+              </w:rPr>
+              <w:t xml:space="preserve"> </w:t>
+            </w:r>
+            <w:proofErr w:type="spellStart"/>
+            <w:r>
+              <w:rPr>
+                <w:sz w:val="22"/>
+                <w:szCs w:val="22"/>
+              </w:rPr>
+              <w:t>Frontend</w:t>
+            </w:r>
+            <w:proofErr w:type="spellEnd"/>
+            <w:r>
+              <w:rPr>
+                <w:sz w:val="22"/>
+                <w:szCs w:val="22"/>
+              </w:rPr>
+              <w:t>/</w:t>
+            </w:r>
+            <w:proofErr w:type="spellStart"/>
+            <w:r>
+              <w:rPr>
+                <w:sz w:val="22"/>
+                <w:szCs w:val="22"/>
+              </w:rPr>
+              <w:t>Backend</w:t>
+            </w:r>
+            <w:proofErr w:type="spellEnd"/>
           </w:p>
         </w:tc>
         <w:tc>
@@ -673,13 +746,47 @@
                 <w:szCs w:val="22"/>
               </w:rPr>
             </w:pPr>
+            <w:proofErr w:type="spellStart"/>
             <w:r>
               <w:rPr>
                 <w:sz w:val="22"/>
                 <w:szCs w:val="22"/>
               </w:rPr>
-              <w:t>Dev Frontend/Backend</w:t>
-            </w:r>
+              <w:t>Dev</w:t>
+            </w:r>
+            <w:proofErr w:type="spellEnd"/>
+            <w:r>
+              <w:rPr>
+                <w:sz w:val="22"/>
+                <w:szCs w:val="22"/>
+              </w:rPr>
+              <w:t xml:space="preserve"> </w:t>
+            </w:r>
+            <w:proofErr w:type="spellStart"/>
+            <w:r>
+              <w:rPr>
+                <w:sz w:val="22"/>
+                <w:szCs w:val="22"/>
+              </w:rPr>
+              <w:t>Frontend</w:t>
+            </w:r>
+            <w:proofErr w:type="spellEnd"/>
+            <w:r>
+              <w:rPr>
+                <w:sz w:val="22"/>
+                <w:szCs w:val="22"/>
+              </w:rPr>
+              <w:t>/</w:t>
+            </w:r>
+            <w:proofErr w:type="spellStart"/>
+            <w:r>
+              <w:rPr>
+                <w:sz w:val="22"/>
+                <w:szCs w:val="22"/>
+              </w:rPr>
+              <w:t>Backend</w:t>
+            </w:r>
+            <w:proofErr w:type="spellEnd"/>
           </w:p>
         </w:tc>
         <w:tc>
@@ -1201,6 +1308,7 @@
               </w:rPr>
               <w:t xml:space="preserve">Elaboração do documento conforme o </w:t>
             </w:r>
+            <w:proofErr w:type="spellStart"/>
             <w:r>
               <w:rPr>
                 <w:i/>
@@ -1210,6 +1318,7 @@
               </w:rPr>
               <w:t>template</w:t>
             </w:r>
+            <w:proofErr w:type="spellEnd"/>
             <w:r>
               <w:rPr>
                 <w:sz w:val="22"/>
@@ -1335,6 +1444,7 @@
               </w:rPr>
               <w:t xml:space="preserve">Reestruturação conforme o </w:t>
             </w:r>
+            <w:proofErr w:type="spellStart"/>
             <w:r>
               <w:rPr>
                 <w:i/>
@@ -1344,13 +1454,39 @@
               </w:rPr>
               <w:t>template</w:t>
             </w:r>
+            <w:proofErr w:type="spellEnd"/>
             <w:r>
               <w:rPr>
                 <w:sz w:val="22"/>
                 <w:szCs w:val="22"/>
               </w:rPr>
-              <w:t xml:space="preserve"> da disciplina: implantação simplificada em contêineres Docker, publicada por túnel da Cloudflare; síntese das tecnologias e dos recursos da API; remoção do glossário, das enumerações e do quadro de ambientes; figuras refeitas no Figma</w:t>
-            </w:r>
+              <w:t xml:space="preserve"> da disciplina: implantação simplificada em contêineres Docker, publicada por túnel da </w:t>
+            </w:r>
+            <w:proofErr w:type="spellStart"/>
+            <w:r>
+              <w:rPr>
+                <w:sz w:val="22"/>
+                <w:szCs w:val="22"/>
+              </w:rPr>
+              <w:t>Cloudflare</w:t>
+            </w:r>
+            <w:proofErr w:type="spellEnd"/>
+            <w:r>
+              <w:rPr>
+                <w:sz w:val="22"/>
+                <w:szCs w:val="22"/>
+              </w:rPr>
+              <w:t xml:space="preserve">; síntese das tecnologias e dos recursos da API; remoção do glossário, das enumerações e do quadro de ambientes; figuras refeitas no </w:t>
+            </w:r>
+            <w:proofErr w:type="spellStart"/>
+            <w:r>
+              <w:rPr>
+                <w:sz w:val="22"/>
+                <w:szCs w:val="22"/>
+              </w:rPr>
+              <w:t>Figma</w:t>
+            </w:r>
+            <w:proofErr w:type="spellEnd"/>
           </w:p>
         </w:tc>
         <w:tc>
@@ -2962,6 +3098,7 @@
       <w:r>
         <w:t xml:space="preserve">Este documento descreve a arquitetura do sistema </w:t>
       </w:r>
+      <w:proofErr w:type="spellStart"/>
       <w:r>
         <w:rPr>
           <w:b/>
@@ -2969,6 +3106,7 @@
         </w:rPr>
         <w:t>VolunJá</w:t>
       </w:r>
+      <w:proofErr w:type="spellEnd"/>
       <w:r>
         <w:t>, desenvolvido pelo grupo Gosling na disciplina de Métodos de Desenvolvimento de Software (MDS), edição do segundo semestre de 2026, a fim de fornecer uma visão abrangente do sistema para desenvolvedores, testadores e demais interessados em aspectos relacionados às tecnologias a serem usadas no desenvolvimento.</w:t>
       </w:r>
@@ -2978,7 +3116,31 @@
         <w:pStyle w:val="Corpodetexto"/>
       </w:pPr>
       <w:r>
-        <w:t>O documento registra as decisões arquiteturais da equipe e as justifica a partir do Documento de Visão do Produto e do Projeto. A arquitetura é apresentada por meio de visões complementares — de uso, de organização lógica, estrutural e de implantação —, inspiradas no modelo de visões arquiteturais proposto por Kruchten (1995) e representadas com a Linguagem de Modelagem Unificada — UML (Object Management Group, 2017).</w:t>
+        <w:t xml:space="preserve">O documento registra as decisões arquiteturais da equipe e as justifica a partir do Documento de Visão do Produto e do Projeto. A arquitetura é apresentada por meio de visões complementares — de uso, de organização lógica, estrutural e de implantação —, inspiradas no modelo de visões arquiteturais proposto por </w:t>
+      </w:r>
+      <w:proofErr w:type="spellStart"/>
+      <w:r>
+        <w:t>Kruchten</w:t>
+      </w:r>
+      <w:proofErr w:type="spellEnd"/>
+      <w:r>
+        <w:t xml:space="preserve"> (1995) e representadas com a Linguagem de Modelagem Unificada — UML (</w:t>
+      </w:r>
+      <w:proofErr w:type="spellStart"/>
+      <w:r>
+        <w:t>Object</w:t>
+      </w:r>
+      <w:proofErr w:type="spellEnd"/>
+      <w:r>
+        <w:t xml:space="preserve"> Management </w:t>
+      </w:r>
+      <w:proofErr w:type="spellStart"/>
+      <w:r>
+        <w:t>Group</w:t>
+      </w:r>
+      <w:proofErr w:type="spellEnd"/>
+      <w:r>
+        <w:t>, 2017).</w:t>
       </w:r>
     </w:p>
     <w:p>
@@ -3122,7 +3284,15 @@
         <w:pStyle w:val="Corpodetexto"/>
       </w:pPr>
       <w:r>
-        <w:t xml:space="preserve">Um estilo arquitetural define os tipos de componentes e de conectores de um sistema e as restrições sobre como eles podem ser combinados (Bass; Clements; Kazman, 2021). O sistema seguirá uma </w:t>
+        <w:t xml:space="preserve">Um estilo arquitetural define os tipos de componentes e de conectores de um sistema e as restrições sobre como eles podem ser combinados (Bass; Clements; </w:t>
+      </w:r>
+      <w:proofErr w:type="spellStart"/>
+      <w:r>
+        <w:t>Kazman</w:t>
+      </w:r>
+      <w:proofErr w:type="spellEnd"/>
+      <w:r>
+        <w:t xml:space="preserve">, 2021). O sistema seguirá uma </w:t>
       </w:r>
       <w:r>
         <w:rPr>
@@ -3139,50 +3309,119 @@
           <w:i/>
           <w:iCs/>
         </w:rPr>
-        <w:t>front-end</w:t>
-      </w:r>
-      <w:r>
-        <w:t xml:space="preserve"> do tipo SPA (</w:t>
-      </w:r>
+        <w:t>front-</w:t>
+      </w:r>
+      <w:proofErr w:type="spellStart"/>
       <w:r>
         <w:rPr>
           <w:i/>
           <w:iCs/>
         </w:rPr>
-        <w:t>Single Page Application</w:t>
-      </w:r>
-      <w:r>
-        <w:t xml:space="preserve">), desenvolvido em JavaScript com a biblioteca React, e por um </w:t>
+        <w:t>end</w:t>
+      </w:r>
+      <w:proofErr w:type="spellEnd"/>
+      <w:r>
+        <w:t xml:space="preserve"> do tipo SPA (</w:t>
       </w:r>
       <w:r>
         <w:rPr>
           <w:i/>
           <w:iCs/>
         </w:rPr>
-        <w:t>back-end</w:t>
-      </w:r>
-      <w:r>
-        <w:t xml:space="preserve"> que expõe uma API (</w:t>
-      </w:r>
+        <w:t xml:space="preserve">Single Page </w:t>
+      </w:r>
+      <w:proofErr w:type="spellStart"/>
       <w:r>
         <w:rPr>
           <w:i/>
           <w:iCs/>
         </w:rPr>
-        <w:t>Application Programming Interface</w:t>
-      </w:r>
-      <w:r>
-        <w:t xml:space="preserve">) no estilo REST (Fielding, 2000), desenvolvido em Python com o </w:t>
-      </w:r>
+        <w:t>Application</w:t>
+      </w:r>
+      <w:proofErr w:type="spellEnd"/>
+      <w:r>
+        <w:t xml:space="preserve">), desenvolvido em </w:t>
+      </w:r>
+      <w:proofErr w:type="spellStart"/>
+      <w:r>
+        <w:t>JavaScript</w:t>
+      </w:r>
+      <w:proofErr w:type="spellEnd"/>
+      <w:r>
+        <w:t xml:space="preserve"> com a biblioteca </w:t>
+      </w:r>
+      <w:proofErr w:type="spellStart"/>
+      <w:r>
+        <w:t>React</w:t>
+      </w:r>
+      <w:proofErr w:type="spellEnd"/>
+      <w:r>
+        <w:t xml:space="preserve">, e por um </w:t>
+      </w:r>
+      <w:proofErr w:type="spellStart"/>
       <w:r>
         <w:rPr>
           <w:i/>
           <w:iCs/>
         </w:rPr>
+        <w:t>back-end</w:t>
+      </w:r>
+      <w:proofErr w:type="spellEnd"/>
+      <w:r>
+        <w:t xml:space="preserve"> que expõe uma API (</w:t>
+      </w:r>
+      <w:proofErr w:type="spellStart"/>
+      <w:r>
+        <w:rPr>
+          <w:i/>
+          <w:iCs/>
+        </w:rPr>
+        <w:t>Application</w:t>
+      </w:r>
+      <w:proofErr w:type="spellEnd"/>
+      <w:r>
+        <w:rPr>
+          <w:i/>
+          <w:iCs/>
+        </w:rPr>
+        <w:t xml:space="preserve"> </w:t>
+      </w:r>
+      <w:proofErr w:type="spellStart"/>
+      <w:r>
+        <w:rPr>
+          <w:i/>
+          <w:iCs/>
+        </w:rPr>
+        <w:t>Programming</w:t>
+      </w:r>
+      <w:proofErr w:type="spellEnd"/>
+      <w:r>
+        <w:rPr>
+          <w:i/>
+          <w:iCs/>
+        </w:rPr>
+        <w:t xml:space="preserve"> Interface</w:t>
+      </w:r>
+      <w:r>
+        <w:t xml:space="preserve">) no estilo REST (Fielding, 2000), desenvolvido em Python com o </w:t>
+      </w:r>
+      <w:r>
+        <w:rPr>
+          <w:i/>
+          <w:iCs/>
+        </w:rPr>
         <w:t>framework</w:t>
       </w:r>
       <w:r>
-        <w:t xml:space="preserve"> FastAPI. Os dados são armazenados em um banco de dados relacional MySQL.</w:t>
+        <w:t xml:space="preserve"> </w:t>
+      </w:r>
+      <w:proofErr w:type="spellStart"/>
+      <w:r>
+        <w:t>FastAPI</w:t>
+      </w:r>
+      <w:proofErr w:type="spellEnd"/>
+      <w:r>
+        <w:t>. Os dados são armazenados em um banco de dados relacional MySQL.</w:t>
       </w:r>
     </w:p>
     <w:p>
@@ -3190,8 +3429,17 @@
         <w:pStyle w:val="Corpodetexto"/>
       </w:pPr>
       <w:r>
-        <w:t xml:space="preserve">Na organização em camadas, cada camada oferece serviços à camada superior e depende apenas da camada inferior, o que isola o impacto das mudanças e facilita os testes (Sommerville, 2018). O </w:t>
-      </w:r>
+        <w:t>Na organização em camadas, cada camada oferece serviços à camada superior e depende apenas da camada inferior, o que isola o impacto das mudanças e facilita os testes (</w:t>
+      </w:r>
+      <w:proofErr w:type="spellStart"/>
+      <w:r>
+        <w:t>Sommerville</w:t>
+      </w:r>
+      <w:proofErr w:type="spellEnd"/>
+      <w:r>
+        <w:t xml:space="preserve">, 2018). O </w:t>
+      </w:r>
+      <w:proofErr w:type="spellStart"/>
       <w:r>
         <w:rPr>
           <w:i/>
@@ -3199,6 +3447,7 @@
         </w:rPr>
         <w:t>back-end</w:t>
       </w:r>
+      <w:proofErr w:type="spellEnd"/>
       <w:r>
         <w:t xml:space="preserve"> é estruturado como um </w:t>
       </w:r>
@@ -3248,7 +3497,15 @@
         <w:t>natureza do produto</w:t>
       </w:r>
       <w:r>
-        <w:t xml:space="preserve"> (DV, seção 1.1.3 e Quadro 2): o VolunJá é uma aplicação web usada por perfis distintos — voluntários, organizações e administradores — que compartilham um catálogo único de vagas. Centralizar os dados e as regras em um servidor, acessado por clientes leves no navegador, é a forma natural de atender a esse cenário;</w:t>
+        <w:t xml:space="preserve"> (DV, seção 1.1.3 e Quadro 2): o </w:t>
+      </w:r>
+      <w:proofErr w:type="spellStart"/>
+      <w:r>
+        <w:t>VolunJá</w:t>
+      </w:r>
+      <w:proofErr w:type="spellEnd"/>
+      <w:r>
+        <w:t xml:space="preserve"> é uma aplicação web usada por perfis distintos — voluntários, organizações e administradores — que compartilham um catálogo único de vagas. Centralizar os dados e as regras em um servidor, acessado por clientes leves no navegador, é a forma natural de atender a esse cenário;</w:t>
       </w:r>
     </w:p>
     <w:p>
@@ -3267,25 +3524,44 @@
         <w:t>foco na experiência do usuário (UX)</w:t>
       </w:r>
       <w:r>
-        <w:t xml:space="preserve"> (DV, Quadro 1, objetivo específico 6 e requisitos RNF01 a RNF03): uma SPA em React oferece navegação fluida, retorno imediato nos filtros de busca e componentes de interface reutilizáveis, o que favorece a consistência e a acessibilidade. Como o </w:t>
+        <w:t xml:space="preserve"> (DV, Quadro 1, objetivo específico 6 e requisitos RNF01 a RNF03): uma SPA em </w:t>
+      </w:r>
+      <w:proofErr w:type="spellStart"/>
+      <w:r>
+        <w:t>React</w:t>
+      </w:r>
+      <w:proofErr w:type="spellEnd"/>
+      <w:r>
+        <w:t xml:space="preserve"> oferece navegação fluida, retorno imediato nos filtros de busca e componentes de interface reutilizáveis, o que favorece a consistência e a acessibilidade. Como o </w:t>
       </w:r>
       <w:r>
         <w:rPr>
           <w:i/>
           <w:iCs/>
         </w:rPr>
-        <w:t>front-end</w:t>
-      </w:r>
-      <w:r>
-        <w:t xml:space="preserve"> é desacoplado, ele pode ser ajustado após cada teste de usabilidade (métrica M6) sem alterar o </w:t>
-      </w:r>
+        <w:t>front-</w:t>
+      </w:r>
+      <w:proofErr w:type="spellStart"/>
       <w:r>
         <w:rPr>
           <w:i/>
           <w:iCs/>
         </w:rPr>
+        <w:t>end</w:t>
+      </w:r>
+      <w:proofErr w:type="spellEnd"/>
+      <w:r>
+        <w:t xml:space="preserve"> é desacoplado, ele pode ser ajustado após cada teste de usabilidade (métrica M6) sem alterar o </w:t>
+      </w:r>
+      <w:proofErr w:type="spellStart"/>
+      <w:r>
+        <w:rPr>
+          <w:i/>
+          <w:iCs/>
+        </w:rPr>
         <w:t>back-end</w:t>
       </w:r>
+      <w:proofErr w:type="spellEnd"/>
       <w:r>
         <w:t>;</w:t>
       </w:r>
@@ -3307,57 +3583,135 @@
         <w:t>tecnologias definidas pela equipe</w:t>
       </w:r>
       <w:r>
-        <w:t xml:space="preserve"> (DV, Quadro 5): JavaScript com React no </w:t>
+        <w:t xml:space="preserve"> (DV, Quadro 5): </w:t>
+      </w:r>
+      <w:proofErr w:type="spellStart"/>
+      <w:r>
+        <w:t>JavaScript</w:t>
+      </w:r>
+      <w:proofErr w:type="spellEnd"/>
+      <w:r>
+        <w:t xml:space="preserve"> com </w:t>
+      </w:r>
+      <w:proofErr w:type="spellStart"/>
+      <w:r>
+        <w:t>React</w:t>
+      </w:r>
+      <w:proofErr w:type="spellEnd"/>
+      <w:r>
+        <w:t xml:space="preserve"> no </w:t>
       </w:r>
       <w:r>
         <w:rPr>
           <w:i/>
           <w:iCs/>
         </w:rPr>
-        <w:t>front-end</w:t>
-      </w:r>
-      <w:r>
-        <w:t xml:space="preserve">, Python no </w:t>
-      </w:r>
+        <w:t>front-</w:t>
+      </w:r>
+      <w:proofErr w:type="spellStart"/>
       <w:r>
         <w:rPr>
           <w:i/>
           <w:iCs/>
         </w:rPr>
-        <w:t>back-end</w:t>
-      </w:r>
-      <w:r>
-        <w:t xml:space="preserve"> e MySQL como banco de dados. Entre os </w:t>
-      </w:r>
+        <w:t>end</w:t>
+      </w:r>
+      <w:proofErr w:type="spellEnd"/>
+      <w:r>
+        <w:t xml:space="preserve">, Python no </w:t>
+      </w:r>
+      <w:proofErr w:type="spellStart"/>
       <w:r>
         <w:rPr>
           <w:i/>
           <w:iCs/>
         </w:rPr>
-        <w:t>frameworks</w:t>
-      </w:r>
-      <w:r>
-        <w:t xml:space="preserve"> Python, o FastAPI foi escolhido por gerar automaticamente a documentação no padrão OpenAPI (OpenAPI Initiative, 2021), que serve de contrato entre </w:t>
+        <w:t>back-end</w:t>
+      </w:r>
+      <w:proofErr w:type="spellEnd"/>
+      <w:r>
+        <w:t xml:space="preserve"> e MySQL como banco de dados. Entre os </w:t>
       </w:r>
       <w:r>
         <w:rPr>
           <w:i/>
           <w:iCs/>
         </w:rPr>
-        <w:t>front-end</w:t>
-      </w:r>
-      <w:r>
-        <w:t xml:space="preserve"> e </w:t>
+        <w:t>frameworks</w:t>
+      </w:r>
+      <w:r>
+        <w:t xml:space="preserve"> Python, o </w:t>
+      </w:r>
+      <w:proofErr w:type="spellStart"/>
+      <w:r>
+        <w:t>FastAPI</w:t>
+      </w:r>
+      <w:proofErr w:type="spellEnd"/>
+      <w:r>
+        <w:t xml:space="preserve"> foi escolhido por gerar automaticamente a documentação no padrão </w:t>
+      </w:r>
+      <w:proofErr w:type="spellStart"/>
+      <w:r>
+        <w:t>OpenAPI</w:t>
+      </w:r>
+      <w:proofErr w:type="spellEnd"/>
+      <w:r>
+        <w:t xml:space="preserve"> (</w:t>
+      </w:r>
+      <w:proofErr w:type="spellStart"/>
+      <w:r>
+        <w:t>OpenAPI</w:t>
+      </w:r>
+      <w:proofErr w:type="spellEnd"/>
+      <w:r>
+        <w:t xml:space="preserve"> </w:t>
+      </w:r>
+      <w:proofErr w:type="spellStart"/>
+      <w:r>
+        <w:t>Initiative</w:t>
+      </w:r>
+      <w:proofErr w:type="spellEnd"/>
+      <w:r>
+        <w:t xml:space="preserve">, 2021), que serve de contrato entre </w:t>
       </w:r>
       <w:r>
         <w:rPr>
           <w:i/>
           <w:iCs/>
         </w:rPr>
+        <w:t>front-</w:t>
+      </w:r>
+      <w:proofErr w:type="spellStart"/>
+      <w:r>
+        <w:rPr>
+          <w:i/>
+          <w:iCs/>
+        </w:rPr>
+        <w:t>end</w:t>
+      </w:r>
+      <w:proofErr w:type="spellEnd"/>
+      <w:r>
+        <w:t xml:space="preserve"> e </w:t>
+      </w:r>
+      <w:proofErr w:type="spellStart"/>
+      <w:r>
+        <w:rPr>
+          <w:i/>
+          <w:iCs/>
+        </w:rPr>
         <w:t>back-end</w:t>
       </w:r>
-      <w:r>
-        <w:t>, por validar os dados de entrada com Pydantic, por oferecer injeção de dependências para autenticação e testes e por apresentar curva de aprendizado reduzida;</w:t>
+      <w:proofErr w:type="spellEnd"/>
+      <w:r>
+        <w:t xml:space="preserve">, por validar os dados de entrada com </w:t>
+      </w:r>
+      <w:proofErr w:type="spellStart"/>
+      <w:r>
+        <w:t>Pydantic</w:t>
+      </w:r>
+      <w:proofErr w:type="spellEnd"/>
+      <w:r>
+        <w:t>, por oferecer injeção de dependências para autenticação e testes e por apresentar curva de aprendizado reduzida;</w:t>
       </w:r>
     </w:p>
     <w:p>
@@ -3402,8 +3756,17 @@
           <w:i/>
           <w:iCs/>
         </w:rPr>
-        <w:t>Extreme Programming</w:t>
-      </w:r>
+        <w:t xml:space="preserve">Extreme </w:t>
+      </w:r>
+      <w:proofErr w:type="spellStart"/>
+      <w:r>
+        <w:rPr>
+          <w:i/>
+          <w:iCs/>
+        </w:rPr>
+        <w:t>Programming</w:t>
+      </w:r>
+      <w:proofErr w:type="spellEnd"/>
       <w:r>
         <w:t>) adotadas, como a integração contínua e os testes automatizados, e a meta de cobertura de testes da métrica M4 (no mínimo 80%) exigem código testável. A separação em camadas, com dependências injetadas, permite testar as regras de negócio isoladamente;</w:t>
       </w:r>
@@ -3426,6 +3789,7 @@
       <w:r>
         <w:t xml:space="preserve"> (DV, Tabela 4, e requisitos RNF04 e RNF05): o controle de acesso por perfil precisa ser garantido em um único ponto confiável. Na arquitetura cliente-servidor, toda verificação de permissão ocorre no </w:t>
       </w:r>
+      <w:proofErr w:type="spellStart"/>
       <w:r>
         <w:rPr>
           <w:i/>
@@ -3433,6 +3797,7 @@
         </w:rPr>
         <w:t>back-end</w:t>
       </w:r>
+      <w:proofErr w:type="spellEnd"/>
       <w:r>
         <w:t xml:space="preserve">, e o </w:t>
       </w:r>
@@ -3441,8 +3806,17 @@
           <w:i/>
           <w:iCs/>
         </w:rPr>
-        <w:t>front-end</w:t>
-      </w:r>
+        <w:t>front-</w:t>
+      </w:r>
+      <w:proofErr w:type="spellStart"/>
+      <w:r>
+        <w:rPr>
+          <w:i/>
+          <w:iCs/>
+        </w:rPr>
+        <w:t>end</w:t>
+      </w:r>
+      <w:proofErr w:type="spellEnd"/>
       <w:r>
         <w:t xml:space="preserve"> apenas oculta as opções não permitidas.</w:t>
       </w:r>
@@ -3607,8 +3981,19 @@
                 <w:sz w:val="20"/>
                 <w:szCs w:val="20"/>
               </w:rPr>
-              <w:t>Desvantagens no contexto do VolunJá</w:t>
-            </w:r>
+              <w:t xml:space="preserve">Desvantagens no contexto do </w:t>
+            </w:r>
+            <w:proofErr w:type="spellStart"/>
+            <w:r>
+              <w:rPr>
+                <w:b/>
+                <w:bCs/>
+                <w:sz w:val="20"/>
+                <w:szCs w:val="20"/>
+              </w:rPr>
+              <w:t>VolunJá</w:t>
+            </w:r>
+            <w:proofErr w:type="spellEnd"/>
           </w:p>
         </w:tc>
         <w:tc>
@@ -3690,17 +4075,9 @@
                 <w:sz w:val="20"/>
                 <w:szCs w:val="20"/>
               </w:rPr>
-              <w:t>Model-View-Controller</w:t>
-            </w:r>
-            <w:r>
-              <w:rPr>
-                <w:b/>
-                <w:bCs/>
-                <w:sz w:val="20"/>
-                <w:szCs w:val="20"/>
-              </w:rPr>
-              <w:t xml:space="preserve">, com páginas geradas no </w:t>
-            </w:r>
+              <w:t>Model-</w:t>
+            </w:r>
+            <w:proofErr w:type="spellStart"/>
             <w:r>
               <w:rPr>
                 <w:b/>
@@ -3710,8 +4087,55 @@
                 <w:sz w:val="20"/>
                 <w:szCs w:val="20"/>
               </w:rPr>
+              <w:t>View</w:t>
+            </w:r>
+            <w:proofErr w:type="spellEnd"/>
+            <w:r>
+              <w:rPr>
+                <w:b/>
+                <w:bCs/>
+                <w:i/>
+                <w:iCs/>
+                <w:sz w:val="20"/>
+                <w:szCs w:val="20"/>
+              </w:rPr>
+              <w:t>-</w:t>
+            </w:r>
+            <w:proofErr w:type="spellStart"/>
+            <w:r>
+              <w:rPr>
+                <w:b/>
+                <w:bCs/>
+                <w:i/>
+                <w:iCs/>
+                <w:sz w:val="20"/>
+                <w:szCs w:val="20"/>
+              </w:rPr>
+              <w:t>Controller</w:t>
+            </w:r>
+            <w:proofErr w:type="spellEnd"/>
+            <w:r>
+              <w:rPr>
+                <w:b/>
+                <w:bCs/>
+                <w:sz w:val="20"/>
+                <w:szCs w:val="20"/>
+              </w:rPr>
+              <w:t xml:space="preserve">, com páginas geradas no </w:t>
+            </w:r>
+            <w:proofErr w:type="spellStart"/>
+            <w:r>
+              <w:rPr>
+                <w:b/>
+                <w:bCs/>
+                <w:i/>
+                <w:iCs/>
+                <w:sz w:val="20"/>
+                <w:szCs w:val="20"/>
+              </w:rPr>
               <w:t>back-end</w:t>
             </w:r>
+            <w:proofErr w:type="spellEnd"/>
             <w:r>
               <w:rPr>
                 <w:b/>
@@ -3775,7 +4199,23 @@
                 <w:sz w:val="20"/>
                 <w:szCs w:val="20"/>
               </w:rPr>
-              <w:t>Acopla interface e regras de negócio; limita a interatividade exigida pelo foco em UX; não aproveita o React definido no DV (Quadro 5).</w:t>
+              <w:t xml:space="preserve">Acopla interface e regras de negócio; limita a interatividade exigida pelo foco em UX; não aproveita o </w:t>
+            </w:r>
+            <w:proofErr w:type="spellStart"/>
+            <w:r>
+              <w:rPr>
+                <w:sz w:val="20"/>
+                <w:szCs w:val="20"/>
+              </w:rPr>
+              <w:t>React</w:t>
+            </w:r>
+            <w:proofErr w:type="spellEnd"/>
+            <w:r>
+              <w:rPr>
+                <w:sz w:val="20"/>
+                <w:szCs w:val="20"/>
+              </w:rPr>
+              <w:t xml:space="preserve"> definido no DV (Quadro 5).</w:t>
             </w:r>
           </w:p>
         </w:tc>
@@ -3962,17 +4402,61 @@
                 <w:szCs w:val="20"/>
               </w:rPr>
               <w:lastRenderedPageBreak/>
-              <w:t>Back-end</w:t>
-            </w:r>
-            <w:r>
-              <w:rPr>
-                <w:b/>
-                <w:bCs/>
-                <w:sz w:val="20"/>
-                <w:szCs w:val="20"/>
-              </w:rPr>
-              <w:t xml:space="preserve"> como serviço (BaaS), por exemplo, Firebase</w:t>
-            </w:r>
+              <w:t>Back-</w:t>
+            </w:r>
+            <w:proofErr w:type="spellStart"/>
+            <w:r>
+              <w:rPr>
+                <w:b/>
+                <w:bCs/>
+                <w:i/>
+                <w:iCs/>
+                <w:sz w:val="20"/>
+                <w:szCs w:val="20"/>
+              </w:rPr>
+              <w:t>end</w:t>
+            </w:r>
+            <w:proofErr w:type="spellEnd"/>
+            <w:r>
+              <w:rPr>
+                <w:b/>
+                <w:bCs/>
+                <w:sz w:val="20"/>
+                <w:szCs w:val="20"/>
+              </w:rPr>
+              <w:t xml:space="preserve"> como serviço (</w:t>
+            </w:r>
+            <w:proofErr w:type="spellStart"/>
+            <w:r>
+              <w:rPr>
+                <w:b/>
+                <w:bCs/>
+                <w:sz w:val="20"/>
+                <w:szCs w:val="20"/>
+              </w:rPr>
+              <w:t>BaaS</w:t>
+            </w:r>
+            <w:proofErr w:type="spellEnd"/>
+            <w:r>
+              <w:rPr>
+                <w:b/>
+                <w:bCs/>
+                <w:sz w:val="20"/>
+                <w:szCs w:val="20"/>
+              </w:rPr>
+              <w:t xml:space="preserve">), por exemplo, </w:t>
+            </w:r>
+            <w:proofErr w:type="spellStart"/>
+            <w:r>
+              <w:rPr>
+                <w:b/>
+                <w:bCs/>
+                <w:sz w:val="20"/>
+                <w:szCs w:val="20"/>
+              </w:rPr>
+              <w:t>Firebase</w:t>
+            </w:r>
+            <w:proofErr w:type="spellEnd"/>
           </w:p>
         </w:tc>
         <w:tc>
@@ -4093,7 +4577,47 @@
                 <w:sz w:val="20"/>
                 <w:szCs w:val="20"/>
               </w:rPr>
-              <w:t>Cliente-servidor em camadas: SPA em React e API REST em FastAPI (monólito modular)</w:t>
+              <w:t xml:space="preserve">Cliente-servidor em camadas: SPA em </w:t>
+            </w:r>
+            <w:proofErr w:type="spellStart"/>
+            <w:r>
+              <w:rPr>
+                <w:b/>
+                <w:bCs/>
+                <w:sz w:val="20"/>
+                <w:szCs w:val="20"/>
+              </w:rPr>
+              <w:t>React</w:t>
+            </w:r>
+            <w:proofErr w:type="spellEnd"/>
+            <w:r>
+              <w:rPr>
+                <w:b/>
+                <w:bCs/>
+                <w:sz w:val="20"/>
+                <w:szCs w:val="20"/>
+              </w:rPr>
+              <w:t xml:space="preserve"> e API REST em </w:t>
+            </w:r>
+            <w:proofErr w:type="spellStart"/>
+            <w:r>
+              <w:rPr>
+                <w:b/>
+                <w:bCs/>
+                <w:sz w:val="20"/>
+                <w:szCs w:val="20"/>
+              </w:rPr>
+              <w:t>FastAPI</w:t>
+            </w:r>
+            <w:proofErr w:type="spellEnd"/>
+            <w:r>
+              <w:rPr>
+                <w:b/>
+                <w:bCs/>
+                <w:sz w:val="20"/>
+                <w:szCs w:val="20"/>
+              </w:rPr>
+              <w:t xml:space="preserve"> (monólito modular)</w:t>
             </w:r>
           </w:p>
         </w:tc>
@@ -4130,15 +4654,9 @@
                 <w:sz w:val="20"/>
                 <w:szCs w:val="20"/>
               </w:rPr>
-              <w:t>front-end</w:t>
-            </w:r>
-            <w:r>
-              <w:rPr>
-                <w:sz w:val="20"/>
-                <w:szCs w:val="20"/>
-              </w:rPr>
-              <w:t xml:space="preserve"> e </w:t>
-            </w:r>
+              <w:t>front-</w:t>
+            </w:r>
+            <w:proofErr w:type="spellStart"/>
             <w:r>
               <w:rPr>
                 <w:i/>
@@ -4146,43 +4664,17 @@
                 <w:sz w:val="20"/>
                 <w:szCs w:val="20"/>
               </w:rPr>
-              <w:t>back-end</w:t>
-            </w:r>
-            <w:r>
-              <w:rPr>
-                <w:sz w:val="20"/>
-                <w:szCs w:val="20"/>
-              </w:rPr>
-              <w:t>; contrato OpenAPI; testabilidade; implantação única.</w:t>
-            </w:r>
-          </w:p>
-        </w:tc>
-        <w:tc>
-          <w:tcPr>
-            <w:tcW w:w="3375" w:type="dxa"/>
-            <w:tcBorders>
-              <w:top w:val="single" w:sz="4" w:space="0" w:color="000000"/>
-              <w:left w:val="single" w:sz="4" w:space="0" w:color="000000"/>
-              <w:bottom w:val="single" w:sz="4" w:space="0" w:color="000000"/>
-              <w:right w:val="single" w:sz="4" w:space="0" w:color="000000"/>
-            </w:tcBorders>
-          </w:tcPr>
-          <w:p>
-            <w:pPr>
-              <w:keepNext/>
-              <w:spacing w:before="20" w:after="20"/>
-              <w:rPr>
-                <w:sz w:val="20"/>
-                <w:szCs w:val="20"/>
-              </w:rPr>
-            </w:pPr>
-            <w:r>
-              <w:rPr>
-                <w:sz w:val="20"/>
-                <w:szCs w:val="20"/>
-              </w:rPr>
-              <w:t>Duas bases de código (</w:t>
-            </w:r>
+              <w:t>end</w:t>
+            </w:r>
+            <w:proofErr w:type="spellEnd"/>
+            <w:r>
+              <w:rPr>
+                <w:sz w:val="20"/>
+                <w:szCs w:val="20"/>
+              </w:rPr>
+              <w:t xml:space="preserve"> e </w:t>
+            </w:r>
+            <w:proofErr w:type="spellStart"/>
             <w:r>
               <w:rPr>
                 <w:i/>
@@ -4190,14 +4682,59 @@
                 <w:sz w:val="20"/>
                 <w:szCs w:val="20"/>
               </w:rPr>
-              <w:t>front-end</w:t>
-            </w:r>
-            <w:r>
-              <w:rPr>
-                <w:sz w:val="20"/>
-                <w:szCs w:val="20"/>
-              </w:rPr>
-              <w:t xml:space="preserve"> e </w:t>
+              <w:t>back-end</w:t>
+            </w:r>
+            <w:proofErr w:type="spellEnd"/>
+            <w:r>
+              <w:rPr>
+                <w:sz w:val="20"/>
+                <w:szCs w:val="20"/>
+              </w:rPr>
+              <w:t xml:space="preserve">; contrato </w:t>
+            </w:r>
+            <w:proofErr w:type="spellStart"/>
+            <w:r>
+              <w:rPr>
+                <w:sz w:val="20"/>
+                <w:szCs w:val="20"/>
+              </w:rPr>
+              <w:t>OpenAPI</w:t>
+            </w:r>
+            <w:proofErr w:type="spellEnd"/>
+            <w:r>
+              <w:rPr>
+                <w:sz w:val="20"/>
+                <w:szCs w:val="20"/>
+              </w:rPr>
+              <w:t>; testabilidade; implantação única.</w:t>
+            </w:r>
+          </w:p>
+        </w:tc>
+        <w:tc>
+          <w:tcPr>
+            <w:tcW w:w="3375" w:type="dxa"/>
+            <w:tcBorders>
+              <w:top w:val="single" w:sz="4" w:space="0" w:color="000000"/>
+              <w:left w:val="single" w:sz="4" w:space="0" w:color="000000"/>
+              <w:bottom w:val="single" w:sz="4" w:space="0" w:color="000000"/>
+              <w:right w:val="single" w:sz="4" w:space="0" w:color="000000"/>
+            </w:tcBorders>
+          </w:tcPr>
+          <w:p>
+            <w:pPr>
+              <w:keepNext/>
+              <w:spacing w:before="20" w:after="20"/>
+              <w:rPr>
+                <w:sz w:val="20"/>
+                <w:szCs w:val="20"/>
+              </w:rPr>
+            </w:pPr>
+            <w:r>
+              <w:rPr>
+                <w:sz w:val="20"/>
+                <w:szCs w:val="20"/>
+              </w:rPr>
+              <w:t>Duas bases de código (</w:t>
             </w:r>
             <w:r>
               <w:rPr>
@@ -4206,8 +4743,37 @@
                 <w:sz w:val="20"/>
                 <w:szCs w:val="20"/>
               </w:rPr>
+              <w:t>front-</w:t>
+            </w:r>
+            <w:proofErr w:type="spellStart"/>
+            <w:r>
+              <w:rPr>
+                <w:i/>
+                <w:iCs/>
+                <w:sz w:val="20"/>
+                <w:szCs w:val="20"/>
+              </w:rPr>
+              <w:t>end</w:t>
+            </w:r>
+            <w:proofErr w:type="spellEnd"/>
+            <w:r>
+              <w:rPr>
+                <w:sz w:val="20"/>
+                <w:szCs w:val="20"/>
+              </w:rPr>
+              <w:t xml:space="preserve"> e </w:t>
+            </w:r>
+            <w:proofErr w:type="spellStart"/>
+            <w:r>
+              <w:rPr>
+                <w:i/>
+                <w:iCs/>
+                <w:sz w:val="20"/>
+                <w:szCs w:val="20"/>
+              </w:rPr>
               <w:t>back-end</w:t>
             </w:r>
+            <w:proofErr w:type="spellEnd"/>
             <w:r>
               <w:rPr>
                 <w:sz w:val="20"/>
@@ -4327,8 +4893,17 @@
           <w:sz w:val="20"/>
           <w:szCs w:val="20"/>
         </w:rPr>
-        <w:t>Representação esquemática da arquitetura do VolunJá</w:t>
-      </w:r>
+        <w:t xml:space="preserve">Representação esquemática da arquitetura do </w:t>
+      </w:r>
+      <w:proofErr w:type="spellStart"/>
+      <w:r>
+        <w:rPr>
+          <w:sz w:val="20"/>
+          <w:szCs w:val="20"/>
+        </w:rPr>
+        <w:t>VolunJá</w:t>
+      </w:r>
+      <w:proofErr w:type="spellEnd"/>
     </w:p>
     <w:p>
       <w:pPr>
@@ -4420,7 +4995,15 @@
         <w:t>camada de apresentação</w:t>
       </w:r>
       <w:r>
-        <w:t xml:space="preserve">: a SPA, executada no navegador do usuário. O servidor reúne o Nginx, ponto único de entrada, e a API, que contém as camadas de </w:t>
+        <w:t xml:space="preserve">: a SPA, executada no navegador do usuário. O servidor reúne o </w:t>
+      </w:r>
+      <w:proofErr w:type="spellStart"/>
+      <w:r>
+        <w:t>Nginx</w:t>
+      </w:r>
+      <w:proofErr w:type="spellEnd"/>
+      <w:r>
+        <w:t xml:space="preserve">, ponto único de entrada, e a API, que contém as camadas de </w:t>
       </w:r>
       <w:r>
         <w:rPr>
@@ -4466,6 +5049,7 @@
         <w:lastRenderedPageBreak/>
         <w:t xml:space="preserve">arquivos, e o servidor SMTP é um serviço externo, usado para o envio de e-mails. Os módulos de domínio atravessam verticalmente as três camadas internas da API: cada módulo possui os seus próprios </w:t>
       </w:r>
+      <w:proofErr w:type="spellStart"/>
       <w:r>
         <w:rPr>
           <w:i/>
@@ -4473,9 +5057,11 @@
         </w:rPr>
         <w:t>routers</w:t>
       </w:r>
+      <w:proofErr w:type="spellEnd"/>
       <w:r>
         <w:t xml:space="preserve">, </w:t>
       </w:r>
+      <w:proofErr w:type="spellStart"/>
       <w:r>
         <w:rPr>
           <w:i/>
@@ -4483,9 +5069,11 @@
         </w:rPr>
         <w:t>services</w:t>
       </w:r>
+      <w:proofErr w:type="spellEnd"/>
       <w:r>
         <w:t xml:space="preserve"> e </w:t>
       </w:r>
+      <w:proofErr w:type="spellStart"/>
       <w:r>
         <w:rPr>
           <w:i/>
@@ -4493,9 +5081,11 @@
         </w:rPr>
         <w:t>repositories</w:t>
       </w:r>
+      <w:proofErr w:type="spellEnd"/>
       <w:r>
         <w:t xml:space="preserve">, e o pacote core oferece serviços transversais a todos eles. Os </w:t>
       </w:r>
+      <w:proofErr w:type="spellStart"/>
       <w:r>
         <w:rPr>
           <w:i/>
@@ -4503,9 +5093,11 @@
         </w:rPr>
         <w:t>services</w:t>
       </w:r>
+      <w:proofErr w:type="spellEnd"/>
       <w:r>
         <w:t xml:space="preserve"> e os </w:t>
       </w:r>
+      <w:proofErr w:type="spellStart"/>
       <w:r>
         <w:rPr>
           <w:i/>
@@ -4513,6 +5105,7 @@
         </w:rPr>
         <w:t>repositories</w:t>
       </w:r>
+      <w:proofErr w:type="spellEnd"/>
       <w:r>
         <w:t xml:space="preserve"> seguem, respectivamente, os padrões </w:t>
       </w:r>
@@ -4521,18 +5114,29 @@
           <w:i/>
           <w:iCs/>
         </w:rPr>
-        <w:t>Service Layer</w:t>
-      </w:r>
-      <w:r>
-        <w:t xml:space="preserve"> e </w:t>
-      </w:r>
+        <w:t xml:space="preserve">Service </w:t>
+      </w:r>
+      <w:proofErr w:type="spellStart"/>
       <w:r>
         <w:rPr>
           <w:i/>
           <w:iCs/>
         </w:rPr>
+        <w:t>Layer</w:t>
+      </w:r>
+      <w:proofErr w:type="spellEnd"/>
+      <w:r>
+        <w:t xml:space="preserve"> e </w:t>
+      </w:r>
+      <w:proofErr w:type="spellStart"/>
+      <w:r>
+        <w:rPr>
+          <w:i/>
+          <w:iCs/>
+        </w:rPr>
         <w:t>Repository</w:t>
       </w:r>
+      <w:proofErr w:type="spellEnd"/>
       <w:r>
         <w:t xml:space="preserve"> descritos por Fowler (2002).</w:t>
       </w:r>
@@ -4542,7 +5146,31 @@
         <w:pStyle w:val="Corpodetexto"/>
       </w:pPr>
       <w:r>
-        <w:t>Os elementos do estilo arquitetural são instanciados com as tecnologias do Quadro 2, selecionadas a partir das suas documentações oficiais (React, 2026; FastAPI, 2026; SQLAlchemy, 2026; MySQL, 2026; Docker, 2026).</w:t>
+        <w:t>Os elementos do estilo arquitetural são instanciados com as tecnologias do Quadro 2, selecionadas a partir das suas documentações oficiais (</w:t>
+      </w:r>
+      <w:proofErr w:type="spellStart"/>
+      <w:r>
+        <w:t>React</w:t>
+      </w:r>
+      <w:proofErr w:type="spellEnd"/>
+      <w:r>
+        <w:t xml:space="preserve">, 2026; </w:t>
+      </w:r>
+      <w:proofErr w:type="spellStart"/>
+      <w:r>
+        <w:t>FastAPI</w:t>
+      </w:r>
+      <w:proofErr w:type="spellEnd"/>
+      <w:r>
+        <w:t xml:space="preserve">, 2026; </w:t>
+      </w:r>
+      <w:proofErr w:type="spellStart"/>
+      <w:r>
+        <w:t>SQLAlchemy</w:t>
+      </w:r>
+      <w:proofErr w:type="spellEnd"/>
+      <w:r>
+        <w:t>, 2026; MySQL, 2026; Docker, 2026).</w:t>
       </w:r>
     </w:p>
     <w:p>
@@ -4786,12 +5414,21 @@
                 <w:szCs w:val="20"/>
               </w:rPr>
             </w:pPr>
-            <w:r>
-              <w:rPr>
-                <w:sz w:val="20"/>
-                <w:szCs w:val="20"/>
-              </w:rPr>
-              <w:t xml:space="preserve">React definido no DV (Quadro 5); o Vite gera um </w:t>
+            <w:proofErr w:type="spellStart"/>
+            <w:r>
+              <w:rPr>
+                <w:sz w:val="20"/>
+                <w:szCs w:val="20"/>
+              </w:rPr>
+              <w:t>React</w:t>
+            </w:r>
+            <w:proofErr w:type="spellEnd"/>
+            <w:r>
+              <w:rPr>
+                <w:sz w:val="20"/>
+                <w:szCs w:val="20"/>
+              </w:rPr>
+              <w:t xml:space="preserve"> definido no DV (Quadro 5); o Vite gera um </w:t>
             </w:r>
             <w:r>
               <w:rPr>
@@ -4807,7 +5444,39 @@
                 <w:sz w:val="20"/>
                 <w:szCs w:val="20"/>
               </w:rPr>
-              <w:t xml:space="preserve"> otimizado e oferece recarga rápida no desenvolvimento; o React Router organiza as telas por rota e por perfil.</w:t>
+              <w:t xml:space="preserve"> otimizado e oferece recarga rápida no desenvolvimento; o </w:t>
+            </w:r>
+            <w:proofErr w:type="spellStart"/>
+            <w:r>
+              <w:rPr>
+                <w:sz w:val="20"/>
+                <w:szCs w:val="20"/>
+              </w:rPr>
+              <w:t>React</w:t>
+            </w:r>
+            <w:proofErr w:type="spellEnd"/>
+            <w:r>
+              <w:rPr>
+                <w:sz w:val="20"/>
+                <w:szCs w:val="20"/>
+              </w:rPr>
+              <w:t xml:space="preserve"> </w:t>
+            </w:r>
+            <w:proofErr w:type="spellStart"/>
+            <w:r>
+              <w:rPr>
+                <w:sz w:val="20"/>
+                <w:szCs w:val="20"/>
+              </w:rPr>
+              <w:t>Router</w:t>
+            </w:r>
+            <w:proofErr w:type="spellEnd"/>
+            <w:r>
+              <w:rPr>
+                <w:sz w:val="20"/>
+                <w:szCs w:val="20"/>
+              </w:rPr>
+              <w:t xml:space="preserve"> organiza as telas por rota e por perfil.</w:t>
             </w:r>
           </w:p>
         </w:tc>
@@ -4885,6 +5554,7 @@
                 <w:szCs w:val="20"/>
               </w:rPr>
             </w:pPr>
+            <w:proofErr w:type="spellStart"/>
             <w:r>
               <w:rPr>
                 <w:sz w:val="20"/>
@@ -4892,6 +5562,7 @@
               </w:rPr>
               <w:t>Nginx</w:t>
             </w:r>
+            <w:proofErr w:type="spellEnd"/>
           </w:p>
         </w:tc>
         <w:tc>
@@ -4991,12 +5662,53 @@
                 <w:szCs w:val="20"/>
               </w:rPr>
             </w:pPr>
-            <w:r>
-              <w:rPr>
-                <w:sz w:val="20"/>
-                <w:szCs w:val="20"/>
-              </w:rPr>
-              <w:t>FastAPI, Pydantic v2 e Uvicorn (ASGI)</w:t>
+            <w:proofErr w:type="spellStart"/>
+            <w:r>
+              <w:rPr>
+                <w:sz w:val="20"/>
+                <w:szCs w:val="20"/>
+              </w:rPr>
+              <w:t>FastAPI</w:t>
+            </w:r>
+            <w:proofErr w:type="spellEnd"/>
+            <w:r>
+              <w:rPr>
+                <w:sz w:val="20"/>
+                <w:szCs w:val="20"/>
+              </w:rPr>
+              <w:t xml:space="preserve">, </w:t>
+            </w:r>
+            <w:proofErr w:type="spellStart"/>
+            <w:r>
+              <w:rPr>
+                <w:sz w:val="20"/>
+                <w:szCs w:val="20"/>
+              </w:rPr>
+              <w:t>Pydantic</w:t>
+            </w:r>
+            <w:proofErr w:type="spellEnd"/>
+            <w:r>
+              <w:rPr>
+                <w:sz w:val="20"/>
+                <w:szCs w:val="20"/>
+              </w:rPr>
+              <w:t xml:space="preserve"> v2 e </w:t>
+            </w:r>
+            <w:proofErr w:type="spellStart"/>
+            <w:r>
+              <w:rPr>
+                <w:sz w:val="20"/>
+                <w:szCs w:val="20"/>
+              </w:rPr>
+              <w:t>Uvicorn</w:t>
+            </w:r>
+            <w:proofErr w:type="spellEnd"/>
+            <w:r>
+              <w:rPr>
+                <w:sz w:val="20"/>
+                <w:szCs w:val="20"/>
+              </w:rPr>
+              <w:t xml:space="preserve"> (ASGI)</w:t>
             </w:r>
           </w:p>
         </w:tc>
@@ -5023,7 +5735,23 @@
                 <w:sz w:val="20"/>
                 <w:szCs w:val="20"/>
               </w:rPr>
-              <w:t>Validação declarativa da entrada, documentação OpenAPI automática e injeção de dependências para autenticação e autorização.</w:t>
+              <w:t xml:space="preserve">Validação declarativa da entrada, documentação </w:t>
+            </w:r>
+            <w:proofErr w:type="spellStart"/>
+            <w:r>
+              <w:rPr>
+                <w:sz w:val="20"/>
+                <w:szCs w:val="20"/>
+              </w:rPr>
+              <w:t>OpenAPI</w:t>
+            </w:r>
+            <w:proofErr w:type="spellEnd"/>
+            <w:r>
+              <w:rPr>
+                <w:sz w:val="20"/>
+                <w:szCs w:val="20"/>
+              </w:rPr>
+              <w:t xml:space="preserve"> automática e injeção de dependências para autenticação e autorização.</w:t>
             </w:r>
           </w:p>
         </w:tc>
@@ -5171,13 +5899,47 @@
                 <w:szCs w:val="20"/>
               </w:rPr>
             </w:pPr>
-            <w:r>
-              <w:rPr>
-                <w:sz w:val="20"/>
-                <w:szCs w:val="20"/>
-              </w:rPr>
-              <w:t>SQLAlchemy 2.0, Alembic e PyMySQL</w:t>
-            </w:r>
+            <w:proofErr w:type="spellStart"/>
+            <w:r>
+              <w:rPr>
+                <w:sz w:val="20"/>
+                <w:szCs w:val="20"/>
+              </w:rPr>
+              <w:t>SQLAlchemy</w:t>
+            </w:r>
+            <w:proofErr w:type="spellEnd"/>
+            <w:r>
+              <w:rPr>
+                <w:sz w:val="20"/>
+                <w:szCs w:val="20"/>
+              </w:rPr>
+              <w:t xml:space="preserve"> 2.0, </w:t>
+            </w:r>
+            <w:proofErr w:type="spellStart"/>
+            <w:r>
+              <w:rPr>
+                <w:sz w:val="20"/>
+                <w:szCs w:val="20"/>
+              </w:rPr>
+              <w:t>Alembic</w:t>
+            </w:r>
+            <w:proofErr w:type="spellEnd"/>
+            <w:r>
+              <w:rPr>
+                <w:sz w:val="20"/>
+                <w:szCs w:val="20"/>
+              </w:rPr>
+              <w:t xml:space="preserve"> e </w:t>
+            </w:r>
+            <w:proofErr w:type="spellStart"/>
+            <w:r>
+              <w:rPr>
+                <w:sz w:val="20"/>
+                <w:szCs w:val="20"/>
+              </w:rPr>
+              <w:t>PyMySQL</w:t>
+            </w:r>
+            <w:proofErr w:type="spellEnd"/>
           </w:p>
         </w:tc>
         <w:tc>
@@ -5203,7 +5965,23 @@
                 <w:sz w:val="20"/>
                 <w:szCs w:val="20"/>
               </w:rPr>
-              <w:t>Mapeamento objeto-relacional (ORM) maduro, com suporte ao MySQL; migrações do banco versionadas junto com o código.</w:t>
+              <w:t xml:space="preserve">Mapeamento objeto-relacional (ORM) maduro, com suporte ao MySQL; migrações do banco </w:t>
+            </w:r>
+            <w:proofErr w:type="spellStart"/>
+            <w:r>
+              <w:rPr>
+                <w:sz w:val="20"/>
+                <w:szCs w:val="20"/>
+              </w:rPr>
+              <w:t>versionadas</w:t>
+            </w:r>
+            <w:proofErr w:type="spellEnd"/>
+            <w:r>
+              <w:rPr>
+                <w:sz w:val="20"/>
+                <w:szCs w:val="20"/>
+              </w:rPr>
+              <w:t xml:space="preserve"> junto com o código.</w:t>
             </w:r>
           </w:p>
         </w:tc>
@@ -5462,8 +6240,25 @@
                 <w:sz w:val="20"/>
                 <w:szCs w:val="20"/>
               </w:rPr>
-              <w:t xml:space="preserve">), com PyJWT, e </w:t>
-            </w:r>
+              <w:t xml:space="preserve">), com </w:t>
+            </w:r>
+            <w:proofErr w:type="spellStart"/>
+            <w:r>
+              <w:rPr>
+                <w:sz w:val="20"/>
+                <w:szCs w:val="20"/>
+              </w:rPr>
+              <w:t>PyJWT</w:t>
+            </w:r>
+            <w:proofErr w:type="spellEnd"/>
+            <w:r>
+              <w:rPr>
+                <w:sz w:val="20"/>
+                <w:szCs w:val="20"/>
+              </w:rPr>
+              <w:t xml:space="preserve">, e </w:t>
+            </w:r>
+            <w:proofErr w:type="spellStart"/>
             <w:r>
               <w:rPr>
                 <w:i/>
@@ -5473,12 +6268,29 @@
               </w:rPr>
               <w:t>hash</w:t>
             </w:r>
-            <w:r>
-              <w:rPr>
-                <w:sz w:val="20"/>
-                <w:szCs w:val="20"/>
-              </w:rPr>
-              <w:t xml:space="preserve"> de senhas com Argon2 (pwdlib)</w:t>
+            <w:proofErr w:type="spellEnd"/>
+            <w:r>
+              <w:rPr>
+                <w:sz w:val="20"/>
+                <w:szCs w:val="20"/>
+              </w:rPr>
+              <w:t xml:space="preserve"> de senhas com Argon2 (</w:t>
+            </w:r>
+            <w:proofErr w:type="spellStart"/>
+            <w:r>
+              <w:rPr>
+                <w:sz w:val="20"/>
+                <w:szCs w:val="20"/>
+              </w:rPr>
+              <w:t>pwdlib</w:t>
+            </w:r>
+            <w:proofErr w:type="spellEnd"/>
+            <w:r>
+              <w:rPr>
+                <w:sz w:val="20"/>
+                <w:szCs w:val="20"/>
+              </w:rPr>
+              <w:t>)</w:t>
             </w:r>
           </w:p>
         </w:tc>
@@ -5568,7 +6380,39 @@
                 <w:sz w:val="20"/>
                 <w:szCs w:val="20"/>
               </w:rPr>
-              <w:t>SMTP e tarefas em segundo plano do FastAPI (BackgroundTasks)</w:t>
+              <w:t xml:space="preserve">SMTP e tarefas em segundo plano do </w:t>
+            </w:r>
+            <w:proofErr w:type="spellStart"/>
+            <w:r>
+              <w:rPr>
+                <w:sz w:val="20"/>
+                <w:szCs w:val="20"/>
+              </w:rPr>
+              <w:t>FastAPI</w:t>
+            </w:r>
+            <w:proofErr w:type="spellEnd"/>
+            <w:r>
+              <w:rPr>
+                <w:sz w:val="20"/>
+                <w:szCs w:val="20"/>
+              </w:rPr>
+              <w:t xml:space="preserve"> (</w:t>
+            </w:r>
+            <w:proofErr w:type="spellStart"/>
+            <w:r>
+              <w:rPr>
+                <w:sz w:val="20"/>
+                <w:szCs w:val="20"/>
+              </w:rPr>
+              <w:t>BackgroundTasks</w:t>
+            </w:r>
+            <w:proofErr w:type="spellEnd"/>
+            <w:r>
+              <w:rPr>
+                <w:sz w:val="20"/>
+                <w:szCs w:val="20"/>
+              </w:rPr>
+              <w:t>)</w:t>
             </w:r>
           </w:p>
         </w:tc>
@@ -5658,8 +6502,17 @@
                 <w:sz w:val="20"/>
                 <w:szCs w:val="20"/>
               </w:rPr>
-              <w:t>Docker e Docker Compose</w:t>
-            </w:r>
+              <w:t xml:space="preserve">Docker e Docker </w:t>
+            </w:r>
+            <w:proofErr w:type="spellStart"/>
+            <w:r>
+              <w:rPr>
+                <w:sz w:val="20"/>
+                <w:szCs w:val="20"/>
+              </w:rPr>
+              <w:t>Compose</w:t>
+            </w:r>
+            <w:proofErr w:type="spellEnd"/>
           </w:p>
         </w:tc>
         <w:tc>
@@ -5750,8 +6603,17 @@
                 <w:sz w:val="20"/>
                 <w:szCs w:val="20"/>
               </w:rPr>
-              <w:t>GitHub Actions</w:t>
-            </w:r>
+              <w:t xml:space="preserve">GitHub </w:t>
+            </w:r>
+            <w:proofErr w:type="spellStart"/>
+            <w:r>
+              <w:rPr>
+                <w:sz w:val="20"/>
+                <w:szCs w:val="20"/>
+              </w:rPr>
+              <w:t>Actions</w:t>
+            </w:r>
+            <w:proofErr w:type="spellEnd"/>
           </w:p>
         </w:tc>
         <w:tc>
@@ -5780,6 +6642,7 @@
               </w:rPr>
               <w:t xml:space="preserve">Já utilizado na publicação da documentação (DV, Quadro 5); executa </w:t>
             </w:r>
+            <w:proofErr w:type="spellStart"/>
             <w:r>
               <w:rPr>
                 <w:i/>
@@ -5789,6 +6652,7 @@
               </w:rPr>
               <w:t>lint</w:t>
             </w:r>
+            <w:proofErr w:type="spellEnd"/>
             <w:r>
               <w:rPr>
                 <w:sz w:val="20"/>
@@ -5796,6 +6660,7 @@
               </w:rPr>
               <w:t xml:space="preserve"> e testes a cada </w:t>
             </w:r>
+            <w:proofErr w:type="spellStart"/>
             <w:r>
               <w:rPr>
                 <w:i/>
@@ -5803,8 +6668,29 @@
                 <w:sz w:val="20"/>
                 <w:szCs w:val="20"/>
               </w:rPr>
-              <w:t>pull request</w:t>
-            </w:r>
+              <w:t>pull</w:t>
+            </w:r>
+            <w:proofErr w:type="spellEnd"/>
+            <w:r>
+              <w:rPr>
+                <w:i/>
+                <w:iCs/>
+                <w:sz w:val="20"/>
+                <w:szCs w:val="20"/>
+              </w:rPr>
+              <w:t xml:space="preserve"> </w:t>
+            </w:r>
+            <w:proofErr w:type="spellStart"/>
+            <w:r>
+              <w:rPr>
+                <w:i/>
+                <w:iCs/>
+                <w:sz w:val="20"/>
+                <w:szCs w:val="20"/>
+              </w:rPr>
+              <w:t>request</w:t>
+            </w:r>
+            <w:proofErr w:type="spellEnd"/>
             <w:r>
               <w:rPr>
                 <w:sz w:val="20"/>
@@ -5839,7 +6725,23 @@
       </w:pPr>
       <w:r>
         <w:lastRenderedPageBreak/>
-        <w:t>Completam a pilha as bibliotecas de apoio — Axios, no cliente HTTP; CSS Modules, na estilização; e ReportLab, na geração do comprovante em PDF (RF22) — e as ferramentas de qualidade e testes previstas no DV (seção 6.1).</w:t>
+        <w:t xml:space="preserve">Completam a pilha as bibliotecas de apoio — </w:t>
+      </w:r>
+      <w:proofErr w:type="spellStart"/>
+      <w:r>
+        <w:t>Axios</w:t>
+      </w:r>
+      <w:proofErr w:type="spellEnd"/>
+      <w:r>
+        <w:t xml:space="preserve">, no cliente HTTP; CSS Modules, na estilização; e </w:t>
+      </w:r>
+      <w:proofErr w:type="spellStart"/>
+      <w:r>
+        <w:t>ReportLab</w:t>
+      </w:r>
+      <w:proofErr w:type="spellEnd"/>
+      <w:r>
+        <w:t>, na geração do comprovante em PDF (RF22) — e as ferramentas de qualidade e testes previstas no DV (seção 6.1).</w:t>
       </w:r>
     </w:p>
     <w:p>
@@ -6186,7 +7088,27 @@
                 <w:sz w:val="18"/>
                 <w:szCs w:val="18"/>
               </w:rPr>
-              <w:t>SPA (React)</w:t>
+              <w:t>SPA (</w:t>
+            </w:r>
+            <w:proofErr w:type="spellStart"/>
+            <w:r>
+              <w:rPr>
+                <w:b/>
+                <w:bCs/>
+                <w:sz w:val="18"/>
+                <w:szCs w:val="18"/>
+              </w:rPr>
+              <w:t>React</w:t>
+            </w:r>
+            <w:proofErr w:type="spellEnd"/>
+            <w:r>
+              <w:rPr>
+                <w:b/>
+                <w:bCs/>
+                <w:sz w:val="18"/>
+                <w:szCs w:val="18"/>
+              </w:rPr>
+              <w:t>)</w:t>
             </w:r>
           </w:p>
         </w:tc>
@@ -6272,6 +7194,7 @@
               </w:rPr>
               <w:t>Requisições HTTP com JSON ou arquivos (</w:t>
             </w:r>
+            <w:proofErr w:type="spellStart"/>
             <w:r>
               <w:rPr>
                 <w:i/>
@@ -6279,8 +7202,29 @@
                 <w:sz w:val="18"/>
                 <w:szCs w:val="18"/>
               </w:rPr>
-              <w:t>multipart/form-data</w:t>
-            </w:r>
+              <w:t>multipart</w:t>
+            </w:r>
+            <w:proofErr w:type="spellEnd"/>
+            <w:r>
+              <w:rPr>
+                <w:i/>
+                <w:iCs/>
+                <w:sz w:val="18"/>
+                <w:szCs w:val="18"/>
+              </w:rPr>
+              <w:t>/</w:t>
+            </w:r>
+            <w:proofErr w:type="spellStart"/>
+            <w:r>
+              <w:rPr>
+                <w:i/>
+                <w:iCs/>
+                <w:sz w:val="18"/>
+                <w:szCs w:val="18"/>
+              </w:rPr>
+              <w:t>form-data</w:t>
+            </w:r>
+            <w:proofErr w:type="spellEnd"/>
             <w:r>
               <w:rPr>
                 <w:sz w:val="18"/>
@@ -6349,8 +7293,21 @@
                 <w:sz w:val="18"/>
                 <w:szCs w:val="18"/>
               </w:rPr>
-              <w:t>front-end</w:t>
-            </w:r>
+              <w:t>front-</w:t>
+            </w:r>
+            <w:proofErr w:type="spellStart"/>
+            <w:r>
+              <w:rPr>
+                <w:b/>
+                <w:bCs/>
+                <w:i/>
+                <w:iCs/>
+                <w:sz w:val="18"/>
+                <w:szCs w:val="18"/>
+              </w:rPr>
+              <w:t>end</w:t>
+            </w:r>
+            <w:proofErr w:type="spellEnd"/>
             <w:r>
               <w:rPr>
                 <w:b/>
@@ -6439,7 +7396,23 @@
                 <w:sz w:val="18"/>
                 <w:szCs w:val="18"/>
               </w:rPr>
-              <w:t xml:space="preserve">Chamadas HTTP com o cabeçalho Authorization; diante da resposta 401, encerram a sessão e direcionam ao </w:t>
+              <w:t xml:space="preserve">Chamadas HTTP com o cabeçalho </w:t>
+            </w:r>
+            <w:proofErr w:type="spellStart"/>
+            <w:r>
+              <w:rPr>
+                <w:sz w:val="18"/>
+                <w:szCs w:val="18"/>
+              </w:rPr>
+              <w:t>Authorization</w:t>
+            </w:r>
+            <w:proofErr w:type="spellEnd"/>
+            <w:r>
+              <w:rPr>
+                <w:sz w:val="18"/>
+                <w:szCs w:val="18"/>
+              </w:rPr>
+              <w:t xml:space="preserve">; diante da resposta 401, encerram a sessão e direcionam ao </w:t>
             </w:r>
             <w:r>
               <w:rPr>
@@ -6484,6 +7457,7 @@
                 <w:szCs w:val="18"/>
               </w:rPr>
             </w:pPr>
+            <w:proofErr w:type="spellStart"/>
             <w:r>
               <w:rPr>
                 <w:b/>
@@ -6493,6 +7467,7 @@
               </w:rPr>
               <w:t>Nginx</w:t>
             </w:r>
+            <w:proofErr w:type="spellEnd"/>
           </w:p>
         </w:tc>
         <w:tc>
@@ -6572,7 +7547,23 @@
                 <w:sz w:val="18"/>
                 <w:szCs w:val="18"/>
               </w:rPr>
-              <w:t xml:space="preserve">Arquivos estáticos da SPA; encaminhamento de /api ao Uvicorn (porta 8000); cabeçalhos de segurança e limite de tentativas de </w:t>
+              <w:t xml:space="preserve">Arquivos estáticos da SPA; encaminhamento de /api ao </w:t>
+            </w:r>
+            <w:proofErr w:type="spellStart"/>
+            <w:r>
+              <w:rPr>
+                <w:sz w:val="18"/>
+                <w:szCs w:val="18"/>
+              </w:rPr>
+              <w:t>Uvicorn</w:t>
+            </w:r>
+            <w:proofErr w:type="spellEnd"/>
+            <w:r>
+              <w:rPr>
+                <w:sz w:val="18"/>
+                <w:szCs w:val="18"/>
+              </w:rPr>
+              <w:t xml:space="preserve"> (porta 8000); cabeçalhos de segurança e limite de tentativas de </w:t>
             </w:r>
             <w:r>
               <w:rPr>
@@ -6617,6 +7608,7 @@
                 <w:szCs w:val="18"/>
               </w:rPr>
             </w:pPr>
+            <w:proofErr w:type="spellStart"/>
             <w:r>
               <w:rPr>
                 <w:b/>
@@ -6628,6 +7620,7 @@
               </w:rPr>
               <w:t>Routers</w:t>
             </w:r>
+            <w:proofErr w:type="spellEnd"/>
           </w:p>
         </w:tc>
         <w:tc>
@@ -6655,6 +7648,7 @@
               </w:rPr>
               <w:t xml:space="preserve">Expor os </w:t>
             </w:r>
+            <w:proofErr w:type="spellStart"/>
             <w:r>
               <w:rPr>
                 <w:i/>
@@ -6664,12 +7658,29 @@
               </w:rPr>
               <w:t>endpoints</w:t>
             </w:r>
-            <w:r>
-              <w:rPr>
-                <w:sz w:val="18"/>
-                <w:szCs w:val="18"/>
-              </w:rPr>
-              <w:t xml:space="preserve"> REST versionados (/api/v1) e traduzir o HTTP em chamadas de serviço.</w:t>
+            <w:proofErr w:type="spellEnd"/>
+            <w:r>
+              <w:rPr>
+                <w:sz w:val="18"/>
+                <w:szCs w:val="18"/>
+              </w:rPr>
+              <w:t xml:space="preserve"> REST </w:t>
+            </w:r>
+            <w:proofErr w:type="spellStart"/>
+            <w:r>
+              <w:rPr>
+                <w:sz w:val="18"/>
+                <w:szCs w:val="18"/>
+              </w:rPr>
+              <w:t>versionados</w:t>
+            </w:r>
+            <w:proofErr w:type="spellEnd"/>
+            <w:r>
+              <w:rPr>
+                <w:sz w:val="18"/>
+                <w:szCs w:val="18"/>
+              </w:rPr>
+              <w:t xml:space="preserve"> (/api/v1) e traduzir o HTTP em chamadas de serviço.</w:t>
             </w:r>
           </w:p>
         </w:tc>
@@ -6698,6 +7709,7 @@
               </w:rPr>
               <w:t xml:space="preserve">Requisições validadas pelos </w:t>
             </w:r>
+            <w:proofErr w:type="spellStart"/>
             <w:r>
               <w:rPr>
                 <w:i/>
@@ -6707,6 +7719,7 @@
               </w:rPr>
               <w:t>schemas</w:t>
             </w:r>
+            <w:proofErr w:type="spellEnd"/>
             <w:r>
               <w:rPr>
                 <w:sz w:val="18"/>
@@ -6768,6 +7781,7 @@
                 <w:szCs w:val="18"/>
               </w:rPr>
             </w:pPr>
+            <w:proofErr w:type="spellStart"/>
             <w:r>
               <w:rPr>
                 <w:b/>
@@ -6779,14 +7793,35 @@
               </w:rPr>
               <w:t>Schemas</w:t>
             </w:r>
-            <w:r>
-              <w:rPr>
-                <w:b/>
-                <w:bCs/>
-                <w:sz w:val="18"/>
-                <w:szCs w:val="18"/>
-              </w:rPr>
-              <w:t xml:space="preserve"> (Pydantic)</w:t>
+            <w:proofErr w:type="spellEnd"/>
+            <w:r>
+              <w:rPr>
+                <w:b/>
+                <w:bCs/>
+                <w:sz w:val="18"/>
+                <w:szCs w:val="18"/>
+              </w:rPr>
+              <w:t xml:space="preserve"> (</w:t>
+            </w:r>
+            <w:proofErr w:type="spellStart"/>
+            <w:r>
+              <w:rPr>
+                <w:b/>
+                <w:bCs/>
+                <w:sz w:val="18"/>
+                <w:szCs w:val="18"/>
+              </w:rPr>
+              <w:t>Pydantic</w:t>
+            </w:r>
+            <w:proofErr w:type="spellEnd"/>
+            <w:r>
+              <w:rPr>
+                <w:b/>
+                <w:bCs/>
+                <w:sz w:val="18"/>
+                <w:szCs w:val="18"/>
+              </w:rPr>
+              <w:t>)</w:t>
             </w:r>
           </w:p>
         </w:tc>
@@ -6813,7 +7848,23 @@
                 <w:sz w:val="18"/>
                 <w:szCs w:val="18"/>
               </w:rPr>
-              <w:t>Definir os contratos de entrada e de saída (DTOs, objetos de transferência de dados).</w:t>
+              <w:t>Definir os contratos de entrada e de saída (</w:t>
+            </w:r>
+            <w:proofErr w:type="spellStart"/>
+            <w:r>
+              <w:rPr>
+                <w:sz w:val="18"/>
+                <w:szCs w:val="18"/>
+              </w:rPr>
+              <w:t>DTOs</w:t>
+            </w:r>
+            <w:proofErr w:type="spellEnd"/>
+            <w:r>
+              <w:rPr>
+                <w:sz w:val="18"/>
+                <w:szCs w:val="18"/>
+              </w:rPr>
+              <w:t>, objetos de transferência de dados).</w:t>
             </w:r>
           </w:p>
         </w:tc>
@@ -6869,6 +7920,7 @@
               </w:rPr>
               <w:t xml:space="preserve">Objetos validados ou erro 422. Nunca expõem campos sensíveis, como o </w:t>
             </w:r>
+            <w:proofErr w:type="spellStart"/>
             <w:r>
               <w:rPr>
                 <w:i/>
@@ -6878,6 +7930,7 @@
               </w:rPr>
               <w:t>hash</w:t>
             </w:r>
+            <w:proofErr w:type="spellEnd"/>
             <w:r>
               <w:rPr>
                 <w:sz w:val="18"/>
@@ -6984,6 +8037,7 @@
               </w:rPr>
               <w:t xml:space="preserve"> JWT; perfis exigidos pelo </w:t>
             </w:r>
+            <w:proofErr w:type="spellStart"/>
             <w:r>
               <w:rPr>
                 <w:i/>
@@ -6993,6 +8047,7 @@
               </w:rPr>
               <w:t>endpoint</w:t>
             </w:r>
+            <w:proofErr w:type="spellEnd"/>
             <w:r>
               <w:rPr>
                 <w:sz w:val="18"/>
@@ -7173,6 +8228,7 @@
                 <w:szCs w:val="18"/>
               </w:rPr>
             </w:pPr>
+            <w:proofErr w:type="spellStart"/>
             <w:r>
               <w:rPr>
                 <w:b/>
@@ -7184,6 +8240,7 @@
               </w:rPr>
               <w:t>Repositories</w:t>
             </w:r>
+            <w:proofErr w:type="spellEnd"/>
           </w:p>
         </w:tc>
         <w:tc>
@@ -7263,7 +8320,23 @@
                 <w:sz w:val="18"/>
                 <w:szCs w:val="18"/>
               </w:rPr>
-              <w:t>Entidades do ORM. São os únicos elementos que usam a sessão do SQLAlchemy.</w:t>
+              <w:t xml:space="preserve">Entidades do ORM. São os únicos elementos que usam a sessão do </w:t>
+            </w:r>
+            <w:proofErr w:type="spellStart"/>
+            <w:r>
+              <w:rPr>
+                <w:sz w:val="18"/>
+                <w:szCs w:val="18"/>
+              </w:rPr>
+              <w:t>SQLAlchemy</w:t>
+            </w:r>
+            <w:proofErr w:type="spellEnd"/>
+            <w:r>
+              <w:rPr>
+                <w:sz w:val="18"/>
+                <w:szCs w:val="18"/>
+              </w:rPr>
+              <w:t>.</w:t>
             </w:r>
           </w:p>
         </w:tc>
@@ -7393,6 +8466,7 @@
               </w:rPr>
               <w:t xml:space="preserve">Objetos de domínio usados pelos </w:t>
             </w:r>
+            <w:proofErr w:type="spellStart"/>
             <w:r>
               <w:rPr>
                 <w:i/>
@@ -7402,6 +8476,7 @@
               </w:rPr>
               <w:t>services</w:t>
             </w:r>
+            <w:proofErr w:type="spellEnd"/>
             <w:r>
               <w:rPr>
                 <w:sz w:val="18"/>
@@ -7524,7 +8599,23 @@
                 <w:sz w:val="18"/>
                 <w:szCs w:val="18"/>
               </w:rPr>
-              <w:t>Configurações tipadas e funções utilitárias usadas por todos os módulos.</w:t>
+              <w:t xml:space="preserve">Configurações </w:t>
+            </w:r>
+            <w:proofErr w:type="spellStart"/>
+            <w:r>
+              <w:rPr>
+                <w:sz w:val="18"/>
+                <w:szCs w:val="18"/>
+              </w:rPr>
+              <w:t>tipadas</w:t>
+            </w:r>
+            <w:proofErr w:type="spellEnd"/>
+            <w:r>
+              <w:rPr>
+                <w:sz w:val="18"/>
+                <w:szCs w:val="18"/>
+              </w:rPr>
+              <w:t xml:space="preserve"> e funções utilitárias usadas por todos os módulos.</w:t>
             </w:r>
           </w:p>
         </w:tc>
@@ -7614,7 +8705,23 @@
                 <w:sz w:val="18"/>
                 <w:szCs w:val="18"/>
               </w:rPr>
-              <w:t>Comandos SQL gerados pelo SQLAlchemy.</w:t>
+              <w:t xml:space="preserve">Comandos SQL gerados pelo </w:t>
+            </w:r>
+            <w:proofErr w:type="spellStart"/>
+            <w:r>
+              <w:rPr>
+                <w:sz w:val="18"/>
+                <w:szCs w:val="18"/>
+              </w:rPr>
+              <w:t>SQLAlchemy</w:t>
+            </w:r>
+            <w:proofErr w:type="spellEnd"/>
+            <w:r>
+              <w:rPr>
+                <w:sz w:val="18"/>
+                <w:szCs w:val="18"/>
+              </w:rPr>
+              <w:t>.</w:t>
             </w:r>
           </w:p>
         </w:tc>
@@ -7927,6 +9034,7 @@
       <w:r>
         <w:t>cada camada depende apenas da camada imediatamente inferior (</w:t>
       </w:r>
+      <w:proofErr w:type="spellStart"/>
       <w:r>
         <w:rPr>
           <w:i/>
@@ -7934,9 +9042,11 @@
         </w:rPr>
         <w:t>router</w:t>
       </w:r>
+      <w:proofErr w:type="spellEnd"/>
       <w:r>
         <w:t xml:space="preserve">, </w:t>
       </w:r>
+      <w:proofErr w:type="spellStart"/>
       <w:r>
         <w:rPr>
           <w:i/>
@@ -7944,9 +9054,11 @@
         </w:rPr>
         <w:t>service</w:t>
       </w:r>
+      <w:proofErr w:type="spellEnd"/>
       <w:r>
         <w:t xml:space="preserve">, </w:t>
       </w:r>
+      <w:proofErr w:type="spellStart"/>
       <w:r>
         <w:rPr>
           <w:i/>
@@ -7954,6 +9066,7 @@
         </w:rPr>
         <w:t>repository</w:t>
       </w:r>
+      <w:proofErr w:type="spellEnd"/>
       <w:r>
         <w:t xml:space="preserve"> e model), nunca no sentido inverso;</w:t>
       </w:r>
@@ -7969,6 +9082,7 @@
       <w:r>
         <w:t xml:space="preserve">um módulo acessa outro somente por meio do </w:t>
       </w:r>
+      <w:proofErr w:type="spellStart"/>
       <w:r>
         <w:rPr>
           <w:i/>
@@ -7976,9 +9090,11 @@
         </w:rPr>
         <w:t>service</w:t>
       </w:r>
+      <w:proofErr w:type="spellEnd"/>
       <w:r>
         <w:t xml:space="preserve"> desse módulo, e nunca diretamente pelo </w:t>
       </w:r>
+      <w:proofErr w:type="spellStart"/>
       <w:r>
         <w:rPr>
           <w:i/>
@@ -7986,6 +9102,7 @@
         </w:rPr>
         <w:t>repository</w:t>
       </w:r>
+      <w:proofErr w:type="spellEnd"/>
       <w:r>
         <w:t xml:space="preserve"> ou pelos </w:t>
       </w:r>
@@ -8016,20 +9133,39 @@
           <w:i/>
           <w:iCs/>
         </w:rPr>
-        <w:t>front-end</w:t>
-      </w:r>
-      <w:r>
-        <w:t xml:space="preserve"> comunica-se com o </w:t>
-      </w:r>
+        <w:t>front-</w:t>
+      </w:r>
+      <w:proofErr w:type="spellStart"/>
       <w:r>
         <w:rPr>
           <w:i/>
           <w:iCs/>
         </w:rPr>
+        <w:t>end</w:t>
+      </w:r>
+      <w:proofErr w:type="spellEnd"/>
+      <w:r>
+        <w:t xml:space="preserve"> comunica-se com o </w:t>
+      </w:r>
+      <w:proofErr w:type="spellStart"/>
+      <w:r>
+        <w:rPr>
+          <w:i/>
+          <w:iCs/>
+        </w:rPr>
         <w:t>back-end</w:t>
       </w:r>
-      <w:r>
-        <w:t xml:space="preserve"> exclusivamente pela API REST documentada em OpenAPI;</w:t>
+      <w:proofErr w:type="spellEnd"/>
+      <w:r>
+        <w:t xml:space="preserve"> exclusivamente pela API REST documentada em </w:t>
+      </w:r>
+      <w:proofErr w:type="spellStart"/>
+      <w:r>
+        <w:t>OpenAPI</w:t>
+      </w:r>
+      <w:proofErr w:type="spellEnd"/>
+      <w:r>
+        <w:t>;</w:t>
       </w:r>
     </w:p>
     <w:p>
@@ -8043,12 +9179,21 @@
       <w:r>
         <w:t xml:space="preserve">toda regra de negócio e toda verificação de permissão ficam no </w:t>
       </w:r>
+      <w:proofErr w:type="spellStart"/>
       <w:r>
         <w:rPr>
           <w:i/>
           <w:iCs/>
         </w:rPr>
-        <w:t>back-end</w:t>
+        <w:t>back</w:t>
+      </w:r>
+      <w:proofErr w:type="spellEnd"/>
+      <w:r>
+        <w:rPr>
+          <w:i/>
+          <w:iCs/>
+        </w:rPr>
+        <w:t>-end</w:t>
       </w:r>
       <w:r>
         <w:t>.</w:t>
@@ -8327,6 +9472,7 @@
               </w:rPr>
               <w:t xml:space="preserve">O </w:t>
             </w:r>
+            <w:proofErr w:type="spellStart"/>
             <w:r>
               <w:rPr>
                 <w:i/>
@@ -8336,12 +9482,29 @@
               </w:rPr>
               <w:t>back-end</w:t>
             </w:r>
-            <w:r>
-              <w:rPr>
-                <w:sz w:val="18"/>
-                <w:szCs w:val="18"/>
-              </w:rPr>
-              <w:t xml:space="preserve"> deve ser desenvolvido em Python 3.12 ou superior com FastAPI; o </w:t>
+            <w:proofErr w:type="spellEnd"/>
+            <w:r>
+              <w:rPr>
+                <w:sz w:val="18"/>
+                <w:szCs w:val="18"/>
+              </w:rPr>
+              <w:t xml:space="preserve"> deve ser desenvolvido em Python 3.12 ou superior com </w:t>
+            </w:r>
+            <w:proofErr w:type="spellStart"/>
+            <w:r>
+              <w:rPr>
+                <w:sz w:val="18"/>
+                <w:szCs w:val="18"/>
+              </w:rPr>
+              <w:t>FastAPI</w:t>
+            </w:r>
+            <w:proofErr w:type="spellEnd"/>
+            <w:r>
+              <w:rPr>
+                <w:sz w:val="18"/>
+                <w:szCs w:val="18"/>
+              </w:rPr>
+              <w:t xml:space="preserve">; o </w:t>
             </w:r>
             <w:r>
               <w:rPr>
@@ -8350,14 +9513,57 @@
                 <w:sz w:val="18"/>
                 <w:szCs w:val="18"/>
               </w:rPr>
-              <w:t>front-end</w:t>
-            </w:r>
-            <w:r>
-              <w:rPr>
-                <w:sz w:val="18"/>
-                <w:szCs w:val="18"/>
-              </w:rPr>
-              <w:t>, em JavaScript com React; e o banco de dados deve ser o MySQL 8.4.</w:t>
+              <w:t>front-</w:t>
+            </w:r>
+            <w:proofErr w:type="spellStart"/>
+            <w:r>
+              <w:rPr>
+                <w:i/>
+                <w:iCs/>
+                <w:sz w:val="18"/>
+                <w:szCs w:val="18"/>
+              </w:rPr>
+              <w:t>end</w:t>
+            </w:r>
+            <w:proofErr w:type="spellEnd"/>
+            <w:r>
+              <w:rPr>
+                <w:sz w:val="18"/>
+                <w:szCs w:val="18"/>
+              </w:rPr>
+              <w:t xml:space="preserve">, em </w:t>
+            </w:r>
+            <w:proofErr w:type="spellStart"/>
+            <w:r>
+              <w:rPr>
+                <w:sz w:val="18"/>
+                <w:szCs w:val="18"/>
+              </w:rPr>
+              <w:t>JavaScript</w:t>
+            </w:r>
+            <w:proofErr w:type="spellEnd"/>
+            <w:r>
+              <w:rPr>
+                <w:sz w:val="18"/>
+                <w:szCs w:val="18"/>
+              </w:rPr>
+              <w:t xml:space="preserve"> com </w:t>
+            </w:r>
+            <w:proofErr w:type="spellStart"/>
+            <w:r>
+              <w:rPr>
+                <w:sz w:val="18"/>
+                <w:szCs w:val="18"/>
+              </w:rPr>
+              <w:t>React</w:t>
+            </w:r>
+            <w:proofErr w:type="spellEnd"/>
+            <w:r>
+              <w:rPr>
+                <w:sz w:val="18"/>
+                <w:szCs w:val="18"/>
+              </w:rPr>
+              <w:t>; e o banco de dados deve ser o MySQL 8.4.</w:t>
             </w:r>
           </w:p>
         </w:tc>
@@ -8477,7 +9683,23 @@
                 <w:sz w:val="18"/>
                 <w:szCs w:val="18"/>
               </w:rPr>
-              <w:t>A API deve seguir o estilo REST, com JSON, prefixo de versão /api/v1 e documentação OpenAPI gerada automaticamente.</w:t>
+              <w:t xml:space="preserve">A API deve seguir o estilo REST, com JSON, prefixo de versão /api/v1 e documentação </w:t>
+            </w:r>
+            <w:proofErr w:type="spellStart"/>
+            <w:r>
+              <w:rPr>
+                <w:sz w:val="18"/>
+                <w:szCs w:val="18"/>
+              </w:rPr>
+              <w:t>OpenAPI</w:t>
+            </w:r>
+            <w:proofErr w:type="spellEnd"/>
+            <w:r>
+              <w:rPr>
+                <w:sz w:val="18"/>
+                <w:szCs w:val="18"/>
+              </w:rPr>
+              <w:t xml:space="preserve"> gerada automaticamente.</w:t>
             </w:r>
           </w:p>
         </w:tc>
@@ -8513,15 +9735,9 @@
                 <w:sz w:val="18"/>
                 <w:szCs w:val="18"/>
               </w:rPr>
-              <w:t>front-end</w:t>
-            </w:r>
-            <w:r>
-              <w:rPr>
-                <w:sz w:val="18"/>
-                <w:szCs w:val="18"/>
-              </w:rPr>
-              <w:t xml:space="preserve"> e </w:t>
-            </w:r>
+              <w:t>front-</w:t>
+            </w:r>
+            <w:proofErr w:type="spellStart"/>
             <w:r>
               <w:rPr>
                 <w:i/>
@@ -8529,8 +9745,27 @@
                 <w:sz w:val="18"/>
                 <w:szCs w:val="18"/>
               </w:rPr>
+              <w:t>end</w:t>
+            </w:r>
+            <w:proofErr w:type="spellEnd"/>
+            <w:r>
+              <w:rPr>
+                <w:sz w:val="18"/>
+                <w:szCs w:val="18"/>
+              </w:rPr>
+              <w:t xml:space="preserve"> e </w:t>
+            </w:r>
+            <w:proofErr w:type="spellStart"/>
+            <w:r>
+              <w:rPr>
+                <w:i/>
+                <w:iCs/>
+                <w:sz w:val="18"/>
+                <w:szCs w:val="18"/>
+              </w:rPr>
               <w:t>back-end</w:t>
             </w:r>
+            <w:proofErr w:type="spellEnd"/>
             <w:r>
               <w:rPr>
                 <w:sz w:val="18"/>
@@ -8563,7 +9798,23 @@
                 <w:sz w:val="18"/>
                 <w:szCs w:val="18"/>
               </w:rPr>
-              <w:t>Documentação disponível em /docs; testes de integração.</w:t>
+              <w:t>Documentação disponível em /</w:t>
+            </w:r>
+            <w:proofErr w:type="spellStart"/>
+            <w:r>
+              <w:rPr>
+                <w:sz w:val="18"/>
+                <w:szCs w:val="18"/>
+              </w:rPr>
+              <w:t>docs</w:t>
+            </w:r>
+            <w:proofErr w:type="spellEnd"/>
+            <w:r>
+              <w:rPr>
+                <w:sz w:val="18"/>
+                <w:szCs w:val="18"/>
+              </w:rPr>
+              <w:t>; testes de integração.</w:t>
             </w:r>
           </w:p>
         </w:tc>
@@ -8810,6 +10061,7 @@
               </w:rPr>
               <w:t xml:space="preserve"> automático na integração contínua; </w:t>
             </w:r>
+            <w:proofErr w:type="spellStart"/>
             <w:r>
               <w:rPr>
                 <w:i/>
@@ -8817,8 +10069,29 @@
                 <w:sz w:val="18"/>
                 <w:szCs w:val="18"/>
               </w:rPr>
-              <w:t>pull request</w:t>
-            </w:r>
+              <w:t>pull</w:t>
+            </w:r>
+            <w:proofErr w:type="spellEnd"/>
+            <w:r>
+              <w:rPr>
+                <w:i/>
+                <w:iCs/>
+                <w:sz w:val="18"/>
+                <w:szCs w:val="18"/>
+              </w:rPr>
+              <w:t xml:space="preserve"> </w:t>
+            </w:r>
+            <w:proofErr w:type="spellStart"/>
+            <w:r>
+              <w:rPr>
+                <w:i/>
+                <w:iCs/>
+                <w:sz w:val="18"/>
+                <w:szCs w:val="18"/>
+              </w:rPr>
+              <w:t>request</w:t>
+            </w:r>
+            <w:proofErr w:type="spellEnd"/>
             <w:r>
               <w:rPr>
                 <w:sz w:val="18"/>
@@ -8890,6 +10163,7 @@
               </w:rPr>
               <w:t xml:space="preserve">A cobertura de testes do </w:t>
             </w:r>
+            <w:proofErr w:type="spellStart"/>
             <w:r>
               <w:rPr>
                 <w:i/>
@@ -8899,6 +10173,7 @@
               </w:rPr>
               <w:t>back-end</w:t>
             </w:r>
+            <w:proofErr w:type="spellEnd"/>
             <w:r>
               <w:rPr>
                 <w:sz w:val="18"/>
@@ -8958,8 +10233,25 @@
                 <w:sz w:val="18"/>
                 <w:szCs w:val="18"/>
               </w:rPr>
-              <w:t xml:space="preserve">Relatório do pytest-cov a cada </w:t>
-            </w:r>
+              <w:t xml:space="preserve">Relatório do </w:t>
+            </w:r>
+            <w:proofErr w:type="spellStart"/>
+            <w:r>
+              <w:rPr>
+                <w:sz w:val="18"/>
+                <w:szCs w:val="18"/>
+              </w:rPr>
+              <w:t>pytest-cov</w:t>
+            </w:r>
+            <w:proofErr w:type="spellEnd"/>
+            <w:r>
+              <w:rPr>
+                <w:sz w:val="18"/>
+                <w:szCs w:val="18"/>
+              </w:rPr>
+              <w:t xml:space="preserve"> a cada </w:t>
+            </w:r>
+            <w:proofErr w:type="spellStart"/>
             <w:r>
               <w:rPr>
                 <w:i/>
@@ -8967,8 +10259,29 @@
                 <w:sz w:val="18"/>
                 <w:szCs w:val="18"/>
               </w:rPr>
-              <w:t>pull request</w:t>
-            </w:r>
+              <w:t>pull</w:t>
+            </w:r>
+            <w:proofErr w:type="spellEnd"/>
+            <w:r>
+              <w:rPr>
+                <w:i/>
+                <w:iCs/>
+                <w:sz w:val="18"/>
+                <w:szCs w:val="18"/>
+              </w:rPr>
+              <w:t xml:space="preserve"> </w:t>
+            </w:r>
+            <w:proofErr w:type="spellStart"/>
+            <w:r>
+              <w:rPr>
+                <w:i/>
+                <w:iCs/>
+                <w:sz w:val="18"/>
+                <w:szCs w:val="18"/>
+              </w:rPr>
+              <w:t>request</w:t>
+            </w:r>
+            <w:proofErr w:type="spellEnd"/>
             <w:r>
               <w:rPr>
                 <w:sz w:val="18"/>
@@ -9038,7 +10351,21 @@
                 <w:sz w:val="18"/>
                 <w:szCs w:val="18"/>
               </w:rPr>
-              <w:t>Toda operação que altera dados ou acessa dados pessoais deve exigir autenticação por JWT e autorização por perfil e por propriedade do recurso.</w:t>
+              <w:t xml:space="preserve">Toda operação que altera dados ou acessa dados pessoais </w:t>
+            </w:r>
+            <w:r>
+              <w:rPr>
+                <w:sz w:val="18"/>
+                <w:szCs w:val="18"/>
+              </w:rPr>
+              <w:t xml:space="preserve">de usuário logado </w:t>
+            </w:r>
+            <w:r>
+              <w:rPr>
+                <w:sz w:val="18"/>
+                <w:szCs w:val="18"/>
+              </w:rPr>
+              <w:t>deve exigir autenticação por JWT e autorização por perfil e por propriedade do recurso.</w:t>
             </w:r>
           </w:p>
         </w:tc>
@@ -9156,7 +10483,23 @@
                 <w:sz w:val="18"/>
                 <w:szCs w:val="18"/>
               </w:rPr>
-              <w:t>A interface deve ser responsiva a partir de 360 px de largura e atender às diretrizes WCAG 2.1 no nível AA.</w:t>
+              <w:t xml:space="preserve">A interface deve ser responsiva a partir de 360 </w:t>
+            </w:r>
+            <w:proofErr w:type="spellStart"/>
+            <w:r>
+              <w:rPr>
+                <w:sz w:val="18"/>
+                <w:szCs w:val="18"/>
+              </w:rPr>
+              <w:t>px</w:t>
+            </w:r>
+            <w:proofErr w:type="spellEnd"/>
+            <w:r>
+              <w:rPr>
+                <w:sz w:val="18"/>
+                <w:szCs w:val="18"/>
+              </w:rPr>
+              <w:t xml:space="preserve"> de largura e atender às diretrizes WCAG 2.1 no nível AA.</w:t>
             </w:r>
           </w:p>
         </w:tc>
@@ -9210,7 +10553,39 @@
                 <w:sz w:val="18"/>
                 <w:szCs w:val="18"/>
               </w:rPr>
-              <w:t>Testes com Playwright em telas de celular, tablet e desktop; verificação com axe-core sem violações graves.</w:t>
+              <w:t xml:space="preserve">Testes com </w:t>
+            </w:r>
+            <w:proofErr w:type="spellStart"/>
+            <w:r>
+              <w:rPr>
+                <w:sz w:val="18"/>
+                <w:szCs w:val="18"/>
+              </w:rPr>
+              <w:t>Playwright</w:t>
+            </w:r>
+            <w:proofErr w:type="spellEnd"/>
+            <w:r>
+              <w:rPr>
+                <w:sz w:val="18"/>
+                <w:szCs w:val="18"/>
+              </w:rPr>
+              <w:t xml:space="preserve"> em telas de celular, tablet e desktop; verificação com </w:t>
+            </w:r>
+            <w:proofErr w:type="spellStart"/>
+            <w:r>
+              <w:rPr>
+                <w:sz w:val="18"/>
+                <w:szCs w:val="18"/>
+              </w:rPr>
+              <w:t>axe</w:t>
+            </w:r>
+            <w:proofErr w:type="spellEnd"/>
+            <w:r>
+              <w:rPr>
+                <w:sz w:val="18"/>
+                <w:szCs w:val="18"/>
+              </w:rPr>
+              <w:t>-core sem violações graves.</w:t>
             </w:r>
           </w:p>
         </w:tc>
@@ -9329,7 +10704,55 @@
                 <w:sz w:val="18"/>
                 <w:szCs w:val="18"/>
               </w:rPr>
-              <w:t>O comando docker compose up inicia o sistema completo.</w:t>
+              <w:t xml:space="preserve">O comando </w:t>
+            </w:r>
+            <w:proofErr w:type="spellStart"/>
+            <w:r>
+              <w:rPr>
+                <w:sz w:val="18"/>
+                <w:szCs w:val="18"/>
+              </w:rPr>
+              <w:t>docker</w:t>
+            </w:r>
+            <w:proofErr w:type="spellEnd"/>
+            <w:r>
+              <w:rPr>
+                <w:sz w:val="18"/>
+                <w:szCs w:val="18"/>
+              </w:rPr>
+              <w:t xml:space="preserve"> </w:t>
+            </w:r>
+            <w:proofErr w:type="spellStart"/>
+            <w:r>
+              <w:rPr>
+                <w:sz w:val="18"/>
+                <w:szCs w:val="18"/>
+              </w:rPr>
+              <w:t>compose</w:t>
+            </w:r>
+            <w:proofErr w:type="spellEnd"/>
+            <w:r>
+              <w:rPr>
+                <w:sz w:val="18"/>
+                <w:szCs w:val="18"/>
+              </w:rPr>
+              <w:t xml:space="preserve"> </w:t>
+            </w:r>
+            <w:proofErr w:type="spellStart"/>
+            <w:r>
+              <w:rPr>
+                <w:sz w:val="18"/>
+                <w:szCs w:val="18"/>
+              </w:rPr>
+              <w:t>up</w:t>
+            </w:r>
+            <w:proofErr w:type="spellEnd"/>
+            <w:r>
+              <w:rPr>
+                <w:sz w:val="18"/>
+                <w:szCs w:val="18"/>
+              </w:rPr>
+              <w:t xml:space="preserve"> inicia o sistema completo.</w:t>
             </w:r>
           </w:p>
         </w:tc>
@@ -9481,6 +10904,7 @@
       <w:r>
         <w:t xml:space="preserve">Também são de interesse dos desenvolvedores a política de </w:t>
       </w:r>
+      <w:proofErr w:type="spellStart"/>
       <w:r>
         <w:rPr>
           <w:i/>
@@ -9488,9 +10912,11 @@
         </w:rPr>
         <w:t>branches</w:t>
       </w:r>
+      <w:proofErr w:type="spellEnd"/>
       <w:r>
         <w:t xml:space="preserve">, a convenção de mensagens de </w:t>
       </w:r>
+      <w:proofErr w:type="spellStart"/>
       <w:r>
         <w:rPr>
           <w:i/>
@@ -9498,6 +10924,7 @@
         </w:rPr>
         <w:t>commit</w:t>
       </w:r>
+      <w:proofErr w:type="spellEnd"/>
       <w:r>
         <w:t xml:space="preserve"> e as regras de revisão de código, descritas no Apêndice A, junto com os padrões de codificação.</w:t>
       </w:r>
@@ -9612,7 +11039,23 @@
         <w:pStyle w:val="Corpodetexto"/>
       </w:pPr>
       <w:r>
-        <w:t>Em poucas palavras, o VolunJá permite que organizações publiquem vagas de voluntariado padronizadas e que voluntários as encontrem por compatibilidade, candidatem-se com a documentação exigida, recebam um comprovante e sejam conectados ao responsável pela vaga após o aceite. A Figura 3 apresenta o diagrama de casos de uso: os atores correspondem aos perfis da Tabela 4 do DV, cada caso de uso indica os requisitos da Tabela 6 do DV que realiza, e as cores indicam a prioridade MoSCoW.</w:t>
+        <w:t xml:space="preserve">Em poucas palavras, o </w:t>
+      </w:r>
+      <w:proofErr w:type="spellStart"/>
+      <w:r>
+        <w:t>VolunJá</w:t>
+      </w:r>
+      <w:proofErr w:type="spellEnd"/>
+      <w:r>
+        <w:t xml:space="preserve"> permite que organizações publiquem vagas de voluntariado padronizadas e que voluntários as encontrem por compatibilidade, candidatem-se com a documentação exigida, recebam um comprovante e sejam conectados ao responsável pela vaga após o aceite. A Figura 3 apresenta o diagrama de casos de uso: os atores correspondem aos perfis da Tabela 4 do DV, cada caso de uso indica os requisitos da Tabela 6 do DV que realiza, e as cores indicam a prioridade </w:t>
+      </w:r>
+      <w:proofErr w:type="spellStart"/>
+      <w:r>
+        <w:t>MoSCoW</w:t>
+      </w:r>
+      <w:proofErr w:type="spellEnd"/>
+      <w:r>
+        <w:t>.</w:t>
       </w:r>
     </w:p>
     <w:p>
@@ -9641,8 +11084,17 @@
           <w:sz w:val="20"/>
           <w:szCs w:val="20"/>
         </w:rPr>
-        <w:t>Diagrama de casos de uso do VolunJá</w:t>
-      </w:r>
+        <w:t xml:space="preserve">Diagrama de casos de uso do </w:t>
+      </w:r>
+      <w:proofErr w:type="spellStart"/>
+      <w:r>
+        <w:rPr>
+          <w:sz w:val="20"/>
+          <w:szCs w:val="20"/>
+        </w:rPr>
+        <w:t>VolunJá</w:t>
+      </w:r>
+      <w:proofErr w:type="spellEnd"/>
     </w:p>
     <w:p>
       <w:pPr>
@@ -9724,7 +11176,15 @@
         <w:pStyle w:val="Corpodetexto"/>
       </w:pPr>
       <w:r>
-        <w:t xml:space="preserve">O Voluntário herda os casos de uso do Visitante, pois a Tabela 4 do DV atribui a ele todas as permissões desse perfil. Os casos de uso compartilhados por voluntários e organizações — manter perfil, visualizar contato, denunciar e autenticar-se — ficam no centro do diagrama. As relações «extend» representam comportamentos opcionais, como o envio de </w:t>
+        <w:t>O Voluntário herda os casos de uso do Visitante, pois a Tabela 4 do DV atribui a ele todas as permissões desse perfil. Os casos de uso compartilhados por voluntários e organizações — manter perfil, visualizar contato, denunciar e autenticar-se — ficam no centro do diagrama. As relações «</w:t>
+      </w:r>
+      <w:proofErr w:type="spellStart"/>
+      <w:r>
+        <w:t>extend</w:t>
+      </w:r>
+      <w:proofErr w:type="spellEnd"/>
+      <w:r>
+        <w:t xml:space="preserve">» representam comportamentos opcionais, como o envio de </w:t>
       </w:r>
       <w:r>
         <w:lastRenderedPageBreak/>
@@ -9921,6 +11381,7 @@
               </w:rPr>
               <w:t xml:space="preserve">Autorização centralizada no </w:t>
             </w:r>
+            <w:proofErr w:type="spellStart"/>
             <w:r>
               <w:rPr>
                 <w:i/>
@@ -9930,13 +11391,31 @@
               </w:rPr>
               <w:t>back-end</w:t>
             </w:r>
-            <w:r>
-              <w:rPr>
-                <w:sz w:val="20"/>
-                <w:szCs w:val="20"/>
-              </w:rPr>
-              <w:t xml:space="preserve">, por meio de dependências do FastAPI, e verificação de propriedade nos </w:t>
-            </w:r>
+            <w:proofErr w:type="spellEnd"/>
+            <w:r>
+              <w:rPr>
+                <w:sz w:val="20"/>
+                <w:szCs w:val="20"/>
+              </w:rPr>
+              <w:t xml:space="preserve">, por meio de dependências do </w:t>
+            </w:r>
+            <w:proofErr w:type="spellStart"/>
+            <w:r>
+              <w:rPr>
+                <w:sz w:val="20"/>
+                <w:szCs w:val="20"/>
+              </w:rPr>
+              <w:t>FastAPI</w:t>
+            </w:r>
+            <w:proofErr w:type="spellEnd"/>
+            <w:r>
+              <w:rPr>
+                <w:sz w:val="20"/>
+                <w:szCs w:val="20"/>
+              </w:rPr>
+              <w:t xml:space="preserve">, e verificação de propriedade nos </w:t>
+            </w:r>
+            <w:proofErr w:type="spellStart"/>
             <w:r>
               <w:rPr>
                 <w:i/>
@@ -9946,6 +11425,7 @@
               </w:rPr>
               <w:t>services</w:t>
             </w:r>
+            <w:proofErr w:type="spellEnd"/>
             <w:r>
               <w:rPr>
                 <w:sz w:val="20"/>
@@ -10016,15 +11496,9 @@
                 <w:sz w:val="20"/>
                 <w:szCs w:val="20"/>
               </w:rPr>
-              <w:t>Front-end</w:t>
-            </w:r>
-            <w:r>
-              <w:rPr>
-                <w:sz w:val="20"/>
-                <w:szCs w:val="20"/>
-              </w:rPr>
-              <w:t xml:space="preserve"> desacoplado (SPA), com componentes reutilizáveis e acessíveis, que evolui a cada teste de usabilidade sem alterar o </w:t>
-            </w:r>
+              <w:t>Front-</w:t>
+            </w:r>
+            <w:proofErr w:type="spellStart"/>
             <w:r>
               <w:rPr>
                 <w:i/>
@@ -10032,7 +11506,35 @@
                 <w:sz w:val="20"/>
                 <w:szCs w:val="20"/>
               </w:rPr>
-              <w:t>back-end</w:t>
+              <w:t>end</w:t>
+            </w:r>
+            <w:proofErr w:type="spellEnd"/>
+            <w:r>
+              <w:rPr>
+                <w:sz w:val="20"/>
+                <w:szCs w:val="20"/>
+              </w:rPr>
+              <w:t xml:space="preserve"> desacoplado (SPA), com componentes reutilizáveis e acessíveis, que evolui a cada teste de usabilidade sem alterar o </w:t>
+            </w:r>
+            <w:proofErr w:type="spellStart"/>
+            <w:r>
+              <w:rPr>
+                <w:i/>
+                <w:iCs/>
+                <w:sz w:val="20"/>
+                <w:szCs w:val="20"/>
+              </w:rPr>
+              <w:t>back</w:t>
+            </w:r>
+            <w:proofErr w:type="spellEnd"/>
+            <w:r>
+              <w:rPr>
+                <w:i/>
+                <w:iCs/>
+                <w:sz w:val="20"/>
+                <w:szCs w:val="20"/>
+              </w:rPr>
+              <w:t>-end</w:t>
             </w:r>
             <w:r>
               <w:rPr>
@@ -10104,6 +11606,7 @@
               </w:rPr>
               <w:t xml:space="preserve">Campos de filtro armazenados como colunas indexadas no MySQL; consultas paginadas montadas no </w:t>
             </w:r>
+            <w:proofErr w:type="spellStart"/>
             <w:r>
               <w:rPr>
                 <w:i/>
@@ -10113,6 +11616,7 @@
               </w:rPr>
               <w:t>repository</w:t>
             </w:r>
+            <w:proofErr w:type="spellEnd"/>
             <w:r>
               <w:rPr>
                 <w:sz w:val="20"/>
@@ -10402,7 +11906,39 @@
         <w:pStyle w:val="Corpodetexto"/>
       </w:pPr>
       <w:r>
-        <w:t>Além dos requisitos, pesaram na escolha a decisão da equipe de adotar tecnologias já conhecidas pelos integrantes — Python, JavaScript e React —, registrada como mitigação do risco R2 (DV, Quadro 8); a documentação extensa do FastAPI e do React, que reduz o tempo de aprendizado; e o prazo de seis sprints de desenvolvimento (DV, Tabela 3), que desaconselha estilos distribuídos.</w:t>
+        <w:t xml:space="preserve">Além dos requisitos, pesaram na escolha a decisão da equipe de adotar tecnologias já conhecidas pelos integrantes — Python, </w:t>
+      </w:r>
+      <w:proofErr w:type="spellStart"/>
+      <w:r>
+        <w:t>JavaScript</w:t>
+      </w:r>
+      <w:proofErr w:type="spellEnd"/>
+      <w:r>
+        <w:t xml:space="preserve"> e </w:t>
+      </w:r>
+      <w:proofErr w:type="spellStart"/>
+      <w:r>
+        <w:t>React</w:t>
+      </w:r>
+      <w:proofErr w:type="spellEnd"/>
+      <w:r>
+        <w:t xml:space="preserve"> —, registrada como mitigação do risco R2 (DV, Quadro 8); a documentação extensa do </w:t>
+      </w:r>
+      <w:proofErr w:type="spellStart"/>
+      <w:r>
+        <w:t>FastAPI</w:t>
+      </w:r>
+      <w:proofErr w:type="spellEnd"/>
+      <w:r>
+        <w:t xml:space="preserve"> e do </w:t>
+      </w:r>
+      <w:proofErr w:type="spellStart"/>
+      <w:r>
+        <w:t>React</w:t>
+      </w:r>
+      <w:proofErr w:type="spellEnd"/>
+      <w:r>
+        <w:t>, que reduz o tempo de aprendizado; e o prazo de seis sprints de desenvolvimento (DV, Tabela 3), que desaconselha estilos distribuídos.</w:t>
       </w:r>
     </w:p>
     <w:p>
@@ -10561,18 +12097,29 @@
           <w:i/>
           <w:iCs/>
         </w:rPr>
-        <w:t>front-end</w:t>
-      </w:r>
-      <w:r>
-        <w:t xml:space="preserve"> (SPA) e o </w:t>
-      </w:r>
+        <w:t>front-</w:t>
+      </w:r>
+      <w:proofErr w:type="spellStart"/>
       <w:r>
         <w:rPr>
           <w:i/>
           <w:iCs/>
         </w:rPr>
+        <w:t>end</w:t>
+      </w:r>
+      <w:proofErr w:type="spellEnd"/>
+      <w:r>
+        <w:t xml:space="preserve"> (SPA) e o </w:t>
+      </w:r>
+      <w:proofErr w:type="spellStart"/>
+      <w:r>
+        <w:rPr>
+          <w:i/>
+          <w:iCs/>
+        </w:rPr>
         <w:t>back-end</w:t>
       </w:r>
+      <w:proofErr w:type="spellEnd"/>
       <w:r>
         <w:t xml:space="preserve"> (API) — e cada um deles, em módulos com responsabilidades próprias. O Quadro 6 lista os módulos, a razão lógica de cada um, os requisitos que atendem e as suas dependências.</w:t>
       </w:r>
@@ -10817,7 +12364,29 @@
                 <w:szCs w:val="18"/>
                 <w:lang w:val="en-US"/>
               </w:rPr>
-              <w:t xml:space="preserve"> (SPA em React)</w:t>
+              <w:t xml:space="preserve"> (SPA </w:t>
+            </w:r>
+            <w:proofErr w:type="spellStart"/>
+            <w:r>
+              <w:rPr>
+                <w:b/>
+                <w:bCs/>
+                <w:sz w:val="18"/>
+                <w:szCs w:val="18"/>
+                <w:lang w:val="en-US"/>
+              </w:rPr>
+              <w:t>em</w:t>
+            </w:r>
+            <w:proofErr w:type="spellEnd"/>
+            <w:r>
+              <w:rPr>
+                <w:b/>
+                <w:bCs/>
+                <w:sz w:val="18"/>
+                <w:szCs w:val="18"/>
+                <w:lang w:val="en-US"/>
+              </w:rPr>
+              <w:t xml:space="preserve"> React)</w:t>
             </w:r>
           </w:p>
         </w:tc>
@@ -10929,13 +12498,39 @@
                 <w:szCs w:val="18"/>
               </w:rPr>
             </w:pPr>
-            <w:r>
-              <w:rPr>
-                <w:sz w:val="18"/>
-                <w:szCs w:val="18"/>
-              </w:rPr>
-              <w:t xml:space="preserve">pages; contexts e </w:t>
-            </w:r>
+            <w:proofErr w:type="spellStart"/>
+            <w:r>
+              <w:rPr>
+                <w:sz w:val="18"/>
+                <w:szCs w:val="18"/>
+              </w:rPr>
+              <w:t>pages</w:t>
+            </w:r>
+            <w:proofErr w:type="spellEnd"/>
+            <w:r>
+              <w:rPr>
+                <w:sz w:val="18"/>
+                <w:szCs w:val="18"/>
+              </w:rPr>
+              <w:t xml:space="preserve">; </w:t>
+            </w:r>
+            <w:proofErr w:type="spellStart"/>
+            <w:r>
+              <w:rPr>
+                <w:sz w:val="18"/>
+                <w:szCs w:val="18"/>
+              </w:rPr>
+              <w:t>contexts</w:t>
+            </w:r>
+            <w:proofErr w:type="spellEnd"/>
+            <w:r>
+              <w:rPr>
+                <w:sz w:val="18"/>
+                <w:szCs w:val="18"/>
+              </w:rPr>
+              <w:t xml:space="preserve"> e </w:t>
+            </w:r>
+            <w:proofErr w:type="spellStart"/>
             <w:r>
               <w:rPr>
                 <w:i/>
@@ -10945,6 +12540,7 @@
               </w:rPr>
               <w:t>hooks</w:t>
             </w:r>
+            <w:proofErr w:type="spellEnd"/>
           </w:p>
         </w:tc>
       </w:tr>
@@ -10972,6 +12568,7 @@
                 <w:szCs w:val="18"/>
               </w:rPr>
             </w:pPr>
+            <w:proofErr w:type="spellStart"/>
             <w:r>
               <w:rPr>
                 <w:b/>
@@ -10981,6 +12578,7 @@
               </w:rPr>
               <w:t>pages</w:t>
             </w:r>
+            <w:proofErr w:type="spellEnd"/>
           </w:p>
         </w:tc>
         <w:tc>
@@ -11055,13 +12653,39 @@
                 <w:szCs w:val="18"/>
               </w:rPr>
             </w:pPr>
-            <w:r>
-              <w:rPr>
-                <w:sz w:val="18"/>
-                <w:szCs w:val="18"/>
-              </w:rPr>
-              <w:t xml:space="preserve">components; contexts e </w:t>
-            </w:r>
+            <w:proofErr w:type="spellStart"/>
+            <w:r>
+              <w:rPr>
+                <w:sz w:val="18"/>
+                <w:szCs w:val="18"/>
+              </w:rPr>
+              <w:t>components</w:t>
+            </w:r>
+            <w:proofErr w:type="spellEnd"/>
+            <w:r>
+              <w:rPr>
+                <w:sz w:val="18"/>
+                <w:szCs w:val="18"/>
+              </w:rPr>
+              <w:t xml:space="preserve">; </w:t>
+            </w:r>
+            <w:proofErr w:type="spellStart"/>
+            <w:r>
+              <w:rPr>
+                <w:sz w:val="18"/>
+                <w:szCs w:val="18"/>
+              </w:rPr>
+              <w:t>contexts</w:t>
+            </w:r>
+            <w:proofErr w:type="spellEnd"/>
+            <w:r>
+              <w:rPr>
+                <w:sz w:val="18"/>
+                <w:szCs w:val="18"/>
+              </w:rPr>
+              <w:t xml:space="preserve"> e </w:t>
+            </w:r>
+            <w:proofErr w:type="spellStart"/>
             <w:r>
               <w:rPr>
                 <w:i/>
@@ -11071,6 +12695,7 @@
               </w:rPr>
               <w:t>hooks</w:t>
             </w:r>
+            <w:proofErr w:type="spellEnd"/>
             <w:r>
               <w:rPr>
                 <w:sz w:val="18"/>
@@ -11078,6 +12703,7 @@
               </w:rPr>
               <w:t xml:space="preserve">; </w:t>
             </w:r>
+            <w:proofErr w:type="spellStart"/>
             <w:r>
               <w:rPr>
                 <w:i/>
@@ -11087,6 +12713,7 @@
               </w:rPr>
               <w:t>services</w:t>
             </w:r>
+            <w:proofErr w:type="spellEnd"/>
           </w:p>
         </w:tc>
       </w:tr>
@@ -11114,6 +12741,7 @@
                 <w:szCs w:val="18"/>
               </w:rPr>
             </w:pPr>
+            <w:proofErr w:type="spellStart"/>
             <w:r>
               <w:rPr>
                 <w:b/>
@@ -11123,6 +12751,7 @@
               </w:rPr>
               <w:t>components</w:t>
             </w:r>
+            <w:proofErr w:type="spellEnd"/>
           </w:p>
         </w:tc>
         <w:tc>
@@ -11197,13 +12826,31 @@
                 <w:szCs w:val="18"/>
               </w:rPr>
             </w:pPr>
-            <w:r>
-              <w:rPr>
-                <w:sz w:val="18"/>
-                <w:szCs w:val="18"/>
-              </w:rPr>
-              <w:t>utils e styles</w:t>
-            </w:r>
+            <w:proofErr w:type="spellStart"/>
+            <w:r>
+              <w:rPr>
+                <w:sz w:val="18"/>
+                <w:szCs w:val="18"/>
+              </w:rPr>
+              <w:t>utils</w:t>
+            </w:r>
+            <w:proofErr w:type="spellEnd"/>
+            <w:r>
+              <w:rPr>
+                <w:sz w:val="18"/>
+                <w:szCs w:val="18"/>
+              </w:rPr>
+              <w:t xml:space="preserve"> e </w:t>
+            </w:r>
+            <w:proofErr w:type="spellStart"/>
+            <w:r>
+              <w:rPr>
+                <w:sz w:val="18"/>
+                <w:szCs w:val="18"/>
+              </w:rPr>
+              <w:t>styles</w:t>
+            </w:r>
+            <w:proofErr w:type="spellEnd"/>
           </w:p>
         </w:tc>
       </w:tr>
@@ -11231,15 +12878,27 @@
                 <w:szCs w:val="18"/>
               </w:rPr>
             </w:pPr>
-            <w:r>
-              <w:rPr>
-                <w:b/>
-                <w:bCs/>
-                <w:sz w:val="18"/>
-                <w:szCs w:val="18"/>
-              </w:rPr>
-              <w:t xml:space="preserve">contexts e </w:t>
-            </w:r>
+            <w:proofErr w:type="spellStart"/>
+            <w:r>
+              <w:rPr>
+                <w:b/>
+                <w:bCs/>
+                <w:sz w:val="18"/>
+                <w:szCs w:val="18"/>
+              </w:rPr>
+              <w:t>contexts</w:t>
+            </w:r>
+            <w:proofErr w:type="spellEnd"/>
+            <w:r>
+              <w:rPr>
+                <w:b/>
+                <w:bCs/>
+                <w:sz w:val="18"/>
+                <w:szCs w:val="18"/>
+              </w:rPr>
+              <w:t xml:space="preserve"> e </w:t>
+            </w:r>
+            <w:proofErr w:type="spellStart"/>
             <w:r>
               <w:rPr>
                 <w:b/>
@@ -11251,6 +12910,7 @@
               </w:rPr>
               <w:t>hooks</w:t>
             </w:r>
+            <w:proofErr w:type="spellEnd"/>
           </w:p>
         </w:tc>
         <w:tc>
@@ -11325,6 +12985,7 @@
                 <w:szCs w:val="18"/>
               </w:rPr>
             </w:pPr>
+            <w:proofErr w:type="spellStart"/>
             <w:r>
               <w:rPr>
                 <w:i/>
@@ -11334,6 +12995,7 @@
               </w:rPr>
               <w:t>services</w:t>
             </w:r>
+            <w:proofErr w:type="spellEnd"/>
           </w:p>
         </w:tc>
       </w:tr>
@@ -11361,6 +13023,7 @@
                 <w:szCs w:val="18"/>
               </w:rPr>
             </w:pPr>
+            <w:proofErr w:type="spellStart"/>
             <w:r>
               <w:rPr>
                 <w:b/>
@@ -11372,6 +13035,7 @@
               </w:rPr>
               <w:t>services</w:t>
             </w:r>
+            <w:proofErr w:type="spellEnd"/>
           </w:p>
         </w:tc>
         <w:tc>
@@ -11453,6 +13117,7 @@
               </w:rPr>
               <w:t>API REST (</w:t>
             </w:r>
+            <w:proofErr w:type="spellStart"/>
             <w:r>
               <w:rPr>
                 <w:i/>
@@ -11462,6 +13127,7 @@
               </w:rPr>
               <w:t>back-end</w:t>
             </w:r>
+            <w:proofErr w:type="spellEnd"/>
             <w:r>
               <w:rPr>
                 <w:sz w:val="18"/>
@@ -11496,15 +13162,37 @@
                 <w:szCs w:val="18"/>
               </w:rPr>
             </w:pPr>
-            <w:r>
-              <w:rPr>
-                <w:b/>
-                <w:bCs/>
-                <w:sz w:val="18"/>
-                <w:szCs w:val="18"/>
-              </w:rPr>
-              <w:t>utils e styles</w:t>
-            </w:r>
+            <w:proofErr w:type="spellStart"/>
+            <w:r>
+              <w:rPr>
+                <w:b/>
+                <w:bCs/>
+                <w:sz w:val="18"/>
+                <w:szCs w:val="18"/>
+              </w:rPr>
+              <w:t>utils</w:t>
+            </w:r>
+            <w:proofErr w:type="spellEnd"/>
+            <w:r>
+              <w:rPr>
+                <w:b/>
+                <w:bCs/>
+                <w:sz w:val="18"/>
+                <w:szCs w:val="18"/>
+              </w:rPr>
+              <w:t xml:space="preserve"> e </w:t>
+            </w:r>
+            <w:proofErr w:type="spellStart"/>
+            <w:r>
+              <w:rPr>
+                <w:b/>
+                <w:bCs/>
+                <w:sz w:val="18"/>
+                <w:szCs w:val="18"/>
+              </w:rPr>
+              <w:t>styles</w:t>
+            </w:r>
+            <w:proofErr w:type="spellEnd"/>
           </w:p>
         </w:tc>
         <w:tc>
@@ -11624,16 +13312,49 @@
                 <w:sz w:val="18"/>
                 <w:szCs w:val="18"/>
               </w:rPr>
-              <w:t>Back-end</w:t>
-            </w:r>
-            <w:r>
-              <w:rPr>
-                <w:b/>
-                <w:bCs/>
-                <w:sz w:val="18"/>
-                <w:szCs w:val="18"/>
-              </w:rPr>
-              <w:t xml:space="preserve"> (API em FastAPI)</w:t>
+              <w:t>Back-</w:t>
+            </w:r>
+            <w:proofErr w:type="spellStart"/>
+            <w:r>
+              <w:rPr>
+                <w:b/>
+                <w:bCs/>
+                <w:i/>
+                <w:iCs/>
+                <w:sz w:val="18"/>
+                <w:szCs w:val="18"/>
+              </w:rPr>
+              <w:t>end</w:t>
+            </w:r>
+            <w:proofErr w:type="spellEnd"/>
+            <w:r>
+              <w:rPr>
+                <w:b/>
+                <w:bCs/>
+                <w:sz w:val="18"/>
+                <w:szCs w:val="18"/>
+              </w:rPr>
+              <w:t xml:space="preserve"> (API em </w:t>
+            </w:r>
+            <w:proofErr w:type="spellStart"/>
+            <w:r>
+              <w:rPr>
+                <w:b/>
+                <w:bCs/>
+                <w:sz w:val="18"/>
+                <w:szCs w:val="18"/>
+              </w:rPr>
+              <w:t>FastAPI</w:t>
+            </w:r>
+            <w:proofErr w:type="spellEnd"/>
+            <w:r>
+              <w:rPr>
+                <w:b/>
+                <w:bCs/>
+                <w:sz w:val="18"/>
+                <w:szCs w:val="18"/>
+              </w:rPr>
+              <w:t>)</w:t>
             </w:r>
           </w:p>
         </w:tc>
@@ -11698,6 +13419,7 @@
               </w:rPr>
               <w:t>Configuração, segurança (</w:t>
             </w:r>
+            <w:proofErr w:type="spellStart"/>
             <w:r>
               <w:rPr>
                 <w:i/>
@@ -11707,6 +13429,7 @@
               </w:rPr>
               <w:t>hash</w:t>
             </w:r>
+            <w:proofErr w:type="spellEnd"/>
             <w:r>
               <w:rPr>
                 <w:sz w:val="18"/>
@@ -11795,6 +13518,7 @@
                 <w:szCs w:val="18"/>
               </w:rPr>
             </w:pPr>
+            <w:proofErr w:type="spellStart"/>
             <w:r>
               <w:rPr>
                 <w:b/>
@@ -11804,6 +13528,7 @@
               </w:rPr>
               <w:t>auth</w:t>
             </w:r>
+            <w:proofErr w:type="spellEnd"/>
           </w:p>
         </w:tc>
         <w:tc>
@@ -11903,13 +13628,31 @@
                 <w:szCs w:val="18"/>
               </w:rPr>
             </w:pPr>
-            <w:r>
-              <w:rPr>
-                <w:sz w:val="18"/>
-                <w:szCs w:val="18"/>
-              </w:rPr>
-              <w:t>usuarios; notificacoes</w:t>
-            </w:r>
+            <w:proofErr w:type="spellStart"/>
+            <w:r>
+              <w:rPr>
+                <w:sz w:val="18"/>
+                <w:szCs w:val="18"/>
+              </w:rPr>
+              <w:t>usuarios</w:t>
+            </w:r>
+            <w:proofErr w:type="spellEnd"/>
+            <w:r>
+              <w:rPr>
+                <w:sz w:val="18"/>
+                <w:szCs w:val="18"/>
+              </w:rPr>
+              <w:t xml:space="preserve">; </w:t>
+            </w:r>
+            <w:proofErr w:type="spellStart"/>
+            <w:r>
+              <w:rPr>
+                <w:sz w:val="18"/>
+                <w:szCs w:val="18"/>
+              </w:rPr>
+              <w:t>notificacoes</w:t>
+            </w:r>
+            <w:proofErr w:type="spellEnd"/>
           </w:p>
         </w:tc>
       </w:tr>
@@ -11937,6 +13680,7 @@
                 <w:szCs w:val="18"/>
               </w:rPr>
             </w:pPr>
+            <w:proofErr w:type="spellStart"/>
             <w:r>
               <w:rPr>
                 <w:b/>
@@ -11946,6 +13690,7 @@
               </w:rPr>
               <w:t>usuarios</w:t>
             </w:r>
+            <w:proofErr w:type="spellEnd"/>
           </w:p>
         </w:tc>
         <w:tc>
@@ -12137,6 +13882,7 @@
                 <w:szCs w:val="18"/>
               </w:rPr>
             </w:pPr>
+            <w:proofErr w:type="spellStart"/>
             <w:r>
               <w:rPr>
                 <w:sz w:val="18"/>
@@ -12144,6 +13890,7 @@
               </w:rPr>
               <w:t>usuarios</w:t>
             </w:r>
+            <w:proofErr w:type="spellEnd"/>
           </w:p>
         </w:tc>
       </w:tr>
@@ -12259,8 +14006,17 @@
                 <w:sz w:val="18"/>
                 <w:szCs w:val="18"/>
               </w:rPr>
-              <w:t>vagas; documentos; comprovantes; notificacoes</w:t>
-            </w:r>
+              <w:t xml:space="preserve">vagas; documentos; comprovantes; </w:t>
+            </w:r>
+            <w:proofErr w:type="spellStart"/>
+            <w:r>
+              <w:rPr>
+                <w:sz w:val="18"/>
+                <w:szCs w:val="18"/>
+              </w:rPr>
+              <w:t>notificacoes</w:t>
+            </w:r>
+            <w:proofErr w:type="spellEnd"/>
           </w:p>
         </w:tc>
       </w:tr>
@@ -12523,6 +14279,7 @@
                 <w:szCs w:val="18"/>
               </w:rPr>
             </w:pPr>
+            <w:proofErr w:type="spellStart"/>
             <w:r>
               <w:rPr>
                 <w:b/>
@@ -12532,6 +14289,7 @@
               </w:rPr>
               <w:t>notificacoes</w:t>
             </w:r>
+            <w:proofErr w:type="spellEnd"/>
           </w:p>
         </w:tc>
         <w:tc>
@@ -12644,6 +14402,7 @@
                 <w:szCs w:val="18"/>
               </w:rPr>
             </w:pPr>
+            <w:proofErr w:type="spellStart"/>
             <w:r>
               <w:rPr>
                 <w:b/>
@@ -12653,6 +14412,7 @@
               </w:rPr>
               <w:t>moderacao</w:t>
             </w:r>
+            <w:proofErr w:type="spellEnd"/>
           </w:p>
         </w:tc>
         <w:tc>
@@ -12730,13 +14490,31 @@
                 <w:szCs w:val="18"/>
               </w:rPr>
             </w:pPr>
-            <w:r>
-              <w:rPr>
-                <w:sz w:val="18"/>
-                <w:szCs w:val="18"/>
-              </w:rPr>
-              <w:t>usuarios; vagas; notificacoes</w:t>
-            </w:r>
+            <w:proofErr w:type="spellStart"/>
+            <w:r>
+              <w:rPr>
+                <w:sz w:val="18"/>
+                <w:szCs w:val="18"/>
+              </w:rPr>
+              <w:t>usuarios</w:t>
+            </w:r>
+            <w:proofErr w:type="spellEnd"/>
+            <w:r>
+              <w:rPr>
+                <w:sz w:val="18"/>
+                <w:szCs w:val="18"/>
+              </w:rPr>
+              <w:t xml:space="preserve">; vagas; </w:t>
+            </w:r>
+            <w:proofErr w:type="spellStart"/>
+            <w:r>
+              <w:rPr>
+                <w:sz w:val="18"/>
+                <w:szCs w:val="18"/>
+              </w:rPr>
+              <w:t>notificacoes</w:t>
+            </w:r>
+            <w:proofErr w:type="spellEnd"/>
           </w:p>
         </w:tc>
       </w:tr>
@@ -12775,6 +14553,7 @@
         </w:rPr>
         <w:t xml:space="preserve">Nota: todos os módulos do </w:t>
       </w:r>
+      <w:proofErr w:type="spellStart"/>
       <w:r>
         <w:rPr>
           <w:i/>
@@ -12784,6 +14563,7 @@
         </w:rPr>
         <w:t>back-end</w:t>
       </w:r>
+      <w:proofErr w:type="spellEnd"/>
       <w:r>
         <w:rPr>
           <w:sz w:val="20"/>
@@ -12824,15 +14604,9 @@
           <w:i/>
           <w:iCs/>
         </w:rPr>
-        <w:t>front-end</w:t>
-      </w:r>
-      <w:r>
-        <w:rPr>
-          <w:b/>
-          <w:bCs/>
-        </w:rPr>
-        <w:t xml:space="preserve"> e </w:t>
-      </w:r>
+        <w:t>front-</w:t>
+      </w:r>
+      <w:proofErr w:type="spellStart"/>
       <w:r>
         <w:rPr>
           <w:b/>
@@ -12840,28 +14614,73 @@
           <w:i/>
           <w:iCs/>
         </w:rPr>
-        <w:t>back-end</w:t>
-      </w:r>
-      <w:r>
-        <w:t xml:space="preserve">: requisições HTTP com JSON pela API REST, com o </w:t>
-      </w:r>
-      <w:r>
-        <w:rPr>
+        <w:t>end</w:t>
+      </w:r>
+      <w:proofErr w:type="spellEnd"/>
+      <w:r>
+        <w:rPr>
+          <w:b/>
+          <w:bCs/>
+        </w:rPr>
+        <w:t xml:space="preserve"> e </w:t>
+      </w:r>
+      <w:proofErr w:type="spellStart"/>
+      <w:r>
+        <w:rPr>
+          <w:b/>
+          <w:bCs/>
           <w:i/>
           <w:iCs/>
         </w:rPr>
-        <w:t>token</w:t>
-      </w:r>
-      <w:r>
-        <w:t xml:space="preserve"> JWT no cabeçalho Authorization; os documentos são enviados como </w:t>
+        <w:t>back-end</w:t>
+      </w:r>
+      <w:proofErr w:type="spellEnd"/>
+      <w:r>
+        <w:t xml:space="preserve">: requisições HTTP com JSON pela API REST, com o </w:t>
       </w:r>
       <w:r>
         <w:rPr>
           <w:i/>
           <w:iCs/>
         </w:rPr>
-        <w:t>multipart/form-data</w:t>
-      </w:r>
+        <w:t>token</w:t>
+      </w:r>
+      <w:r>
+        <w:t xml:space="preserve"> JWT no cabeçalho </w:t>
+      </w:r>
+      <w:proofErr w:type="spellStart"/>
+      <w:r>
+        <w:t>Authorization</w:t>
+      </w:r>
+      <w:proofErr w:type="spellEnd"/>
+      <w:r>
+        <w:t xml:space="preserve">; os documentos são enviados como </w:t>
+      </w:r>
+      <w:proofErr w:type="spellStart"/>
+      <w:r>
+        <w:rPr>
+          <w:i/>
+          <w:iCs/>
+        </w:rPr>
+        <w:t>multipart</w:t>
+      </w:r>
+      <w:proofErr w:type="spellEnd"/>
+      <w:r>
+        <w:rPr>
+          <w:i/>
+          <w:iCs/>
+        </w:rPr>
+        <w:t>/</w:t>
+      </w:r>
+      <w:proofErr w:type="spellStart"/>
+      <w:r>
+        <w:rPr>
+          <w:i/>
+          <w:iCs/>
+        </w:rPr>
+        <w:t>form-data</w:t>
+      </w:r>
+      <w:proofErr w:type="spellEnd"/>
       <w:r>
         <w:t xml:space="preserve"> e os comprovantes são recebidos em PDF. O Quadro 7 lista os principais recursos da API;</w:t>
       </w:r>
@@ -12881,6 +14700,7 @@
         </w:rPr>
         <w:t xml:space="preserve">entre módulos do </w:t>
       </w:r>
+      <w:proofErr w:type="spellStart"/>
       <w:r>
         <w:rPr>
           <w:b/>
@@ -12890,9 +14710,11 @@
         </w:rPr>
         <w:t>back-end</w:t>
       </w:r>
+      <w:proofErr w:type="spellEnd"/>
       <w:r>
         <w:t xml:space="preserve">: chamadas de função dentro do mesmo processo, sempre de um </w:t>
       </w:r>
+      <w:proofErr w:type="spellStart"/>
       <w:r>
         <w:rPr>
           <w:i/>
@@ -12900,6 +14722,7 @@
         </w:rPr>
         <w:t>service</w:t>
       </w:r>
+      <w:proofErr w:type="spellEnd"/>
       <w:r>
         <w:t xml:space="preserve"> para outro, respeitando as regras de dependência da seção 2.3;</w:t>
       </w:r>
@@ -12919,6 +14742,7 @@
         </w:rPr>
         <w:t xml:space="preserve">entre o </w:t>
       </w:r>
+      <w:proofErr w:type="spellStart"/>
       <w:r>
         <w:rPr>
           <w:b/>
@@ -12928,6 +14752,7 @@
         </w:rPr>
         <w:t>back-end</w:t>
       </w:r>
+      <w:proofErr w:type="spellEnd"/>
       <w:r>
         <w:rPr>
           <w:b/>
@@ -13154,6 +14979,7 @@
                 <w:szCs w:val="18"/>
               </w:rPr>
             </w:pPr>
+            <w:proofErr w:type="spellStart"/>
             <w:r>
               <w:rPr>
                 <w:sz w:val="18"/>
@@ -13161,6 +14987,7 @@
               </w:rPr>
               <w:t>auth</w:t>
             </w:r>
+            <w:proofErr w:type="spellEnd"/>
           </w:p>
         </w:tc>
         <w:tc>
@@ -13189,8 +15016,18 @@
                 <w:szCs w:val="18"/>
                 <w:lang w:val="en-US"/>
               </w:rPr>
-              <w:t>POST /auth/login; POST /auth/recuperacao-senha</w:t>
-            </w:r>
+              <w:t>POST /auth/login; POST /auth/</w:t>
+            </w:r>
+            <w:proofErr w:type="spellStart"/>
+            <w:r>
+              <w:rPr>
+                <w:sz w:val="18"/>
+                <w:szCs w:val="18"/>
+                <w:lang w:val="en-US"/>
+              </w:rPr>
+              <w:t>recuperacao-senha</w:t>
+            </w:r>
+            <w:proofErr w:type="spellEnd"/>
           </w:p>
         </w:tc>
         <w:tc>
@@ -13273,6 +15110,7 @@
                 <w:szCs w:val="18"/>
               </w:rPr>
             </w:pPr>
+            <w:proofErr w:type="spellStart"/>
             <w:r>
               <w:rPr>
                 <w:sz w:val="18"/>
@@ -13280,6 +15118,7 @@
               </w:rPr>
               <w:t>usuarios</w:t>
             </w:r>
+            <w:proofErr w:type="spellEnd"/>
           </w:p>
         </w:tc>
         <w:tc>
@@ -13305,7 +15144,71 @@
                 <w:sz w:val="18"/>
                 <w:szCs w:val="18"/>
               </w:rPr>
-              <w:t>POST /voluntarios; POST /organizacoes; GET e PUT /voluntarios/me e /organizacoes/me</w:t>
+              <w:t>POST /</w:t>
+            </w:r>
+            <w:proofErr w:type="spellStart"/>
+            <w:r>
+              <w:rPr>
+                <w:sz w:val="18"/>
+                <w:szCs w:val="18"/>
+              </w:rPr>
+              <w:t>voluntarios</w:t>
+            </w:r>
+            <w:proofErr w:type="spellEnd"/>
+            <w:r>
+              <w:rPr>
+                <w:sz w:val="18"/>
+                <w:szCs w:val="18"/>
+              </w:rPr>
+              <w:t>; POST /</w:t>
+            </w:r>
+            <w:proofErr w:type="spellStart"/>
+            <w:r>
+              <w:rPr>
+                <w:sz w:val="18"/>
+                <w:szCs w:val="18"/>
+              </w:rPr>
+              <w:t>organizacoes</w:t>
+            </w:r>
+            <w:proofErr w:type="spellEnd"/>
+            <w:r>
+              <w:rPr>
+                <w:sz w:val="18"/>
+                <w:szCs w:val="18"/>
+              </w:rPr>
+              <w:t>; GET e PUT /</w:t>
+            </w:r>
+            <w:proofErr w:type="spellStart"/>
+            <w:r>
+              <w:rPr>
+                <w:sz w:val="18"/>
+                <w:szCs w:val="18"/>
+              </w:rPr>
+              <w:t>voluntarios</w:t>
+            </w:r>
+            <w:proofErr w:type="spellEnd"/>
+            <w:r>
+              <w:rPr>
+                <w:sz w:val="18"/>
+                <w:szCs w:val="18"/>
+              </w:rPr>
+              <w:t>/me e /</w:t>
+            </w:r>
+            <w:proofErr w:type="spellStart"/>
+            <w:r>
+              <w:rPr>
+                <w:sz w:val="18"/>
+                <w:szCs w:val="18"/>
+              </w:rPr>
+              <w:t>organizacoes</w:t>
+            </w:r>
+            <w:proofErr w:type="spellEnd"/>
+            <w:r>
+              <w:rPr>
+                <w:sz w:val="18"/>
+                <w:szCs w:val="18"/>
+              </w:rPr>
+              <w:t>/me</w:t>
             </w:r>
           </w:p>
         </w:tc>
@@ -13419,7 +15322,23 @@
                 <w:sz w:val="18"/>
                 <w:szCs w:val="18"/>
               </w:rPr>
-              <w:t>GET /vagas; GET /vagas/{id}; GET /vagas/recomendadas; POST /vagas; PUT e PATCH /vagas/{id}; GET /organizacoes/me/vagas</w:t>
+              <w:t>GET /vagas; GET /vagas/{id}; GET /vagas/recomendadas; POST /vagas; PUT e PATCH /vagas/{id}; GET /</w:t>
+            </w:r>
+            <w:proofErr w:type="spellStart"/>
+            <w:r>
+              <w:rPr>
+                <w:sz w:val="18"/>
+                <w:szCs w:val="18"/>
+              </w:rPr>
+              <w:t>organizacoes</w:t>
+            </w:r>
+            <w:proofErr w:type="spellEnd"/>
+            <w:r>
+              <w:rPr>
+                <w:sz w:val="18"/>
+                <w:szCs w:val="18"/>
+              </w:rPr>
+              <w:t>/me/vagas</w:t>
             </w:r>
           </w:p>
         </w:tc>
@@ -13533,7 +15452,23 @@
                 <w:sz w:val="18"/>
                 <w:szCs w:val="18"/>
               </w:rPr>
-              <w:t>POST /vagas/{id}/candidaturas; GET /voluntarios/me/candidaturas; GET /vagas/{id}/candidaturas; PATCH /candidaturas/{id}; GET /candidaturas/{id}/contato</w:t>
+              <w:t>POST /vagas/{id}/candidaturas; GET /</w:t>
+            </w:r>
+            <w:proofErr w:type="spellStart"/>
+            <w:r>
+              <w:rPr>
+                <w:sz w:val="18"/>
+                <w:szCs w:val="18"/>
+              </w:rPr>
+              <w:t>voluntarios</w:t>
+            </w:r>
+            <w:proofErr w:type="spellEnd"/>
+            <w:r>
+              <w:rPr>
+                <w:sz w:val="18"/>
+                <w:szCs w:val="18"/>
+              </w:rPr>
+              <w:t>/me/candidaturas; GET /vagas/{id}/candidaturas; PATCH /candidaturas/{id}; GET /candidaturas/{id}/contato</w:t>
             </w:r>
           </w:p>
         </w:tc>
@@ -13560,8 +15495,17 @@
                 <w:sz w:val="18"/>
                 <w:szCs w:val="18"/>
               </w:rPr>
-              <w:t>Voluntário; Organização dona; Envolvidos</w:t>
-            </w:r>
+              <w:t xml:space="preserve">Voluntário; Organização dona; </w:t>
+            </w:r>
+            <w:proofErr w:type="gramStart"/>
+            <w:r>
+              <w:rPr>
+                <w:sz w:val="18"/>
+                <w:szCs w:val="18"/>
+              </w:rPr>
+              <w:t>Envolvidos</w:t>
+            </w:r>
+            <w:proofErr w:type="gramEnd"/>
           </w:p>
         </w:tc>
         <w:tc>
@@ -13843,6 +15787,7 @@
                 <w:szCs w:val="18"/>
               </w:rPr>
             </w:pPr>
+            <w:proofErr w:type="spellStart"/>
             <w:r>
               <w:rPr>
                 <w:sz w:val="18"/>
@@ -13850,6 +15795,7 @@
               </w:rPr>
               <w:t>moderacao</w:t>
             </w:r>
+            <w:proofErr w:type="spellEnd"/>
           </w:p>
         </w:tc>
         <w:tc>
@@ -13875,7 +15821,23 @@
                 <w:sz w:val="18"/>
                 <w:szCs w:val="18"/>
               </w:rPr>
-              <w:t>PATCH /admin/organizacoes/{id}; GET e PATCH /admin/denuncias; POST /denuncias</w:t>
+              <w:t>PATCH /admin/</w:t>
+            </w:r>
+            <w:proofErr w:type="spellStart"/>
+            <w:r>
+              <w:rPr>
+                <w:sz w:val="18"/>
+                <w:szCs w:val="18"/>
+              </w:rPr>
+              <w:t>organizacoes</w:t>
+            </w:r>
+            <w:proofErr w:type="spellEnd"/>
+            <w:r>
+              <w:rPr>
+                <w:sz w:val="18"/>
+                <w:szCs w:val="18"/>
+              </w:rPr>
+              <w:t>/{id}; GET e PATCH /admin/denuncias; POST /denuncias</w:t>
             </w:r>
           </w:p>
         </w:tc>
@@ -13968,7 +15930,39 @@
           <w:sz w:val="20"/>
           <w:szCs w:val="20"/>
         </w:rPr>
-        <w:t>Nota: todos os caminhos têm o prefixo /api/v1. “Envolvidos” são o voluntário da candidatura e a organização dona da vaga, conforme a ação permitida a cada um (Quadro 9). A documentação completa é gerada automaticamente pelo FastAPI, no padrão OpenAPI, e fica disponível em /docs.</w:t>
+        <w:t xml:space="preserve">Nota: todos os caminhos têm o prefixo /api/v1. “Envolvidos” são o voluntário da candidatura e a organização dona da vaga, conforme a ação permitida a cada um (Quadro 9). A documentação completa é gerada automaticamente pelo </w:t>
+      </w:r>
+      <w:proofErr w:type="spellStart"/>
+      <w:r>
+        <w:rPr>
+          <w:sz w:val="20"/>
+          <w:szCs w:val="20"/>
+        </w:rPr>
+        <w:t>FastAPI</w:t>
+      </w:r>
+      <w:proofErr w:type="spellEnd"/>
+      <w:r>
+        <w:rPr>
+          <w:sz w:val="20"/>
+          <w:szCs w:val="20"/>
+        </w:rPr>
+        <w:t xml:space="preserve">, no padrão </w:t>
+      </w:r>
+      <w:proofErr w:type="spellStart"/>
+      <w:r>
+        <w:rPr>
+          <w:sz w:val="20"/>
+          <w:szCs w:val="20"/>
+        </w:rPr>
+        <w:t>OpenAPI</w:t>
+      </w:r>
+      <w:proofErr w:type="spellEnd"/>
+      <w:r>
+        <w:rPr>
+          <w:sz w:val="20"/>
+          <w:szCs w:val="20"/>
+        </w:rPr>
+        <w:t>, e fica disponível em /docs.</w:t>
       </w:r>
     </w:p>
     <w:p>
@@ -13978,12 +15972,21 @@
       <w:r>
         <w:t xml:space="preserve">A Figura 5 apresenta o diagrama de pacotes, com a organização do código dos dois subsistemas e a estrutura interna padrão dos módulos do </w:t>
       </w:r>
+      <w:proofErr w:type="spellStart"/>
       <w:r>
         <w:rPr>
           <w:i/>
           <w:iCs/>
         </w:rPr>
-        <w:t>back-end</w:t>
+        <w:t>back</w:t>
+      </w:r>
+      <w:proofErr w:type="spellEnd"/>
+      <w:r>
+        <w:rPr>
+          <w:i/>
+          <w:iCs/>
+        </w:rPr>
+        <w:t>-end</w:t>
       </w:r>
       <w:r>
         <w:t>.</w:t>
@@ -14015,8 +16018,17 @@
           <w:sz w:val="20"/>
           <w:szCs w:val="20"/>
         </w:rPr>
-        <w:t>Diagrama de pacotes do VolunJá</w:t>
-      </w:r>
+        <w:t xml:space="preserve">Diagrama de pacotes do </w:t>
+      </w:r>
+      <w:proofErr w:type="spellStart"/>
+      <w:r>
+        <w:rPr>
+          <w:sz w:val="20"/>
+          <w:szCs w:val="20"/>
+        </w:rPr>
+        <w:t>VolunJá</w:t>
+      </w:r>
+      <w:proofErr w:type="spellEnd"/>
     </w:p>
     <w:p>
       <w:pPr>
@@ -14100,6 +16112,7 @@
       <w:r>
         <w:t xml:space="preserve">Todos os módulos do </w:t>
       </w:r>
+      <w:proofErr w:type="spellStart"/>
       <w:r>
         <w:rPr>
           <w:i/>
@@ -14107,9 +16120,11 @@
         </w:rPr>
         <w:t>back-end</w:t>
       </w:r>
+      <w:proofErr w:type="spellEnd"/>
       <w:r>
         <w:t xml:space="preserve"> seguem a mesma estrutura de arquivos: router.py (</w:t>
       </w:r>
+      <w:proofErr w:type="spellStart"/>
       <w:r>
         <w:rPr>
           <w:i/>
@@ -14117,8 +16132,17 @@
         </w:rPr>
         <w:t>endpoints</w:t>
       </w:r>
-      <w:r>
-        <w:t>), schemas.py (DTOs), service.py (regras de negócio), repository.py (consultas) e models.py (entidades). Essa padronização reduz o tempo de aprendizado ao mudar de módulo, o que favorece a prática de código coletivo adotada no processo (DV, seção 3.2).</w:t>
+      <w:proofErr w:type="spellEnd"/>
+      <w:r>
+        <w:t>), schemas.py (</w:t>
+      </w:r>
+      <w:proofErr w:type="spellStart"/>
+      <w:r>
+        <w:t>DTOs</w:t>
+      </w:r>
+      <w:proofErr w:type="spellEnd"/>
+      <w:r>
+        <w:t>), service.py (regras de negócio), repository.py (consultas) e models.py (entidades). Essa padronização reduz o tempo de aprendizado ao mudar de módulo, o que favorece a prática de código coletivo adotada no processo (DV, seção 3.2).</w:t>
       </w:r>
     </w:p>
     <w:p>
@@ -14165,8 +16189,17 @@
           <w:sz w:val="20"/>
           <w:szCs w:val="20"/>
         </w:rPr>
-        <w:t>Diagrama de componentes do VolunJá</w:t>
-      </w:r>
+        <w:t xml:space="preserve">Diagrama de componentes do </w:t>
+      </w:r>
+      <w:proofErr w:type="spellStart"/>
+      <w:r>
+        <w:rPr>
+          <w:sz w:val="20"/>
+          <w:szCs w:val="20"/>
+        </w:rPr>
+        <w:t>VolunJá</w:t>
+      </w:r>
+      <w:proofErr w:type="spellEnd"/>
     </w:p>
     <w:p>
       <w:pPr>
@@ -14248,8 +16281,17 @@
         <w:pStyle w:val="Corpodetexto"/>
       </w:pPr>
       <w:r>
-        <w:t xml:space="preserve">O diagrama de componentes da Figura 6 mostra como as partes do sistema se conectam por meio de interfaces. A SPA requer a interface API REST, fornecida pela API VolunJá; dentro da API, os módulos dependem uns dos outros conforme o Quadro 6, sempre por meio dos seus </w:t>
-      </w:r>
+        <w:t xml:space="preserve">O diagrama de componentes da Figura 6 mostra como as partes do sistema se conectam por meio de interfaces. A SPA requer a interface API REST, fornecida pela API </w:t>
+      </w:r>
+      <w:proofErr w:type="spellStart"/>
+      <w:r>
+        <w:t>VolunJá</w:t>
+      </w:r>
+      <w:proofErr w:type="spellEnd"/>
+      <w:r>
+        <w:t xml:space="preserve">; dentro da API, os módulos dependem uns dos outros conforme o Quadro 6, sempre por meio dos seus </w:t>
+      </w:r>
+      <w:proofErr w:type="spellStart"/>
       <w:r>
         <w:rPr>
           <w:i/>
@@ -14257,6 +16299,7 @@
         </w:rPr>
         <w:t>services</w:t>
       </w:r>
+      <w:proofErr w:type="spellEnd"/>
       <w:r>
         <w:t>; e a API requer as interfaces SQL, de arquivos e SMTP, fornecidas, respectivamente, pelo MySQL, pelo armazenamento de arquivos e pelo servidor de e-mail.</w:t>
       </w:r>
@@ -14266,7 +16309,39 @@
         <w:pStyle w:val="Corpodetexto"/>
       </w:pPr>
       <w:r>
-        <w:t>Nenhum módulo depende de auth, candidaturas ou moderacao, que ficam no topo da cadeia de dependências, enquanto usuarios, documentos, comprovantes e notificacoes são módulos de base, que não dependem de outros módulos de domínio. Essa organização, sem dependências circulares, permite testar cada módulo isoladamente, substituindo as suas dependências por dublês de teste.</w:t>
+        <w:t xml:space="preserve">Nenhum módulo depende de </w:t>
+      </w:r>
+      <w:proofErr w:type="spellStart"/>
+      <w:r>
+        <w:t>auth</w:t>
+      </w:r>
+      <w:proofErr w:type="spellEnd"/>
+      <w:r>
+        <w:t xml:space="preserve">, candidaturas ou </w:t>
+      </w:r>
+      <w:proofErr w:type="spellStart"/>
+      <w:r>
+        <w:t>moderacao</w:t>
+      </w:r>
+      <w:proofErr w:type="spellEnd"/>
+      <w:r>
+        <w:t xml:space="preserve">, que ficam no topo da cadeia de dependências, enquanto </w:t>
+      </w:r>
+      <w:proofErr w:type="spellStart"/>
+      <w:r>
+        <w:t>usuarios</w:t>
+      </w:r>
+      <w:proofErr w:type="spellEnd"/>
+      <w:r>
+        <w:t xml:space="preserve">, documentos, comprovantes e </w:t>
+      </w:r>
+      <w:proofErr w:type="spellStart"/>
+      <w:r>
+        <w:t>notificacoes</w:t>
+      </w:r>
+      <w:proofErr w:type="spellEnd"/>
+      <w:r>
+        <w:t xml:space="preserve"> são módulos de base, que não dependem de outros módulos de domínio. Essa organização, sem dependências circulares, permite testar cada módulo isoladamente, substituindo as suas dependências por dublês de teste.</w:t>
       </w:r>
     </w:p>
     <w:p>
@@ -14287,6 +16362,7 @@
           <w:numId w:val="20"/>
         </w:numPr>
       </w:pPr>
+      <w:proofErr w:type="spellStart"/>
       <w:r>
         <w:rPr>
           <w:b/>
@@ -14294,6 +16370,7 @@
         </w:rPr>
         <w:t>Usuario</w:t>
       </w:r>
+      <w:proofErr w:type="spellEnd"/>
       <w:r>
         <w:t xml:space="preserve"> concentra os dados de acesso comuns a todos os perfis. </w:t>
       </w:r>
@@ -14307,6 +16384,7 @@
       <w:r>
         <w:t xml:space="preserve"> e </w:t>
       </w:r>
+      <w:proofErr w:type="spellStart"/>
       <w:r>
         <w:rPr>
           <w:b/>
@@ -14314,8 +16392,25 @@
         </w:rPr>
         <w:t>Organizacao</w:t>
       </w:r>
-      <w:r>
-        <w:t xml:space="preserve"> especializam Usuario de forma disjunta, refletindo a regra de que os perfis de voluntário e de organização são exclusivos em uma mesma conta (DV, Tabela 4); o administrador é um Usuario com o perfil ADMINISTRADOR;</w:t>
+      <w:proofErr w:type="spellEnd"/>
+      <w:r>
+        <w:t xml:space="preserve"> especializam </w:t>
+      </w:r>
+      <w:proofErr w:type="spellStart"/>
+      <w:r>
+        <w:t>Usuario</w:t>
+      </w:r>
+      <w:proofErr w:type="spellEnd"/>
+      <w:r>
+        <w:t xml:space="preserve"> de forma disjunta, refletindo a regra de que os perfis de voluntário e de organização são exclusivos em uma mesma conta (DV, Tabela 4); o administrador é um </w:t>
+      </w:r>
+      <w:proofErr w:type="spellStart"/>
+      <w:r>
+        <w:t>Usuario</w:t>
+      </w:r>
+      <w:proofErr w:type="spellEnd"/>
+      <w:r>
+        <w:t xml:space="preserve"> com o perfil ADMINISTRADOR;</w:t>
       </w:r>
     </w:p>
     <w:p>
@@ -14326,6 +16421,7 @@
           <w:numId w:val="20"/>
         </w:numPr>
       </w:pPr>
+      <w:proofErr w:type="spellStart"/>
       <w:r>
         <w:rPr>
           <w:b/>
@@ -14333,6 +16429,7 @@
         </w:rPr>
         <w:t>Organizacao</w:t>
       </w:r>
+      <w:proofErr w:type="spellEnd"/>
       <w:r>
         <w:t xml:space="preserve"> representa tanto ONGs quanto responsáveis por projetos sociais (atributo tipo), identificados por CNPJ ou CPF (RF02 e RF03), e possui um estado de homologação (RF24);</w:t>
       </w:r>
@@ -14403,6 +16500,7 @@
       <w:r>
         <w:t xml:space="preserve"> liga um voluntário a uma vaga, com combinação única, e controla as transições de estado: de PENDENTE para ACEITA, RECUSADA ou CANCELADA. Ela é composta pelos </w:t>
       </w:r>
+      <w:proofErr w:type="spellStart"/>
       <w:r>
         <w:rPr>
           <w:b/>
@@ -14410,9 +16508,11 @@
         </w:rPr>
         <w:t>DocumentoCandidatura</w:t>
       </w:r>
+      <w:proofErr w:type="spellEnd"/>
       <w:r>
         <w:t xml:space="preserve"> enviados, cada um vinculado ao </w:t>
       </w:r>
+      <w:proofErr w:type="spellStart"/>
       <w:r>
         <w:rPr>
           <w:b/>
@@ -14420,6 +16520,7 @@
         </w:rPr>
         <w:t>DocumentoExigido</w:t>
       </w:r>
+      <w:proofErr w:type="spellEnd"/>
       <w:r>
         <w:t xml:space="preserve"> que atende, e pelo </w:t>
       </w:r>
@@ -14442,6 +16543,7 @@
           <w:numId w:val="20"/>
         </w:numPr>
       </w:pPr>
+      <w:proofErr w:type="spellStart"/>
       <w:r>
         <w:rPr>
           <w:b/>
@@ -14449,8 +16551,13 @@
         </w:rPr>
         <w:t>Notificacao</w:t>
       </w:r>
-      <w:r>
-        <w:t xml:space="preserve"> registra os avisos internos enviados aos usuários (RF20), e </w:t>
+      <w:proofErr w:type="spellEnd"/>
+      <w:r>
+        <w:t xml:space="preserve"> registra os avisos internos enviados aos usuários (RF20), </w:t>
+      </w:r>
+      <w:proofErr w:type="gramStart"/>
+      <w:r>
+        <w:t xml:space="preserve">e </w:t>
       </w:r>
       <w:r>
         <w:rPr>
@@ -14459,6 +16566,7 @@
         </w:rPr>
         <w:t>Denuncia</w:t>
       </w:r>
+      <w:proofErr w:type="gramEnd"/>
       <w:r>
         <w:t xml:space="preserve"> registra as denúncias sobre vagas ou usuários, tratadas pelo administrador (RF25).</w:t>
       </w:r>
@@ -14572,17 +16680,83 @@
         <w:pStyle w:val="Corpodetexto"/>
       </w:pPr>
       <w:r>
-        <w:t>Cada classe é mapeada para uma tabela do MySQL pelo SQLAlchemy, e a especialização de Usuario é implementada por herança com tabelas associadas (</w:t>
-      </w:r>
+        <w:t xml:space="preserve">Cada classe é mapeada para uma tabela do MySQL pelo </w:t>
+      </w:r>
+      <w:proofErr w:type="spellStart"/>
+      <w:r>
+        <w:t>SQLAlchemy</w:t>
+      </w:r>
+      <w:proofErr w:type="spellEnd"/>
+      <w:r>
+        <w:t xml:space="preserve">, e a especialização de </w:t>
+      </w:r>
+      <w:proofErr w:type="spellStart"/>
+      <w:r>
+        <w:t>Usuario</w:t>
+      </w:r>
+      <w:proofErr w:type="spellEnd"/>
+      <w:r>
+        <w:t xml:space="preserve"> é implementada por herança com tabelas associadas (</w:t>
+      </w:r>
+      <w:proofErr w:type="spellStart"/>
       <w:r>
         <w:rPr>
           <w:i/>
           <w:iCs/>
         </w:rPr>
-        <w:t>joined table inheritance</w:t>
-      </w:r>
-      <w:r>
-        <w:t>). Os atributos de tipo enumerado assumem valores fixos, armazenados como colunas do tipo ENUM no MySQL — por exemplo, StatusVaga (ABERTA, ENCERRADA ou SUSPENSA) e StatusCandidatura (PENDENTE, ACEITA, RECUSADA ou CANCELADA).</w:t>
+        <w:t>joined</w:t>
+      </w:r>
+      <w:proofErr w:type="spellEnd"/>
+      <w:r>
+        <w:rPr>
+          <w:i/>
+          <w:iCs/>
+        </w:rPr>
+        <w:t xml:space="preserve"> </w:t>
+      </w:r>
+      <w:proofErr w:type="spellStart"/>
+      <w:r>
+        <w:rPr>
+          <w:i/>
+          <w:iCs/>
+        </w:rPr>
+        <w:t>table</w:t>
+      </w:r>
+      <w:proofErr w:type="spellEnd"/>
+      <w:r>
+        <w:rPr>
+          <w:i/>
+          <w:iCs/>
+        </w:rPr>
+        <w:t xml:space="preserve"> </w:t>
+      </w:r>
+      <w:proofErr w:type="spellStart"/>
+      <w:r>
+        <w:rPr>
+          <w:i/>
+          <w:iCs/>
+        </w:rPr>
+        <w:t>inheritance</w:t>
+      </w:r>
+      <w:proofErr w:type="spellEnd"/>
+      <w:r>
+        <w:t xml:space="preserve">). Os atributos de tipo enumerado assumem valores fixos, armazenados como colunas do tipo ENUM no MySQL — por exemplo, </w:t>
+      </w:r>
+      <w:proofErr w:type="spellStart"/>
+      <w:r>
+        <w:t>StatusVaga</w:t>
+      </w:r>
+      <w:proofErr w:type="spellEnd"/>
+      <w:r>
+        <w:t xml:space="preserve"> (ABERTA, ENCERRADA ou SUSPENSA) e </w:t>
+      </w:r>
+      <w:proofErr w:type="spellStart"/>
+      <w:r>
+        <w:t>StatusCandidatura</w:t>
+      </w:r>
+      <w:proofErr w:type="spellEnd"/>
+      <w:r>
+        <w:t xml:space="preserve"> (PENDENTE, ACEITA, RECUSADA ou CANCELADA).</w:t>
       </w:r>
     </w:p>
     <w:p>
@@ -14601,7 +16775,39 @@
         <w:pStyle w:val="Corpodetexto"/>
       </w:pPr>
       <w:r>
-        <w:t>O VolunJá é implantado em contêineres Docker, orquestrados pelo Docker Compose, em uma máquina da própria equipe. Por se tratar de um produto mínimo viável (MVP) de uso acadêmico, com dezenas de usuários simultâneos nas validações e nas apresentações, um computador da equipe atende à carga prevista e dispensa custos de hospedagem. A aplicação é publicada na Internet por um túnel da Cloudflare (Cloudflare, 2026), em um domínio de teste, sem a necessidade de um servidor dedicado.</w:t>
+        <w:t xml:space="preserve">O </w:t>
+      </w:r>
+      <w:proofErr w:type="spellStart"/>
+      <w:r>
+        <w:t>VolunJá</w:t>
+      </w:r>
+      <w:proofErr w:type="spellEnd"/>
+      <w:r>
+        <w:t xml:space="preserve"> é implantado em contêineres Docker, orquestrados pelo Docker </w:t>
+      </w:r>
+      <w:proofErr w:type="spellStart"/>
+      <w:r>
+        <w:t>Compose</w:t>
+      </w:r>
+      <w:proofErr w:type="spellEnd"/>
+      <w:r>
+        <w:t xml:space="preserve">, em uma máquina da própria equipe. Por se tratar de um produto mínimo viável (MVP) de uso acadêmico, com dezenas de usuários simultâneos nas validações e nas apresentações, um computador da equipe atende à carga prevista e dispensa custos de hospedagem. A aplicação é publicada na Internet por um túnel da </w:t>
+      </w:r>
+      <w:proofErr w:type="spellStart"/>
+      <w:r>
+        <w:t>Cloudflare</w:t>
+      </w:r>
+      <w:proofErr w:type="spellEnd"/>
+      <w:r>
+        <w:t xml:space="preserve"> (</w:t>
+      </w:r>
+      <w:proofErr w:type="spellStart"/>
+      <w:r>
+        <w:t>Cloudflare</w:t>
+      </w:r>
+      <w:proofErr w:type="spellEnd"/>
+      <w:r>
+        <w:t>, 2026), em um domínio de teste, sem a necessidade de um servidor dedicado.</w:t>
       </w:r>
     </w:p>
     <w:p>
@@ -14609,8 +16815,17 @@
         <w:pStyle w:val="Corpodetexto"/>
       </w:pPr>
       <w:r>
-        <w:t xml:space="preserve">Além do cloudflared, que conecta a máquina ao túnel, a composição tem três contêineres: o </w:t>
-      </w:r>
+        <w:t xml:space="preserve">Além do </w:t>
+      </w:r>
+      <w:proofErr w:type="spellStart"/>
+      <w:r>
+        <w:t>cloudflared</w:t>
+      </w:r>
+      <w:proofErr w:type="spellEnd"/>
+      <w:r>
+        <w:t xml:space="preserve">, que conecta a máquina ao túnel, a composição tem três contêineres: o </w:t>
+      </w:r>
+      <w:proofErr w:type="spellStart"/>
       <w:r>
         <w:rPr>
           <w:b/>
@@ -14618,6 +16833,7 @@
         </w:rPr>
         <w:t>Nginx</w:t>
       </w:r>
+      <w:proofErr w:type="spellEnd"/>
       <w:r>
         <w:t xml:space="preserve">, que entrega o </w:t>
       </w:r>
@@ -14639,7 +16855,23 @@
         <w:t>API</w:t>
       </w:r>
       <w:r>
-        <w:t xml:space="preserve">, em que o FastAPI é executado pelo servidor ASGI Uvicorn; e o banco de dados </w:t>
+        <w:t xml:space="preserve">, em que o </w:t>
+      </w:r>
+      <w:proofErr w:type="spellStart"/>
+      <w:r>
+        <w:t>FastAPI</w:t>
+      </w:r>
+      <w:proofErr w:type="spellEnd"/>
+      <w:r>
+        <w:t xml:space="preserve"> é executado pelo servidor ASGI </w:t>
+      </w:r>
+      <w:proofErr w:type="spellStart"/>
+      <w:r>
+        <w:t>Uvicorn</w:t>
+      </w:r>
+      <w:proofErr w:type="spellEnd"/>
+      <w:r>
+        <w:t xml:space="preserve">; e o banco de dados </w:t>
       </w:r>
       <w:r>
         <w:rPr>
@@ -14649,7 +16881,15 @@
         <w:t>MySQL 8.4 (LTS)</w:t>
       </w:r>
       <w:r>
-        <w:t>, acessível apenas pela rede interna do Docker. Os dados e os documentos das candidaturas ficam em volumes persistentes, e os e-mails são enviados por um provedor SMTP externo. O MySQL, definido no DV (Quadro 5), é um sistema gerenciador de banco de dados relacional maduro e gratuito, adequado a dados fortemente relacionados — vagas, candidaturas e documentos — que exigem integridade referencial, e possui suporte nativo no SQLAlchemy.</w:t>
+        <w:t xml:space="preserve">, acessível apenas pela rede interna do Docker. Os dados e os documentos das candidaturas ficam em volumes persistentes, e os e-mails são enviados por um provedor SMTP externo. O MySQL, definido no DV (Quadro 5), é um sistema gerenciador de banco de dados relacional maduro e gratuito, adequado a dados fortemente relacionados — vagas, candidaturas e documentos — que exigem integridade referencial, e possui suporte nativo no </w:t>
+      </w:r>
+      <w:proofErr w:type="spellStart"/>
+      <w:r>
+        <w:t>SQLAlchemy</w:t>
+      </w:r>
+      <w:proofErr w:type="spellEnd"/>
+      <w:r>
+        <w:t>.</w:t>
       </w:r>
     </w:p>
     <w:p>
@@ -14657,15 +16897,41 @@
         <w:pStyle w:val="Corpodetexto"/>
       </w:pPr>
       <w:r>
-        <w:t xml:space="preserve">No desenvolvimento, cada integrante executa a mesma composição na própria máquina, e a integração contínua roda no GitHub Actions a cada </w:t>
-      </w:r>
+        <w:t xml:space="preserve">No desenvolvimento, cada integrante executa a mesma composição na própria máquina, e a integração contínua roda no GitHub </w:t>
+      </w:r>
+      <w:proofErr w:type="spellStart"/>
+      <w:r>
+        <w:t>Actions</w:t>
+      </w:r>
+      <w:proofErr w:type="spellEnd"/>
+      <w:r>
+        <w:t xml:space="preserve"> a cada </w:t>
+      </w:r>
+      <w:proofErr w:type="spellStart"/>
       <w:r>
         <w:rPr>
           <w:i/>
           <w:iCs/>
         </w:rPr>
-        <w:t>pull request</w:t>
-      </w:r>
+        <w:t>pull</w:t>
+      </w:r>
+      <w:proofErr w:type="spellEnd"/>
+      <w:r>
+        <w:rPr>
+          <w:i/>
+          <w:iCs/>
+        </w:rPr>
+        <w:t xml:space="preserve"> </w:t>
+      </w:r>
+      <w:proofErr w:type="spellStart"/>
+      <w:r>
+        <w:rPr>
+          <w:i/>
+          <w:iCs/>
+        </w:rPr>
+        <w:t>request</w:t>
+      </w:r>
+      <w:proofErr w:type="spellEnd"/>
       <w:r>
         <w:t>.</w:t>
       </w:r>
@@ -14703,8 +16969,17 @@
           <w:sz w:val="20"/>
           <w:szCs w:val="20"/>
         </w:rPr>
-        <w:t>Diagrama de implantação do VolunJá</w:t>
-      </w:r>
+        <w:t xml:space="preserve">Diagrama de implantação do </w:t>
+      </w:r>
+      <w:proofErr w:type="spellStart"/>
+      <w:r>
+        <w:rPr>
+          <w:sz w:val="20"/>
+          <w:szCs w:val="20"/>
+        </w:rPr>
+        <w:t>VolunJá</w:t>
+      </w:r>
+      <w:proofErr w:type="spellEnd"/>
     </w:p>
     <w:p>
       <w:pPr>
@@ -14787,7 +17062,15 @@
       </w:pPr>
       <w:r>
         <w:lastRenderedPageBreak/>
-        <w:t>A documentação do projeto, em MkDocs, continua publicada no GitHub Pages (DV, Quadro 5), de forma independente da aplicação.</w:t>
+        <w:t xml:space="preserve">A documentação do projeto, em </w:t>
+      </w:r>
+      <w:proofErr w:type="spellStart"/>
+      <w:r>
+        <w:t>MkDocs</w:t>
+      </w:r>
+      <w:proofErr w:type="spellEnd"/>
+      <w:r>
+        <w:t>, continua publicada no GitHub Pages (DV, Quadro 5), de forma independente da aplicação.</w:t>
       </w:r>
     </w:p>
     <w:p>
@@ -14912,7 +17195,23 @@
         </w:numPr>
       </w:pPr>
       <w:r>
-        <w:t>a interface é oferecida em português do Brasil, com datas no formato dd/mm/aaaa e horário de Brasília.</w:t>
+        <w:t xml:space="preserve">a interface é oferecida em português do Brasil, com datas no formato </w:t>
+      </w:r>
+      <w:proofErr w:type="spellStart"/>
+      <w:r>
+        <w:t>dd</w:t>
+      </w:r>
+      <w:proofErr w:type="spellEnd"/>
+      <w:r>
+        <w:t>/mm/</w:t>
+      </w:r>
+      <w:proofErr w:type="spellStart"/>
+      <w:r>
+        <w:t>aaaa</w:t>
+      </w:r>
+      <w:proofErr w:type="spellEnd"/>
+      <w:r>
+        <w:t xml:space="preserve"> e horário de Brasília.</w:t>
       </w:r>
     </w:p>
     <w:p>
@@ -14920,7 +17219,31 @@
         <w:pStyle w:val="Corpodetexto"/>
       </w:pPr>
       <w:r>
-        <w:t>As características de qualidade relevantes para o software, segundo o modelo de qualidade da norma ISO/IEC 25010 (International Organization for Standardization, 2011), estão descritas no Quadro 8.</w:t>
+        <w:t>As características de qualidade relevantes para o software, segundo o modelo de qualidade da norma ISO/IEC 25010 (</w:t>
+      </w:r>
+      <w:proofErr w:type="spellStart"/>
+      <w:r>
+        <w:t>International</w:t>
+      </w:r>
+      <w:proofErr w:type="spellEnd"/>
+      <w:r>
+        <w:t xml:space="preserve"> </w:t>
+      </w:r>
+      <w:proofErr w:type="spellStart"/>
+      <w:r>
+        <w:t>Organization</w:t>
+      </w:r>
+      <w:proofErr w:type="spellEnd"/>
+      <w:r>
+        <w:t xml:space="preserve"> for </w:t>
+      </w:r>
+      <w:proofErr w:type="spellStart"/>
+      <w:r>
+        <w:t>Standardization</w:t>
+      </w:r>
+      <w:proofErr w:type="spellEnd"/>
+      <w:r>
+        <w:t>, 2011), estão descritas no Quadro 8.</w:t>
       </w:r>
     </w:p>
     <w:p>
@@ -15140,7 +17463,23 @@
                 <w:sz w:val="20"/>
                 <w:szCs w:val="20"/>
               </w:rPr>
-              <w:t>Protótipos no Figma, testes de usabilidade a cada incremento, diretrizes WCAG 2.1 no nível AA (W3C, 2018) e mensagens de erro claras.</w:t>
+              <w:t xml:space="preserve">Protótipos no </w:t>
+            </w:r>
+            <w:proofErr w:type="spellStart"/>
+            <w:r>
+              <w:rPr>
+                <w:sz w:val="20"/>
+                <w:szCs w:val="20"/>
+              </w:rPr>
+              <w:t>Figma</w:t>
+            </w:r>
+            <w:proofErr w:type="spellEnd"/>
+            <w:r>
+              <w:rPr>
+                <w:sz w:val="20"/>
+                <w:szCs w:val="20"/>
+              </w:rPr>
+              <w:t>, testes de usabilidade a cada incremento, diretrizes WCAG 2.1 no nível AA (W3C, 2018) e mensagens de erro claras.</w:t>
             </w:r>
           </w:p>
         </w:tc>
@@ -15233,6 +17572,7 @@
               </w:rPr>
               <w:t xml:space="preserve">JWT com expiração, </w:t>
             </w:r>
+            <w:proofErr w:type="spellStart"/>
             <w:r>
               <w:rPr>
                 <w:i/>
@@ -15242,12 +17582,29 @@
               </w:rPr>
               <w:t>hash</w:t>
             </w:r>
-            <w:r>
-              <w:rPr>
-                <w:sz w:val="20"/>
-                <w:szCs w:val="20"/>
-              </w:rPr>
-              <w:t xml:space="preserve"> Argon2, autorização por perfil e por propriedade, validação com Pydantic, ORM contra injeção de SQL e limites no envio de arquivos.</w:t>
+            <w:proofErr w:type="spellEnd"/>
+            <w:r>
+              <w:rPr>
+                <w:sz w:val="20"/>
+                <w:szCs w:val="20"/>
+              </w:rPr>
+              <w:t xml:space="preserve"> Argon2, autorização por perfil e por propriedade, validação com </w:t>
+            </w:r>
+            <w:proofErr w:type="spellStart"/>
+            <w:r>
+              <w:rPr>
+                <w:sz w:val="20"/>
+                <w:szCs w:val="20"/>
+              </w:rPr>
+              <w:t>Pydantic</w:t>
+            </w:r>
+            <w:proofErr w:type="spellEnd"/>
+            <w:r>
+              <w:rPr>
+                <w:sz w:val="20"/>
+                <w:szCs w:val="20"/>
+              </w:rPr>
+              <w:t>, ORM contra injeção de SQL e limites no envio de arquivos.</w:t>
             </w:r>
           </w:p>
         </w:tc>
@@ -15443,7 +17800,23 @@
                 <w:sz w:val="20"/>
                 <w:szCs w:val="20"/>
               </w:rPr>
-              <w:t xml:space="preserve"> no Nginx.</w:t>
+              <w:t xml:space="preserve"> no </w:t>
+            </w:r>
+            <w:proofErr w:type="spellStart"/>
+            <w:r>
+              <w:rPr>
+                <w:sz w:val="20"/>
+                <w:szCs w:val="20"/>
+              </w:rPr>
+              <w:t>Nginx</w:t>
+            </w:r>
+            <w:proofErr w:type="spellEnd"/>
+            <w:r>
+              <w:rPr>
+                <w:sz w:val="20"/>
+                <w:szCs w:val="20"/>
+              </w:rPr>
+              <w:t>.</w:t>
             </w:r>
           </w:p>
         </w:tc>
@@ -15718,7 +18091,23 @@
                 <w:sz w:val="20"/>
                 <w:szCs w:val="20"/>
               </w:rPr>
-              <w:t>API documentada em OpenAPI, o que permite integrar outros clientes no futuro, como um aplicativo móvel.</w:t>
+              <w:t xml:space="preserve">API documentada em </w:t>
+            </w:r>
+            <w:proofErr w:type="spellStart"/>
+            <w:r>
+              <w:rPr>
+                <w:sz w:val="20"/>
+                <w:szCs w:val="20"/>
+              </w:rPr>
+              <w:t>OpenAPI</w:t>
+            </w:r>
+            <w:proofErr w:type="spellEnd"/>
+            <w:r>
+              <w:rPr>
+                <w:sz w:val="20"/>
+                <w:szCs w:val="20"/>
+              </w:rPr>
+              <w:t>, o que permite integrar outros clientes no futuro, como um aplicativo móvel.</w:t>
             </w:r>
           </w:p>
         </w:tc>
@@ -17926,7 +20315,15 @@
         <w:t>autorização por perfil</w:t>
       </w:r>
       <w:r>
-        <w:t xml:space="preserve">, por dependências do FastAPI que verificam o perfil contido no </w:t>
+        <w:t xml:space="preserve">, por dependências do </w:t>
+      </w:r>
+      <w:proofErr w:type="spellStart"/>
+      <w:r>
+        <w:t>FastAPI</w:t>
+      </w:r>
+      <w:proofErr w:type="spellEnd"/>
+      <w:r>
+        <w:t xml:space="preserve"> que verificam o perfil contido no </w:t>
       </w:r>
       <w:r>
         <w:rPr>
@@ -17938,6 +20335,7 @@
       <w:r>
         <w:t xml:space="preserve"> JWT antes de executar o </w:t>
       </w:r>
+      <w:proofErr w:type="spellStart"/>
       <w:r>
         <w:rPr>
           <w:i/>
@@ -17945,8 +20343,17 @@
         </w:rPr>
         <w:t>endpoint</w:t>
       </w:r>
-      <w:r>
-        <w:t xml:space="preserve">; e (ii) </w:t>
+      <w:proofErr w:type="spellEnd"/>
+      <w:r>
+        <w:t>; e (</w:t>
+      </w:r>
+      <w:proofErr w:type="spellStart"/>
+      <w:r>
+        <w:t>ii</w:t>
+      </w:r>
+      <w:proofErr w:type="spellEnd"/>
+      <w:r>
+        <w:t xml:space="preserve">) </w:t>
       </w:r>
       <w:r>
         <w:rPr>
@@ -17958,6 +20365,7 @@
       <w:r>
         <w:t xml:space="preserve">, nos </w:t>
       </w:r>
+      <w:proofErr w:type="spellStart"/>
       <w:r>
         <w:rPr>
           <w:i/>
@@ -17965,6 +20373,7 @@
         </w:rPr>
         <w:t>services</w:t>
       </w:r>
+      <w:proofErr w:type="spellEnd"/>
       <w:r>
         <w:t xml:space="preserve">, que verificam se o recurso pertence ao usuário autenticado, como a vaga que uma organização tenta editar. O administrador não acessa os documentos das candidaturas, pois não participa da relação entre voluntário e organização, em respeito ao princípio da necessidade da LGPD (Brasil, 2018). Além disso, o </w:t>
       </w:r>
@@ -17986,7 +20395,15 @@
         <w:t>login</w:t>
       </w:r>
       <w:r>
-        <w:t xml:space="preserve"> são limitadas no Nginx.</w:t>
+        <w:t xml:space="preserve"> são limitadas no </w:t>
+      </w:r>
+      <w:proofErr w:type="spellStart"/>
+      <w:r>
+        <w:t>Nginx</w:t>
+      </w:r>
+      <w:proofErr w:type="spellEnd"/>
+      <w:r>
+        <w:t>.</w:t>
       </w:r>
     </w:p>
     <w:p>
@@ -18138,15 +20555,41 @@
       <w:r>
         <w:t xml:space="preserve">CLOUDFLARE. </w:t>
       </w:r>
+      <w:proofErr w:type="spellStart"/>
       <w:r>
         <w:rPr>
           <w:b/>
           <w:bCs/>
         </w:rPr>
-        <w:t>Cloudflare Tunnel</w:t>
-      </w:r>
-      <w:r>
-        <w:t xml:space="preserve">. [S. l.]: Cloudflare, 2026. Disponível em: </w:t>
+        <w:t>Cloudflare</w:t>
+      </w:r>
+      <w:proofErr w:type="spellEnd"/>
+      <w:r>
+        <w:rPr>
+          <w:b/>
+          <w:bCs/>
+        </w:rPr>
+        <w:t xml:space="preserve"> </w:t>
+      </w:r>
+      <w:proofErr w:type="spellStart"/>
+      <w:r>
+        <w:rPr>
+          <w:b/>
+          <w:bCs/>
+        </w:rPr>
+        <w:t>Tunnel</w:t>
+      </w:r>
+      <w:proofErr w:type="spellEnd"/>
+      <w:r>
+        <w:t xml:space="preserve">. [S. l.]: </w:t>
+      </w:r>
+      <w:proofErr w:type="spellStart"/>
+      <w:r>
+        <w:t>Cloudflare</w:t>
+      </w:r>
+      <w:proofErr w:type="spellEnd"/>
+      <w:r>
+        <w:t xml:space="preserve">, 2026. Disponível em: </w:t>
       </w:r>
       <w:hyperlink r:id="rId25" w:history="1">
         <w:r>
@@ -18168,12 +20611,37 @@
       <w:r>
         <w:t xml:space="preserve">CONVENTIONAL COMMITS. </w:t>
       </w:r>
+      <w:proofErr w:type="spellStart"/>
       <w:r>
         <w:rPr>
           <w:b/>
           <w:bCs/>
         </w:rPr>
-        <w:t>Conventional Commits 1.0.0</w:t>
+        <w:t>Conventional</w:t>
+      </w:r>
+      <w:proofErr w:type="spellEnd"/>
+      <w:r>
+        <w:rPr>
+          <w:b/>
+          <w:bCs/>
+        </w:rPr>
+        <w:t xml:space="preserve"> </w:t>
+      </w:r>
+      <w:proofErr w:type="spellStart"/>
+      <w:r>
+        <w:rPr>
+          <w:b/>
+          <w:bCs/>
+        </w:rPr>
+        <w:t>Commits</w:t>
+      </w:r>
+      <w:proofErr w:type="spellEnd"/>
+      <w:r>
+        <w:rPr>
+          <w:b/>
+          <w:bCs/>
+        </w:rPr>
+        <w:t xml:space="preserve"> 1.0.0</w:t>
       </w:r>
       <w:r>
         <w:t xml:space="preserve">. [S. l.], 2019. Disponível em: </w:t>
@@ -18241,13 +20709,31 @@
       <w:r>
         <w:t xml:space="preserve">FASTAPI. </w:t>
       </w:r>
+      <w:proofErr w:type="spellStart"/>
       <w:r>
         <w:rPr>
           <w:b/>
           <w:bCs/>
         </w:rPr>
-        <w:t>FastAPI documentation</w:t>
-      </w:r>
+        <w:t>FastAPI</w:t>
+      </w:r>
+      <w:proofErr w:type="spellEnd"/>
+      <w:r>
+        <w:rPr>
+          <w:b/>
+          <w:bCs/>
+        </w:rPr>
+        <w:t xml:space="preserve"> </w:t>
+      </w:r>
+      <w:proofErr w:type="spellStart"/>
+      <w:r>
+        <w:rPr>
+          <w:b/>
+          <w:bCs/>
+        </w:rPr>
+        <w:t>documentation</w:t>
+      </w:r>
+      <w:proofErr w:type="spellEnd"/>
       <w:r>
         <w:t xml:space="preserve">. [S. l.], 2026. Disponível em: </w:t>
       </w:r>
@@ -18262,11 +20748,33 @@
       <w:r>
         <w:t xml:space="preserve">. </w:t>
       </w:r>
+      <w:proofErr w:type="spellStart"/>
       <w:r>
         <w:rPr>
           <w:lang w:val="en-US"/>
         </w:rPr>
-        <w:t>Acesso em: 5 out. 2026.</w:t>
+        <w:t>Acesso</w:t>
+      </w:r>
+      <w:proofErr w:type="spellEnd"/>
+      <w:r>
+        <w:rPr>
+          <w:lang w:val="en-US"/>
+        </w:rPr>
+        <w:t xml:space="preserve"> </w:t>
+      </w:r>
+      <w:proofErr w:type="spellStart"/>
+      <w:r>
+        <w:rPr>
+          <w:lang w:val="en-US"/>
+        </w:rPr>
+        <w:t>em</w:t>
+      </w:r>
+      <w:proofErr w:type="spellEnd"/>
+      <w:r>
+        <w:rPr>
+          <w:lang w:val="en-US"/>
+        </w:rPr>
+        <w:t>: 5 out. 2026.</w:t>
       </w:r>
     </w:p>
     <w:p>
@@ -18295,7 +20803,49 @@
         <w:rPr>
           <w:lang w:val="en-US"/>
         </w:rPr>
-        <w:t>. 2000. Tese (Doutorado em Information and Computer Science) – University of California, Irvine, 2000.</w:t>
+        <w:t xml:space="preserve">. 2000. </w:t>
+      </w:r>
+      <w:proofErr w:type="spellStart"/>
+      <w:r>
+        <w:rPr>
+          <w:lang w:val="en-US"/>
+        </w:rPr>
+        <w:t>Tese</w:t>
+      </w:r>
+      <w:proofErr w:type="spellEnd"/>
+      <w:r>
+        <w:rPr>
+          <w:lang w:val="en-US"/>
+        </w:rPr>
+        <w:t xml:space="preserve"> (</w:t>
+      </w:r>
+      <w:proofErr w:type="spellStart"/>
+      <w:r>
+        <w:rPr>
+          <w:lang w:val="en-US"/>
+        </w:rPr>
+        <w:t>Doutorado</w:t>
+      </w:r>
+      <w:proofErr w:type="spellEnd"/>
+      <w:r>
+        <w:rPr>
+          <w:lang w:val="en-US"/>
+        </w:rPr>
+        <w:t xml:space="preserve"> </w:t>
+      </w:r>
+      <w:proofErr w:type="spellStart"/>
+      <w:r>
+        <w:rPr>
+          <w:lang w:val="en-US"/>
+        </w:rPr>
+        <w:t>em</w:t>
+      </w:r>
+      <w:proofErr w:type="spellEnd"/>
+      <w:r>
+        <w:rPr>
+          <w:lang w:val="en-US"/>
+        </w:rPr>
+        <w:t xml:space="preserve"> Information and Computer Science) – University of California, Irvine, 2000.</w:t>
       </w:r>
     </w:p>
     <w:p>
@@ -18335,6 +20885,7 @@
       <w:r>
         <w:t xml:space="preserve">GRUPO GOSLING. </w:t>
       </w:r>
+      <w:proofErr w:type="spellStart"/>
       <w:r>
         <w:rPr>
           <w:b/>
@@ -18342,6 +20893,7 @@
         </w:rPr>
         <w:t>VolunJá</w:t>
       </w:r>
+      <w:proofErr w:type="spellEnd"/>
       <w:r>
         <w:t>: visão do produto e do projeto. Versão 0.3. Brasília, 2026. Documento da disciplina Métodos de Desenvolvimento de Software.</w:t>
       </w:r>
@@ -18372,7 +20924,21 @@
         <w:rPr>
           <w:lang w:val="en-US"/>
         </w:rPr>
-        <w:t>: systems and software engineering: systems and software quality requirements and evaluation (SQuaRE): system and software quality models. Geneva: ISO, 2011.</w:t>
+        <w:t>: systems and software engineering: systems and software quality requirements and evaluation (</w:t>
+      </w:r>
+      <w:proofErr w:type="spellStart"/>
+      <w:r>
+        <w:rPr>
+          <w:lang w:val="en-US"/>
+        </w:rPr>
+        <w:t>SQuaRE</w:t>
+      </w:r>
+      <w:proofErr w:type="spellEnd"/>
+      <w:r>
+        <w:rPr>
+          <w:lang w:val="en-US"/>
+        </w:rPr>
+        <w:t>): system and software quality models. Geneva: ISO, 2011.</w:t>
       </w:r>
     </w:p>
     <w:p>
@@ -18394,7 +20960,15 @@
         <w:t>IEEE Software</w:t>
       </w:r>
       <w:r>
-        <w:t>, Los Alamitos, v. 12, n. 6, p. 42-50, nov. 1995.</w:t>
+        <w:t xml:space="preserve">, Los </w:t>
+      </w:r>
+      <w:proofErr w:type="spellStart"/>
+      <w:r>
+        <w:t>Alamitos</w:t>
+      </w:r>
+      <w:proofErr w:type="spellEnd"/>
+      <w:r>
+        <w:t>, v. 12, n. 6, p. 42-50, nov. 1995.</w:t>
       </w:r>
     </w:p>
     <w:p>
@@ -18413,7 +20987,23 @@
           <w:b/>
           <w:bCs/>
         </w:rPr>
-        <w:t>MySQL 8.4 reference manual</w:t>
+        <w:t xml:space="preserve">MySQL 8.4 </w:t>
+      </w:r>
+      <w:proofErr w:type="spellStart"/>
+      <w:r>
+        <w:rPr>
+          <w:b/>
+          <w:bCs/>
+        </w:rPr>
+        <w:t>reference</w:t>
+      </w:r>
+      <w:proofErr w:type="spellEnd"/>
+      <w:r>
+        <w:rPr>
+          <w:b/>
+          <w:bCs/>
+        </w:rPr>
+        <w:t xml:space="preserve"> manual</w:t>
       </w:r>
       <w:r>
         <w:t xml:space="preserve">. [S. l.]: Oracle, 2026. Disponível em: </w:t>
@@ -18429,11 +21019,33 @@
       <w:r>
         <w:t xml:space="preserve">. </w:t>
       </w:r>
+      <w:proofErr w:type="spellStart"/>
       <w:r>
         <w:rPr>
           <w:lang w:val="en-US"/>
         </w:rPr>
-        <w:t>Acesso em: 5 out. 2026.</w:t>
+        <w:t>Acesso</w:t>
+      </w:r>
+      <w:proofErr w:type="spellEnd"/>
+      <w:r>
+        <w:rPr>
+          <w:lang w:val="en-US"/>
+        </w:rPr>
+        <w:t xml:space="preserve"> </w:t>
+      </w:r>
+      <w:proofErr w:type="spellStart"/>
+      <w:r>
+        <w:rPr>
+          <w:lang w:val="en-US"/>
+        </w:rPr>
+        <w:t>em</w:t>
+      </w:r>
+      <w:proofErr w:type="spellEnd"/>
+      <w:r>
+        <w:rPr>
+          <w:lang w:val="en-US"/>
+        </w:rPr>
+        <w:t>: 5 out. 2026.</w:t>
       </w:r>
     </w:p>
     <w:p>
@@ -18465,8 +21077,13 @@
         </w:rPr>
         <w:t xml:space="preserve">: version 2.5.1. </w:t>
       </w:r>
-      <w:r>
-        <w:t xml:space="preserve">Needham: OMG, 2017. Disponível em: </w:t>
+      <w:proofErr w:type="spellStart"/>
+      <w:r>
+        <w:t>Needham</w:t>
+      </w:r>
+      <w:proofErr w:type="spellEnd"/>
+      <w:r>
+        <w:t xml:space="preserve">: OMG, 2017. Disponível em: </w:t>
       </w:r>
       <w:hyperlink r:id="rId30" w:history="1">
         <w:r>
@@ -18479,11 +21096,33 @@
       <w:r>
         <w:t xml:space="preserve">. </w:t>
       </w:r>
+      <w:proofErr w:type="spellStart"/>
       <w:r>
         <w:rPr>
           <w:lang w:val="en-US"/>
         </w:rPr>
-        <w:t>Acesso em: 5 out. 2026.</w:t>
+        <w:t>Acesso</w:t>
+      </w:r>
+      <w:proofErr w:type="spellEnd"/>
+      <w:r>
+        <w:rPr>
+          <w:lang w:val="en-US"/>
+        </w:rPr>
+        <w:t xml:space="preserve"> </w:t>
+      </w:r>
+      <w:proofErr w:type="spellStart"/>
+      <w:r>
+        <w:rPr>
+          <w:lang w:val="en-US"/>
+        </w:rPr>
+        <w:t>em</w:t>
+      </w:r>
+      <w:proofErr w:type="spellEnd"/>
+      <w:r>
+        <w:rPr>
+          <w:lang w:val="en-US"/>
+        </w:rPr>
+        <w:t>: 5 out. 2026.</w:t>
       </w:r>
     </w:p>
     <w:p>
@@ -18497,13 +21136,23 @@
         </w:rPr>
         <w:t xml:space="preserve">OPENAPI INITIATIVE. </w:t>
       </w:r>
+      <w:proofErr w:type="spellStart"/>
       <w:r>
         <w:rPr>
           <w:b/>
           <w:bCs/>
           <w:lang w:val="en-US"/>
         </w:rPr>
-        <w:t>OpenAPI specification</w:t>
+        <w:t>OpenAPI</w:t>
+      </w:r>
+      <w:proofErr w:type="spellEnd"/>
+      <w:r>
+        <w:rPr>
+          <w:b/>
+          <w:bCs/>
+          <w:lang w:val="en-US"/>
+        </w:rPr>
+        <w:t xml:space="preserve"> specification</w:t>
       </w:r>
       <w:r>
         <w:rPr>
@@ -18618,13 +21267,23 @@
         </w:rPr>
         <w:t xml:space="preserve">SQLALCHEMY. </w:t>
       </w:r>
+      <w:proofErr w:type="spellStart"/>
       <w:r>
         <w:rPr>
           <w:b/>
           <w:bCs/>
           <w:lang w:val="en-US"/>
         </w:rPr>
-        <w:t>SQLAlchemy 2.0 documentation</w:t>
+        <w:t>SQLAlchemy</w:t>
+      </w:r>
+      <w:proofErr w:type="spellEnd"/>
+      <w:r>
+        <w:rPr>
+          <w:b/>
+          <w:bCs/>
+          <w:lang w:val="en-US"/>
+        </w:rPr>
+        <w:t xml:space="preserve"> 2.0 documentation</w:t>
       </w:r>
       <w:r>
         <w:rPr>
@@ -18646,11 +21305,33 @@
       <w:r>
         <w:t xml:space="preserve">. </w:t>
       </w:r>
+      <w:proofErr w:type="spellStart"/>
       <w:r>
         <w:rPr>
           <w:lang w:val="en-US"/>
         </w:rPr>
-        <w:t>Acesso em: 5 out. 2026.</w:t>
+        <w:t>Acesso</w:t>
+      </w:r>
+      <w:proofErr w:type="spellEnd"/>
+      <w:r>
+        <w:rPr>
+          <w:lang w:val="en-US"/>
+        </w:rPr>
+        <w:t xml:space="preserve"> </w:t>
+      </w:r>
+      <w:proofErr w:type="spellStart"/>
+      <w:r>
+        <w:rPr>
+          <w:lang w:val="en-US"/>
+        </w:rPr>
+        <w:t>em</w:t>
+      </w:r>
+      <w:proofErr w:type="spellEnd"/>
+      <w:r>
+        <w:rPr>
+          <w:lang w:val="en-US"/>
+        </w:rPr>
+        <w:t>: 5 out. 2026.</w:t>
       </w:r>
     </w:p>
     <w:p>
@@ -18679,7 +21360,35 @@
         <w:rPr>
           <w:lang w:val="en-US"/>
         </w:rPr>
-        <w:t xml:space="preserve">: style guide for Python code. [S. l.]: Python Software Foundation, 2001. Disponível em: </w:t>
+        <w:t xml:space="preserve">: style guide for Python code. [S. l.]: Python Software Foundation, 2001. </w:t>
+      </w:r>
+      <w:proofErr w:type="spellStart"/>
+      <w:r>
+        <w:rPr>
+          <w:lang w:val="en-US"/>
+        </w:rPr>
+        <w:t>Disponível</w:t>
+      </w:r>
+      <w:proofErr w:type="spellEnd"/>
+      <w:r>
+        <w:rPr>
+          <w:lang w:val="en-US"/>
+        </w:rPr>
+        <w:t xml:space="preserve"> </w:t>
+      </w:r>
+      <w:proofErr w:type="spellStart"/>
+      <w:r>
+        <w:rPr>
+          <w:lang w:val="en-US"/>
+        </w:rPr>
+        <w:t>em</w:t>
+      </w:r>
+      <w:proofErr w:type="spellEnd"/>
+      <w:r>
+        <w:rPr>
+          <w:lang w:val="en-US"/>
+        </w:rPr>
+        <w:t xml:space="preserve">: </w:t>
       </w:r>
       <w:hyperlink r:id="rId34" w:history="1">
         <w:r>
@@ -18694,7 +21403,35 @@
         <w:rPr>
           <w:lang w:val="en-US"/>
         </w:rPr>
-        <w:t>. Acesso em: 5 out. 2026.</w:t>
+        <w:t xml:space="preserve">. </w:t>
+      </w:r>
+      <w:proofErr w:type="spellStart"/>
+      <w:r>
+        <w:rPr>
+          <w:lang w:val="en-US"/>
+        </w:rPr>
+        <w:t>Acesso</w:t>
+      </w:r>
+      <w:proofErr w:type="spellEnd"/>
+      <w:r>
+        <w:rPr>
+          <w:lang w:val="en-US"/>
+        </w:rPr>
+        <w:t xml:space="preserve"> </w:t>
+      </w:r>
+      <w:proofErr w:type="spellStart"/>
+      <w:r>
+        <w:rPr>
+          <w:lang w:val="en-US"/>
+        </w:rPr>
+        <w:t>em</w:t>
+      </w:r>
+      <w:proofErr w:type="spellEnd"/>
+      <w:r>
+        <w:rPr>
+          <w:lang w:val="en-US"/>
+        </w:rPr>
+        <w:t>: 5 out. 2026.</w:t>
       </w:r>
     </w:p>
     <w:p>
@@ -18760,13 +21497,31 @@
       <w:r>
         <w:t xml:space="preserve">Este apêndice detalha os padrões referidos na meta MR04 e no requisito RNF07 (DV, Tabela 6). O cumprimento dos padrões é verificado automaticamente na integração contínua e na revisão dos </w:t>
       </w:r>
+      <w:proofErr w:type="spellStart"/>
       <w:r>
         <w:rPr>
           <w:i/>
           <w:iCs/>
         </w:rPr>
-        <w:t>pull requests</w:t>
-      </w:r>
+        <w:t>pull</w:t>
+      </w:r>
+      <w:proofErr w:type="spellEnd"/>
+      <w:r>
+        <w:rPr>
+          <w:i/>
+          <w:iCs/>
+        </w:rPr>
+        <w:t xml:space="preserve"> </w:t>
+      </w:r>
+      <w:proofErr w:type="spellStart"/>
+      <w:r>
+        <w:rPr>
+          <w:i/>
+          <w:iCs/>
+        </w:rPr>
+        <w:t>requests</w:t>
+      </w:r>
+      <w:proofErr w:type="spellEnd"/>
       <w:r>
         <w:t>, como parte do conceito de pronto (DV, seção 3.3). O Quadro 10 resume as convenções de nomenclatura.</w:t>
       </w:r>
@@ -18889,6 +21644,7 @@
               </w:rPr>
               <w:t>Python (</w:t>
             </w:r>
+            <w:proofErr w:type="spellStart"/>
             <w:r>
               <w:rPr>
                 <w:b/>
@@ -18900,6 +21656,7 @@
               </w:rPr>
               <w:t>back-end</w:t>
             </w:r>
+            <w:proofErr w:type="spellEnd"/>
             <w:r>
               <w:rPr>
                 <w:b/>
@@ -18935,14 +21692,25 @@
                 <w:szCs w:val="20"/>
               </w:rPr>
             </w:pPr>
-            <w:r>
-              <w:rPr>
-                <w:b/>
-                <w:bCs/>
-                <w:sz w:val="20"/>
-                <w:szCs w:val="20"/>
-              </w:rPr>
-              <w:t>JavaScript (</w:t>
+            <w:proofErr w:type="spellStart"/>
+            <w:r>
+              <w:rPr>
+                <w:b/>
+                <w:bCs/>
+                <w:sz w:val="20"/>
+                <w:szCs w:val="20"/>
+              </w:rPr>
+              <w:t>JavaScript</w:t>
+            </w:r>
+            <w:proofErr w:type="spellEnd"/>
+            <w:r>
+              <w:rPr>
+                <w:b/>
+                <w:bCs/>
+                <w:sz w:val="20"/>
+                <w:szCs w:val="20"/>
+              </w:rPr>
+              <w:t xml:space="preserve"> (</w:t>
             </w:r>
             <w:r>
               <w:rPr>
@@ -18953,8 +21721,21 @@
                 <w:sz w:val="20"/>
                 <w:szCs w:val="20"/>
               </w:rPr>
-              <w:t>front-end</w:t>
-            </w:r>
+              <w:t>front-</w:t>
+            </w:r>
+            <w:proofErr w:type="spellStart"/>
+            <w:r>
+              <w:rPr>
+                <w:b/>
+                <w:bCs/>
+                <w:i/>
+                <w:iCs/>
+                <w:sz w:val="20"/>
+                <w:szCs w:val="20"/>
+              </w:rPr>
+              <w:t>end</w:t>
+            </w:r>
+            <w:proofErr w:type="spellEnd"/>
             <w:r>
               <w:rPr>
                 <w:b/>
@@ -19023,6 +21804,7 @@
                 <w:lang w:val="en-US"/>
               </w:rPr>
             </w:pPr>
+            <w:proofErr w:type="spellStart"/>
             <w:r>
               <w:rPr>
                 <w:i/>
@@ -19033,6 +21815,7 @@
               </w:rPr>
               <w:t>snake_case</w:t>
             </w:r>
+            <w:proofErr w:type="spellEnd"/>
             <w:r>
               <w:rPr>
                 <w:sz w:val="20"/>
@@ -19062,6 +21845,7 @@
                 <w:szCs w:val="20"/>
               </w:rPr>
             </w:pPr>
+            <w:proofErr w:type="spellStart"/>
             <w:r>
               <w:rPr>
                 <w:i/>
@@ -19071,6 +21855,7 @@
               </w:rPr>
               <w:t>camelCase</w:t>
             </w:r>
+            <w:proofErr w:type="spellEnd"/>
             <w:r>
               <w:rPr>
                 <w:sz w:val="20"/>
@@ -19078,6 +21863,7 @@
               </w:rPr>
               <w:t xml:space="preserve"> (vagaService.js); componentes em </w:t>
             </w:r>
+            <w:proofErr w:type="spellStart"/>
             <w:r>
               <w:rPr>
                 <w:i/>
@@ -19087,12 +21873,29 @@
               </w:rPr>
               <w:t>PascalCase</w:t>
             </w:r>
-            <w:r>
-              <w:rPr>
-                <w:sz w:val="20"/>
-                <w:szCs w:val="20"/>
-              </w:rPr>
-              <w:t xml:space="preserve"> (VagaCard.jsx)</w:t>
+            <w:proofErr w:type="spellEnd"/>
+            <w:r>
+              <w:rPr>
+                <w:sz w:val="20"/>
+                <w:szCs w:val="20"/>
+              </w:rPr>
+              <w:t xml:space="preserve"> (</w:t>
+            </w:r>
+            <w:proofErr w:type="spellStart"/>
+            <w:r>
+              <w:rPr>
+                <w:sz w:val="20"/>
+                <w:szCs w:val="20"/>
+              </w:rPr>
+              <w:t>VagaCard.jsx</w:t>
+            </w:r>
+            <w:proofErr w:type="spellEnd"/>
+            <w:r>
+              <w:rPr>
+                <w:sz w:val="20"/>
+                <w:szCs w:val="20"/>
+              </w:rPr>
+              <w:t>)</w:t>
             </w:r>
           </w:p>
         </w:tc>
@@ -19150,6 +21953,7 @@
                 <w:szCs w:val="20"/>
               </w:rPr>
             </w:pPr>
+            <w:proofErr w:type="spellStart"/>
             <w:r>
               <w:rPr>
                 <w:i/>
@@ -19159,12 +21963,45 @@
               </w:rPr>
               <w:t>PascalCase</w:t>
             </w:r>
-            <w:r>
-              <w:rPr>
-                <w:sz w:val="20"/>
-                <w:szCs w:val="20"/>
-              </w:rPr>
-              <w:t xml:space="preserve"> (VagaService, VagaCreate)</w:t>
+            <w:proofErr w:type="spellEnd"/>
+            <w:r>
+              <w:rPr>
+                <w:sz w:val="20"/>
+                <w:szCs w:val="20"/>
+              </w:rPr>
+              <w:t xml:space="preserve"> (</w:t>
+            </w:r>
+            <w:proofErr w:type="spellStart"/>
+            <w:r>
+              <w:rPr>
+                <w:sz w:val="20"/>
+                <w:szCs w:val="20"/>
+              </w:rPr>
+              <w:t>VagaService</w:t>
+            </w:r>
+            <w:proofErr w:type="spellEnd"/>
+            <w:r>
+              <w:rPr>
+                <w:sz w:val="20"/>
+                <w:szCs w:val="20"/>
+              </w:rPr>
+              <w:t xml:space="preserve">, </w:t>
+            </w:r>
+            <w:proofErr w:type="spellStart"/>
+            <w:r>
+              <w:rPr>
+                <w:sz w:val="20"/>
+                <w:szCs w:val="20"/>
+              </w:rPr>
+              <w:t>VagaCreate</w:t>
+            </w:r>
+            <w:proofErr w:type="spellEnd"/>
+            <w:r>
+              <w:rPr>
+                <w:sz w:val="20"/>
+                <w:szCs w:val="20"/>
+              </w:rPr>
+              <w:t>)</w:t>
             </w:r>
           </w:p>
         </w:tc>
@@ -19186,6 +22023,7 @@
                 <w:szCs w:val="20"/>
               </w:rPr>
             </w:pPr>
+            <w:proofErr w:type="spellStart"/>
             <w:r>
               <w:rPr>
                 <w:i/>
@@ -19195,12 +22033,45 @@
               </w:rPr>
               <w:t>PascalCase</w:t>
             </w:r>
-            <w:r>
-              <w:rPr>
-                <w:sz w:val="20"/>
-                <w:szCs w:val="20"/>
-              </w:rPr>
-              <w:t xml:space="preserve"> (VagaCard, FiltroVagas)</w:t>
+            <w:proofErr w:type="spellEnd"/>
+            <w:r>
+              <w:rPr>
+                <w:sz w:val="20"/>
+                <w:szCs w:val="20"/>
+              </w:rPr>
+              <w:t xml:space="preserve"> (</w:t>
+            </w:r>
+            <w:proofErr w:type="spellStart"/>
+            <w:r>
+              <w:rPr>
+                <w:sz w:val="20"/>
+                <w:szCs w:val="20"/>
+              </w:rPr>
+              <w:t>VagaCard</w:t>
+            </w:r>
+            <w:proofErr w:type="spellEnd"/>
+            <w:r>
+              <w:rPr>
+                <w:sz w:val="20"/>
+                <w:szCs w:val="20"/>
+              </w:rPr>
+              <w:t xml:space="preserve">, </w:t>
+            </w:r>
+            <w:proofErr w:type="spellStart"/>
+            <w:r>
+              <w:rPr>
+                <w:sz w:val="20"/>
+                <w:szCs w:val="20"/>
+              </w:rPr>
+              <w:t>FiltroVagas</w:t>
+            </w:r>
+            <w:proofErr w:type="spellEnd"/>
+            <w:r>
+              <w:rPr>
+                <w:sz w:val="20"/>
+                <w:szCs w:val="20"/>
+              </w:rPr>
+              <w:t>)</w:t>
             </w:r>
           </w:p>
         </w:tc>
@@ -19258,6 +22129,7 @@
                 <w:szCs w:val="20"/>
               </w:rPr>
             </w:pPr>
+            <w:proofErr w:type="spellStart"/>
             <w:r>
               <w:rPr>
                 <w:i/>
@@ -19267,12 +22139,29 @@
               </w:rPr>
               <w:t>snake_case</w:t>
             </w:r>
-            <w:r>
-              <w:rPr>
-                <w:sz w:val="20"/>
-                <w:szCs w:val="20"/>
-              </w:rPr>
-              <w:t xml:space="preserve"> (listar_vagas)</w:t>
+            <w:proofErr w:type="spellEnd"/>
+            <w:r>
+              <w:rPr>
+                <w:sz w:val="20"/>
+                <w:szCs w:val="20"/>
+              </w:rPr>
+              <w:t xml:space="preserve"> (</w:t>
+            </w:r>
+            <w:proofErr w:type="spellStart"/>
+            <w:r>
+              <w:rPr>
+                <w:sz w:val="20"/>
+                <w:szCs w:val="20"/>
+              </w:rPr>
+              <w:t>listar_vagas</w:t>
+            </w:r>
+            <w:proofErr w:type="spellEnd"/>
+            <w:r>
+              <w:rPr>
+                <w:sz w:val="20"/>
+                <w:szCs w:val="20"/>
+              </w:rPr>
+              <w:t>)</w:t>
             </w:r>
           </w:p>
         </w:tc>
@@ -19294,6 +22183,7 @@
                 <w:szCs w:val="20"/>
               </w:rPr>
             </w:pPr>
+            <w:proofErr w:type="spellStart"/>
             <w:r>
               <w:rPr>
                 <w:i/>
@@ -19303,12 +22193,29 @@
               </w:rPr>
               <w:t>camelCase</w:t>
             </w:r>
-            <w:r>
-              <w:rPr>
-                <w:sz w:val="20"/>
-                <w:szCs w:val="20"/>
-              </w:rPr>
-              <w:t xml:space="preserve"> (listarVagas)</w:t>
+            <w:proofErr w:type="spellEnd"/>
+            <w:r>
+              <w:rPr>
+                <w:sz w:val="20"/>
+                <w:szCs w:val="20"/>
+              </w:rPr>
+              <w:t xml:space="preserve"> (</w:t>
+            </w:r>
+            <w:proofErr w:type="spellStart"/>
+            <w:r>
+              <w:rPr>
+                <w:sz w:val="20"/>
+                <w:szCs w:val="20"/>
+              </w:rPr>
+              <w:t>listarVagas</w:t>
+            </w:r>
+            <w:proofErr w:type="spellEnd"/>
+            <w:r>
+              <w:rPr>
+                <w:sz w:val="20"/>
+                <w:szCs w:val="20"/>
+              </w:rPr>
+              <w:t>)</w:t>
             </w:r>
           </w:p>
         </w:tc>
@@ -19449,6 +22356,7 @@
                 <w:szCs w:val="20"/>
               </w:rPr>
             </w:pPr>
+            <w:proofErr w:type="spellStart"/>
             <w:r>
               <w:rPr>
                 <w:b/>
@@ -19460,6 +22368,7 @@
               </w:rPr>
               <w:t>Hooks</w:t>
             </w:r>
+            <w:proofErr w:type="spellEnd"/>
           </w:p>
         </w:tc>
         <w:tc>
@@ -19514,7 +22423,39 @@
                 <w:sz w:val="20"/>
                 <w:szCs w:val="20"/>
               </w:rPr>
-              <w:t>Prefixo use (useAuth, useVagas)</w:t>
+              <w:t>Prefixo use (</w:t>
+            </w:r>
+            <w:proofErr w:type="spellStart"/>
+            <w:r>
+              <w:rPr>
+                <w:sz w:val="20"/>
+                <w:szCs w:val="20"/>
+              </w:rPr>
+              <w:t>useAuth</w:t>
+            </w:r>
+            <w:proofErr w:type="spellEnd"/>
+            <w:r>
+              <w:rPr>
+                <w:sz w:val="20"/>
+                <w:szCs w:val="20"/>
+              </w:rPr>
+              <w:t xml:space="preserve">, </w:t>
+            </w:r>
+            <w:proofErr w:type="spellStart"/>
+            <w:r>
+              <w:rPr>
+                <w:sz w:val="20"/>
+                <w:szCs w:val="20"/>
+              </w:rPr>
+              <w:t>useVagas</w:t>
+            </w:r>
+            <w:proofErr w:type="spellEnd"/>
+            <w:r>
+              <w:rPr>
+                <w:sz w:val="20"/>
+                <w:szCs w:val="20"/>
+              </w:rPr>
+              <w:t>)</w:t>
             </w:r>
           </w:p>
         </w:tc>
@@ -19597,6 +22538,7 @@
               </w:rPr>
               <w:t xml:space="preserve">, </w:t>
             </w:r>
+            <w:proofErr w:type="spellStart"/>
             <w:r>
               <w:rPr>
                 <w:i/>
@@ -19606,12 +22548,29 @@
               </w:rPr>
               <w:t>Repository</w:t>
             </w:r>
-            <w:r>
-              <w:rPr>
-                <w:sz w:val="20"/>
-                <w:szCs w:val="20"/>
-              </w:rPr>
-              <w:t>, Schema)</w:t>
+            <w:proofErr w:type="spellEnd"/>
+            <w:r>
+              <w:rPr>
+                <w:sz w:val="20"/>
+                <w:szCs w:val="20"/>
+              </w:rPr>
+              <w:t xml:space="preserve">, </w:t>
+            </w:r>
+            <w:proofErr w:type="spellStart"/>
+            <w:r>
+              <w:rPr>
+                <w:sz w:val="20"/>
+                <w:szCs w:val="20"/>
+              </w:rPr>
+              <w:t>Schema</w:t>
+            </w:r>
+            <w:proofErr w:type="spellEnd"/>
+            <w:r>
+              <w:rPr>
+                <w:sz w:val="20"/>
+                <w:szCs w:val="20"/>
+              </w:rPr>
+              <w:t>)</w:t>
             </w:r>
           </w:p>
         </w:tc>
@@ -19641,6 +22600,7 @@
               </w:rPr>
               <w:t xml:space="preserve">Mesmo critério do </w:t>
             </w:r>
+            <w:proofErr w:type="spellStart"/>
             <w:r>
               <w:rPr>
                 <w:i/>
@@ -19650,6 +22610,7 @@
               </w:rPr>
               <w:t>back-end</w:t>
             </w:r>
+            <w:proofErr w:type="spellEnd"/>
           </w:p>
         </w:tc>
       </w:tr>
@@ -19703,6 +22664,7 @@
       <w:r>
         <w:t xml:space="preserve">No </w:t>
       </w:r>
+      <w:proofErr w:type="spellStart"/>
       <w:r>
         <w:rPr>
           <w:i/>
@@ -19710,6 +22672,7 @@
         </w:rPr>
         <w:t>back-end</w:t>
       </w:r>
+      <w:proofErr w:type="spellEnd"/>
       <w:r>
         <w:t>, adotam-se os seguintes padrões:</w:t>
       </w:r>
@@ -19723,7 +22686,31 @@
         </w:numPr>
       </w:pPr>
       <w:r>
-        <w:t>estilo PEP 8 (Van Rossum; Warsaw; Coghlan, 2001), verificado e formatado pelo Ruff, com linhas de até 88 caracteres;</w:t>
+        <w:t xml:space="preserve">estilo PEP 8 (Van </w:t>
+      </w:r>
+      <w:proofErr w:type="spellStart"/>
+      <w:r>
+        <w:t>Rossum</w:t>
+      </w:r>
+      <w:proofErr w:type="spellEnd"/>
+      <w:r>
+        <w:t xml:space="preserve">; </w:t>
+      </w:r>
+      <w:proofErr w:type="spellStart"/>
+      <w:r>
+        <w:t>Warsaw</w:t>
+      </w:r>
+      <w:proofErr w:type="spellEnd"/>
+      <w:r>
+        <w:t xml:space="preserve">; </w:t>
+      </w:r>
+      <w:proofErr w:type="spellStart"/>
+      <w:r>
+        <w:t>Coghlan</w:t>
+      </w:r>
+      <w:proofErr w:type="spellEnd"/>
+      <w:r>
+        <w:t>, 2001), verificado e formatado pelo Ruff, com linhas de até 88 caracteres;</w:t>
       </w:r>
     </w:p>
     <w:p>
@@ -19737,6 +22724,7 @@
       <w:r>
         <w:t xml:space="preserve">anotações de tipo obrigatórias em funções públicas; toda entrada e saída da API é definida por </w:t>
       </w:r>
+      <w:proofErr w:type="spellStart"/>
       <w:r>
         <w:rPr>
           <w:i/>
@@ -19744,8 +22732,17 @@
         </w:rPr>
         <w:t>schemas</w:t>
       </w:r>
-      <w:r>
-        <w:t xml:space="preserve"> Pydantic;</w:t>
+      <w:proofErr w:type="spellEnd"/>
+      <w:r>
+        <w:t xml:space="preserve"> </w:t>
+      </w:r>
+      <w:proofErr w:type="spellStart"/>
+      <w:r>
+        <w:t>Pydantic</w:t>
+      </w:r>
+      <w:proofErr w:type="spellEnd"/>
+      <w:r>
+        <w:t>;</w:t>
       </w:r>
     </w:p>
     <w:p>
@@ -19769,7 +22766,15 @@
         </w:numPr>
       </w:pPr>
       <w:r>
-        <w:t>erros de negócio são representados por exceções próprias, convertidas em respostas HTTP por um tratador central — por exemplo, a exceção CandidaturaDuplicadaError;</w:t>
+        <w:t xml:space="preserve">erros de negócio são representados por exceções próprias, convertidas em respostas HTTP por um tratador central — por exemplo, a exceção </w:t>
+      </w:r>
+      <w:proofErr w:type="spellStart"/>
+      <w:r>
+        <w:t>CandidaturaDuplicadaError</w:t>
+      </w:r>
+      <w:proofErr w:type="spellEnd"/>
+      <w:r>
+        <w:t>;</w:t>
       </w:r>
     </w:p>
     <w:p>
@@ -19781,7 +22786,39 @@
         </w:numPr>
       </w:pPr>
       <w:r>
-        <w:t>testes com pytest na pasta tests, espelhando a estrutura dos módulos, com nomes no formato test_&lt;comportamento_esperado&gt;;</w:t>
+        <w:t xml:space="preserve">testes com </w:t>
+      </w:r>
+      <w:proofErr w:type="spellStart"/>
+      <w:r>
+        <w:t>pytest</w:t>
+      </w:r>
+      <w:proofErr w:type="spellEnd"/>
+      <w:r>
+        <w:t xml:space="preserve"> na pasta </w:t>
+      </w:r>
+      <w:proofErr w:type="spellStart"/>
+      <w:r>
+        <w:t>tests</w:t>
+      </w:r>
+      <w:proofErr w:type="spellEnd"/>
+      <w:r>
+        <w:t xml:space="preserve">, espelhando a estrutura dos módulos, com nomes no formato </w:t>
+      </w:r>
+      <w:proofErr w:type="spellStart"/>
+      <w:r>
+        <w:t>test</w:t>
+      </w:r>
+      <w:proofErr w:type="spellEnd"/>
+      <w:r>
+        <w:t>_&lt;</w:t>
+      </w:r>
+      <w:proofErr w:type="spellStart"/>
+      <w:r>
+        <w:t>comportamento_esperado</w:t>
+      </w:r>
+      <w:proofErr w:type="spellEnd"/>
+      <w:r>
+        <w:t>&gt;;</w:t>
       </w:r>
     </w:p>
     <w:p>
@@ -19793,7 +22830,44 @@
         </w:numPr>
       </w:pPr>
       <w:r>
-        <w:t>configurações e segredos ficam apenas em variáveis de ambiente: o arquivo .env não é versionado, e o arquivo .env.example documenta as variáveis necessárias.</w:t>
+        <w:t xml:space="preserve">configurações e segredos ficam apenas em variáveis de ambiente: o </w:t>
+      </w:r>
+      <w:proofErr w:type="gramStart"/>
+      <w:r>
+        <w:t>arquivo .</w:t>
+      </w:r>
+      <w:proofErr w:type="spellStart"/>
+      <w:r>
+        <w:t>env</w:t>
+      </w:r>
+      <w:proofErr w:type="spellEnd"/>
+      <w:proofErr w:type="gramEnd"/>
+      <w:r>
+        <w:t xml:space="preserve"> não é </w:t>
+      </w:r>
+      <w:proofErr w:type="spellStart"/>
+      <w:r>
+        <w:t>versionado</w:t>
+      </w:r>
+      <w:proofErr w:type="spellEnd"/>
+      <w:r>
+        <w:t xml:space="preserve">, e o </w:t>
+      </w:r>
+      <w:proofErr w:type="gramStart"/>
+      <w:r>
+        <w:t>arquivo .</w:t>
+      </w:r>
+      <w:proofErr w:type="spellStart"/>
+      <w:r>
+        <w:t>env</w:t>
+      </w:r>
+      <w:proofErr w:type="gramEnd"/>
+      <w:r>
+        <w:t>.example</w:t>
+      </w:r>
+      <w:proofErr w:type="spellEnd"/>
+      <w:r>
+        <w:t xml:space="preserve"> documenta as variáveis necessárias.</w:t>
       </w:r>
     </w:p>
     <w:p>
@@ -19844,8 +22918,17 @@
           <w:i/>
           <w:iCs/>
         </w:rPr>
-        <w:t>front-end</w:t>
-      </w:r>
+        <w:t>front-</w:t>
+      </w:r>
+      <w:proofErr w:type="spellStart"/>
+      <w:r>
+        <w:rPr>
+          <w:i/>
+          <w:iCs/>
+        </w:rPr>
+        <w:t>end</w:t>
+      </w:r>
+      <w:proofErr w:type="spellEnd"/>
       <w:r>
         <w:t>, adotam-se os seguintes padrões:</w:t>
       </w:r>
@@ -19858,8 +22941,13 @@
           <w:numId w:val="23"/>
         </w:numPr>
       </w:pPr>
-      <w:r>
-        <w:t xml:space="preserve">ESLint, com as regras recomendadas e os </w:t>
+      <w:proofErr w:type="spellStart"/>
+      <w:r>
+        <w:t>ESLint</w:t>
+      </w:r>
+      <w:proofErr w:type="spellEnd"/>
+      <w:r>
+        <w:t xml:space="preserve">, com as regras recomendadas e os </w:t>
       </w:r>
       <w:r>
         <w:rPr>
@@ -19869,7 +22957,23 @@
         <w:t>plugins</w:t>
       </w:r>
       <w:r>
-        <w:t xml:space="preserve"> react-hooks e jsx-a11y, e Prettier para a formatação;</w:t>
+        <w:t xml:space="preserve"> </w:t>
+      </w:r>
+      <w:proofErr w:type="spellStart"/>
+      <w:r>
+        <w:t>react-hooks</w:t>
+      </w:r>
+      <w:proofErr w:type="spellEnd"/>
+      <w:r>
+        <w:t xml:space="preserve"> e jsx-a11y, e </w:t>
+      </w:r>
+      <w:proofErr w:type="spellStart"/>
+      <w:r>
+        <w:t>Prettier</w:t>
+      </w:r>
+      <w:proofErr w:type="spellEnd"/>
+      <w:r>
+        <w:t xml:space="preserve"> para a formatação;</w:t>
       </w:r>
     </w:p>
     <w:p>
@@ -19883,6 +22987,7 @@
       <w:r>
         <w:t xml:space="preserve">apenas componentes funcionais com </w:t>
       </w:r>
+      <w:proofErr w:type="spellStart"/>
       <w:r>
         <w:rPr>
           <w:i/>
@@ -19890,6 +22995,7 @@
         </w:rPr>
         <w:t>hooks</w:t>
       </w:r>
+      <w:proofErr w:type="spellEnd"/>
       <w:r>
         <w:t>, com um componente por arquivo;</w:t>
       </w:r>
@@ -19905,6 +23011,7 @@
       <w:r>
         <w:t xml:space="preserve">chamadas à API feitas somente pelos módulos da pasta </w:t>
       </w:r>
+      <w:proofErr w:type="spellStart"/>
       <w:r>
         <w:rPr>
           <w:i/>
@@ -19912,6 +23019,7 @@
         </w:rPr>
         <w:t>services</w:t>
       </w:r>
+      <w:proofErr w:type="spellEnd"/>
       <w:r>
         <w:t>, nunca diretamente nos componentes;</w:t>
       </w:r>
@@ -19969,7 +23077,39 @@
         </w:numPr>
       </w:pPr>
       <w:r>
-        <w:t>testes com Vitest e React Testing Library no mesmo diretório do componente, como VagaCard.test.jsx.</w:t>
+        <w:t xml:space="preserve">testes com </w:t>
+      </w:r>
+      <w:proofErr w:type="spellStart"/>
+      <w:r>
+        <w:t>Vitest</w:t>
+      </w:r>
+      <w:proofErr w:type="spellEnd"/>
+      <w:r>
+        <w:t xml:space="preserve"> e </w:t>
+      </w:r>
+      <w:proofErr w:type="spellStart"/>
+      <w:r>
+        <w:t>React</w:t>
+      </w:r>
+      <w:proofErr w:type="spellEnd"/>
+      <w:r>
+        <w:t xml:space="preserve"> </w:t>
+      </w:r>
+      <w:proofErr w:type="spellStart"/>
+      <w:r>
+        <w:t>Testing</w:t>
+      </w:r>
+      <w:proofErr w:type="spellEnd"/>
+      <w:r>
+        <w:t xml:space="preserve"> Library no mesmo diretório do componente, como </w:t>
+      </w:r>
+      <w:proofErr w:type="spellStart"/>
+      <w:r>
+        <w:t>VagaCard.test.jsx</w:t>
+      </w:r>
+      <w:proofErr w:type="spellEnd"/>
+      <w:r>
+        <w:t>.</w:t>
       </w:r>
     </w:p>
     <w:p>
@@ -20030,6 +23170,7 @@
       <w:r>
         <w:t xml:space="preserve">JSON com chaves em </w:t>
       </w:r>
+      <w:proofErr w:type="spellStart"/>
       <w:r>
         <w:rPr>
           <w:i/>
@@ -20037,8 +23178,25 @@
         </w:rPr>
         <w:t>snake_case</w:t>
       </w:r>
-      <w:r>
-        <w:t xml:space="preserve"> e datas no padrão ISO 8601; listas paginadas com os campos itens, total, pagina e tamanho; erros no formato {"detail": "mensagem"};</w:t>
+      <w:proofErr w:type="spellEnd"/>
+      <w:r>
+        <w:t xml:space="preserve"> e datas no padrão ISO 8601; listas paginadas com os campos itens, total, </w:t>
+      </w:r>
+      <w:proofErr w:type="gramStart"/>
+      <w:r>
+        <w:t>pagina</w:t>
+      </w:r>
+      <w:proofErr w:type="gramEnd"/>
+      <w:r>
+        <w:t xml:space="preserve"> e tamanho; erros no formato {"</w:t>
+      </w:r>
+      <w:proofErr w:type="spellStart"/>
+      <w:r>
+        <w:t>detail</w:t>
+      </w:r>
+      <w:proofErr w:type="spellEnd"/>
+      <w:r>
+        <w:t>": "mensagem"};</w:t>
       </w:r>
     </w:p>
     <w:p>
@@ -20052,6 +23210,7 @@
       <w:r>
         <w:t xml:space="preserve">tabelas em </w:t>
       </w:r>
+      <w:proofErr w:type="spellStart"/>
       <w:r>
         <w:rPr>
           <w:i/>
@@ -20059,8 +23218,25 @@
         </w:rPr>
         <w:t>snake_case</w:t>
       </w:r>
-      <w:r>
-        <w:t xml:space="preserve"> e no plural (vagas, candidaturas), com chave primária id, chaves estrangeiras no formato &lt;entidade&gt;_id e colunas de auditoria criado_em e atualizado_em;</w:t>
+      <w:proofErr w:type="spellEnd"/>
+      <w:r>
+        <w:t xml:space="preserve"> e no plural (vagas, candidaturas), com chave primária id, chaves estrangeiras no formato &lt;entidade&gt;_id e colunas de auditoria </w:t>
+      </w:r>
+      <w:proofErr w:type="spellStart"/>
+      <w:r>
+        <w:t>criado_em</w:t>
+      </w:r>
+      <w:proofErr w:type="spellEnd"/>
+      <w:r>
+        <w:t xml:space="preserve"> e </w:t>
+      </w:r>
+      <w:proofErr w:type="spellStart"/>
+      <w:r>
+        <w:t>atualizado_em</w:t>
+      </w:r>
+      <w:proofErr w:type="spellEnd"/>
+      <w:r>
+        <w:t>;</w:t>
       </w:r>
     </w:p>
     <w:p>
@@ -20072,7 +23248,31 @@
         </w:numPr>
       </w:pPr>
       <w:r>
-        <w:t>toda alteração no esquema do banco de dados é feita por migração do Alembic, versionada no Git; o banco nunca é alterado manualmente.</w:t>
+        <w:t xml:space="preserve">toda alteração no esquema do banco de dados é feita por migração do </w:t>
+      </w:r>
+      <w:proofErr w:type="spellStart"/>
+      <w:r>
+        <w:t>Alembic</w:t>
+      </w:r>
+      <w:proofErr w:type="spellEnd"/>
+      <w:r>
+        <w:t xml:space="preserve">, </w:t>
+      </w:r>
+      <w:proofErr w:type="spellStart"/>
+      <w:r>
+        <w:t>versionada</w:t>
+      </w:r>
+      <w:proofErr w:type="spellEnd"/>
+      <w:r>
+        <w:t xml:space="preserve"> no </w:t>
+      </w:r>
+      <w:proofErr w:type="spellStart"/>
+      <w:r>
+        <w:t>Git</w:t>
+      </w:r>
+      <w:proofErr w:type="spellEnd"/>
+      <w:r>
+        <w:t>; o banco nunca é alterado manualmente.</w:t>
       </w:r>
     </w:p>
     <w:p>
@@ -20107,6 +23307,7 @@
           <w:numId w:val="25"/>
         </w:numPr>
       </w:pPr>
+      <w:proofErr w:type="spellStart"/>
       <w:r>
         <w:rPr>
           <w:i/>
@@ -20114,9 +23315,27 @@
         </w:rPr>
         <w:t>branches</w:t>
       </w:r>
-      <w:r>
-        <w:t xml:space="preserve">: main (versão estável), developer (integração) e </w:t>
-      </w:r>
+      <w:proofErr w:type="spellEnd"/>
+      <w:r>
+        <w:t xml:space="preserve">: </w:t>
+      </w:r>
+      <w:proofErr w:type="spellStart"/>
+      <w:r>
+        <w:t>main</w:t>
+      </w:r>
+      <w:proofErr w:type="spellEnd"/>
+      <w:r>
+        <w:t xml:space="preserve"> (versão estável), </w:t>
+      </w:r>
+      <w:proofErr w:type="spellStart"/>
+      <w:r>
+        <w:t>developer</w:t>
+      </w:r>
+      <w:proofErr w:type="spellEnd"/>
+      <w:r>
+        <w:t xml:space="preserve"> (integração) e </w:t>
+      </w:r>
+      <w:proofErr w:type="spellStart"/>
       <w:r>
         <w:rPr>
           <w:i/>
@@ -20124,8 +23343,33 @@
         </w:rPr>
         <w:t>branches</w:t>
       </w:r>
-      <w:r>
-        <w:t xml:space="preserve"> de trabalho criadas a partir da developer — feature/&lt;cenário&gt;-&lt;descrição&gt; (por exemplo, feature/cn06-candidatura), fix/&lt;descrição&gt; e docs/&lt;descrição&gt;;</w:t>
+      <w:proofErr w:type="spellEnd"/>
+      <w:r>
+        <w:t xml:space="preserve"> de trabalho criadas a partir da </w:t>
+      </w:r>
+      <w:proofErr w:type="spellStart"/>
+      <w:r>
+        <w:t>developer</w:t>
+      </w:r>
+      <w:proofErr w:type="spellEnd"/>
+      <w:r>
+        <w:t xml:space="preserve"> — feature/&lt;cenário&gt;-&lt;descrição&gt; (por exemplo, feature/cn06-candidatura), </w:t>
+      </w:r>
+      <w:proofErr w:type="spellStart"/>
+      <w:r>
+        <w:t>fix</w:t>
+      </w:r>
+      <w:proofErr w:type="spellEnd"/>
+      <w:r>
+        <w:t xml:space="preserve">/&lt;descrição&gt; e </w:t>
+      </w:r>
+      <w:proofErr w:type="spellStart"/>
+      <w:r>
+        <w:t>docs</w:t>
+      </w:r>
+      <w:proofErr w:type="spellEnd"/>
+      <w:r>
+        <w:t>/&lt;descrição&gt;;</w:t>
       </w:r>
     </w:p>
     <w:p>
@@ -20139,6 +23383,7 @@
       <w:r>
         <w:t xml:space="preserve">mensagens de </w:t>
       </w:r>
+      <w:proofErr w:type="spellStart"/>
       <w:r>
         <w:rPr>
           <w:i/>
@@ -20146,8 +23391,81 @@
         </w:rPr>
         <w:t>commit</w:t>
       </w:r>
-      <w:r>
-        <w:t xml:space="preserve"> no padrão Conventional Commits (Conventional Commits, 2019), no formato &lt;tipo&gt;(&lt;escopo&gt;): &lt;descrição&gt;, com os tipos feat, fix, docs, test, refactor, style e chore — por exemplo, feat(candidaturas): valida documentos exigidos;</w:t>
+      <w:proofErr w:type="spellEnd"/>
+      <w:r>
+        <w:t xml:space="preserve"> no padrão </w:t>
+      </w:r>
+      <w:proofErr w:type="spellStart"/>
+      <w:r>
+        <w:t>Conventional</w:t>
+      </w:r>
+      <w:proofErr w:type="spellEnd"/>
+      <w:r>
+        <w:t xml:space="preserve"> </w:t>
+      </w:r>
+      <w:proofErr w:type="spellStart"/>
+      <w:r>
+        <w:t>Commits</w:t>
+      </w:r>
+      <w:proofErr w:type="spellEnd"/>
+      <w:r>
+        <w:t xml:space="preserve"> (</w:t>
+      </w:r>
+      <w:proofErr w:type="spellStart"/>
+      <w:r>
+        <w:t>Conventional</w:t>
+      </w:r>
+      <w:proofErr w:type="spellEnd"/>
+      <w:r>
+        <w:t xml:space="preserve"> </w:t>
+      </w:r>
+      <w:proofErr w:type="spellStart"/>
+      <w:r>
+        <w:t>Commits</w:t>
+      </w:r>
+      <w:proofErr w:type="spellEnd"/>
+      <w:r>
+        <w:t xml:space="preserve">, 2019), no formato &lt;tipo&gt;(&lt;escopo&gt;): &lt;descrição&gt;, com os tipos feat, </w:t>
+      </w:r>
+      <w:proofErr w:type="spellStart"/>
+      <w:r>
+        <w:t>fix</w:t>
+      </w:r>
+      <w:proofErr w:type="spellEnd"/>
+      <w:r>
+        <w:t xml:space="preserve">, </w:t>
+      </w:r>
+      <w:proofErr w:type="spellStart"/>
+      <w:r>
+        <w:t>docs</w:t>
+      </w:r>
+      <w:proofErr w:type="spellEnd"/>
+      <w:r>
+        <w:t xml:space="preserve">, </w:t>
+      </w:r>
+      <w:proofErr w:type="spellStart"/>
+      <w:r>
+        <w:t>test</w:t>
+      </w:r>
+      <w:proofErr w:type="spellEnd"/>
+      <w:r>
+        <w:t xml:space="preserve">, </w:t>
+      </w:r>
+      <w:proofErr w:type="spellStart"/>
+      <w:r>
+        <w:t>refactor</w:t>
+      </w:r>
+      <w:proofErr w:type="spellEnd"/>
+      <w:r>
+        <w:t xml:space="preserve">, </w:t>
+      </w:r>
+      <w:proofErr w:type="spellStart"/>
+      <w:r>
+        <w:t>style</w:t>
+      </w:r>
+      <w:proofErr w:type="spellEnd"/>
+      <w:r>
+        <w:t xml:space="preserve"> e chore — por exemplo, feat(candidaturas): valida documentos exigidos;</w:t>
       </w:r>
     </w:p>
     <w:p>
@@ -20159,25 +23477,53 @@
         </w:numPr>
       </w:pPr>
       <w:r>
-        <w:t xml:space="preserve">toda alteração entra na developer por </w:t>
-      </w:r>
+        <w:t xml:space="preserve">toda alteração entra na </w:t>
+      </w:r>
+      <w:proofErr w:type="spellStart"/>
+      <w:r>
+        <w:t>developer</w:t>
+      </w:r>
+      <w:proofErr w:type="spellEnd"/>
+      <w:r>
+        <w:t xml:space="preserve"> por </w:t>
+      </w:r>
+      <w:proofErr w:type="spellStart"/>
       <w:r>
         <w:rPr>
           <w:i/>
           <w:iCs/>
         </w:rPr>
-        <w:t>pull request</w:t>
-      </w:r>
-      <w:r>
-        <w:t xml:space="preserve"> revisado por, no mínimo, um integrante, com </w:t>
-      </w:r>
+        <w:t>pull</w:t>
+      </w:r>
+      <w:proofErr w:type="spellEnd"/>
       <w:r>
         <w:rPr>
           <w:i/>
           <w:iCs/>
         </w:rPr>
+        <w:t xml:space="preserve"> </w:t>
+      </w:r>
+      <w:proofErr w:type="spellStart"/>
+      <w:r>
+        <w:rPr>
+          <w:i/>
+          <w:iCs/>
+        </w:rPr>
+        <w:t>request</w:t>
+      </w:r>
+      <w:proofErr w:type="spellEnd"/>
+      <w:r>
+        <w:t xml:space="preserve"> revisado por, no mínimo, um integrante, com </w:t>
+      </w:r>
+      <w:proofErr w:type="spellStart"/>
+      <w:r>
+        <w:rPr>
+          <w:i/>
+          <w:iCs/>
+        </w:rPr>
         <w:t>lint</w:t>
       </w:r>
+      <w:proofErr w:type="spellEnd"/>
       <w:r>
         <w:t xml:space="preserve"> e testes aprovados;</w:t>
       </w:r>
@@ -20191,7 +23537,23 @@
         </w:numPr>
       </w:pPr>
       <w:r>
-        <w:t>a main recebe a developer ao fim de cada sprint, após a revisão com o Dono do Produto (P.O.).</w:t>
+        <w:t xml:space="preserve">a </w:t>
+      </w:r>
+      <w:proofErr w:type="spellStart"/>
+      <w:r>
+        <w:t>main</w:t>
+      </w:r>
+      <w:proofErr w:type="spellEnd"/>
+      <w:r>
+        <w:t xml:space="preserve"> recebe a </w:t>
+      </w:r>
+      <w:proofErr w:type="spellStart"/>
+      <w:r>
+        <w:t>developer</w:t>
+      </w:r>
+      <w:proofErr w:type="spellEnd"/>
+      <w:r>
+        <w:t xml:space="preserve"> ao fim de cada sprint, após a revisão com o Dono do Produto (P.O.).</w:t>
       </w:r>
     </w:p>
     <w:sectPr>
@@ -23690,15 +27052,6 @@
 </file>
 
 <file path=customXml/item1.xml><?xml version="1.0" encoding="utf-8"?>
-<?mso-contentType ?>
-<FormTemplates xmlns="http://schemas.microsoft.com/sharepoint/v3/contenttype/forms">
-  <Display>DocumentLibraryForm</Display>
-  <Edit>DocumentLibraryForm</Edit>
-  <New>DocumentLibraryForm</New>
-</FormTemplates>
-</file>
-
-<file path=customXml/item2.xml><?xml version="1.0" encoding="utf-8"?>
 <p:properties xmlns:p="http://schemas.microsoft.com/office/2006/metadata/properties" xmlns:xsi="http://www.w3.org/2001/XMLSchema-instance" xmlns:pc="http://schemas.microsoft.com/office/infopath/2007/PartnerControls">
   <documentManagement>
     <lcf76f155ced4ddcb4097134ff3c332f xmlns="d3dc9729-9892-4df7-b090-a44bbcc640fc">
@@ -23706,6 +27059,15 @@
     </lcf76f155ced4ddcb4097134ff3c332f>
   </documentManagement>
 </p:properties>
+</file>
+
+<file path=customXml/item2.xml><?xml version="1.0" encoding="utf-8"?>
+<?mso-contentType ?>
+<FormTemplates xmlns="http://schemas.microsoft.com/sharepoint/v3/contenttype/forms">
+  <Display>DocumentLibraryForm</Display>
+  <Edit>DocumentLibraryForm</Edit>
+  <New>DocumentLibraryForm</New>
+</FormTemplates>
 </file>
 
 <file path=customXml/item3.xml><?xml version="1.0" encoding="utf-8"?>
@@ -23887,19 +27249,19 @@
 </file>
 
 <file path=customXml/itemProps1.xml><?xml version="1.0" encoding="utf-8"?>
-<ds:datastoreItem xmlns:ds="http://schemas.openxmlformats.org/officeDocument/2006/customXml" ds:itemID="{634F90EE-83B4-4E60-A707-4E7A94353B5A}">
+<ds:datastoreItem xmlns:ds="http://schemas.openxmlformats.org/officeDocument/2006/customXml" ds:itemID="{EE39F0FA-C005-4461-A332-EBC3ED84BC99}">
   <ds:schemaRefs>
-    <ds:schemaRef ds:uri="http://schemas.microsoft.com/sharepoint/v3/contenttype/forms"/>
+    <ds:schemaRef ds:uri="http://schemas.microsoft.com/office/2006/metadata/properties"/>
+    <ds:schemaRef ds:uri="http://schemas.microsoft.com/office/infopath/2007/PartnerControls"/>
+    <ds:schemaRef ds:uri="d3dc9729-9892-4df7-b090-a44bbcc640fc"/>
   </ds:schemaRefs>
 </ds:datastoreItem>
 </file>
 
 <file path=customXml/itemProps2.xml><?xml version="1.0" encoding="utf-8"?>
-<ds:datastoreItem xmlns:ds="http://schemas.openxmlformats.org/officeDocument/2006/customXml" ds:itemID="{EE39F0FA-C005-4461-A332-EBC3ED84BC99}">
+<ds:datastoreItem xmlns:ds="http://schemas.openxmlformats.org/officeDocument/2006/customXml" ds:itemID="{634F90EE-83B4-4E60-A707-4E7A94353B5A}">
   <ds:schemaRefs>
-    <ds:schemaRef ds:uri="http://schemas.microsoft.com/office/2006/metadata/properties"/>
-    <ds:schemaRef ds:uri="http://schemas.microsoft.com/office/infopath/2007/PartnerControls"/>
-    <ds:schemaRef ds:uri="d3dc9729-9892-4df7-b090-a44bbcc640fc"/>
+    <ds:schemaRef ds:uri="http://schemas.microsoft.com/sharepoint/v3/contenttype/forms"/>
   </ds:schemaRefs>
 </ds:datastoreItem>
 </file>

--- a/docs/documento de arquitetura.docx
+++ b/docs/documento de arquitetura.docx
@@ -8,13 +8,8 @@
         <w:jc w:val="center"/>
       </w:pPr>
       <w:r>
-        <w:t xml:space="preserve">Gosling - </w:t>
-      </w:r>
-      <w:proofErr w:type="spellStart"/>
-      <w:r>
-        <w:t>VolunJá</w:t>
-      </w:r>
-      <w:proofErr w:type="spellEnd"/>
+        <w:t>Gosling - VolunJá</w:t>
+      </w:r>
     </w:p>
     <w:p>
       <w:pPr>
@@ -49,7 +44,7 @@
         <w:jc w:val="center"/>
       </w:pPr>
       <w:r>
-        <w:t>Versão 0.2</w:t>
+        <w:t>Versão 0.3</w:t>
       </w:r>
     </w:p>
     <w:p>
@@ -332,47 +327,13 @@
                 <w:szCs w:val="22"/>
               </w:rPr>
             </w:pPr>
-            <w:proofErr w:type="spellStart"/>
             <w:r>
               <w:rPr>
                 <w:sz w:val="22"/>
                 <w:szCs w:val="22"/>
               </w:rPr>
-              <w:t>Dev</w:t>
-            </w:r>
-            <w:proofErr w:type="spellEnd"/>
-            <w:r>
-              <w:rPr>
-                <w:sz w:val="22"/>
-                <w:szCs w:val="22"/>
-              </w:rPr>
-              <w:t xml:space="preserve"> </w:t>
-            </w:r>
-            <w:proofErr w:type="spellStart"/>
-            <w:r>
-              <w:rPr>
-                <w:sz w:val="22"/>
-                <w:szCs w:val="22"/>
-              </w:rPr>
-              <w:t>Frontend</w:t>
-            </w:r>
-            <w:proofErr w:type="spellEnd"/>
-            <w:r>
-              <w:rPr>
-                <w:sz w:val="22"/>
-                <w:szCs w:val="22"/>
-              </w:rPr>
-              <w:t>/</w:t>
-            </w:r>
-            <w:proofErr w:type="spellStart"/>
-            <w:r>
-              <w:rPr>
-                <w:sz w:val="22"/>
-                <w:szCs w:val="22"/>
-              </w:rPr>
-              <w:t>Backend</w:t>
-            </w:r>
-            <w:proofErr w:type="spellEnd"/>
+              <w:t>Dev Frontend/Backend</w:t>
+            </w:r>
           </w:p>
         </w:tc>
         <w:tc>
@@ -595,47 +556,13 @@
                 <w:szCs w:val="22"/>
               </w:rPr>
             </w:pPr>
-            <w:proofErr w:type="spellStart"/>
             <w:r>
               <w:rPr>
                 <w:sz w:val="22"/>
                 <w:szCs w:val="22"/>
               </w:rPr>
-              <w:t>Dev</w:t>
-            </w:r>
-            <w:proofErr w:type="spellEnd"/>
-            <w:r>
-              <w:rPr>
-                <w:sz w:val="22"/>
-                <w:szCs w:val="22"/>
-              </w:rPr>
-              <w:t xml:space="preserve"> </w:t>
-            </w:r>
-            <w:proofErr w:type="spellStart"/>
-            <w:r>
-              <w:rPr>
-                <w:sz w:val="22"/>
-                <w:szCs w:val="22"/>
-              </w:rPr>
-              <w:t>Frontend</w:t>
-            </w:r>
-            <w:proofErr w:type="spellEnd"/>
-            <w:r>
-              <w:rPr>
-                <w:sz w:val="22"/>
-                <w:szCs w:val="22"/>
-              </w:rPr>
-              <w:t>/</w:t>
-            </w:r>
-            <w:proofErr w:type="spellStart"/>
-            <w:r>
-              <w:rPr>
-                <w:sz w:val="22"/>
-                <w:szCs w:val="22"/>
-              </w:rPr>
-              <w:t>Backend</w:t>
-            </w:r>
-            <w:proofErr w:type="spellEnd"/>
+              <w:t>Dev Frontend/Backend</w:t>
+            </w:r>
           </w:p>
         </w:tc>
         <w:tc>
@@ -746,47 +673,13 @@
                 <w:szCs w:val="22"/>
               </w:rPr>
             </w:pPr>
-            <w:proofErr w:type="spellStart"/>
             <w:r>
               <w:rPr>
                 <w:sz w:val="22"/>
                 <w:szCs w:val="22"/>
               </w:rPr>
-              <w:t>Dev</w:t>
-            </w:r>
-            <w:proofErr w:type="spellEnd"/>
-            <w:r>
-              <w:rPr>
-                <w:sz w:val="22"/>
-                <w:szCs w:val="22"/>
-              </w:rPr>
-              <w:t xml:space="preserve"> </w:t>
-            </w:r>
-            <w:proofErr w:type="spellStart"/>
-            <w:r>
-              <w:rPr>
-                <w:sz w:val="22"/>
-                <w:szCs w:val="22"/>
-              </w:rPr>
-              <w:t>Frontend</w:t>
-            </w:r>
-            <w:proofErr w:type="spellEnd"/>
-            <w:r>
-              <w:rPr>
-                <w:sz w:val="22"/>
-                <w:szCs w:val="22"/>
-              </w:rPr>
-              <w:t>/</w:t>
-            </w:r>
-            <w:proofErr w:type="spellStart"/>
-            <w:r>
-              <w:rPr>
-                <w:sz w:val="22"/>
-                <w:szCs w:val="22"/>
-              </w:rPr>
-              <w:t>Backend</w:t>
-            </w:r>
-            <w:proofErr w:type="spellEnd"/>
+              <w:t>Dev Frontend/Backend</w:t>
+            </w:r>
           </w:p>
         </w:tc>
         <w:tc>
@@ -1308,7 +1201,6 @@
               </w:rPr>
               <w:t xml:space="preserve">Elaboração do documento conforme o </w:t>
             </w:r>
-            <w:proofErr w:type="spellStart"/>
             <w:r>
               <w:rPr>
                 <w:i/>
@@ -1318,7 +1210,6 @@
               </w:rPr>
               <w:t>template</w:t>
             </w:r>
-            <w:proofErr w:type="spellEnd"/>
             <w:r>
               <w:rPr>
                 <w:sz w:val="22"/>
@@ -1444,7 +1335,6 @@
               </w:rPr>
               <w:t xml:space="preserve">Reestruturação conforme o </w:t>
             </w:r>
-            <w:proofErr w:type="spellStart"/>
             <w:r>
               <w:rPr>
                 <w:i/>
@@ -1454,39 +1344,131 @@
               </w:rPr>
               <w:t>template</w:t>
             </w:r>
-            <w:proofErr w:type="spellEnd"/>
             <w:r>
               <w:rPr>
                 <w:sz w:val="22"/>
                 <w:szCs w:val="22"/>
               </w:rPr>
-              <w:t xml:space="preserve"> da disciplina: implantação simplificada em contêineres Docker, publicada por túnel da </w:t>
-            </w:r>
-            <w:proofErr w:type="spellStart"/>
-            <w:r>
+              <w:t xml:space="preserve"> da disciplina: implantação simplificada em contêineres Docker, publicada por túnel da Cloudflare; síntese das tecnologias e dos recursos da API; remoção do glossário, das enumerações e do quadro de ambientes; figuras refeitas no Figma</w:t>
+            </w:r>
+          </w:p>
+        </w:tc>
+        <w:tc>
+          <w:tcPr>
+            <w:tcW w:w="2299" w:type="dxa"/>
+            <w:tcBorders>
+              <w:top w:val="single" w:sz="2" w:space="0" w:color="A6A6A6"/>
+              <w:left w:val="single" w:sz="2" w:space="0" w:color="A6A6A6"/>
+              <w:bottom w:val="single" w:sz="8" w:space="0" w:color="000000"/>
+              <w:right w:val="nil"/>
+            </w:tcBorders>
+          </w:tcPr>
+          <w:p>
+            <w:pPr>
+              <w:keepNext/>
+              <w:spacing w:before="20" w:after="20"/>
               <w:rPr>
                 <w:sz w:val="22"/>
                 <w:szCs w:val="22"/>
               </w:rPr>
-              <w:t>Cloudflare</w:t>
-            </w:r>
-            <w:proofErr w:type="spellEnd"/>
+            </w:pPr>
             <w:r>
               <w:rPr>
                 <w:sz w:val="22"/>
                 <w:szCs w:val="22"/>
               </w:rPr>
-              <w:t xml:space="preserve">; síntese das tecnologias e dos recursos da API; remoção do glossário, das enumerações e do quadro de ambientes; figuras refeitas no </w:t>
-            </w:r>
-            <w:proofErr w:type="spellStart"/>
-            <w:r>
+              <w:t>Equipe Gosling</w:t>
+            </w:r>
+          </w:p>
+        </w:tc>
+      </w:tr>
+      <w:tr>
+        <w:trPr>
+          <w:cantSplit/>
+        </w:trPr>
+        <w:tc>
+          <w:tcPr>
+            <w:tcW w:w="1299" w:type="dxa"/>
+            <w:tcBorders>
+              <w:top w:val="single" w:sz="2" w:space="0" w:color="A6A6A6"/>
+              <w:left w:val="nil"/>
+              <w:bottom w:val="single" w:sz="8" w:space="0" w:color="000000"/>
+              <w:right w:val="single" w:sz="2" w:space="0" w:color="A6A6A6"/>
+            </w:tcBorders>
+          </w:tcPr>
+          <w:p>
+            <w:pPr>
+              <w:keepNext/>
+              <w:spacing w:before="20" w:after="20"/>
               <w:rPr>
                 <w:sz w:val="22"/>
                 <w:szCs w:val="22"/>
               </w:rPr>
-              <w:t>Figma</w:t>
-            </w:r>
-            <w:proofErr w:type="spellEnd"/>
+            </w:pPr>
+            <w:r>
+              <w:rPr>
+                <w:sz w:val="22"/>
+                <w:szCs w:val="22"/>
+              </w:rPr>
+              <w:t>18/10/2026</w:t>
+            </w:r>
+          </w:p>
+        </w:tc>
+        <w:tc>
+          <w:tcPr>
+            <w:tcW w:w="901" w:type="dxa"/>
+            <w:tcBorders>
+              <w:top w:val="single" w:sz="2" w:space="0" w:color="A6A6A6"/>
+              <w:left w:val="single" w:sz="2" w:space="0" w:color="A6A6A6"/>
+              <w:bottom w:val="single" w:sz="8" w:space="0" w:color="000000"/>
+              <w:right w:val="single" w:sz="2" w:space="0" w:color="A6A6A6"/>
+            </w:tcBorders>
+          </w:tcPr>
+          <w:p>
+            <w:pPr>
+              <w:keepNext/>
+              <w:spacing w:before="20" w:after="20"/>
+              <w:jc w:val="center"/>
+              <w:rPr>
+                <w:sz w:val="22"/>
+                <w:szCs w:val="22"/>
+              </w:rPr>
+            </w:pPr>
+            <w:r>
+              <w:rPr>
+                <w:sz w:val="22"/>
+                <w:szCs w:val="22"/>
+              </w:rPr>
+              <w:t>0.3</w:t>
+            </w:r>
+          </w:p>
+        </w:tc>
+        <w:tc>
+          <w:tcPr>
+            <w:tcW w:w="4526" w:type="dxa"/>
+            <w:tcBorders>
+              <w:top w:val="single" w:sz="2" w:space="0" w:color="A6A6A6"/>
+              <w:left w:val="single" w:sz="2" w:space="0" w:color="A6A6A6"/>
+              <w:bottom w:val="single" w:sz="8" w:space="0" w:color="000000"/>
+              <w:right w:val="single" w:sz="2" w:space="0" w:color="A6A6A6"/>
+            </w:tcBorders>
+          </w:tcPr>
+          <w:p>
+            <w:pPr>
+              <w:keepNext/>
+              <w:spacing w:before="20" w:after="20"/>
+              <w:rPr>
+                <w:sz w:val="22"/>
+                <w:szCs w:val="22"/>
+              </w:rPr>
+            </w:pPr>
+            <w:r>
+              <w:rPr>
+                <w:sz w:val="22"/>
+                <w:szCs w:val="22"/>
+              </w:rPr>
+              <w:t>Inclusão de RF26 e RF27: calendário, validação transacional de conflitos, ocorrências de vagas, contrato da API e permissões; roteiro de atualização das figuras no Figma.</w:t>
+            </w:r>
           </w:p>
         </w:tc>
         <w:tc>
@@ -2427,7 +2409,7 @@
                 <w:noProof/>
                 <w:webHidden/>
               </w:rPr>
-              <w:t>19</w:t>
+              <w:t>20</w:t>
             </w:r>
             <w:r>
               <w:rPr>
@@ -2498,7 +2480,7 @@
                 <w:noProof/>
                 <w:webHidden/>
               </w:rPr>
-              <w:t>23</w:t>
+              <w:t>24</w:t>
             </w:r>
             <w:r>
               <w:rPr>
@@ -2569,7 +2551,7 @@
                 <w:noProof/>
                 <w:webHidden/>
               </w:rPr>
-              <w:t>24</w:t>
+              <w:t>25</w:t>
             </w:r>
             <w:r>
               <w:rPr>
@@ -2642,7 +2624,7 @@
                 <w:noProof/>
                 <w:webHidden/>
               </w:rPr>
-              <w:t>27</w:t>
+              <w:t>28</w:t>
             </w:r>
             <w:r>
               <w:rPr>
@@ -2715,7 +2697,7 @@
                 <w:noProof/>
                 <w:webHidden/>
               </w:rPr>
-              <w:t>29</w:t>
+              <w:t>30</w:t>
             </w:r>
             <w:r>
               <w:rPr>
@@ -2802,7 +2784,7 @@
                 <w:noProof/>
                 <w:webHidden/>
               </w:rPr>
-              <w:t>29</w:t>
+              <w:t>30</w:t>
             </w:r>
             <w:r>
               <w:rPr>
@@ -2889,7 +2871,7 @@
                 <w:noProof/>
                 <w:webHidden/>
               </w:rPr>
-              <w:t>30</w:t>
+              <w:t>31</w:t>
             </w:r>
             <w:r>
               <w:rPr>
@@ -2960,7 +2942,7 @@
                 <w:noProof/>
                 <w:webHidden/>
               </w:rPr>
-              <w:t>30</w:t>
+              <w:t>31</w:t>
             </w:r>
             <w:r>
               <w:rPr>
@@ -3031,7 +3013,7 @@
                 <w:noProof/>
                 <w:webHidden/>
               </w:rPr>
-              <w:t>31</w:t>
+              <w:t>32</w:t>
             </w:r>
             <w:r>
               <w:rPr>
@@ -3098,7 +3080,6 @@
       <w:r>
         <w:t xml:space="preserve">Este documento descreve a arquitetura do sistema </w:t>
       </w:r>
-      <w:proofErr w:type="spellStart"/>
       <w:r>
         <w:rPr>
           <w:b/>
@@ -3106,7 +3087,6 @@
         </w:rPr>
         <w:t>VolunJá</w:t>
       </w:r>
-      <w:proofErr w:type="spellEnd"/>
       <w:r>
         <w:t>, desenvolvido pelo grupo Gosling na disciplina de Métodos de Desenvolvimento de Software (MDS), edição do segundo semestre de 2026, a fim de fornecer uma visão abrangente do sistema para desenvolvedores, testadores e demais interessados em aspectos relacionados às tecnologias a serem usadas no desenvolvimento.</w:t>
       </w:r>
@@ -3116,31 +3096,7 @@
         <w:pStyle w:val="Corpodetexto"/>
       </w:pPr>
       <w:r>
-        <w:t xml:space="preserve">O documento registra as decisões arquiteturais da equipe e as justifica a partir do Documento de Visão do Produto e do Projeto. A arquitetura é apresentada por meio de visões complementares — de uso, de organização lógica, estrutural e de implantação —, inspiradas no modelo de visões arquiteturais proposto por </w:t>
-      </w:r>
-      <w:proofErr w:type="spellStart"/>
-      <w:r>
-        <w:t>Kruchten</w:t>
-      </w:r>
-      <w:proofErr w:type="spellEnd"/>
-      <w:r>
-        <w:t xml:space="preserve"> (1995) e representadas com a Linguagem de Modelagem Unificada — UML (</w:t>
-      </w:r>
-      <w:proofErr w:type="spellStart"/>
-      <w:r>
-        <w:t>Object</w:t>
-      </w:r>
-      <w:proofErr w:type="spellEnd"/>
-      <w:r>
-        <w:t xml:space="preserve"> Management </w:t>
-      </w:r>
-      <w:proofErr w:type="spellStart"/>
-      <w:r>
-        <w:t>Group</w:t>
-      </w:r>
-      <w:proofErr w:type="spellEnd"/>
-      <w:r>
-        <w:t>, 2017).</w:t>
+        <w:t>O documento registra as decisões arquiteturais da equipe e as justifica a partir do Documento de Visão do Produto e do Projeto. A arquitetura é apresentada por meio de visões complementares — de uso, de organização lógica, estrutural e de implantação —, inspiradas no modelo de visões arquiteturais proposto por Kruchten (1995) e representadas com a Linguagem de Modelagem Unificada — UML (Object Management Group, 2017).</w:t>
       </w:r>
     </w:p>
     <w:p>
@@ -3246,7 +3202,7 @@
         <w:pStyle w:val="Corpodetexto"/>
       </w:pPr>
       <w:r>
-        <w:t>Ao longo deste documento, as partes do DV usadas nas decisões arquiteturais são referenciadas de forma explícita (por exemplo, “DV, Quadro 5”), e os requisitos são identificados pelos códigos da Tabela 6 do DV (RF01 a RF25 e RNF01 a RNF07).</w:t>
+        <w:t>o voluntário consulta o calendário das candidaturas PENDENTES e ACEITAS (RF26); novas candidaturas são bloqueadas quando existe sobreposição de horários com outra vaga (RF27).</w:t>
       </w:r>
     </w:p>
     <w:p>
@@ -3254,7 +3210,23 @@
         <w:pStyle w:val="Corpodetexto"/>
       </w:pPr>
       <w:r>
+        <w:t>Ao longo deste documento, as partes do DV usadas nas decisões arquiteturais são referenciadas de forma explícita (por exemplo, “DV, Quadro 5”), e os requisitos são identificados pelos códigos da Tabela 6 do DV (RF01 a RF27 e RNF01 a RNF07).</w:t>
+      </w:r>
+    </w:p>
+    <w:p>
+      <w:pPr>
+        <w:pStyle w:val="Corpodetexto"/>
+      </w:pPr>
+      <w:r>
         <w:t>O documento está organizado em duas seções. Após esta introdução, a seção 2 apresenta a representação arquitetural: as definições, a justificativa da escolha, o detalhamento do estilo, as metas e restrições, as visões de uso, de organização lógica, estrutural e de implantação e as restrições adicionais. Ao final, encontram-se as referências e o Apêndice A, com os padrões de codificação e de versionamento.</w:t>
+      </w:r>
+    </w:p>
+    <w:p>
+      <w:pPr>
+        <w:pStyle w:val="Corpodetexto"/>
+      </w:pPr>
+      <w:r>
+        <w:t>Atualização das figuras: os textos e quadros desta revisão incluem RF26 e RF27. As Figuras 1 a 7 ainda são as exportações anteriores do Figma e devem receber as alterações detalhadas em ajustes-figma-calendario.md antes da entrega final das figuras. A Figura 8 não exige mudança de infraestrutura.</w:t>
       </w:r>
     </w:p>
     <w:p>
@@ -3284,15 +3256,7 @@
         <w:pStyle w:val="Corpodetexto"/>
       </w:pPr>
       <w:r>
-        <w:t xml:space="preserve">Um estilo arquitetural define os tipos de componentes e de conectores de um sistema e as restrições sobre como eles podem ser combinados (Bass; Clements; </w:t>
-      </w:r>
-      <w:proofErr w:type="spellStart"/>
-      <w:r>
-        <w:t>Kazman</w:t>
-      </w:r>
-      <w:proofErr w:type="spellEnd"/>
-      <w:r>
-        <w:t xml:space="preserve">, 2021). O sistema seguirá uma </w:t>
+        <w:t xml:space="preserve">Um estilo arquitetural define os tipos de componentes e de conectores de um sistema e as restrições sobre como eles podem ser combinados (Bass; Clements; Kazman, 2021). O sistema seguirá uma </w:t>
       </w:r>
       <w:r>
         <w:rPr>
@@ -3309,145 +3273,66 @@
           <w:i/>
           <w:iCs/>
         </w:rPr>
-        <w:t>front-</w:t>
-      </w:r>
-      <w:proofErr w:type="spellStart"/>
+        <w:t>front-end</w:t>
+      </w:r>
+      <w:r>
+        <w:t xml:space="preserve"> do tipo SPA (</w:t>
+      </w:r>
       <w:r>
         <w:rPr>
           <w:i/>
           <w:iCs/>
         </w:rPr>
-        <w:t>end</w:t>
-      </w:r>
-      <w:proofErr w:type="spellEnd"/>
-      <w:r>
-        <w:t xml:space="preserve"> do tipo SPA (</w:t>
+        <w:t>Single Page Application</w:t>
+      </w:r>
+      <w:r>
+        <w:t xml:space="preserve">), desenvolvido em JavaScript com a biblioteca React, e por um </w:t>
       </w:r>
       <w:r>
         <w:rPr>
           <w:i/>
           <w:iCs/>
         </w:rPr>
-        <w:t xml:space="preserve">Single Page </w:t>
-      </w:r>
-      <w:proofErr w:type="spellStart"/>
+        <w:t>back-end</w:t>
+      </w:r>
+      <w:r>
+        <w:t xml:space="preserve"> que expõe uma API (</w:t>
+      </w:r>
       <w:r>
         <w:rPr>
           <w:i/>
           <w:iCs/>
         </w:rPr>
-        <w:t>Application</w:t>
-      </w:r>
-      <w:proofErr w:type="spellEnd"/>
-      <w:r>
-        <w:t xml:space="preserve">), desenvolvido em </w:t>
-      </w:r>
-      <w:proofErr w:type="spellStart"/>
-      <w:r>
-        <w:t>JavaScript</w:t>
-      </w:r>
-      <w:proofErr w:type="spellEnd"/>
-      <w:r>
-        <w:t xml:space="preserve"> com a biblioteca </w:t>
-      </w:r>
-      <w:proofErr w:type="spellStart"/>
-      <w:r>
-        <w:t>React</w:t>
-      </w:r>
-      <w:proofErr w:type="spellEnd"/>
-      <w:r>
-        <w:t xml:space="preserve">, e por um </w:t>
-      </w:r>
-      <w:proofErr w:type="spellStart"/>
+        <w:t>Application Programming Interface</w:t>
+      </w:r>
+      <w:r>
+        <w:t xml:space="preserve">) no estilo REST (Fielding, 2000), desenvolvido em Python com o </w:t>
+      </w:r>
       <w:r>
         <w:rPr>
           <w:i/>
           <w:iCs/>
         </w:rPr>
-        <w:t>back-end</w:t>
-      </w:r>
-      <w:proofErr w:type="spellEnd"/>
-      <w:r>
-        <w:t xml:space="preserve"> que expõe uma API (</w:t>
-      </w:r>
-      <w:proofErr w:type="spellStart"/>
+        <w:t>framework</w:t>
+      </w:r>
+      <w:r>
+        <w:t xml:space="preserve"> FastAPI. Os dados são armazenados em um banco de dados relacional MySQL.</w:t>
+      </w:r>
+    </w:p>
+    <w:p>
+      <w:pPr>
+        <w:pStyle w:val="Corpodetexto"/>
+      </w:pPr>
+      <w:r>
+        <w:t xml:space="preserve">Na organização em camadas, cada camada oferece serviços à camada superior e depende apenas da camada inferior, o que isola o impacto das mudanças e facilita os testes (Sommerville, 2018). O </w:t>
+      </w:r>
       <w:r>
         <w:rPr>
           <w:i/>
           <w:iCs/>
         </w:rPr>
-        <w:t>Application</w:t>
-      </w:r>
-      <w:proofErr w:type="spellEnd"/>
-      <w:r>
-        <w:rPr>
-          <w:i/>
-          <w:iCs/>
-        </w:rPr>
-        <w:t xml:space="preserve"> </w:t>
-      </w:r>
-      <w:proofErr w:type="spellStart"/>
-      <w:r>
-        <w:rPr>
-          <w:i/>
-          <w:iCs/>
-        </w:rPr>
-        <w:t>Programming</w:t>
-      </w:r>
-      <w:proofErr w:type="spellEnd"/>
-      <w:r>
-        <w:rPr>
-          <w:i/>
-          <w:iCs/>
-        </w:rPr>
-        <w:t xml:space="preserve"> Interface</w:t>
-      </w:r>
-      <w:r>
-        <w:t xml:space="preserve">) no estilo REST (Fielding, 2000), desenvolvido em Python com o </w:t>
-      </w:r>
-      <w:r>
-        <w:rPr>
-          <w:i/>
-          <w:iCs/>
-        </w:rPr>
-        <w:t>framework</w:t>
-      </w:r>
-      <w:r>
-        <w:t xml:space="preserve"> </w:t>
-      </w:r>
-      <w:proofErr w:type="spellStart"/>
-      <w:r>
-        <w:t>FastAPI</w:t>
-      </w:r>
-      <w:proofErr w:type="spellEnd"/>
-      <w:r>
-        <w:t>. Os dados são armazenados em um banco de dados relacional MySQL.</w:t>
-      </w:r>
-    </w:p>
-    <w:p>
-      <w:pPr>
-        <w:pStyle w:val="Corpodetexto"/>
-      </w:pPr>
-      <w:r>
-        <w:t>Na organização em camadas, cada camada oferece serviços à camada superior e depende apenas da camada inferior, o que isola o impacto das mudanças e facilita os testes (</w:t>
-      </w:r>
-      <w:proofErr w:type="spellStart"/>
-      <w:r>
-        <w:t>Sommerville</w:t>
-      </w:r>
-      <w:proofErr w:type="spellEnd"/>
-      <w:r>
-        <w:t xml:space="preserve">, 2018). O </w:t>
-      </w:r>
-      <w:proofErr w:type="spellStart"/>
-      <w:r>
-        <w:rPr>
-          <w:i/>
-          <w:iCs/>
-        </w:rPr>
         <w:t>back-end</w:t>
       </w:r>
-      <w:proofErr w:type="spellEnd"/>
       <w:r>
         <w:t xml:space="preserve"> é estruturado como um </w:t>
       </w:r>
@@ -3497,15 +3382,7 @@
         <w:t>natureza do produto</w:t>
       </w:r>
       <w:r>
-        <w:t xml:space="preserve"> (DV, seção 1.1.3 e Quadro 2): o </w:t>
-      </w:r>
-      <w:proofErr w:type="spellStart"/>
-      <w:r>
-        <w:t>VolunJá</w:t>
-      </w:r>
-      <w:proofErr w:type="spellEnd"/>
-      <w:r>
-        <w:t xml:space="preserve"> é uma aplicação web usada por perfis distintos — voluntários, organizações e administradores — que compartilham um catálogo único de vagas. Centralizar os dados e as regras em um servidor, acessado por clientes leves no navegador, é a forma natural de atender a esse cenário;</w:t>
+        <w:t xml:space="preserve"> (DV, seção 1.1.3 e Quadro 2): o VolunJá é uma aplicação web usada por perfis distintos — voluntários, organizações e administradores — que compartilham um catálogo único de vagas. Centralizar os dados e as regras em um servidor, acessado por clientes leves no navegador, é a forma natural de atender a esse cenário;</w:t>
       </w:r>
     </w:p>
     <w:p>
@@ -3524,44 +3401,25 @@
         <w:t>foco na experiência do usuário (UX)</w:t>
       </w:r>
       <w:r>
-        <w:t xml:space="preserve"> (DV, Quadro 1, objetivo específico 6 e requisitos RNF01 a RNF03): uma SPA em </w:t>
-      </w:r>
-      <w:proofErr w:type="spellStart"/>
-      <w:r>
-        <w:t>React</w:t>
-      </w:r>
-      <w:proofErr w:type="spellEnd"/>
-      <w:r>
-        <w:t xml:space="preserve"> oferece navegação fluida, retorno imediato nos filtros de busca e componentes de interface reutilizáveis, o que favorece a consistência e a acessibilidade. Como o </w:t>
+        <w:t xml:space="preserve"> (DV, Quadro 1, objetivo específico 6 e requisitos RNF01 a RNF03): uma SPA em React oferece navegação fluida, retorno imediato nos filtros de busca e componentes de interface reutilizáveis, o que favorece a consistência e a acessibilidade. Como o </w:t>
       </w:r>
       <w:r>
         <w:rPr>
           <w:i/>
           <w:iCs/>
         </w:rPr>
-        <w:t>front-</w:t>
-      </w:r>
-      <w:proofErr w:type="spellStart"/>
+        <w:t>front-end</w:t>
+      </w:r>
+      <w:r>
+        <w:t xml:space="preserve"> é desacoplado, ele pode ser ajustado após cada teste de usabilidade (métrica M6) sem alterar o </w:t>
+      </w:r>
       <w:r>
         <w:rPr>
           <w:i/>
           <w:iCs/>
         </w:rPr>
-        <w:t>end</w:t>
-      </w:r>
-      <w:proofErr w:type="spellEnd"/>
-      <w:r>
-        <w:t xml:space="preserve"> é desacoplado, ele pode ser ajustado após cada teste de usabilidade (métrica M6) sem alterar o </w:t>
-      </w:r>
-      <w:proofErr w:type="spellStart"/>
-      <w:r>
-        <w:rPr>
-          <w:i/>
-          <w:iCs/>
-        </w:rPr>
         <w:t>back-end</w:t>
       </w:r>
-      <w:proofErr w:type="spellEnd"/>
       <w:r>
         <w:t>;</w:t>
       </w:r>
@@ -3583,135 +3441,57 @@
         <w:t>tecnologias definidas pela equipe</w:t>
       </w:r>
       <w:r>
-        <w:t xml:space="preserve"> (DV, Quadro 5): </w:t>
-      </w:r>
-      <w:proofErr w:type="spellStart"/>
-      <w:r>
-        <w:t>JavaScript</w:t>
-      </w:r>
-      <w:proofErr w:type="spellEnd"/>
-      <w:r>
-        <w:t xml:space="preserve"> com </w:t>
-      </w:r>
-      <w:proofErr w:type="spellStart"/>
-      <w:r>
-        <w:t>React</w:t>
-      </w:r>
-      <w:proofErr w:type="spellEnd"/>
-      <w:r>
-        <w:t xml:space="preserve"> no </w:t>
+        <w:t xml:space="preserve"> (DV, Quadro 5): JavaScript com React no </w:t>
       </w:r>
       <w:r>
         <w:rPr>
           <w:i/>
           <w:iCs/>
         </w:rPr>
-        <w:t>front-</w:t>
-      </w:r>
-      <w:proofErr w:type="spellStart"/>
+        <w:t>front-end</w:t>
+      </w:r>
+      <w:r>
+        <w:t xml:space="preserve">, Python no </w:t>
+      </w:r>
       <w:r>
         <w:rPr>
           <w:i/>
           <w:iCs/>
         </w:rPr>
-        <w:t>end</w:t>
-      </w:r>
-      <w:proofErr w:type="spellEnd"/>
-      <w:r>
-        <w:t xml:space="preserve">, Python no </w:t>
-      </w:r>
-      <w:proofErr w:type="spellStart"/>
+        <w:t>back-end</w:t>
+      </w:r>
+      <w:r>
+        <w:t xml:space="preserve"> e MySQL como banco de dados. Entre os </w:t>
+      </w:r>
       <w:r>
         <w:rPr>
           <w:i/>
           <w:iCs/>
         </w:rPr>
-        <w:t>back-end</w:t>
-      </w:r>
-      <w:proofErr w:type="spellEnd"/>
-      <w:r>
-        <w:t xml:space="preserve"> e MySQL como banco de dados. Entre os </w:t>
+        <w:t>frameworks</w:t>
+      </w:r>
+      <w:r>
+        <w:t xml:space="preserve"> Python, o FastAPI foi escolhido por gerar automaticamente a documentação no padrão OpenAPI (OpenAPI Initiative, 2021), que serve de contrato entre </w:t>
       </w:r>
       <w:r>
         <w:rPr>
           <w:i/>
           <w:iCs/>
         </w:rPr>
-        <w:t>frameworks</w:t>
-      </w:r>
-      <w:r>
-        <w:t xml:space="preserve"> Python, o </w:t>
-      </w:r>
-      <w:proofErr w:type="spellStart"/>
-      <w:r>
-        <w:t>FastAPI</w:t>
-      </w:r>
-      <w:proofErr w:type="spellEnd"/>
-      <w:r>
-        <w:t xml:space="preserve"> foi escolhido por gerar automaticamente a documentação no padrão </w:t>
-      </w:r>
-      <w:proofErr w:type="spellStart"/>
-      <w:r>
-        <w:t>OpenAPI</w:t>
-      </w:r>
-      <w:proofErr w:type="spellEnd"/>
-      <w:r>
-        <w:t xml:space="preserve"> (</w:t>
-      </w:r>
-      <w:proofErr w:type="spellStart"/>
-      <w:r>
-        <w:t>OpenAPI</w:t>
-      </w:r>
-      <w:proofErr w:type="spellEnd"/>
-      <w:r>
-        <w:t xml:space="preserve"> </w:t>
-      </w:r>
-      <w:proofErr w:type="spellStart"/>
-      <w:r>
-        <w:t>Initiative</w:t>
-      </w:r>
-      <w:proofErr w:type="spellEnd"/>
-      <w:r>
-        <w:t xml:space="preserve">, 2021), que serve de contrato entre </w:t>
+        <w:t>front-end</w:t>
+      </w:r>
+      <w:r>
+        <w:t xml:space="preserve"> e </w:t>
       </w:r>
       <w:r>
         <w:rPr>
           <w:i/>
           <w:iCs/>
         </w:rPr>
-        <w:t>front-</w:t>
-      </w:r>
-      <w:proofErr w:type="spellStart"/>
-      <w:r>
-        <w:rPr>
-          <w:i/>
-          <w:iCs/>
-        </w:rPr>
-        <w:t>end</w:t>
-      </w:r>
-      <w:proofErr w:type="spellEnd"/>
-      <w:r>
-        <w:t xml:space="preserve"> e </w:t>
-      </w:r>
-      <w:proofErr w:type="spellStart"/>
-      <w:r>
-        <w:rPr>
-          <w:i/>
-          <w:iCs/>
-        </w:rPr>
         <w:t>back-end</w:t>
       </w:r>
-      <w:proofErr w:type="spellEnd"/>
-      <w:r>
-        <w:t xml:space="preserve">, por validar os dados de entrada com </w:t>
-      </w:r>
-      <w:proofErr w:type="spellStart"/>
-      <w:r>
-        <w:t>Pydantic</w:t>
-      </w:r>
-      <w:proofErr w:type="spellEnd"/>
-      <w:r>
-        <w:t>, por oferecer injeção de dependências para autenticação e testes e por apresentar curva de aprendizado reduzida;</w:t>
+      <w:r>
+        <w:t>, por validar os dados de entrada com Pydantic, por oferecer injeção de dependências para autenticação e testes e por apresentar curva de aprendizado reduzida;</w:t>
       </w:r>
     </w:p>
     <w:p>
@@ -3756,17 +3536,8 @@
           <w:i/>
           <w:iCs/>
         </w:rPr>
-        <w:t xml:space="preserve">Extreme </w:t>
-      </w:r>
-      <w:proofErr w:type="spellStart"/>
-      <w:r>
-        <w:rPr>
-          <w:i/>
-          <w:iCs/>
-        </w:rPr>
-        <w:t>Programming</w:t>
-      </w:r>
-      <w:proofErr w:type="spellEnd"/>
+        <w:t>Extreme Programming</w:t>
+      </w:r>
       <w:r>
         <w:t>) adotadas, como a integração contínua e os testes automatizados, e a meta de cobertura de testes da métrica M4 (no mínimo 80%) exigem código testável. A separação em camadas, com dependências injetadas, permite testar as regras de negócio isoladamente;</w:t>
       </w:r>
@@ -3789,7 +3560,6 @@
       <w:r>
         <w:t xml:space="preserve"> (DV, Tabela 4, e requisitos RNF04 e RNF05): o controle de acesso por perfil precisa ser garantido em um único ponto confiável. Na arquitetura cliente-servidor, toda verificação de permissão ocorre no </w:t>
       </w:r>
-      <w:proofErr w:type="spellStart"/>
       <w:r>
         <w:rPr>
           <w:i/>
@@ -3797,7 +3567,6 @@
         </w:rPr>
         <w:t>back-end</w:t>
       </w:r>
-      <w:proofErr w:type="spellEnd"/>
       <w:r>
         <w:t xml:space="preserve">, e o </w:t>
       </w:r>
@@ -3806,17 +3575,8 @@
           <w:i/>
           <w:iCs/>
         </w:rPr>
-        <w:t>front-</w:t>
-      </w:r>
-      <w:proofErr w:type="spellStart"/>
-      <w:r>
-        <w:rPr>
-          <w:i/>
-          <w:iCs/>
-        </w:rPr>
-        <w:t>end</w:t>
-      </w:r>
-      <w:proofErr w:type="spellEnd"/>
+        <w:t>front-end</w:t>
+      </w:r>
       <w:r>
         <w:t xml:space="preserve"> apenas oculta as opções não permitidas.</w:t>
       </w:r>
@@ -3981,19 +3741,8 @@
                 <w:sz w:val="20"/>
                 <w:szCs w:val="20"/>
               </w:rPr>
-              <w:t xml:space="preserve">Desvantagens no contexto do </w:t>
-            </w:r>
-            <w:proofErr w:type="spellStart"/>
-            <w:r>
-              <w:rPr>
-                <w:b/>
-                <w:bCs/>
-                <w:sz w:val="20"/>
-                <w:szCs w:val="20"/>
-              </w:rPr>
-              <w:t>VolunJá</w:t>
-            </w:r>
-            <w:proofErr w:type="spellEnd"/>
+              <w:t>Desvantagens no contexto do VolunJá</w:t>
+            </w:r>
           </w:p>
         </w:tc>
         <w:tc>
@@ -4075,9 +3824,17 @@
                 <w:sz w:val="20"/>
                 <w:szCs w:val="20"/>
               </w:rPr>
-              <w:t>Model-</w:t>
-            </w:r>
-            <w:proofErr w:type="spellStart"/>
+              <w:t>Model-View-Controller</w:t>
+            </w:r>
+            <w:r>
+              <w:rPr>
+                <w:b/>
+                <w:bCs/>
+                <w:sz w:val="20"/>
+                <w:szCs w:val="20"/>
+              </w:rPr>
+              <w:t xml:space="preserve">, com páginas geradas no </w:t>
+            </w:r>
             <w:r>
               <w:rPr>
                 <w:b/>
@@ -4087,55 +3844,8 @@
                 <w:sz w:val="20"/>
                 <w:szCs w:val="20"/>
               </w:rPr>
-              <w:t>View</w:t>
-            </w:r>
-            <w:proofErr w:type="spellEnd"/>
-            <w:r>
-              <w:rPr>
-                <w:b/>
-                <w:bCs/>
-                <w:i/>
-                <w:iCs/>
-                <w:sz w:val="20"/>
-                <w:szCs w:val="20"/>
-              </w:rPr>
-              <w:t>-</w:t>
-            </w:r>
-            <w:proofErr w:type="spellStart"/>
-            <w:r>
-              <w:rPr>
-                <w:b/>
-                <w:bCs/>
-                <w:i/>
-                <w:iCs/>
-                <w:sz w:val="20"/>
-                <w:szCs w:val="20"/>
-              </w:rPr>
-              <w:t>Controller</w:t>
-            </w:r>
-            <w:proofErr w:type="spellEnd"/>
-            <w:r>
-              <w:rPr>
-                <w:b/>
-                <w:bCs/>
-                <w:sz w:val="20"/>
-                <w:szCs w:val="20"/>
-              </w:rPr>
-              <w:t xml:space="preserve">, com páginas geradas no </w:t>
-            </w:r>
-            <w:proofErr w:type="spellStart"/>
-            <w:r>
-              <w:rPr>
-                <w:b/>
-                <w:bCs/>
-                <w:i/>
-                <w:iCs/>
-                <w:sz w:val="20"/>
-                <w:szCs w:val="20"/>
-              </w:rPr>
               <w:t>back-end</w:t>
             </w:r>
-            <w:proofErr w:type="spellEnd"/>
             <w:r>
               <w:rPr>
                 <w:b/>
@@ -4199,23 +3909,7 @@
                 <w:sz w:val="20"/>
                 <w:szCs w:val="20"/>
               </w:rPr>
-              <w:t xml:space="preserve">Acopla interface e regras de negócio; limita a interatividade exigida pelo foco em UX; não aproveita o </w:t>
-            </w:r>
-            <w:proofErr w:type="spellStart"/>
-            <w:r>
-              <w:rPr>
-                <w:sz w:val="20"/>
-                <w:szCs w:val="20"/>
-              </w:rPr>
-              <w:t>React</w:t>
-            </w:r>
-            <w:proofErr w:type="spellEnd"/>
-            <w:r>
-              <w:rPr>
-                <w:sz w:val="20"/>
-                <w:szCs w:val="20"/>
-              </w:rPr>
-              <w:t xml:space="preserve"> definido no DV (Quadro 5).</w:t>
+              <w:t>Acopla interface e regras de negócio; limita a interatividade exigida pelo foco em UX; não aproveita o React definido no DV (Quadro 5).</w:t>
             </w:r>
           </w:p>
         </w:tc>
@@ -4402,61 +4096,17 @@
                 <w:szCs w:val="20"/>
               </w:rPr>
               <w:lastRenderedPageBreak/>
-              <w:t>Back-</w:t>
-            </w:r>
-            <w:proofErr w:type="spellStart"/>
-            <w:r>
-              <w:rPr>
-                <w:b/>
-                <w:bCs/>
-                <w:i/>
-                <w:iCs/>
-                <w:sz w:val="20"/>
-                <w:szCs w:val="20"/>
-              </w:rPr>
-              <w:t>end</w:t>
-            </w:r>
-            <w:proofErr w:type="spellEnd"/>
-            <w:r>
-              <w:rPr>
-                <w:b/>
-                <w:bCs/>
-                <w:sz w:val="20"/>
-                <w:szCs w:val="20"/>
-              </w:rPr>
-              <w:t xml:space="preserve"> como serviço (</w:t>
-            </w:r>
-            <w:proofErr w:type="spellStart"/>
-            <w:r>
-              <w:rPr>
-                <w:b/>
-                <w:bCs/>
-                <w:sz w:val="20"/>
-                <w:szCs w:val="20"/>
-              </w:rPr>
-              <w:t>BaaS</w:t>
-            </w:r>
-            <w:proofErr w:type="spellEnd"/>
-            <w:r>
-              <w:rPr>
-                <w:b/>
-                <w:bCs/>
-                <w:sz w:val="20"/>
-                <w:szCs w:val="20"/>
-              </w:rPr>
-              <w:t xml:space="preserve">), por exemplo, </w:t>
-            </w:r>
-            <w:proofErr w:type="spellStart"/>
-            <w:r>
-              <w:rPr>
-                <w:b/>
-                <w:bCs/>
-                <w:sz w:val="20"/>
-                <w:szCs w:val="20"/>
-              </w:rPr>
-              <w:t>Firebase</w:t>
-            </w:r>
-            <w:proofErr w:type="spellEnd"/>
+              <w:t>Back-end</w:t>
+            </w:r>
+            <w:r>
+              <w:rPr>
+                <w:b/>
+                <w:bCs/>
+                <w:sz w:val="20"/>
+                <w:szCs w:val="20"/>
+              </w:rPr>
+              <w:t xml:space="preserve"> como serviço (BaaS), por exemplo, Firebase</w:t>
+            </w:r>
           </w:p>
         </w:tc>
         <w:tc>
@@ -4577,47 +4227,7 @@
                 <w:sz w:val="20"/>
                 <w:szCs w:val="20"/>
               </w:rPr>
-              <w:t xml:space="preserve">Cliente-servidor em camadas: SPA em </w:t>
-            </w:r>
-            <w:proofErr w:type="spellStart"/>
-            <w:r>
-              <w:rPr>
-                <w:b/>
-                <w:bCs/>
-                <w:sz w:val="20"/>
-                <w:szCs w:val="20"/>
-              </w:rPr>
-              <w:t>React</w:t>
-            </w:r>
-            <w:proofErr w:type="spellEnd"/>
-            <w:r>
-              <w:rPr>
-                <w:b/>
-                <w:bCs/>
-                <w:sz w:val="20"/>
-                <w:szCs w:val="20"/>
-              </w:rPr>
-              <w:t xml:space="preserve"> e API REST em </w:t>
-            </w:r>
-            <w:proofErr w:type="spellStart"/>
-            <w:r>
-              <w:rPr>
-                <w:b/>
-                <w:bCs/>
-                <w:sz w:val="20"/>
-                <w:szCs w:val="20"/>
-              </w:rPr>
-              <w:t>FastAPI</w:t>
-            </w:r>
-            <w:proofErr w:type="spellEnd"/>
-            <w:r>
-              <w:rPr>
-                <w:b/>
-                <w:bCs/>
-                <w:sz w:val="20"/>
-                <w:szCs w:val="20"/>
-              </w:rPr>
-              <w:t xml:space="preserve"> (monólito modular)</w:t>
+              <w:t>Cliente-servidor em camadas: SPA em React e API REST em FastAPI (monólito modular)</w:t>
             </w:r>
           </w:p>
         </w:tc>
@@ -4654,9 +4264,15 @@
                 <w:sz w:val="20"/>
                 <w:szCs w:val="20"/>
               </w:rPr>
-              <w:t>front-</w:t>
-            </w:r>
-            <w:proofErr w:type="spellStart"/>
+              <w:t>front-end</w:t>
+            </w:r>
+            <w:r>
+              <w:rPr>
+                <w:sz w:val="20"/>
+                <w:szCs w:val="20"/>
+              </w:rPr>
+              <w:t xml:space="preserve"> e </w:t>
+            </w:r>
             <w:r>
               <w:rPr>
                 <w:i/>
@@ -4664,17 +4280,43 @@
                 <w:sz w:val="20"/>
                 <w:szCs w:val="20"/>
               </w:rPr>
-              <w:t>end</w:t>
-            </w:r>
-            <w:proofErr w:type="spellEnd"/>
-            <w:r>
-              <w:rPr>
-                <w:sz w:val="20"/>
-                <w:szCs w:val="20"/>
-              </w:rPr>
-              <w:t xml:space="preserve"> e </w:t>
-            </w:r>
-            <w:proofErr w:type="spellStart"/>
+              <w:t>back-end</w:t>
+            </w:r>
+            <w:r>
+              <w:rPr>
+                <w:sz w:val="20"/>
+                <w:szCs w:val="20"/>
+              </w:rPr>
+              <w:t>; contrato OpenAPI; testabilidade; implantação única.</w:t>
+            </w:r>
+          </w:p>
+        </w:tc>
+        <w:tc>
+          <w:tcPr>
+            <w:tcW w:w="3375" w:type="dxa"/>
+            <w:tcBorders>
+              <w:top w:val="single" w:sz="4" w:space="0" w:color="000000"/>
+              <w:left w:val="single" w:sz="4" w:space="0" w:color="000000"/>
+              <w:bottom w:val="single" w:sz="4" w:space="0" w:color="000000"/>
+              <w:right w:val="single" w:sz="4" w:space="0" w:color="000000"/>
+            </w:tcBorders>
+          </w:tcPr>
+          <w:p>
+            <w:pPr>
+              <w:keepNext/>
+              <w:spacing w:before="20" w:after="20"/>
+              <w:rPr>
+                <w:sz w:val="20"/>
+                <w:szCs w:val="20"/>
+              </w:rPr>
+            </w:pPr>
+            <w:r>
+              <w:rPr>
+                <w:sz w:val="20"/>
+                <w:szCs w:val="20"/>
+              </w:rPr>
+              <w:t>Duas bases de código (</w:t>
+            </w:r>
             <w:r>
               <w:rPr>
                 <w:i/>
@@ -4682,59 +4324,14 @@
                 <w:sz w:val="20"/>
                 <w:szCs w:val="20"/>
               </w:rPr>
-              <w:t>back-end</w:t>
-            </w:r>
-            <w:proofErr w:type="spellEnd"/>
-            <w:r>
-              <w:rPr>
-                <w:sz w:val="20"/>
-                <w:szCs w:val="20"/>
-              </w:rPr>
-              <w:t xml:space="preserve">; contrato </w:t>
-            </w:r>
-            <w:proofErr w:type="spellStart"/>
-            <w:r>
-              <w:rPr>
-                <w:sz w:val="20"/>
-                <w:szCs w:val="20"/>
-              </w:rPr>
-              <w:t>OpenAPI</w:t>
-            </w:r>
-            <w:proofErr w:type="spellEnd"/>
-            <w:r>
-              <w:rPr>
-                <w:sz w:val="20"/>
-                <w:szCs w:val="20"/>
-              </w:rPr>
-              <w:t>; testabilidade; implantação única.</w:t>
-            </w:r>
-          </w:p>
-        </w:tc>
-        <w:tc>
-          <w:tcPr>
-            <w:tcW w:w="3375" w:type="dxa"/>
-            <w:tcBorders>
-              <w:top w:val="single" w:sz="4" w:space="0" w:color="000000"/>
-              <w:left w:val="single" w:sz="4" w:space="0" w:color="000000"/>
-              <w:bottom w:val="single" w:sz="4" w:space="0" w:color="000000"/>
-              <w:right w:val="single" w:sz="4" w:space="0" w:color="000000"/>
-            </w:tcBorders>
-          </w:tcPr>
-          <w:p>
-            <w:pPr>
-              <w:keepNext/>
-              <w:spacing w:before="20" w:after="20"/>
-              <w:rPr>
-                <w:sz w:val="20"/>
-                <w:szCs w:val="20"/>
-              </w:rPr>
-            </w:pPr>
-            <w:r>
-              <w:rPr>
-                <w:sz w:val="20"/>
-                <w:szCs w:val="20"/>
-              </w:rPr>
-              <w:t>Duas bases de código (</w:t>
+              <w:t>front-end</w:t>
+            </w:r>
+            <w:r>
+              <w:rPr>
+                <w:sz w:val="20"/>
+                <w:szCs w:val="20"/>
+              </w:rPr>
+              <w:t xml:space="preserve"> e </w:t>
             </w:r>
             <w:r>
               <w:rPr>
@@ -4743,37 +4340,8 @@
                 <w:sz w:val="20"/>
                 <w:szCs w:val="20"/>
               </w:rPr>
-              <w:t>front-</w:t>
-            </w:r>
-            <w:proofErr w:type="spellStart"/>
-            <w:r>
-              <w:rPr>
-                <w:i/>
-                <w:iCs/>
-                <w:sz w:val="20"/>
-                <w:szCs w:val="20"/>
-              </w:rPr>
-              <w:t>end</w:t>
-            </w:r>
-            <w:proofErr w:type="spellEnd"/>
-            <w:r>
-              <w:rPr>
-                <w:sz w:val="20"/>
-                <w:szCs w:val="20"/>
-              </w:rPr>
-              <w:t xml:space="preserve"> e </w:t>
-            </w:r>
-            <w:proofErr w:type="spellStart"/>
-            <w:r>
-              <w:rPr>
-                <w:i/>
-                <w:iCs/>
-                <w:sz w:val="20"/>
-                <w:szCs w:val="20"/>
-              </w:rPr>
               <w:t>back-end</w:t>
             </w:r>
-            <w:proofErr w:type="spellEnd"/>
             <w:r>
               <w:rPr>
                 <w:sz w:val="20"/>
@@ -4893,17 +4461,8 @@
           <w:sz w:val="20"/>
           <w:szCs w:val="20"/>
         </w:rPr>
-        <w:t xml:space="preserve">Representação esquemática da arquitetura do </w:t>
-      </w:r>
-      <w:proofErr w:type="spellStart"/>
-      <w:r>
-        <w:rPr>
-          <w:sz w:val="20"/>
-          <w:szCs w:val="20"/>
-        </w:rPr>
-        <w:t>VolunJá</w:t>
-      </w:r>
-      <w:proofErr w:type="spellEnd"/>
+        <w:t>Representação esquemática da arquitetura do VolunJá</w:t>
+      </w:r>
     </w:p>
     <w:p>
       <w:pPr>
@@ -4995,15 +4554,7 @@
         <w:t>camada de apresentação</w:t>
       </w:r>
       <w:r>
-        <w:t xml:space="preserve">: a SPA, executada no navegador do usuário. O servidor reúne o </w:t>
-      </w:r>
-      <w:proofErr w:type="spellStart"/>
-      <w:r>
-        <w:t>Nginx</w:t>
-      </w:r>
-      <w:proofErr w:type="spellEnd"/>
-      <w:r>
-        <w:t xml:space="preserve">, ponto único de entrada, e a API, que contém as camadas de </w:t>
+        <w:t xml:space="preserve">: a SPA, executada no navegador do usuário. O servidor reúne o Nginx, ponto único de entrada, e a API, que contém as camadas de </w:t>
       </w:r>
       <w:r>
         <w:rPr>
@@ -5049,7 +4600,6 @@
         <w:lastRenderedPageBreak/>
         <w:t xml:space="preserve">arquivos, e o servidor SMTP é um serviço externo, usado para o envio de e-mails. Os módulos de domínio atravessam verticalmente as três camadas internas da API: cada módulo possui os seus próprios </w:t>
       </w:r>
-      <w:proofErr w:type="spellStart"/>
       <w:r>
         <w:rPr>
           <w:i/>
@@ -5057,11 +4607,9 @@
         </w:rPr>
         <w:t>routers</w:t>
       </w:r>
-      <w:proofErr w:type="spellEnd"/>
       <w:r>
         <w:t xml:space="preserve">, </w:t>
       </w:r>
-      <w:proofErr w:type="spellStart"/>
       <w:r>
         <w:rPr>
           <w:i/>
@@ -5069,11 +4617,9 @@
         </w:rPr>
         <w:t>services</w:t>
       </w:r>
-      <w:proofErr w:type="spellEnd"/>
       <w:r>
         <w:t xml:space="preserve"> e </w:t>
       </w:r>
-      <w:proofErr w:type="spellStart"/>
       <w:r>
         <w:rPr>
           <w:i/>
@@ -5081,11 +4627,9 @@
         </w:rPr>
         <w:t>repositories</w:t>
       </w:r>
-      <w:proofErr w:type="spellEnd"/>
       <w:r>
         <w:t xml:space="preserve">, e o pacote core oferece serviços transversais a todos eles. Os </w:t>
       </w:r>
-      <w:proofErr w:type="spellStart"/>
       <w:r>
         <w:rPr>
           <w:i/>
@@ -5093,11 +4637,9 @@
         </w:rPr>
         <w:t>services</w:t>
       </w:r>
-      <w:proofErr w:type="spellEnd"/>
       <w:r>
         <w:t xml:space="preserve"> e os </w:t>
       </w:r>
-      <w:proofErr w:type="spellStart"/>
       <w:r>
         <w:rPr>
           <w:i/>
@@ -5105,7 +4647,6 @@
         </w:rPr>
         <w:t>repositories</w:t>
       </w:r>
-      <w:proofErr w:type="spellEnd"/>
       <w:r>
         <w:t xml:space="preserve"> seguem, respectivamente, os padrões </w:t>
       </w:r>
@@ -5114,29 +4655,18 @@
           <w:i/>
           <w:iCs/>
         </w:rPr>
-        <w:t xml:space="preserve">Service </w:t>
-      </w:r>
-      <w:proofErr w:type="spellStart"/>
+        <w:t>Service Layer</w:t>
+      </w:r>
+      <w:r>
+        <w:t xml:space="preserve"> e </w:t>
+      </w:r>
       <w:r>
         <w:rPr>
           <w:i/>
           <w:iCs/>
         </w:rPr>
-        <w:t>Layer</w:t>
-      </w:r>
-      <w:proofErr w:type="spellEnd"/>
-      <w:r>
-        <w:t xml:space="preserve"> e </w:t>
-      </w:r>
-      <w:proofErr w:type="spellStart"/>
-      <w:r>
-        <w:rPr>
-          <w:i/>
-          <w:iCs/>
-        </w:rPr>
         <w:t>Repository</w:t>
       </w:r>
-      <w:proofErr w:type="spellEnd"/>
       <w:r>
         <w:t xml:space="preserve"> descritos por Fowler (2002).</w:t>
       </w:r>
@@ -5146,31 +4676,7 @@
         <w:pStyle w:val="Corpodetexto"/>
       </w:pPr>
       <w:r>
-        <w:t>Os elementos do estilo arquitetural são instanciados com as tecnologias do Quadro 2, selecionadas a partir das suas documentações oficiais (</w:t>
-      </w:r>
-      <w:proofErr w:type="spellStart"/>
-      <w:r>
-        <w:t>React</w:t>
-      </w:r>
-      <w:proofErr w:type="spellEnd"/>
-      <w:r>
-        <w:t xml:space="preserve">, 2026; </w:t>
-      </w:r>
-      <w:proofErr w:type="spellStart"/>
-      <w:r>
-        <w:t>FastAPI</w:t>
-      </w:r>
-      <w:proofErr w:type="spellEnd"/>
-      <w:r>
-        <w:t xml:space="preserve">, 2026; </w:t>
-      </w:r>
-      <w:proofErr w:type="spellStart"/>
-      <w:r>
-        <w:t>SQLAlchemy</w:t>
-      </w:r>
-      <w:proofErr w:type="spellEnd"/>
-      <w:r>
-        <w:t>, 2026; MySQL, 2026; Docker, 2026).</w:t>
+        <w:t>Os elementos do estilo arquitetural são instanciados com as tecnologias do Quadro 2, selecionadas a partir das suas documentações oficiais (React, 2026; FastAPI, 2026; SQLAlchemy, 2026; MySQL, 2026; Docker, 2026).</w:t>
       </w:r>
     </w:p>
     <w:p>
@@ -5414,21 +4920,12 @@
                 <w:szCs w:val="20"/>
               </w:rPr>
             </w:pPr>
-            <w:proofErr w:type="spellStart"/>
-            <w:r>
-              <w:rPr>
-                <w:sz w:val="20"/>
-                <w:szCs w:val="20"/>
-              </w:rPr>
-              <w:t>React</w:t>
-            </w:r>
-            <w:proofErr w:type="spellEnd"/>
-            <w:r>
-              <w:rPr>
-                <w:sz w:val="20"/>
-                <w:szCs w:val="20"/>
-              </w:rPr>
-              <w:t xml:space="preserve"> definido no DV (Quadro 5); o Vite gera um </w:t>
+            <w:r>
+              <w:rPr>
+                <w:sz w:val="20"/>
+                <w:szCs w:val="20"/>
+              </w:rPr>
+              <w:t xml:space="preserve">React definido no DV (Quadro 5); o Vite gera um </w:t>
             </w:r>
             <w:r>
               <w:rPr>
@@ -5444,39 +4941,7 @@
                 <w:sz w:val="20"/>
                 <w:szCs w:val="20"/>
               </w:rPr>
-              <w:t xml:space="preserve"> otimizado e oferece recarga rápida no desenvolvimento; o </w:t>
-            </w:r>
-            <w:proofErr w:type="spellStart"/>
-            <w:r>
-              <w:rPr>
-                <w:sz w:val="20"/>
-                <w:szCs w:val="20"/>
-              </w:rPr>
-              <w:t>React</w:t>
-            </w:r>
-            <w:proofErr w:type="spellEnd"/>
-            <w:r>
-              <w:rPr>
-                <w:sz w:val="20"/>
-                <w:szCs w:val="20"/>
-              </w:rPr>
-              <w:t xml:space="preserve"> </w:t>
-            </w:r>
-            <w:proofErr w:type="spellStart"/>
-            <w:r>
-              <w:rPr>
-                <w:sz w:val="20"/>
-                <w:szCs w:val="20"/>
-              </w:rPr>
-              <w:t>Router</w:t>
-            </w:r>
-            <w:proofErr w:type="spellEnd"/>
-            <w:r>
-              <w:rPr>
-                <w:sz w:val="20"/>
-                <w:szCs w:val="20"/>
-              </w:rPr>
-              <w:t xml:space="preserve"> organiza as telas por rota e por perfil.</w:t>
+              <w:t xml:space="preserve"> otimizado e oferece recarga rápida no desenvolvimento; o React Router organiza as telas por rota e por perfil.</w:t>
             </w:r>
           </w:p>
         </w:tc>
@@ -5554,7 +5019,6 @@
                 <w:szCs w:val="20"/>
               </w:rPr>
             </w:pPr>
-            <w:proofErr w:type="spellStart"/>
             <w:r>
               <w:rPr>
                 <w:sz w:val="20"/>
@@ -5562,7 +5026,6 @@
               </w:rPr>
               <w:t>Nginx</w:t>
             </w:r>
-            <w:proofErr w:type="spellEnd"/>
           </w:p>
         </w:tc>
         <w:tc>
@@ -5662,53 +5125,12 @@
                 <w:szCs w:val="20"/>
               </w:rPr>
             </w:pPr>
-            <w:proofErr w:type="spellStart"/>
-            <w:r>
-              <w:rPr>
-                <w:sz w:val="20"/>
-                <w:szCs w:val="20"/>
-              </w:rPr>
-              <w:t>FastAPI</w:t>
-            </w:r>
-            <w:proofErr w:type="spellEnd"/>
-            <w:r>
-              <w:rPr>
-                <w:sz w:val="20"/>
-                <w:szCs w:val="20"/>
-              </w:rPr>
-              <w:t xml:space="preserve">, </w:t>
-            </w:r>
-            <w:proofErr w:type="spellStart"/>
-            <w:r>
-              <w:rPr>
-                <w:sz w:val="20"/>
-                <w:szCs w:val="20"/>
-              </w:rPr>
-              <w:t>Pydantic</w:t>
-            </w:r>
-            <w:proofErr w:type="spellEnd"/>
-            <w:r>
-              <w:rPr>
-                <w:sz w:val="20"/>
-                <w:szCs w:val="20"/>
-              </w:rPr>
-              <w:t xml:space="preserve"> v2 e </w:t>
-            </w:r>
-            <w:proofErr w:type="spellStart"/>
-            <w:r>
-              <w:rPr>
-                <w:sz w:val="20"/>
-                <w:szCs w:val="20"/>
-              </w:rPr>
-              <w:t>Uvicorn</w:t>
-            </w:r>
-            <w:proofErr w:type="spellEnd"/>
-            <w:r>
-              <w:rPr>
-                <w:sz w:val="20"/>
-                <w:szCs w:val="20"/>
-              </w:rPr>
-              <w:t xml:space="preserve"> (ASGI)</w:t>
+            <w:r>
+              <w:rPr>
+                <w:sz w:val="20"/>
+                <w:szCs w:val="20"/>
+              </w:rPr>
+              <w:t>FastAPI, Pydantic v2 e Uvicorn (ASGI)</w:t>
             </w:r>
           </w:p>
         </w:tc>
@@ -5735,23 +5157,7 @@
                 <w:sz w:val="20"/>
                 <w:szCs w:val="20"/>
               </w:rPr>
-              <w:t xml:space="preserve">Validação declarativa da entrada, documentação </w:t>
-            </w:r>
-            <w:proofErr w:type="spellStart"/>
-            <w:r>
-              <w:rPr>
-                <w:sz w:val="20"/>
-                <w:szCs w:val="20"/>
-              </w:rPr>
-              <w:t>OpenAPI</w:t>
-            </w:r>
-            <w:proofErr w:type="spellEnd"/>
-            <w:r>
-              <w:rPr>
-                <w:sz w:val="20"/>
-                <w:szCs w:val="20"/>
-              </w:rPr>
-              <w:t xml:space="preserve"> automática e injeção de dependências para autenticação e autorização.</w:t>
+              <w:t>Validação declarativa da entrada, documentação OpenAPI automática e injeção de dependências para autenticação e autorização.</w:t>
             </w:r>
           </w:p>
         </w:tc>
@@ -5899,47 +5305,13 @@
                 <w:szCs w:val="20"/>
               </w:rPr>
             </w:pPr>
-            <w:proofErr w:type="spellStart"/>
-            <w:r>
-              <w:rPr>
-                <w:sz w:val="20"/>
-                <w:szCs w:val="20"/>
-              </w:rPr>
-              <w:t>SQLAlchemy</w:t>
-            </w:r>
-            <w:proofErr w:type="spellEnd"/>
-            <w:r>
-              <w:rPr>
-                <w:sz w:val="20"/>
-                <w:szCs w:val="20"/>
-              </w:rPr>
-              <w:t xml:space="preserve"> 2.0, </w:t>
-            </w:r>
-            <w:proofErr w:type="spellStart"/>
-            <w:r>
-              <w:rPr>
-                <w:sz w:val="20"/>
-                <w:szCs w:val="20"/>
-              </w:rPr>
-              <w:t>Alembic</w:t>
-            </w:r>
-            <w:proofErr w:type="spellEnd"/>
-            <w:r>
-              <w:rPr>
-                <w:sz w:val="20"/>
-                <w:szCs w:val="20"/>
-              </w:rPr>
-              <w:t xml:space="preserve"> e </w:t>
-            </w:r>
-            <w:proofErr w:type="spellStart"/>
-            <w:r>
-              <w:rPr>
-                <w:sz w:val="20"/>
-                <w:szCs w:val="20"/>
-              </w:rPr>
-              <w:t>PyMySQL</w:t>
-            </w:r>
-            <w:proofErr w:type="spellEnd"/>
+            <w:r>
+              <w:rPr>
+                <w:sz w:val="20"/>
+                <w:szCs w:val="20"/>
+              </w:rPr>
+              <w:t>SQLAlchemy 2.0, Alembic e PyMySQL</w:t>
+            </w:r>
           </w:p>
         </w:tc>
         <w:tc>
@@ -5965,23 +5337,7 @@
                 <w:sz w:val="20"/>
                 <w:szCs w:val="20"/>
               </w:rPr>
-              <w:t xml:space="preserve">Mapeamento objeto-relacional (ORM) maduro, com suporte ao MySQL; migrações do banco </w:t>
-            </w:r>
-            <w:proofErr w:type="spellStart"/>
-            <w:r>
-              <w:rPr>
-                <w:sz w:val="20"/>
-                <w:szCs w:val="20"/>
-              </w:rPr>
-              <w:t>versionadas</w:t>
-            </w:r>
-            <w:proofErr w:type="spellEnd"/>
-            <w:r>
-              <w:rPr>
-                <w:sz w:val="20"/>
-                <w:szCs w:val="20"/>
-              </w:rPr>
-              <w:t xml:space="preserve"> junto com o código.</w:t>
+              <w:t>Mapeamento objeto-relacional (ORM) maduro, com suporte ao MySQL; migrações do banco versionadas junto com o código.</w:t>
             </w:r>
           </w:p>
         </w:tc>
@@ -6240,25 +5596,8 @@
                 <w:sz w:val="20"/>
                 <w:szCs w:val="20"/>
               </w:rPr>
-              <w:t xml:space="preserve">), com </w:t>
-            </w:r>
-            <w:proofErr w:type="spellStart"/>
-            <w:r>
-              <w:rPr>
-                <w:sz w:val="20"/>
-                <w:szCs w:val="20"/>
-              </w:rPr>
-              <w:t>PyJWT</w:t>
-            </w:r>
-            <w:proofErr w:type="spellEnd"/>
-            <w:r>
-              <w:rPr>
-                <w:sz w:val="20"/>
-                <w:szCs w:val="20"/>
-              </w:rPr>
-              <w:t xml:space="preserve">, e </w:t>
-            </w:r>
-            <w:proofErr w:type="spellStart"/>
+              <w:t xml:space="preserve">), com PyJWT, e </w:t>
+            </w:r>
             <w:r>
               <w:rPr>
                 <w:i/>
@@ -6268,29 +5607,12 @@
               </w:rPr>
               <w:t>hash</w:t>
             </w:r>
-            <w:proofErr w:type="spellEnd"/>
-            <w:r>
-              <w:rPr>
-                <w:sz w:val="20"/>
-                <w:szCs w:val="20"/>
-              </w:rPr>
-              <w:t xml:space="preserve"> de senhas com Argon2 (</w:t>
-            </w:r>
-            <w:proofErr w:type="spellStart"/>
-            <w:r>
-              <w:rPr>
-                <w:sz w:val="20"/>
-                <w:szCs w:val="20"/>
-              </w:rPr>
-              <w:t>pwdlib</w:t>
-            </w:r>
-            <w:proofErr w:type="spellEnd"/>
-            <w:r>
-              <w:rPr>
-                <w:sz w:val="20"/>
-                <w:szCs w:val="20"/>
-              </w:rPr>
-              <w:t>)</w:t>
+            <w:r>
+              <w:rPr>
+                <w:sz w:val="20"/>
+                <w:szCs w:val="20"/>
+              </w:rPr>
+              <w:t xml:space="preserve"> de senhas com Argon2 (pwdlib)</w:t>
             </w:r>
           </w:p>
         </w:tc>
@@ -6380,39 +5702,7 @@
                 <w:sz w:val="20"/>
                 <w:szCs w:val="20"/>
               </w:rPr>
-              <w:t xml:space="preserve">SMTP e tarefas em segundo plano do </w:t>
-            </w:r>
-            <w:proofErr w:type="spellStart"/>
-            <w:r>
-              <w:rPr>
-                <w:sz w:val="20"/>
-                <w:szCs w:val="20"/>
-              </w:rPr>
-              <w:t>FastAPI</w:t>
-            </w:r>
-            <w:proofErr w:type="spellEnd"/>
-            <w:r>
-              <w:rPr>
-                <w:sz w:val="20"/>
-                <w:szCs w:val="20"/>
-              </w:rPr>
-              <w:t xml:space="preserve"> (</w:t>
-            </w:r>
-            <w:proofErr w:type="spellStart"/>
-            <w:r>
-              <w:rPr>
-                <w:sz w:val="20"/>
-                <w:szCs w:val="20"/>
-              </w:rPr>
-              <w:t>BackgroundTasks</w:t>
-            </w:r>
-            <w:proofErr w:type="spellEnd"/>
-            <w:r>
-              <w:rPr>
-                <w:sz w:val="20"/>
-                <w:szCs w:val="20"/>
-              </w:rPr>
-              <w:t>)</w:t>
+              <w:t>SMTP e tarefas em segundo plano do FastAPI (BackgroundTasks)</w:t>
             </w:r>
           </w:p>
         </w:tc>
@@ -6502,17 +5792,8 @@
                 <w:sz w:val="20"/>
                 <w:szCs w:val="20"/>
               </w:rPr>
-              <w:t xml:space="preserve">Docker e Docker </w:t>
-            </w:r>
-            <w:proofErr w:type="spellStart"/>
-            <w:r>
-              <w:rPr>
-                <w:sz w:val="20"/>
-                <w:szCs w:val="20"/>
-              </w:rPr>
-              <w:t>Compose</w:t>
-            </w:r>
-            <w:proofErr w:type="spellEnd"/>
+              <w:t>Docker e Docker Compose</w:t>
+            </w:r>
           </w:p>
         </w:tc>
         <w:tc>
@@ -6603,17 +5884,8 @@
                 <w:sz w:val="20"/>
                 <w:szCs w:val="20"/>
               </w:rPr>
-              <w:t xml:space="preserve">GitHub </w:t>
-            </w:r>
-            <w:proofErr w:type="spellStart"/>
-            <w:r>
-              <w:rPr>
-                <w:sz w:val="20"/>
-                <w:szCs w:val="20"/>
-              </w:rPr>
-              <w:t>Actions</w:t>
-            </w:r>
-            <w:proofErr w:type="spellEnd"/>
+              <w:t>GitHub Actions</w:t>
+            </w:r>
           </w:p>
         </w:tc>
         <w:tc>
@@ -6642,7 +5914,6 @@
               </w:rPr>
               <w:t xml:space="preserve">Já utilizado na publicação da documentação (DV, Quadro 5); executa </w:t>
             </w:r>
-            <w:proofErr w:type="spellStart"/>
             <w:r>
               <w:rPr>
                 <w:i/>
@@ -6652,7 +5923,6 @@
               </w:rPr>
               <w:t>lint</w:t>
             </w:r>
-            <w:proofErr w:type="spellEnd"/>
             <w:r>
               <w:rPr>
                 <w:sz w:val="20"/>
@@ -6660,7 +5930,6 @@
               </w:rPr>
               <w:t xml:space="preserve"> e testes a cada </w:t>
             </w:r>
-            <w:proofErr w:type="spellStart"/>
             <w:r>
               <w:rPr>
                 <w:i/>
@@ -6668,29 +5937,8 @@
                 <w:sz w:val="20"/>
                 <w:szCs w:val="20"/>
               </w:rPr>
-              <w:t>pull</w:t>
-            </w:r>
-            <w:proofErr w:type="spellEnd"/>
-            <w:r>
-              <w:rPr>
-                <w:i/>
-                <w:iCs/>
-                <w:sz w:val="20"/>
-                <w:szCs w:val="20"/>
-              </w:rPr>
-              <w:t xml:space="preserve"> </w:t>
-            </w:r>
-            <w:proofErr w:type="spellStart"/>
-            <w:r>
-              <w:rPr>
-                <w:i/>
-                <w:iCs/>
-                <w:sz w:val="20"/>
-                <w:szCs w:val="20"/>
-              </w:rPr>
-              <w:t>request</w:t>
-            </w:r>
-            <w:proofErr w:type="spellEnd"/>
+              <w:t>pull request</w:t>
+            </w:r>
             <w:r>
               <w:rPr>
                 <w:sz w:val="20"/>
@@ -6725,23 +5973,7 @@
       </w:pPr>
       <w:r>
         <w:lastRenderedPageBreak/>
-        <w:t xml:space="preserve">Completam a pilha as bibliotecas de apoio — </w:t>
-      </w:r>
-      <w:proofErr w:type="spellStart"/>
-      <w:r>
-        <w:t>Axios</w:t>
-      </w:r>
-      <w:proofErr w:type="spellEnd"/>
-      <w:r>
-        <w:t xml:space="preserve">, no cliente HTTP; CSS Modules, na estilização; e </w:t>
-      </w:r>
-      <w:proofErr w:type="spellStart"/>
-      <w:r>
-        <w:t>ReportLab</w:t>
-      </w:r>
-      <w:proofErr w:type="spellEnd"/>
-      <w:r>
-        <w:t>, na geração do comprovante em PDF (RF22) — e as ferramentas de qualidade e testes previstas no DV (seção 6.1).</w:t>
+        <w:t>Completam a pilha as bibliotecas de apoio — Axios, no cliente HTTP; CSS Modules, na estilização; e ReportLab, na geração do comprovante em PDF (RF22) — e as ferramentas de qualidade e testes previstas no DV (seção 6.1).</w:t>
       </w:r>
     </w:p>
     <w:p>
@@ -6750,6 +5982,14 @@
       </w:pPr>
       <w:r>
         <w:t>A Figura 2 mostra os elementos da Figura 1 em funcionamento, por meio do diagrama de sequência da candidatura a uma vaga (RF16 e RF17). A requisição percorre as camadas de cima para baixo, e a resposta retorna no sentido inverso; o e-mail de aviso à organização é enviado em segundo plano, depois que a resposta já foi devolvida ao voluntário.</w:t>
+      </w:r>
+    </w:p>
+    <w:p>
+      <w:pPr>
+        <w:pStyle w:val="Corpodetexto"/>
+      </w:pPr>
+      <w:r>
+        <w:t>Para RF27, o fluxo passa a validar os horários antes de salvar arquivos, candidatura e comprovante. O serviço abre uma transação, bloqueia a linha do voluntário, consulta as candidaturas ativas e compara todas as ocorrências. Com conflito, desfaz a transação e devolve HTTP 409 com os dados da vaga conflitante; sem conflito, persiste e confirma a transação antes de notificar.</w:t>
       </w:r>
     </w:p>
     <w:p>
@@ -6770,6 +6010,7 @@
           <w:sz w:val="20"/>
           <w:szCs w:val="20"/>
         </w:rPr>
+        <w:lastRenderedPageBreak/>
         <w:t xml:space="preserve">Figura 2 – </w:t>
       </w:r>
       <w:r>
@@ -6790,13 +6031,13 @@
       </w:pPr>
       <w:r>
         <w:rPr>
-          <w:noProof/>
+          <w:sz w:val="20"/>
         </w:rPr>
         <w:drawing>
-          <wp:inline distT="0" distB="0" distL="0" distR="0" wp14:anchorId="179200BC" wp14:editId="5732F919">
-            <wp:extent cx="5400000" cy="4944747"/>
+          <wp:inline distT="0" distB="0" distL="0" distR="0" wp14:anchorId="4F19AD24" wp14:editId="3691F1A0">
+            <wp:extent cx="5760085" cy="5224145"/>
             <wp:effectExtent l="0" t="0" r="0" b="0"/>
-            <wp:docPr id="102" name="Figura 2" descr="Diagrama de sequência da candidatura: SPA, router, services, repository e MySQL"/>
+            <wp:docPr id="79060289" name="Imagem 1"/>
             <wp:cNvGraphicFramePr>
               <a:graphicFrameLocks xmlns:a="http://schemas.openxmlformats.org/drawingml/2006/main" noChangeAspect="1"/>
             </wp:cNvGraphicFramePr>
@@ -6804,10 +6045,8 @@
               <a:graphicData uri="http://schemas.openxmlformats.org/drawingml/2006/picture">
                 <pic:pic xmlns:pic="http://schemas.openxmlformats.org/drawingml/2006/picture">
                   <pic:nvPicPr>
-                    <pic:cNvPr id="102" name="arquitetura_fig2.png" descr="Diagrama de sequência da candidatura: SPA, router, services, repository e MySQL"/>
-                    <pic:cNvPicPr>
-                      <a:picLocks noChangeAspect="1" noChangeArrowheads="1"/>
-                    </pic:cNvPicPr>
+                    <pic:cNvPr id="79060289" name=""/>
+                    <pic:cNvPicPr/>
                   </pic:nvPicPr>
                   <pic:blipFill>
                     <a:blip r:embed="rId17"/>
@@ -6815,10 +6054,10 @@
                       <a:fillRect/>
                     </a:stretch>
                   </pic:blipFill>
-                  <pic:spPr bwMode="auto">
+                  <pic:spPr>
                     <a:xfrm>
                       <a:off x="0" y="0"/>
-                      <a:ext cx="5400000" cy="4944747"/>
+                      <a:ext cx="5760085" cy="5224145"/>
                     </a:xfrm>
                     <a:prstGeom prst="rect">
                       <a:avLst/>
@@ -6881,7 +6120,6 @@
           <w:sz w:val="20"/>
           <w:szCs w:val="20"/>
         </w:rPr>
-        <w:lastRenderedPageBreak/>
         <w:t xml:space="preserve">Quadro 3 – </w:t>
       </w:r>
       <w:r>
@@ -7088,27 +6326,7 @@
                 <w:sz w:val="18"/>
                 <w:szCs w:val="18"/>
               </w:rPr>
-              <w:t>SPA (</w:t>
-            </w:r>
-            <w:proofErr w:type="spellStart"/>
-            <w:r>
-              <w:rPr>
-                <w:b/>
-                <w:bCs/>
-                <w:sz w:val="18"/>
-                <w:szCs w:val="18"/>
-              </w:rPr>
-              <w:t>React</w:t>
-            </w:r>
-            <w:proofErr w:type="spellEnd"/>
-            <w:r>
-              <w:rPr>
-                <w:b/>
-                <w:bCs/>
-                <w:sz w:val="18"/>
-                <w:szCs w:val="18"/>
-              </w:rPr>
-              <w:t>)</w:t>
+              <w:t>SPA (React)</w:t>
             </w:r>
           </w:p>
         </w:tc>
@@ -7194,7 +6412,6 @@
               </w:rPr>
               <w:t>Requisições HTTP com JSON ou arquivos (</w:t>
             </w:r>
-            <w:proofErr w:type="spellStart"/>
             <w:r>
               <w:rPr>
                 <w:i/>
@@ -7202,29 +6419,8 @@
                 <w:sz w:val="18"/>
                 <w:szCs w:val="18"/>
               </w:rPr>
-              <w:t>multipart</w:t>
-            </w:r>
-            <w:proofErr w:type="spellEnd"/>
-            <w:r>
-              <w:rPr>
-                <w:i/>
-                <w:iCs/>
-                <w:sz w:val="18"/>
-                <w:szCs w:val="18"/>
-              </w:rPr>
-              <w:t>/</w:t>
-            </w:r>
-            <w:proofErr w:type="spellStart"/>
-            <w:r>
-              <w:rPr>
-                <w:i/>
-                <w:iCs/>
-                <w:sz w:val="18"/>
-                <w:szCs w:val="18"/>
-              </w:rPr>
-              <w:t>form-data</w:t>
-            </w:r>
-            <w:proofErr w:type="spellEnd"/>
+              <w:t>multipart/form-data</w:t>
+            </w:r>
             <w:r>
               <w:rPr>
                 <w:sz w:val="18"/>
@@ -7293,21 +6489,8 @@
                 <w:sz w:val="18"/>
                 <w:szCs w:val="18"/>
               </w:rPr>
-              <w:t>front-</w:t>
-            </w:r>
-            <w:proofErr w:type="spellStart"/>
-            <w:r>
-              <w:rPr>
-                <w:b/>
-                <w:bCs/>
-                <w:i/>
-                <w:iCs/>
-                <w:sz w:val="18"/>
-                <w:szCs w:val="18"/>
-              </w:rPr>
-              <w:t>end</w:t>
-            </w:r>
-            <w:proofErr w:type="spellEnd"/>
+              <w:t>front-end</w:t>
+            </w:r>
             <w:r>
               <w:rPr>
                 <w:b/>
@@ -7396,23 +6579,7 @@
                 <w:sz w:val="18"/>
                 <w:szCs w:val="18"/>
               </w:rPr>
-              <w:t xml:space="preserve">Chamadas HTTP com o cabeçalho </w:t>
-            </w:r>
-            <w:proofErr w:type="spellStart"/>
-            <w:r>
-              <w:rPr>
-                <w:sz w:val="18"/>
-                <w:szCs w:val="18"/>
-              </w:rPr>
-              <w:t>Authorization</w:t>
-            </w:r>
-            <w:proofErr w:type="spellEnd"/>
-            <w:r>
-              <w:rPr>
-                <w:sz w:val="18"/>
-                <w:szCs w:val="18"/>
-              </w:rPr>
-              <w:t xml:space="preserve">; diante da resposta 401, encerram a sessão e direcionam ao </w:t>
+              <w:t xml:space="preserve">Chamadas HTTP com o cabeçalho Authorization; diante da resposta 401, encerram a sessão e direcionam ao </w:t>
             </w:r>
             <w:r>
               <w:rPr>
@@ -7457,17 +6624,16 @@
                 <w:szCs w:val="18"/>
               </w:rPr>
             </w:pPr>
-            <w:proofErr w:type="spellStart"/>
-            <w:r>
-              <w:rPr>
-                <w:b/>
-                <w:bCs/>
-                <w:sz w:val="18"/>
-                <w:szCs w:val="18"/>
-              </w:rPr>
+            <w:r>
+              <w:rPr>
+                <w:b/>
+                <w:bCs/>
+                <w:sz w:val="18"/>
+                <w:szCs w:val="18"/>
+              </w:rPr>
+              <w:lastRenderedPageBreak/>
               <w:t>Nginx</w:t>
             </w:r>
-            <w:proofErr w:type="spellEnd"/>
           </w:p>
         </w:tc>
         <w:tc>
@@ -7547,23 +6713,7 @@
                 <w:sz w:val="18"/>
                 <w:szCs w:val="18"/>
               </w:rPr>
-              <w:t xml:space="preserve">Arquivos estáticos da SPA; encaminhamento de /api ao </w:t>
-            </w:r>
-            <w:proofErr w:type="spellStart"/>
-            <w:r>
-              <w:rPr>
-                <w:sz w:val="18"/>
-                <w:szCs w:val="18"/>
-              </w:rPr>
-              <w:t>Uvicorn</w:t>
-            </w:r>
-            <w:proofErr w:type="spellEnd"/>
-            <w:r>
-              <w:rPr>
-                <w:sz w:val="18"/>
-                <w:szCs w:val="18"/>
-              </w:rPr>
-              <w:t xml:space="preserve"> (porta 8000); cabeçalhos de segurança e limite de tentativas de </w:t>
+              <w:t xml:space="preserve">Arquivos estáticos da SPA; encaminhamento de /api ao Uvicorn (porta 8000); cabeçalhos de segurança e limite de tentativas de </w:t>
             </w:r>
             <w:r>
               <w:rPr>
@@ -7608,7 +6758,6 @@
                 <w:szCs w:val="18"/>
               </w:rPr>
             </w:pPr>
-            <w:proofErr w:type="spellStart"/>
             <w:r>
               <w:rPr>
                 <w:b/>
@@ -7620,7 +6769,6 @@
               </w:rPr>
               <w:t>Routers</w:t>
             </w:r>
-            <w:proofErr w:type="spellEnd"/>
           </w:p>
         </w:tc>
         <w:tc>
@@ -7648,7 +6796,6 @@
               </w:rPr>
               <w:t xml:space="preserve">Expor os </w:t>
             </w:r>
-            <w:proofErr w:type="spellStart"/>
             <w:r>
               <w:rPr>
                 <w:i/>
@@ -7658,29 +6805,12 @@
               </w:rPr>
               <w:t>endpoints</w:t>
             </w:r>
-            <w:proofErr w:type="spellEnd"/>
-            <w:r>
-              <w:rPr>
-                <w:sz w:val="18"/>
-                <w:szCs w:val="18"/>
-              </w:rPr>
-              <w:t xml:space="preserve"> REST </w:t>
-            </w:r>
-            <w:proofErr w:type="spellStart"/>
-            <w:r>
-              <w:rPr>
-                <w:sz w:val="18"/>
-                <w:szCs w:val="18"/>
-              </w:rPr>
-              <w:t>versionados</w:t>
-            </w:r>
-            <w:proofErr w:type="spellEnd"/>
-            <w:r>
-              <w:rPr>
-                <w:sz w:val="18"/>
-                <w:szCs w:val="18"/>
-              </w:rPr>
-              <w:t xml:space="preserve"> (/api/v1) e traduzir o HTTP em chamadas de serviço.</w:t>
+            <w:r>
+              <w:rPr>
+                <w:sz w:val="18"/>
+                <w:szCs w:val="18"/>
+              </w:rPr>
+              <w:t xml:space="preserve"> REST versionados (/api/v1) e traduzir o HTTP em chamadas de serviço.</w:t>
             </w:r>
           </w:p>
         </w:tc>
@@ -7709,7 +6839,6 @@
               </w:rPr>
               <w:t xml:space="preserve">Requisições validadas pelos </w:t>
             </w:r>
-            <w:proofErr w:type="spellStart"/>
             <w:r>
               <w:rPr>
                 <w:i/>
@@ -7719,7 +6848,6 @@
               </w:rPr>
               <w:t>schemas</w:t>
             </w:r>
-            <w:proofErr w:type="spellEnd"/>
             <w:r>
               <w:rPr>
                 <w:sz w:val="18"/>
@@ -7781,7 +6909,6 @@
                 <w:szCs w:val="18"/>
               </w:rPr>
             </w:pPr>
-            <w:proofErr w:type="spellStart"/>
             <w:r>
               <w:rPr>
                 <w:b/>
@@ -7793,35 +6920,14 @@
               </w:rPr>
               <w:t>Schemas</w:t>
             </w:r>
-            <w:proofErr w:type="spellEnd"/>
-            <w:r>
-              <w:rPr>
-                <w:b/>
-                <w:bCs/>
-                <w:sz w:val="18"/>
-                <w:szCs w:val="18"/>
-              </w:rPr>
-              <w:t xml:space="preserve"> (</w:t>
-            </w:r>
-            <w:proofErr w:type="spellStart"/>
-            <w:r>
-              <w:rPr>
-                <w:b/>
-                <w:bCs/>
-                <w:sz w:val="18"/>
-                <w:szCs w:val="18"/>
-              </w:rPr>
-              <w:t>Pydantic</w:t>
-            </w:r>
-            <w:proofErr w:type="spellEnd"/>
-            <w:r>
-              <w:rPr>
-                <w:b/>
-                <w:bCs/>
-                <w:sz w:val="18"/>
-                <w:szCs w:val="18"/>
-              </w:rPr>
-              <w:t>)</w:t>
+            <w:r>
+              <w:rPr>
+                <w:b/>
+                <w:bCs/>
+                <w:sz w:val="18"/>
+                <w:szCs w:val="18"/>
+              </w:rPr>
+              <w:t xml:space="preserve"> (Pydantic)</w:t>
             </w:r>
           </w:p>
         </w:tc>
@@ -7848,23 +6954,7 @@
                 <w:sz w:val="18"/>
                 <w:szCs w:val="18"/>
               </w:rPr>
-              <w:t>Definir os contratos de entrada e de saída (</w:t>
-            </w:r>
-            <w:proofErr w:type="spellStart"/>
-            <w:r>
-              <w:rPr>
-                <w:sz w:val="18"/>
-                <w:szCs w:val="18"/>
-              </w:rPr>
-              <w:t>DTOs</w:t>
-            </w:r>
-            <w:proofErr w:type="spellEnd"/>
-            <w:r>
-              <w:rPr>
-                <w:sz w:val="18"/>
-                <w:szCs w:val="18"/>
-              </w:rPr>
-              <w:t>, objetos de transferência de dados).</w:t>
+              <w:t>Definir os contratos de entrada e de saída (DTOs, objetos de transferência de dados).</w:t>
             </w:r>
           </w:p>
         </w:tc>
@@ -7920,7 +7010,6 @@
               </w:rPr>
               <w:t xml:space="preserve">Objetos validados ou erro 422. Nunca expõem campos sensíveis, como o </w:t>
             </w:r>
-            <w:proofErr w:type="spellStart"/>
             <w:r>
               <w:rPr>
                 <w:i/>
@@ -7930,7 +7019,6 @@
               </w:rPr>
               <w:t>hash</w:t>
             </w:r>
-            <w:proofErr w:type="spellEnd"/>
             <w:r>
               <w:rPr>
                 <w:sz w:val="18"/>
@@ -8037,7 +7125,6 @@
               </w:rPr>
               <w:t xml:space="preserve"> JWT; perfis exigidos pelo </w:t>
             </w:r>
-            <w:proofErr w:type="spellStart"/>
             <w:r>
               <w:rPr>
                 <w:i/>
@@ -8047,7 +7134,6 @@
               </w:rPr>
               <w:t>endpoint</w:t>
             </w:r>
-            <w:proofErr w:type="spellEnd"/>
             <w:r>
               <w:rPr>
                 <w:sz w:val="18"/>
@@ -8228,7 +7314,6 @@
                 <w:szCs w:val="18"/>
               </w:rPr>
             </w:pPr>
-            <w:proofErr w:type="spellStart"/>
             <w:r>
               <w:rPr>
                 <w:b/>
@@ -8240,7 +7325,6 @@
               </w:rPr>
               <w:t>Repositories</w:t>
             </w:r>
-            <w:proofErr w:type="spellEnd"/>
           </w:p>
         </w:tc>
         <w:tc>
@@ -8320,23 +7404,7 @@
                 <w:sz w:val="18"/>
                 <w:szCs w:val="18"/>
               </w:rPr>
-              <w:t xml:space="preserve">Entidades do ORM. São os únicos elementos que usam a sessão do </w:t>
-            </w:r>
-            <w:proofErr w:type="spellStart"/>
-            <w:r>
-              <w:rPr>
-                <w:sz w:val="18"/>
-                <w:szCs w:val="18"/>
-              </w:rPr>
-              <w:t>SQLAlchemy</w:t>
-            </w:r>
-            <w:proofErr w:type="spellEnd"/>
-            <w:r>
-              <w:rPr>
-                <w:sz w:val="18"/>
-                <w:szCs w:val="18"/>
-              </w:rPr>
-              <w:t>.</w:t>
+              <w:t>Entidades do ORM. São os únicos elementos que usam a sessão do SQLAlchemy.</w:t>
             </w:r>
           </w:p>
         </w:tc>
@@ -8466,7 +7534,6 @@
               </w:rPr>
               <w:t xml:space="preserve">Objetos de domínio usados pelos </w:t>
             </w:r>
-            <w:proofErr w:type="spellStart"/>
             <w:r>
               <w:rPr>
                 <w:i/>
@@ -8476,7 +7543,6 @@
               </w:rPr>
               <w:t>services</w:t>
             </w:r>
-            <w:proofErr w:type="spellEnd"/>
             <w:r>
               <w:rPr>
                 <w:sz w:val="18"/>
@@ -8599,23 +7665,7 @@
                 <w:sz w:val="18"/>
                 <w:szCs w:val="18"/>
               </w:rPr>
-              <w:t xml:space="preserve">Configurações </w:t>
-            </w:r>
-            <w:proofErr w:type="spellStart"/>
-            <w:r>
-              <w:rPr>
-                <w:sz w:val="18"/>
-                <w:szCs w:val="18"/>
-              </w:rPr>
-              <w:t>tipadas</w:t>
-            </w:r>
-            <w:proofErr w:type="spellEnd"/>
-            <w:r>
-              <w:rPr>
-                <w:sz w:val="18"/>
-                <w:szCs w:val="18"/>
-              </w:rPr>
-              <w:t xml:space="preserve"> e funções utilitárias usadas por todos os módulos.</w:t>
+              <w:t>Configurações tipadas e funções utilitárias usadas por todos os módulos.</w:t>
             </w:r>
           </w:p>
         </w:tc>
@@ -8705,23 +7755,7 @@
                 <w:sz w:val="18"/>
                 <w:szCs w:val="18"/>
               </w:rPr>
-              <w:t xml:space="preserve">Comandos SQL gerados pelo </w:t>
-            </w:r>
-            <w:proofErr w:type="spellStart"/>
-            <w:r>
-              <w:rPr>
-                <w:sz w:val="18"/>
-                <w:szCs w:val="18"/>
-              </w:rPr>
-              <w:t>SQLAlchemy</w:t>
-            </w:r>
-            <w:proofErr w:type="spellEnd"/>
-            <w:r>
-              <w:rPr>
-                <w:sz w:val="18"/>
-                <w:szCs w:val="18"/>
-              </w:rPr>
-              <w:t>.</w:t>
+              <w:t>Comandos SQL gerados pelo SQLAlchemy.</w:t>
             </w:r>
           </w:p>
         </w:tc>
@@ -9019,7 +8053,6 @@
         <w:keepNext/>
       </w:pPr>
       <w:r>
-        <w:lastRenderedPageBreak/>
         <w:t>Além das responsabilidades, quatro regras de dependência garantem a integridade do estilo:</w:t>
       </w:r>
     </w:p>
@@ -9034,7 +8067,6 @@
       <w:r>
         <w:t>cada camada depende apenas da camada imediatamente inferior (</w:t>
       </w:r>
-      <w:proofErr w:type="spellStart"/>
       <w:r>
         <w:rPr>
           <w:i/>
@@ -9042,11 +8074,9 @@
         </w:rPr>
         <w:t>router</w:t>
       </w:r>
-      <w:proofErr w:type="spellEnd"/>
       <w:r>
         <w:t xml:space="preserve">, </w:t>
       </w:r>
-      <w:proofErr w:type="spellStart"/>
       <w:r>
         <w:rPr>
           <w:i/>
@@ -9054,11 +8084,9 @@
         </w:rPr>
         <w:t>service</w:t>
       </w:r>
-      <w:proofErr w:type="spellEnd"/>
       <w:r>
         <w:t xml:space="preserve">, </w:t>
       </w:r>
-      <w:proofErr w:type="spellStart"/>
       <w:r>
         <w:rPr>
           <w:i/>
@@ -9066,7 +8094,6 @@
         </w:rPr>
         <w:t>repository</w:t>
       </w:r>
-      <w:proofErr w:type="spellEnd"/>
       <w:r>
         <w:t xml:space="preserve"> e model), nunca no sentido inverso;</w:t>
       </w:r>
@@ -9082,7 +8109,6 @@
       <w:r>
         <w:t xml:space="preserve">um módulo acessa outro somente por meio do </w:t>
       </w:r>
-      <w:proofErr w:type="spellStart"/>
       <w:r>
         <w:rPr>
           <w:i/>
@@ -9090,11 +8116,9 @@
         </w:rPr>
         <w:t>service</w:t>
       </w:r>
-      <w:proofErr w:type="spellEnd"/>
       <w:r>
         <w:t xml:space="preserve"> desse módulo, e nunca diretamente pelo </w:t>
       </w:r>
-      <w:proofErr w:type="spellStart"/>
       <w:r>
         <w:rPr>
           <w:i/>
@@ -9102,7 +8126,6 @@
         </w:rPr>
         <w:t>repository</w:t>
       </w:r>
-      <w:proofErr w:type="spellEnd"/>
       <w:r>
         <w:t xml:space="preserve"> ou pelos </w:t>
       </w:r>
@@ -9133,39 +8156,20 @@
           <w:i/>
           <w:iCs/>
         </w:rPr>
-        <w:t>front-</w:t>
-      </w:r>
-      <w:proofErr w:type="spellStart"/>
+        <w:t>front-end</w:t>
+      </w:r>
+      <w:r>
+        <w:t xml:space="preserve"> comunica-se com o </w:t>
+      </w:r>
       <w:r>
         <w:rPr>
           <w:i/>
           <w:iCs/>
         </w:rPr>
-        <w:t>end</w:t>
-      </w:r>
-      <w:proofErr w:type="spellEnd"/>
-      <w:r>
-        <w:t xml:space="preserve"> comunica-se com o </w:t>
-      </w:r>
-      <w:proofErr w:type="spellStart"/>
-      <w:r>
-        <w:rPr>
-          <w:i/>
-          <w:iCs/>
-        </w:rPr>
         <w:t>back-end</w:t>
       </w:r>
-      <w:proofErr w:type="spellEnd"/>
-      <w:r>
-        <w:t xml:space="preserve"> exclusivamente pela API REST documentada em </w:t>
-      </w:r>
-      <w:proofErr w:type="spellStart"/>
-      <w:r>
-        <w:t>OpenAPI</w:t>
-      </w:r>
-      <w:proofErr w:type="spellEnd"/>
-      <w:r>
-        <w:t>;</w:t>
+      <w:r>
+        <w:t xml:space="preserve"> exclusivamente pela API REST documentada em OpenAPI;</w:t>
       </w:r>
     </w:p>
     <w:p>
@@ -9177,23 +8181,15 @@
         </w:numPr>
       </w:pPr>
       <w:r>
+        <w:lastRenderedPageBreak/>
         <w:t xml:space="preserve">toda regra de negócio e toda verificação de permissão ficam no </w:t>
       </w:r>
-      <w:proofErr w:type="spellStart"/>
       <w:r>
         <w:rPr>
           <w:i/>
           <w:iCs/>
         </w:rPr>
-        <w:t>back</w:t>
-      </w:r>
-      <w:proofErr w:type="spellEnd"/>
-      <w:r>
-        <w:rPr>
-          <w:i/>
-          <w:iCs/>
-        </w:rPr>
-        <w:t>-end</w:t>
+        <w:t>back-end</w:t>
       </w:r>
       <w:r>
         <w:t>.</w:t>
@@ -9472,7 +8468,6 @@
               </w:rPr>
               <w:t xml:space="preserve">O </w:t>
             </w:r>
-            <w:proofErr w:type="spellStart"/>
             <w:r>
               <w:rPr>
                 <w:i/>
@@ -9482,29 +8477,12 @@
               </w:rPr>
               <w:t>back-end</w:t>
             </w:r>
-            <w:proofErr w:type="spellEnd"/>
-            <w:r>
-              <w:rPr>
-                <w:sz w:val="18"/>
-                <w:szCs w:val="18"/>
-              </w:rPr>
-              <w:t xml:space="preserve"> deve ser desenvolvido em Python 3.12 ou superior com </w:t>
-            </w:r>
-            <w:proofErr w:type="spellStart"/>
-            <w:r>
-              <w:rPr>
-                <w:sz w:val="18"/>
-                <w:szCs w:val="18"/>
-              </w:rPr>
-              <w:t>FastAPI</w:t>
-            </w:r>
-            <w:proofErr w:type="spellEnd"/>
-            <w:r>
-              <w:rPr>
-                <w:sz w:val="18"/>
-                <w:szCs w:val="18"/>
-              </w:rPr>
-              <w:t xml:space="preserve">; o </w:t>
+            <w:r>
+              <w:rPr>
+                <w:sz w:val="18"/>
+                <w:szCs w:val="18"/>
+              </w:rPr>
+              <w:t xml:space="preserve"> deve ser desenvolvido em Python 3.12 ou superior com FastAPI; o </w:t>
             </w:r>
             <w:r>
               <w:rPr>
@@ -9513,57 +8491,14 @@
                 <w:sz w:val="18"/>
                 <w:szCs w:val="18"/>
               </w:rPr>
-              <w:t>front-</w:t>
-            </w:r>
-            <w:proofErr w:type="spellStart"/>
-            <w:r>
-              <w:rPr>
-                <w:i/>
-                <w:iCs/>
-                <w:sz w:val="18"/>
-                <w:szCs w:val="18"/>
-              </w:rPr>
-              <w:t>end</w:t>
-            </w:r>
-            <w:proofErr w:type="spellEnd"/>
-            <w:r>
-              <w:rPr>
-                <w:sz w:val="18"/>
-                <w:szCs w:val="18"/>
-              </w:rPr>
-              <w:t xml:space="preserve">, em </w:t>
-            </w:r>
-            <w:proofErr w:type="spellStart"/>
-            <w:r>
-              <w:rPr>
-                <w:sz w:val="18"/>
-                <w:szCs w:val="18"/>
-              </w:rPr>
-              <w:t>JavaScript</w:t>
-            </w:r>
-            <w:proofErr w:type="spellEnd"/>
-            <w:r>
-              <w:rPr>
-                <w:sz w:val="18"/>
-                <w:szCs w:val="18"/>
-              </w:rPr>
-              <w:t xml:space="preserve"> com </w:t>
-            </w:r>
-            <w:proofErr w:type="spellStart"/>
-            <w:r>
-              <w:rPr>
-                <w:sz w:val="18"/>
-                <w:szCs w:val="18"/>
-              </w:rPr>
-              <w:t>React</w:t>
-            </w:r>
-            <w:proofErr w:type="spellEnd"/>
-            <w:r>
-              <w:rPr>
-                <w:sz w:val="18"/>
-                <w:szCs w:val="18"/>
-              </w:rPr>
-              <w:t>; e o banco de dados deve ser o MySQL 8.4.</w:t>
+              <w:t>front-end</w:t>
+            </w:r>
+            <w:r>
+              <w:rPr>
+                <w:sz w:val="18"/>
+                <w:szCs w:val="18"/>
+              </w:rPr>
+              <w:t>, em JavaScript com React; e o banco de dados deve ser o MySQL 8.4.</w:t>
             </w:r>
           </w:p>
         </w:tc>
@@ -9683,23 +8618,7 @@
                 <w:sz w:val="18"/>
                 <w:szCs w:val="18"/>
               </w:rPr>
-              <w:t xml:space="preserve">A API deve seguir o estilo REST, com JSON, prefixo de versão /api/v1 e documentação </w:t>
-            </w:r>
-            <w:proofErr w:type="spellStart"/>
-            <w:r>
-              <w:rPr>
-                <w:sz w:val="18"/>
-                <w:szCs w:val="18"/>
-              </w:rPr>
-              <w:t>OpenAPI</w:t>
-            </w:r>
-            <w:proofErr w:type="spellEnd"/>
-            <w:r>
-              <w:rPr>
-                <w:sz w:val="18"/>
-                <w:szCs w:val="18"/>
-              </w:rPr>
-              <w:t xml:space="preserve"> gerada automaticamente.</w:t>
+              <w:t>A API deve seguir o estilo REST, com JSON, prefixo de versão /api/v1 e documentação OpenAPI gerada automaticamente.</w:t>
             </w:r>
           </w:p>
         </w:tc>
@@ -9735,9 +8654,15 @@
                 <w:sz w:val="18"/>
                 <w:szCs w:val="18"/>
               </w:rPr>
-              <w:t>front-</w:t>
-            </w:r>
-            <w:proofErr w:type="spellStart"/>
+              <w:t>front-end</w:t>
+            </w:r>
+            <w:r>
+              <w:rPr>
+                <w:sz w:val="18"/>
+                <w:szCs w:val="18"/>
+              </w:rPr>
+              <w:t xml:space="preserve"> e </w:t>
+            </w:r>
             <w:r>
               <w:rPr>
                 <w:i/>
@@ -9745,27 +8670,8 @@
                 <w:sz w:val="18"/>
                 <w:szCs w:val="18"/>
               </w:rPr>
-              <w:t>end</w:t>
-            </w:r>
-            <w:proofErr w:type="spellEnd"/>
-            <w:r>
-              <w:rPr>
-                <w:sz w:val="18"/>
-                <w:szCs w:val="18"/>
-              </w:rPr>
-              <w:t xml:space="preserve"> e </w:t>
-            </w:r>
-            <w:proofErr w:type="spellStart"/>
-            <w:r>
-              <w:rPr>
-                <w:i/>
-                <w:iCs/>
-                <w:sz w:val="18"/>
-                <w:szCs w:val="18"/>
-              </w:rPr>
               <w:t>back-end</w:t>
             </w:r>
-            <w:proofErr w:type="spellEnd"/>
             <w:r>
               <w:rPr>
                 <w:sz w:val="18"/>
@@ -9798,23 +8704,7 @@
                 <w:sz w:val="18"/>
                 <w:szCs w:val="18"/>
               </w:rPr>
-              <w:t>Documentação disponível em /</w:t>
-            </w:r>
-            <w:proofErr w:type="spellStart"/>
-            <w:r>
-              <w:rPr>
-                <w:sz w:val="18"/>
-                <w:szCs w:val="18"/>
-              </w:rPr>
-              <w:t>docs</w:t>
-            </w:r>
-            <w:proofErr w:type="spellEnd"/>
-            <w:r>
-              <w:rPr>
-                <w:sz w:val="18"/>
-                <w:szCs w:val="18"/>
-              </w:rPr>
-              <w:t>; testes de integração.</w:t>
+              <w:t>Documentação disponível em /docs; testes de integração.</w:t>
             </w:r>
           </w:p>
         </w:tc>
@@ -10061,7 +8951,6 @@
               </w:rPr>
               <w:t xml:space="preserve"> automático na integração contínua; </w:t>
             </w:r>
-            <w:proofErr w:type="spellStart"/>
             <w:r>
               <w:rPr>
                 <w:i/>
@@ -10069,29 +8958,8 @@
                 <w:sz w:val="18"/>
                 <w:szCs w:val="18"/>
               </w:rPr>
-              <w:t>pull</w:t>
-            </w:r>
-            <w:proofErr w:type="spellEnd"/>
-            <w:r>
-              <w:rPr>
-                <w:i/>
-                <w:iCs/>
-                <w:sz w:val="18"/>
-                <w:szCs w:val="18"/>
-              </w:rPr>
-              <w:t xml:space="preserve"> </w:t>
-            </w:r>
-            <w:proofErr w:type="spellStart"/>
-            <w:r>
-              <w:rPr>
-                <w:i/>
-                <w:iCs/>
-                <w:sz w:val="18"/>
-                <w:szCs w:val="18"/>
-              </w:rPr>
-              <w:t>request</w:t>
-            </w:r>
-            <w:proofErr w:type="spellEnd"/>
+              <w:t>pull request</w:t>
+            </w:r>
             <w:r>
               <w:rPr>
                 <w:sz w:val="18"/>
@@ -10163,7 +9031,6 @@
               </w:rPr>
               <w:t xml:space="preserve">A cobertura de testes do </w:t>
             </w:r>
-            <w:proofErr w:type="spellStart"/>
             <w:r>
               <w:rPr>
                 <w:i/>
@@ -10173,7 +9040,6 @@
               </w:rPr>
               <w:t>back-end</w:t>
             </w:r>
-            <w:proofErr w:type="spellEnd"/>
             <w:r>
               <w:rPr>
                 <w:sz w:val="18"/>
@@ -10233,25 +9099,8 @@
                 <w:sz w:val="18"/>
                 <w:szCs w:val="18"/>
               </w:rPr>
-              <w:t xml:space="preserve">Relatório do </w:t>
-            </w:r>
-            <w:proofErr w:type="spellStart"/>
-            <w:r>
-              <w:rPr>
-                <w:sz w:val="18"/>
-                <w:szCs w:val="18"/>
-              </w:rPr>
-              <w:t>pytest-cov</w:t>
-            </w:r>
-            <w:proofErr w:type="spellEnd"/>
-            <w:r>
-              <w:rPr>
-                <w:sz w:val="18"/>
-                <w:szCs w:val="18"/>
-              </w:rPr>
-              <w:t xml:space="preserve"> a cada </w:t>
-            </w:r>
-            <w:proofErr w:type="spellStart"/>
+              <w:t xml:space="preserve">Relatório do pytest-cov a cada </w:t>
+            </w:r>
             <w:r>
               <w:rPr>
                 <w:i/>
@@ -10259,29 +9108,8 @@
                 <w:sz w:val="18"/>
                 <w:szCs w:val="18"/>
               </w:rPr>
-              <w:t>pull</w:t>
-            </w:r>
-            <w:proofErr w:type="spellEnd"/>
-            <w:r>
-              <w:rPr>
-                <w:i/>
-                <w:iCs/>
-                <w:sz w:val="18"/>
-                <w:szCs w:val="18"/>
-              </w:rPr>
-              <w:t xml:space="preserve"> </w:t>
-            </w:r>
-            <w:proofErr w:type="spellStart"/>
-            <w:r>
-              <w:rPr>
-                <w:i/>
-                <w:iCs/>
-                <w:sz w:val="18"/>
-                <w:szCs w:val="18"/>
-              </w:rPr>
-              <w:t>request</w:t>
-            </w:r>
-            <w:proofErr w:type="spellEnd"/>
+              <w:t>pull request</w:t>
+            </w:r>
             <w:r>
               <w:rPr>
                 <w:sz w:val="18"/>
@@ -10483,23 +9311,7 @@
                 <w:sz w:val="18"/>
                 <w:szCs w:val="18"/>
               </w:rPr>
-              <w:t xml:space="preserve">A interface deve ser responsiva a partir de 360 </w:t>
-            </w:r>
-            <w:proofErr w:type="spellStart"/>
-            <w:r>
-              <w:rPr>
-                <w:sz w:val="18"/>
-                <w:szCs w:val="18"/>
-              </w:rPr>
-              <w:t>px</w:t>
-            </w:r>
-            <w:proofErr w:type="spellEnd"/>
-            <w:r>
-              <w:rPr>
-                <w:sz w:val="18"/>
-                <w:szCs w:val="18"/>
-              </w:rPr>
-              <w:t xml:space="preserve"> de largura e atender às diretrizes WCAG 2.1 no nível AA.</w:t>
+              <w:t>A interface deve ser responsiva a partir de 360 px de largura e atender às diretrizes WCAG 2.1 no nível AA.</w:t>
             </w:r>
           </w:p>
         </w:tc>
@@ -10553,39 +9365,7 @@
                 <w:sz w:val="18"/>
                 <w:szCs w:val="18"/>
               </w:rPr>
-              <w:t xml:space="preserve">Testes com </w:t>
-            </w:r>
-            <w:proofErr w:type="spellStart"/>
-            <w:r>
-              <w:rPr>
-                <w:sz w:val="18"/>
-                <w:szCs w:val="18"/>
-              </w:rPr>
-              <w:t>Playwright</w:t>
-            </w:r>
-            <w:proofErr w:type="spellEnd"/>
-            <w:r>
-              <w:rPr>
-                <w:sz w:val="18"/>
-                <w:szCs w:val="18"/>
-              </w:rPr>
-              <w:t xml:space="preserve"> em telas de celular, tablet e desktop; verificação com </w:t>
-            </w:r>
-            <w:proofErr w:type="spellStart"/>
-            <w:r>
-              <w:rPr>
-                <w:sz w:val="18"/>
-                <w:szCs w:val="18"/>
-              </w:rPr>
-              <w:t>axe</w:t>
-            </w:r>
-            <w:proofErr w:type="spellEnd"/>
-            <w:r>
-              <w:rPr>
-                <w:sz w:val="18"/>
-                <w:szCs w:val="18"/>
-              </w:rPr>
-              <w:t>-core sem violações graves.</w:t>
+              <w:t>Testes com Playwright em telas de celular, tablet e desktop; verificação com axe-core sem violações graves.</w:t>
             </w:r>
           </w:p>
         </w:tc>
@@ -10622,7 +9402,6 @@
                 <w:sz w:val="18"/>
                 <w:szCs w:val="18"/>
               </w:rPr>
-              <w:lastRenderedPageBreak/>
               <w:t>MR08</w:t>
             </w:r>
           </w:p>
@@ -10704,55 +9483,7 @@
                 <w:sz w:val="18"/>
                 <w:szCs w:val="18"/>
               </w:rPr>
-              <w:t xml:space="preserve">O comando </w:t>
-            </w:r>
-            <w:proofErr w:type="spellStart"/>
-            <w:r>
-              <w:rPr>
-                <w:sz w:val="18"/>
-                <w:szCs w:val="18"/>
-              </w:rPr>
-              <w:t>docker</w:t>
-            </w:r>
-            <w:proofErr w:type="spellEnd"/>
-            <w:r>
-              <w:rPr>
-                <w:sz w:val="18"/>
-                <w:szCs w:val="18"/>
-              </w:rPr>
-              <w:t xml:space="preserve"> </w:t>
-            </w:r>
-            <w:proofErr w:type="spellStart"/>
-            <w:r>
-              <w:rPr>
-                <w:sz w:val="18"/>
-                <w:szCs w:val="18"/>
-              </w:rPr>
-              <w:t>compose</w:t>
-            </w:r>
-            <w:proofErr w:type="spellEnd"/>
-            <w:r>
-              <w:rPr>
-                <w:sz w:val="18"/>
-                <w:szCs w:val="18"/>
-              </w:rPr>
-              <w:t xml:space="preserve"> </w:t>
-            </w:r>
-            <w:proofErr w:type="spellStart"/>
-            <w:r>
-              <w:rPr>
-                <w:sz w:val="18"/>
-                <w:szCs w:val="18"/>
-              </w:rPr>
-              <w:t>up</w:t>
-            </w:r>
-            <w:proofErr w:type="spellEnd"/>
-            <w:r>
-              <w:rPr>
-                <w:sz w:val="18"/>
-                <w:szCs w:val="18"/>
-              </w:rPr>
-              <w:t xml:space="preserve"> inicia o sistema completo.</w:t>
+              <w:t>O comando docker compose up inicia o sistema completo.</w:t>
             </w:r>
           </w:p>
         </w:tc>
@@ -10879,6 +9610,128 @@
           </w:p>
         </w:tc>
       </w:tr>
+      <w:tr>
+        <w:trPr>
+          <w:cantSplit/>
+        </w:trPr>
+        <w:tc>
+          <w:tcPr>
+            <w:tcW w:w="750" w:type="dxa"/>
+            <w:tcBorders>
+              <w:top w:val="single" w:sz="4" w:space="0" w:color="000000"/>
+              <w:left w:val="single" w:sz="4" w:space="0" w:color="000000"/>
+              <w:bottom w:val="single" w:sz="4" w:space="0" w:color="000000"/>
+              <w:right w:val="single" w:sz="4" w:space="0" w:color="000000"/>
+            </w:tcBorders>
+          </w:tcPr>
+          <w:p>
+            <w:pPr>
+              <w:keepNext/>
+              <w:spacing w:before="20" w:after="20"/>
+              <w:jc w:val="center"/>
+              <w:rPr>
+                <w:b/>
+                <w:bCs/>
+                <w:sz w:val="18"/>
+                <w:szCs w:val="18"/>
+              </w:rPr>
+            </w:pPr>
+            <w:r>
+              <w:rPr>
+                <w:b/>
+                <w:bCs/>
+                <w:sz w:val="18"/>
+                <w:szCs w:val="18"/>
+              </w:rPr>
+              <w:t>MR10</w:t>
+            </w:r>
+          </w:p>
+        </w:tc>
+        <w:tc>
+          <w:tcPr>
+            <w:tcW w:w="3000" w:type="dxa"/>
+            <w:tcBorders>
+              <w:top w:val="single" w:sz="4" w:space="0" w:color="000000"/>
+              <w:left w:val="single" w:sz="4" w:space="0" w:color="000000"/>
+              <w:bottom w:val="single" w:sz="4" w:space="0" w:color="000000"/>
+              <w:right w:val="single" w:sz="4" w:space="0" w:color="000000"/>
+            </w:tcBorders>
+          </w:tcPr>
+          <w:p>
+            <w:pPr>
+              <w:keepNext/>
+              <w:spacing w:before="20" w:after="20"/>
+              <w:rPr>
+                <w:sz w:val="18"/>
+                <w:szCs w:val="18"/>
+              </w:rPr>
+            </w:pPr>
+            <w:r>
+              <w:rPr>
+                <w:sz w:val="18"/>
+                <w:szCs w:val="18"/>
+              </w:rPr>
+              <w:t>A verificação de conflitos e o registro da candidatura devem ser atômicos por voluntário, inclusive sob requisições simultâneas.</w:t>
+            </w:r>
+          </w:p>
+        </w:tc>
+        <w:tc>
+          <w:tcPr>
+            <w:tcW w:w="2900" w:type="dxa"/>
+            <w:tcBorders>
+              <w:top w:val="single" w:sz="4" w:space="0" w:color="000000"/>
+              <w:left w:val="single" w:sz="4" w:space="0" w:color="000000"/>
+              <w:bottom w:val="single" w:sz="4" w:space="0" w:color="000000"/>
+              <w:right w:val="single" w:sz="4" w:space="0" w:color="000000"/>
+            </w:tcBorders>
+          </w:tcPr>
+          <w:p>
+            <w:pPr>
+              <w:keepNext/>
+              <w:spacing w:before="20" w:after="20"/>
+              <w:rPr>
+                <w:sz w:val="18"/>
+                <w:szCs w:val="18"/>
+              </w:rPr>
+            </w:pPr>
+            <w:r>
+              <w:rPr>
+                <w:sz w:val="18"/>
+                <w:szCs w:val="18"/>
+              </w:rPr>
+              <w:t>RF27 e RN01 a RN05 do DV.</w:t>
+            </w:r>
+          </w:p>
+        </w:tc>
+        <w:tc>
+          <w:tcPr>
+            <w:tcW w:w="2375" w:type="dxa"/>
+            <w:tcBorders>
+              <w:top w:val="single" w:sz="4" w:space="0" w:color="000000"/>
+              <w:left w:val="single" w:sz="4" w:space="0" w:color="000000"/>
+              <w:bottom w:val="single" w:sz="4" w:space="0" w:color="000000"/>
+              <w:right w:val="single" w:sz="4" w:space="0" w:color="000000"/>
+            </w:tcBorders>
+          </w:tcPr>
+          <w:p>
+            <w:pPr>
+              <w:keepNext/>
+              <w:spacing w:before="20" w:after="20"/>
+              <w:rPr>
+                <w:sz w:val="18"/>
+                <w:szCs w:val="18"/>
+              </w:rPr>
+            </w:pPr>
+            <w:r>
+              <w:rPr>
+                <w:sz w:val="18"/>
+                <w:szCs w:val="18"/>
+              </w:rPr>
+              <w:t>Testes CT09 a CT12 e CT14 do DV; apenas uma candidatura sobreposta pode ser confirmada.</w:t>
+            </w:r>
+          </w:p>
+        </w:tc>
+      </w:tr>
     </w:tbl>
     <w:p>
       <w:pPr>
@@ -10902,9 +9755,9 @@
         <w:pStyle w:val="Corpodetexto"/>
       </w:pPr>
       <w:r>
+        <w:lastRenderedPageBreak/>
         <w:t xml:space="preserve">Também são de interesse dos desenvolvedores a política de </w:t>
       </w:r>
-      <w:proofErr w:type="spellStart"/>
       <w:r>
         <w:rPr>
           <w:i/>
@@ -10912,11 +9765,9 @@
         </w:rPr>
         <w:t>branches</w:t>
       </w:r>
-      <w:proofErr w:type="spellEnd"/>
       <w:r>
         <w:t xml:space="preserve">, a convenção de mensagens de </w:t>
       </w:r>
-      <w:proofErr w:type="spellStart"/>
       <w:r>
         <w:rPr>
           <w:i/>
@@ -10924,7 +9775,6 @@
         </w:rPr>
         <w:t>commit</w:t>
       </w:r>
-      <w:proofErr w:type="spellEnd"/>
       <w:r>
         <w:t xml:space="preserve"> e as regras de revisão de código, descritas no Apêndice A, junto com os padrões de codificação.</w:t>
       </w:r>
@@ -11039,23 +9889,7 @@
         <w:pStyle w:val="Corpodetexto"/>
       </w:pPr>
       <w:r>
-        <w:t xml:space="preserve">Em poucas palavras, o </w:t>
-      </w:r>
-      <w:proofErr w:type="spellStart"/>
-      <w:r>
-        <w:t>VolunJá</w:t>
-      </w:r>
-      <w:proofErr w:type="spellEnd"/>
-      <w:r>
-        <w:t xml:space="preserve"> permite que organizações publiquem vagas de voluntariado padronizadas e que voluntários as encontrem por compatibilidade, candidatem-se com a documentação exigida, recebam um comprovante e sejam conectados ao responsável pela vaga após o aceite. A Figura 3 apresenta o diagrama de casos de uso: os atores correspondem aos perfis da Tabela 4 do DV, cada caso de uso indica os requisitos da Tabela 6 do DV que realiza, e as cores indicam a prioridade </w:t>
-      </w:r>
-      <w:proofErr w:type="spellStart"/>
-      <w:r>
-        <w:t>MoSCoW</w:t>
-      </w:r>
-      <w:proofErr w:type="spellEnd"/>
-      <w:r>
-        <w:t>.</w:t>
+        <w:t>Em poucas palavras, o VolunJá permite que organizações publiquem vagas de voluntariado padronizadas e que voluntários as encontrem por compatibilidade, candidatem-se com a documentação exigida, recebam um comprovante e sejam conectados ao responsável pela vaga após o aceite. A Figura 3 apresenta o diagrama de casos de uso: os atores correspondem aos perfis da Tabela 4 do DV, cada caso de uso indica os requisitos da Tabela 6 do DV que realiza, e as cores indicam a prioridade MoSCoW.</w:t>
       </w:r>
     </w:p>
     <w:p>
@@ -11084,17 +9918,8 @@
           <w:sz w:val="20"/>
           <w:szCs w:val="20"/>
         </w:rPr>
-        <w:t xml:space="preserve">Diagrama de casos de uso do </w:t>
-      </w:r>
-      <w:proofErr w:type="spellStart"/>
-      <w:r>
-        <w:rPr>
-          <w:sz w:val="20"/>
-          <w:szCs w:val="20"/>
-        </w:rPr>
-        <w:t>VolunJá</w:t>
-      </w:r>
-      <w:proofErr w:type="spellEnd"/>
+        <w:t>Diagrama de casos de uso do VolunJá</w:t>
+      </w:r>
     </w:p>
     <w:p>
       <w:pPr>
@@ -11106,13 +9931,13 @@
       </w:pPr>
       <w:r>
         <w:rPr>
-          <w:noProof/>
+          <w:sz w:val="20"/>
         </w:rPr>
         <w:drawing>
-          <wp:inline distT="0" distB="0" distL="0" distR="0" wp14:anchorId="598B14E3" wp14:editId="47AD3C61">
-            <wp:extent cx="5760000" cy="7109148"/>
+          <wp:inline distT="0" distB="0" distL="0" distR="0" wp14:anchorId="0F737FF0" wp14:editId="5148C5DB">
+            <wp:extent cx="5760085" cy="7105650"/>
             <wp:effectExtent l="0" t="0" r="0" b="0"/>
-            <wp:docPr id="103" name="Figura 3" descr="Diagrama de casos de uso com os atores Visitante, Voluntário, Organização e Administrador"/>
+            <wp:docPr id="1772474843" name="Imagem 1"/>
             <wp:cNvGraphicFramePr>
               <a:graphicFrameLocks xmlns:a="http://schemas.openxmlformats.org/drawingml/2006/main" noChangeAspect="1"/>
             </wp:cNvGraphicFramePr>
@@ -11120,10 +9945,8 @@
               <a:graphicData uri="http://schemas.openxmlformats.org/drawingml/2006/picture">
                 <pic:pic xmlns:pic="http://schemas.openxmlformats.org/drawingml/2006/picture">
                   <pic:nvPicPr>
-                    <pic:cNvPr id="103" name="arquitetura_fig3.png" descr="Diagrama de casos de uso com os atores Visitante, Voluntário, Organização e Administrador"/>
-                    <pic:cNvPicPr>
-                      <a:picLocks noChangeAspect="1" noChangeArrowheads="1"/>
-                    </pic:cNvPicPr>
+                    <pic:cNvPr id="1772474843" name=""/>
+                    <pic:cNvPicPr/>
                   </pic:nvPicPr>
                   <pic:blipFill>
                     <a:blip r:embed="rId18"/>
@@ -11131,10 +9954,10 @@
                       <a:fillRect/>
                     </a:stretch>
                   </pic:blipFill>
-                  <pic:spPr bwMode="auto">
+                  <pic:spPr>
                     <a:xfrm>
                       <a:off x="0" y="0"/>
-                      <a:ext cx="5760000" cy="7109148"/>
+                      <a:ext cx="5760085" cy="7105650"/>
                     </a:xfrm>
                     <a:prstGeom prst="rect">
                       <a:avLst/>
@@ -11176,15 +9999,7 @@
         <w:pStyle w:val="Corpodetexto"/>
       </w:pPr>
       <w:r>
-        <w:t>O Voluntário herda os casos de uso do Visitante, pois a Tabela 4 do DV atribui a ele todas as permissões desse perfil. Os casos de uso compartilhados por voluntários e organizações — manter perfil, visualizar contato, denunciar e autenticar-se — ficam no centro do diagrama. As relações «</w:t>
-      </w:r>
-      <w:proofErr w:type="spellStart"/>
-      <w:r>
-        <w:t>extend</w:t>
-      </w:r>
-      <w:proofErr w:type="spellEnd"/>
-      <w:r>
-        <w:t xml:space="preserve">» representam comportamentos opcionais, como o envio de </w:t>
+        <w:t xml:space="preserve">O Voluntário herda os casos de uso do Visitante, pois a Tabela 4 do DV atribui a ele todas as permissões desse perfil. Os casos de uso compartilhados por voluntários e organizações — manter perfil, visualizar contato, denunciar e autenticar-se — ficam no centro do diagrama. As relações «extend» representam comportamentos opcionais, como o envio de </w:t>
       </w:r>
       <w:r>
         <w:lastRenderedPageBreak/>
@@ -11381,7 +10196,6 @@
               </w:rPr>
               <w:t xml:space="preserve">Autorização centralizada no </w:t>
             </w:r>
-            <w:proofErr w:type="spellStart"/>
             <w:r>
               <w:rPr>
                 <w:i/>
@@ -11391,31 +10205,13 @@
               </w:rPr>
               <w:t>back-end</w:t>
             </w:r>
-            <w:proofErr w:type="spellEnd"/>
-            <w:r>
-              <w:rPr>
-                <w:sz w:val="20"/>
-                <w:szCs w:val="20"/>
-              </w:rPr>
-              <w:t xml:space="preserve">, por meio de dependências do </w:t>
-            </w:r>
-            <w:proofErr w:type="spellStart"/>
-            <w:r>
-              <w:rPr>
-                <w:sz w:val="20"/>
-                <w:szCs w:val="20"/>
-              </w:rPr>
-              <w:t>FastAPI</w:t>
-            </w:r>
-            <w:proofErr w:type="spellEnd"/>
-            <w:r>
-              <w:rPr>
-                <w:sz w:val="20"/>
-                <w:szCs w:val="20"/>
-              </w:rPr>
-              <w:t xml:space="preserve">, e verificação de propriedade nos </w:t>
-            </w:r>
-            <w:proofErr w:type="spellStart"/>
+            <w:r>
+              <w:rPr>
+                <w:sz w:val="20"/>
+                <w:szCs w:val="20"/>
+              </w:rPr>
+              <w:t xml:space="preserve">, por meio de dependências do FastAPI, e verificação de propriedade nos </w:t>
+            </w:r>
             <w:r>
               <w:rPr>
                 <w:i/>
@@ -11425,7 +10221,6 @@
               </w:rPr>
               <w:t>services</w:t>
             </w:r>
-            <w:proofErr w:type="spellEnd"/>
             <w:r>
               <w:rPr>
                 <w:sz w:val="20"/>
@@ -11496,9 +10291,15 @@
                 <w:sz w:val="20"/>
                 <w:szCs w:val="20"/>
               </w:rPr>
-              <w:t>Front-</w:t>
-            </w:r>
-            <w:proofErr w:type="spellStart"/>
+              <w:t>Front-end</w:t>
+            </w:r>
+            <w:r>
+              <w:rPr>
+                <w:sz w:val="20"/>
+                <w:szCs w:val="20"/>
+              </w:rPr>
+              <w:t xml:space="preserve"> desacoplado (SPA), com componentes reutilizáveis e acessíveis, que evolui a cada teste de usabilidade sem alterar o </w:t>
+            </w:r>
             <w:r>
               <w:rPr>
                 <w:i/>
@@ -11506,35 +10307,7 @@
                 <w:sz w:val="20"/>
                 <w:szCs w:val="20"/>
               </w:rPr>
-              <w:t>end</w:t>
-            </w:r>
-            <w:proofErr w:type="spellEnd"/>
-            <w:r>
-              <w:rPr>
-                <w:sz w:val="20"/>
-                <w:szCs w:val="20"/>
-              </w:rPr>
-              <w:t xml:space="preserve"> desacoplado (SPA), com componentes reutilizáveis e acessíveis, que evolui a cada teste de usabilidade sem alterar o </w:t>
-            </w:r>
-            <w:proofErr w:type="spellStart"/>
-            <w:r>
-              <w:rPr>
-                <w:i/>
-                <w:iCs/>
-                <w:sz w:val="20"/>
-                <w:szCs w:val="20"/>
-              </w:rPr>
-              <w:t>back</w:t>
-            </w:r>
-            <w:proofErr w:type="spellEnd"/>
-            <w:r>
-              <w:rPr>
-                <w:i/>
-                <w:iCs/>
-                <w:sz w:val="20"/>
-                <w:szCs w:val="20"/>
-              </w:rPr>
-              <w:t>-end</w:t>
+              <w:t>back-end</w:t>
             </w:r>
             <w:r>
               <w:rPr>
@@ -11606,7 +10379,6 @@
               </w:rPr>
               <w:t xml:space="preserve">Campos de filtro armazenados como colunas indexadas no MySQL; consultas paginadas montadas no </w:t>
             </w:r>
-            <w:proofErr w:type="spellStart"/>
             <w:r>
               <w:rPr>
                 <w:i/>
@@ -11616,7 +10388,6 @@
               </w:rPr>
               <w:t>repository</w:t>
             </w:r>
-            <w:proofErr w:type="spellEnd"/>
             <w:r>
               <w:rPr>
                 <w:sz w:val="20"/>
@@ -11883,6 +10654,71 @@
           </w:p>
         </w:tc>
       </w:tr>
+      <w:tr>
+        <w:trPr>
+          <w:cantSplit/>
+        </w:trPr>
+        <w:tc>
+          <w:tcPr>
+            <w:tcW w:w="3100" w:type="dxa"/>
+            <w:tcBorders>
+              <w:top w:val="single" w:sz="4" w:space="0" w:color="000000"/>
+              <w:left w:val="single" w:sz="4" w:space="0" w:color="000000"/>
+              <w:bottom w:val="single" w:sz="4" w:space="0" w:color="000000"/>
+              <w:right w:val="single" w:sz="4" w:space="0" w:color="000000"/>
+            </w:tcBorders>
+          </w:tcPr>
+          <w:p>
+            <w:pPr>
+              <w:keepNext/>
+              <w:spacing w:before="20" w:after="20"/>
+              <w:rPr>
+                <w:b/>
+                <w:bCs/>
+                <w:sz w:val="20"/>
+                <w:szCs w:val="20"/>
+              </w:rPr>
+            </w:pPr>
+            <w:r>
+              <w:rPr>
+                <w:b/>
+                <w:bCs/>
+                <w:sz w:val="20"/>
+                <w:szCs w:val="20"/>
+              </w:rPr>
+              <w:t>RF26 e RF27 (calendário e conflito de horário)</w:t>
+            </w:r>
+          </w:p>
+        </w:tc>
+        <w:tc>
+          <w:tcPr>
+            <w:tcW w:w="5925" w:type="dxa"/>
+            <w:tcBorders>
+              <w:top w:val="single" w:sz="4" w:space="0" w:color="000000"/>
+              <w:left w:val="single" w:sz="4" w:space="0" w:color="000000"/>
+              <w:bottom w:val="single" w:sz="4" w:space="0" w:color="000000"/>
+              <w:right w:val="single" w:sz="4" w:space="0" w:color="000000"/>
+            </w:tcBorders>
+          </w:tcPr>
+          <w:p>
+            <w:pPr>
+              <w:keepNext/>
+              <w:spacing w:before="20" w:after="20"/>
+              <w:rPr>
+                <w:sz w:val="20"/>
+                <w:szCs w:val="20"/>
+              </w:rPr>
+            </w:pPr>
+            <w:r>
+              <w:rPr>
+                <w:sz w:val="20"/>
+                <w:szCs w:val="20"/>
+              </w:rPr>
+              <w:t>Agenda derivada das candidaturas ativas e das ocorrências das vagas; validação no serviço de candidaturas, com transação e bloqueio por voluntário.</w:t>
+            </w:r>
+          </w:p>
+        </w:tc>
+      </w:tr>
     </w:tbl>
     <w:p>
       <w:pPr>
@@ -11906,39 +10742,7 @@
         <w:pStyle w:val="Corpodetexto"/>
       </w:pPr>
       <w:r>
-        <w:t xml:space="preserve">Além dos requisitos, pesaram na escolha a decisão da equipe de adotar tecnologias já conhecidas pelos integrantes — Python, </w:t>
-      </w:r>
-      <w:proofErr w:type="spellStart"/>
-      <w:r>
-        <w:t>JavaScript</w:t>
-      </w:r>
-      <w:proofErr w:type="spellEnd"/>
-      <w:r>
-        <w:t xml:space="preserve"> e </w:t>
-      </w:r>
-      <w:proofErr w:type="spellStart"/>
-      <w:r>
-        <w:t>React</w:t>
-      </w:r>
-      <w:proofErr w:type="spellEnd"/>
-      <w:r>
-        <w:t xml:space="preserve"> —, registrada como mitigação do risco R2 (DV, Quadro 8); a documentação extensa do </w:t>
-      </w:r>
-      <w:proofErr w:type="spellStart"/>
-      <w:r>
-        <w:t>FastAPI</w:t>
-      </w:r>
-      <w:proofErr w:type="spellEnd"/>
-      <w:r>
-        <w:t xml:space="preserve"> e do </w:t>
-      </w:r>
-      <w:proofErr w:type="spellStart"/>
-      <w:r>
-        <w:t>React</w:t>
-      </w:r>
-      <w:proofErr w:type="spellEnd"/>
-      <w:r>
-        <w:t>, que reduz o tempo de aprendizado; e o prazo de seis sprints de desenvolvimento (DV, Tabela 3), que desaconselha estilos distribuídos.</w:t>
+        <w:t>Além dos requisitos, pesaram na escolha a decisão da equipe de adotar tecnologias já conhecidas pelos integrantes — Python, JavaScript e React —, registrada como mitigação do risco R2 (DV, Quadro 8); a documentação extensa do FastAPI e do React, que reduz o tempo de aprendizado; e o prazo de seis sprints de desenvolvimento (DV, Tabela 3), que desaconselha estilos distribuídos.</w:t>
       </w:r>
     </w:p>
     <w:p>
@@ -11999,12 +10803,13 @@
       <w:r>
         <w:rPr>
           <w:noProof/>
+          <w:sz w:val="20"/>
         </w:rPr>
         <w:drawing>
-          <wp:inline distT="0" distB="0" distL="0" distR="0" wp14:anchorId="5BF22F00" wp14:editId="75020410">
-            <wp:extent cx="5501375" cy="7560000"/>
+          <wp:inline distT="0" distB="0" distL="0" distR="0" wp14:anchorId="08FBF59B" wp14:editId="6FDB55CC">
+            <wp:extent cx="5754370" cy="7851140"/>
             <wp:effectExtent l="0" t="0" r="0" b="0"/>
-            <wp:docPr id="104" name="Figura 4" descr="Diagrama de atividades com raias para Voluntário, Sistema VolunJá e Organização"/>
+            <wp:docPr id="295933538" name="Imagem 1"/>
             <wp:cNvGraphicFramePr>
               <a:graphicFrameLocks xmlns:a="http://schemas.openxmlformats.org/drawingml/2006/main" noChangeAspect="1"/>
             </wp:cNvGraphicFramePr>
@@ -12012,13 +10817,20 @@
               <a:graphicData uri="http://schemas.openxmlformats.org/drawingml/2006/picture">
                 <pic:pic xmlns:pic="http://schemas.openxmlformats.org/drawingml/2006/picture">
                   <pic:nvPicPr>
-                    <pic:cNvPr id="104" name="arquitetura_fig4.png" descr="Diagrama de atividades com raias para Voluntário, Sistema VolunJá e Organização"/>
+                    <pic:cNvPr id="0" name="Picture 1"/>
                     <pic:cNvPicPr>
                       <a:picLocks noChangeAspect="1" noChangeArrowheads="1"/>
                     </pic:cNvPicPr>
                   </pic:nvPicPr>
                   <pic:blipFill>
-                    <a:blip r:embed="rId19"/>
+                    <a:blip r:embed="rId19" cstate="print">
+                      <a:extLst>
+                        <a:ext uri="{28A0092B-C50C-407E-A947-70E740481C1C}">
+                          <a14:useLocalDpi xmlns:a14="http://schemas.microsoft.com/office/drawing/2010/main" val="0"/>
+                        </a:ext>
+                      </a:extLst>
+                    </a:blip>
+                    <a:srcRect/>
                     <a:stretch>
                       <a:fillRect/>
                     </a:stretch>
@@ -12026,11 +10838,15 @@
                   <pic:spPr bwMode="auto">
                     <a:xfrm>
                       <a:off x="0" y="0"/>
-                      <a:ext cx="5501375" cy="7560000"/>
+                      <a:ext cx="5754370" cy="7851140"/>
                     </a:xfrm>
                     <a:prstGeom prst="rect">
                       <a:avLst/>
                     </a:prstGeom>
+                    <a:noFill/>
+                    <a:ln>
+                      <a:noFill/>
+                    </a:ln>
                   </pic:spPr>
                 </pic:pic>
               </a:graphicData>
@@ -12068,11 +10884,19 @@
         <w:pStyle w:val="Corpodetexto"/>
       </w:pPr>
       <w:r>
-        <w:t xml:space="preserve">O fluxo da Figura 4 evidencia as regras que a camada de negócio deve garantir: somente voluntários autenticados podem se candidatar; a vaga precisa estar aberta; cada voluntário pode ter apenas uma candidatura por vaga; os arquivos são validados antes do </w:t>
+        <w:t xml:space="preserve">O fluxo da Figura 4 evidencia as regras que a camada de negócio deve garantir: somente voluntários autenticados podem se candidatar; a vaga precisa estar aberta; cada </w:t>
       </w:r>
       <w:r>
         <w:lastRenderedPageBreak/>
-        <w:t>registro; e os contatos só são liberados após o aceite. Enquanto a candidatura estiver pendente, o voluntário pode cancelá-la (RF18).</w:t>
+        <w:t>voluntário pode ter apenas uma candidatura por vaga; os arquivos são validados antes do registro; e os contatos só são liberados após o aceite. Enquanto a candidatura estiver pendente, o voluntário pode cancelá-la (RF18).</w:t>
+      </w:r>
+    </w:p>
+    <w:p>
+      <w:pPr>
+        <w:pStyle w:val="Corpodetexto"/>
+      </w:pPr>
+      <w:r>
+        <w:t>Também é obrigatório validar ausência de sobreposição com candidaturas PENDENTES ou ACEITAS (RF27). A interface mostra a vaga conflitante e oferece o acesso à agenda (RF26); o bloqueio não depende de JavaScript do navegador. RECUSADAS e CANCELADAS liberam o horário. ENCERRADA indica o fim das inscrições da vaga e, isoladamente, não libera compromissos ativos.</w:t>
       </w:r>
     </w:p>
     <w:p>
@@ -12097,29 +10921,18 @@
           <w:i/>
           <w:iCs/>
         </w:rPr>
-        <w:t>front-</w:t>
-      </w:r>
-      <w:proofErr w:type="spellStart"/>
+        <w:t>front-end</w:t>
+      </w:r>
+      <w:r>
+        <w:t xml:space="preserve"> (SPA) e o </w:t>
+      </w:r>
       <w:r>
         <w:rPr>
           <w:i/>
           <w:iCs/>
         </w:rPr>
-        <w:t>end</w:t>
-      </w:r>
-      <w:proofErr w:type="spellEnd"/>
-      <w:r>
-        <w:t xml:space="preserve"> (SPA) e o </w:t>
-      </w:r>
-      <w:proofErr w:type="spellStart"/>
-      <w:r>
-        <w:rPr>
-          <w:i/>
-          <w:iCs/>
-        </w:rPr>
         <w:t>back-end</w:t>
       </w:r>
-      <w:proofErr w:type="spellEnd"/>
       <w:r>
         <w:t xml:space="preserve"> (API) — e cada um deles, em módulos com responsabilidades próprias. O Quadro 6 lista os módulos, a razão lógica de cada um, os requisitos que atendem e as suas dependências.</w:t>
       </w:r>
@@ -12364,29 +11177,7 @@
                 <w:szCs w:val="18"/>
                 <w:lang w:val="en-US"/>
               </w:rPr>
-              <w:t xml:space="preserve"> (SPA </w:t>
-            </w:r>
-            <w:proofErr w:type="spellStart"/>
-            <w:r>
-              <w:rPr>
-                <w:b/>
-                <w:bCs/>
-                <w:sz w:val="18"/>
-                <w:szCs w:val="18"/>
-                <w:lang w:val="en-US"/>
-              </w:rPr>
-              <w:t>em</w:t>
-            </w:r>
-            <w:proofErr w:type="spellEnd"/>
-            <w:r>
-              <w:rPr>
-                <w:b/>
-                <w:bCs/>
-                <w:sz w:val="18"/>
-                <w:szCs w:val="18"/>
-                <w:lang w:val="en-US"/>
-              </w:rPr>
-              <w:t xml:space="preserve"> React)</w:t>
+              <w:t xml:space="preserve"> (SPA em React)</w:t>
             </w:r>
           </w:p>
         </w:tc>
@@ -12498,39 +11289,13 @@
                 <w:szCs w:val="18"/>
               </w:rPr>
             </w:pPr>
-            <w:proofErr w:type="spellStart"/>
-            <w:r>
-              <w:rPr>
-                <w:sz w:val="18"/>
-                <w:szCs w:val="18"/>
-              </w:rPr>
-              <w:t>pages</w:t>
-            </w:r>
-            <w:proofErr w:type="spellEnd"/>
-            <w:r>
-              <w:rPr>
-                <w:sz w:val="18"/>
-                <w:szCs w:val="18"/>
-              </w:rPr>
-              <w:t xml:space="preserve">; </w:t>
-            </w:r>
-            <w:proofErr w:type="spellStart"/>
-            <w:r>
-              <w:rPr>
-                <w:sz w:val="18"/>
-                <w:szCs w:val="18"/>
-              </w:rPr>
-              <w:t>contexts</w:t>
-            </w:r>
-            <w:proofErr w:type="spellEnd"/>
-            <w:r>
-              <w:rPr>
-                <w:sz w:val="18"/>
-                <w:szCs w:val="18"/>
-              </w:rPr>
-              <w:t xml:space="preserve"> e </w:t>
-            </w:r>
-            <w:proofErr w:type="spellStart"/>
+            <w:r>
+              <w:rPr>
+                <w:sz w:val="18"/>
+                <w:szCs w:val="18"/>
+              </w:rPr>
+              <w:t xml:space="preserve">pages; contexts e </w:t>
+            </w:r>
             <w:r>
               <w:rPr>
                 <w:i/>
@@ -12540,7 +11305,6 @@
               </w:rPr>
               <w:t>hooks</w:t>
             </w:r>
-            <w:proofErr w:type="spellEnd"/>
           </w:p>
         </w:tc>
       </w:tr>
@@ -12568,7 +11332,6 @@
                 <w:szCs w:val="18"/>
               </w:rPr>
             </w:pPr>
-            <w:proofErr w:type="spellStart"/>
             <w:r>
               <w:rPr>
                 <w:b/>
@@ -12578,7 +11341,6 @@
               </w:rPr>
               <w:t>pages</w:t>
             </w:r>
-            <w:proofErr w:type="spellEnd"/>
           </w:p>
         </w:tc>
         <w:tc>
@@ -12604,7 +11366,7 @@
                 <w:sz w:val="18"/>
                 <w:szCs w:val="18"/>
               </w:rPr>
-              <w:t>Telas agrupadas por perfil: públicas, voluntário, organização e administrador.</w:t>
+              <w:t>Telas por perfil, incluindo calendário e agenda diária do voluntário, e mensagem de conflito na candidatura.</w:t>
             </w:r>
           </w:p>
         </w:tc>
@@ -12631,7 +11393,7 @@
                 <w:sz w:val="18"/>
                 <w:szCs w:val="18"/>
               </w:rPr>
-              <w:t>RF01 a RF25</w:t>
+              <w:t>RF01 a RF27</w:t>
             </w:r>
           </w:p>
         </w:tc>
@@ -12653,67 +11415,13 @@
                 <w:szCs w:val="18"/>
               </w:rPr>
             </w:pPr>
-            <w:proofErr w:type="spellStart"/>
-            <w:r>
-              <w:rPr>
-                <w:sz w:val="18"/>
-                <w:szCs w:val="18"/>
-              </w:rPr>
-              <w:t>components</w:t>
-            </w:r>
-            <w:proofErr w:type="spellEnd"/>
-            <w:r>
-              <w:rPr>
-                <w:sz w:val="18"/>
-                <w:szCs w:val="18"/>
-              </w:rPr>
-              <w:t xml:space="preserve">; </w:t>
-            </w:r>
-            <w:proofErr w:type="spellStart"/>
-            <w:r>
-              <w:rPr>
-                <w:sz w:val="18"/>
-                <w:szCs w:val="18"/>
-              </w:rPr>
-              <w:t>contexts</w:t>
-            </w:r>
-            <w:proofErr w:type="spellEnd"/>
-            <w:r>
-              <w:rPr>
-                <w:sz w:val="18"/>
-                <w:szCs w:val="18"/>
-              </w:rPr>
-              <w:t xml:space="preserve"> e </w:t>
-            </w:r>
-            <w:proofErr w:type="spellStart"/>
-            <w:r>
-              <w:rPr>
-                <w:i/>
-                <w:iCs/>
-                <w:sz w:val="18"/>
-                <w:szCs w:val="18"/>
-              </w:rPr>
-              <w:t>hooks</w:t>
-            </w:r>
-            <w:proofErr w:type="spellEnd"/>
-            <w:r>
-              <w:rPr>
-                <w:sz w:val="18"/>
-                <w:szCs w:val="18"/>
-              </w:rPr>
-              <w:t xml:space="preserve">; </w:t>
-            </w:r>
-            <w:proofErr w:type="spellStart"/>
-            <w:r>
-              <w:rPr>
-                <w:i/>
-                <w:iCs/>
-                <w:sz w:val="18"/>
-                <w:szCs w:val="18"/>
-              </w:rPr>
-              <w:t>services</w:t>
-            </w:r>
-            <w:proofErr w:type="spellEnd"/>
+            <w:r>
+              <w:rPr>
+                <w:sz w:val="18"/>
+                <w:szCs w:val="18"/>
+              </w:rPr>
+              <w:t>components; contexts e hooks; services</w:t>
+            </w:r>
           </w:p>
         </w:tc>
       </w:tr>
@@ -12741,7 +11449,6 @@
                 <w:szCs w:val="18"/>
               </w:rPr>
             </w:pPr>
-            <w:proofErr w:type="spellStart"/>
             <w:r>
               <w:rPr>
                 <w:b/>
@@ -12751,7 +11458,6 @@
               </w:rPr>
               <w:t>components</w:t>
             </w:r>
-            <w:proofErr w:type="spellEnd"/>
           </w:p>
         </w:tc>
         <w:tc>
@@ -12826,31 +11532,13 @@
                 <w:szCs w:val="18"/>
               </w:rPr>
             </w:pPr>
-            <w:proofErr w:type="spellStart"/>
-            <w:r>
-              <w:rPr>
-                <w:sz w:val="18"/>
-                <w:szCs w:val="18"/>
-              </w:rPr>
-              <w:t>utils</w:t>
-            </w:r>
-            <w:proofErr w:type="spellEnd"/>
-            <w:r>
-              <w:rPr>
-                <w:sz w:val="18"/>
-                <w:szCs w:val="18"/>
-              </w:rPr>
-              <w:t xml:space="preserve"> e </w:t>
-            </w:r>
-            <w:proofErr w:type="spellStart"/>
-            <w:r>
-              <w:rPr>
-                <w:sz w:val="18"/>
-                <w:szCs w:val="18"/>
-              </w:rPr>
-              <w:t>styles</w:t>
-            </w:r>
-            <w:proofErr w:type="spellEnd"/>
+            <w:r>
+              <w:rPr>
+                <w:sz w:val="18"/>
+                <w:szCs w:val="18"/>
+              </w:rPr>
+              <w:t>utils e styles</w:t>
+            </w:r>
           </w:p>
         </w:tc>
       </w:tr>
@@ -12878,27 +11566,15 @@
                 <w:szCs w:val="18"/>
               </w:rPr>
             </w:pPr>
-            <w:proofErr w:type="spellStart"/>
-            <w:r>
-              <w:rPr>
-                <w:b/>
-                <w:bCs/>
-                <w:sz w:val="18"/>
-                <w:szCs w:val="18"/>
-              </w:rPr>
-              <w:t>contexts</w:t>
-            </w:r>
-            <w:proofErr w:type="spellEnd"/>
-            <w:r>
-              <w:rPr>
-                <w:b/>
-                <w:bCs/>
-                <w:sz w:val="18"/>
-                <w:szCs w:val="18"/>
-              </w:rPr>
-              <w:t xml:space="preserve"> e </w:t>
-            </w:r>
-            <w:proofErr w:type="spellStart"/>
+            <w:r>
+              <w:rPr>
+                <w:b/>
+                <w:bCs/>
+                <w:sz w:val="18"/>
+                <w:szCs w:val="18"/>
+              </w:rPr>
+              <w:t xml:space="preserve">contexts e </w:t>
+            </w:r>
             <w:r>
               <w:rPr>
                 <w:b/>
@@ -12910,7 +11586,6 @@
               </w:rPr>
               <w:t>hooks</w:t>
             </w:r>
-            <w:proofErr w:type="spellEnd"/>
           </w:p>
         </w:tc>
         <w:tc>
@@ -12985,7 +11660,6 @@
                 <w:szCs w:val="18"/>
               </w:rPr>
             </w:pPr>
-            <w:proofErr w:type="spellStart"/>
             <w:r>
               <w:rPr>
                 <w:i/>
@@ -12995,7 +11669,6 @@
               </w:rPr>
               <w:t>services</w:t>
             </w:r>
-            <w:proofErr w:type="spellEnd"/>
           </w:p>
         </w:tc>
       </w:tr>
@@ -13023,7 +11696,6 @@
                 <w:szCs w:val="18"/>
               </w:rPr>
             </w:pPr>
-            <w:proofErr w:type="spellStart"/>
             <w:r>
               <w:rPr>
                 <w:b/>
@@ -13035,7 +11707,6 @@
               </w:rPr>
               <w:t>services</w:t>
             </w:r>
-            <w:proofErr w:type="spellEnd"/>
           </w:p>
         </w:tc>
         <w:tc>
@@ -13117,7 +11788,6 @@
               </w:rPr>
               <w:t>API REST (</w:t>
             </w:r>
-            <w:proofErr w:type="spellStart"/>
             <w:r>
               <w:rPr>
                 <w:i/>
@@ -13127,7 +11797,6 @@
               </w:rPr>
               <w:t>back-end</w:t>
             </w:r>
-            <w:proofErr w:type="spellEnd"/>
             <w:r>
               <w:rPr>
                 <w:sz w:val="18"/>
@@ -13162,37 +11831,15 @@
                 <w:szCs w:val="18"/>
               </w:rPr>
             </w:pPr>
-            <w:proofErr w:type="spellStart"/>
-            <w:r>
-              <w:rPr>
-                <w:b/>
-                <w:bCs/>
-                <w:sz w:val="18"/>
-                <w:szCs w:val="18"/>
-              </w:rPr>
-              <w:t>utils</w:t>
-            </w:r>
-            <w:proofErr w:type="spellEnd"/>
-            <w:r>
-              <w:rPr>
-                <w:b/>
-                <w:bCs/>
-                <w:sz w:val="18"/>
-                <w:szCs w:val="18"/>
-              </w:rPr>
-              <w:t xml:space="preserve"> e </w:t>
-            </w:r>
-            <w:proofErr w:type="spellStart"/>
-            <w:r>
-              <w:rPr>
-                <w:b/>
-                <w:bCs/>
-                <w:sz w:val="18"/>
-                <w:szCs w:val="18"/>
-              </w:rPr>
-              <w:t>styles</w:t>
-            </w:r>
-            <w:proofErr w:type="spellEnd"/>
+            <w:r>
+              <w:rPr>
+                <w:b/>
+                <w:bCs/>
+                <w:sz w:val="18"/>
+                <w:szCs w:val="18"/>
+              </w:rPr>
+              <w:t>utils e styles</w:t>
+            </w:r>
           </w:p>
         </w:tc>
         <w:tc>
@@ -13312,49 +11959,16 @@
                 <w:sz w:val="18"/>
                 <w:szCs w:val="18"/>
               </w:rPr>
-              <w:t>Back-</w:t>
-            </w:r>
-            <w:proofErr w:type="spellStart"/>
-            <w:r>
-              <w:rPr>
-                <w:b/>
-                <w:bCs/>
-                <w:i/>
-                <w:iCs/>
-                <w:sz w:val="18"/>
-                <w:szCs w:val="18"/>
-              </w:rPr>
-              <w:t>end</w:t>
-            </w:r>
-            <w:proofErr w:type="spellEnd"/>
-            <w:r>
-              <w:rPr>
-                <w:b/>
-                <w:bCs/>
-                <w:sz w:val="18"/>
-                <w:szCs w:val="18"/>
-              </w:rPr>
-              <w:t xml:space="preserve"> (API em </w:t>
-            </w:r>
-            <w:proofErr w:type="spellStart"/>
-            <w:r>
-              <w:rPr>
-                <w:b/>
-                <w:bCs/>
-                <w:sz w:val="18"/>
-                <w:szCs w:val="18"/>
-              </w:rPr>
-              <w:t>FastAPI</w:t>
-            </w:r>
-            <w:proofErr w:type="spellEnd"/>
-            <w:r>
-              <w:rPr>
-                <w:b/>
-                <w:bCs/>
-                <w:sz w:val="18"/>
-                <w:szCs w:val="18"/>
-              </w:rPr>
-              <w:t>)</w:t>
+              <w:t>Back-end</w:t>
+            </w:r>
+            <w:r>
+              <w:rPr>
+                <w:b/>
+                <w:bCs/>
+                <w:sz w:val="18"/>
+                <w:szCs w:val="18"/>
+              </w:rPr>
+              <w:t xml:space="preserve"> (API em FastAPI)</w:t>
             </w:r>
           </w:p>
         </w:tc>
@@ -13419,7 +12033,6 @@
               </w:rPr>
               <w:t>Configuração, segurança (</w:t>
             </w:r>
-            <w:proofErr w:type="spellStart"/>
             <w:r>
               <w:rPr>
                 <w:i/>
@@ -13429,7 +12042,6 @@
               </w:rPr>
               <w:t>hash</w:t>
             </w:r>
-            <w:proofErr w:type="spellEnd"/>
             <w:r>
               <w:rPr>
                 <w:sz w:val="18"/>
@@ -13518,7 +12130,6 @@
                 <w:szCs w:val="18"/>
               </w:rPr>
             </w:pPr>
-            <w:proofErr w:type="spellStart"/>
             <w:r>
               <w:rPr>
                 <w:b/>
@@ -13528,7 +12139,6 @@
               </w:rPr>
               <w:t>auth</w:t>
             </w:r>
-            <w:proofErr w:type="spellEnd"/>
           </w:p>
         </w:tc>
         <w:tc>
@@ -13628,31 +12238,13 @@
                 <w:szCs w:val="18"/>
               </w:rPr>
             </w:pPr>
-            <w:proofErr w:type="spellStart"/>
-            <w:r>
-              <w:rPr>
-                <w:sz w:val="18"/>
-                <w:szCs w:val="18"/>
-              </w:rPr>
-              <w:t>usuarios</w:t>
-            </w:r>
-            <w:proofErr w:type="spellEnd"/>
-            <w:r>
-              <w:rPr>
-                <w:sz w:val="18"/>
-                <w:szCs w:val="18"/>
-              </w:rPr>
-              <w:t xml:space="preserve">; </w:t>
-            </w:r>
-            <w:proofErr w:type="spellStart"/>
-            <w:r>
-              <w:rPr>
-                <w:sz w:val="18"/>
-                <w:szCs w:val="18"/>
-              </w:rPr>
-              <w:t>notificacoes</w:t>
-            </w:r>
-            <w:proofErr w:type="spellEnd"/>
+            <w:r>
+              <w:rPr>
+                <w:sz w:val="18"/>
+                <w:szCs w:val="18"/>
+              </w:rPr>
+              <w:t>usuarios; notificacoes</w:t>
+            </w:r>
           </w:p>
         </w:tc>
       </w:tr>
@@ -13680,7 +12272,6 @@
                 <w:szCs w:val="18"/>
               </w:rPr>
             </w:pPr>
-            <w:proofErr w:type="spellStart"/>
             <w:r>
               <w:rPr>
                 <w:b/>
@@ -13690,7 +12281,6 @@
               </w:rPr>
               <w:t>usuarios</w:t>
             </w:r>
-            <w:proofErr w:type="spellEnd"/>
           </w:p>
         </w:tc>
         <w:tc>
@@ -13833,7 +12423,7 @@
                 <w:sz w:val="18"/>
                 <w:szCs w:val="18"/>
               </w:rPr>
-              <w:t>Publicação, edição, encerramento, busca, recomendação e documentos exigidos.</w:t>
+              <w:t>Publicação, edição, busca e ocorrências com início e fim; horários imutáveis enquanto houver candidatura ativa.</w:t>
             </w:r>
           </w:p>
         </w:tc>
@@ -13860,7 +12450,7 @@
                 <w:sz w:val="18"/>
                 <w:szCs w:val="18"/>
               </w:rPr>
-              <w:t>RF08 a RF15</w:t>
+              <w:t>RF08 a RF15; apoio a RF26 e RF27</w:t>
             </w:r>
           </w:p>
         </w:tc>
@@ -13882,7 +12472,6 @@
                 <w:szCs w:val="18"/>
               </w:rPr>
             </w:pPr>
-            <w:proofErr w:type="spellStart"/>
             <w:r>
               <w:rPr>
                 <w:sz w:val="18"/>
@@ -13890,7 +12479,6 @@
               </w:rPr>
               <w:t>usuarios</w:t>
             </w:r>
-            <w:proofErr w:type="spellEnd"/>
           </w:p>
         </w:tc>
       </w:tr>
@@ -13952,7 +12540,7 @@
                 <w:sz w:val="18"/>
                 <w:szCs w:val="18"/>
               </w:rPr>
-              <w:t>Candidatura, acompanhamento, cancelamento, triagem e liberação de contato.</w:t>
+              <w:t>Candidatura, agenda do voluntário, validação de conflitos, acompanhamento, cancelamento, triagem e contato.</w:t>
             </w:r>
           </w:p>
         </w:tc>
@@ -13972,14 +12560,16 @@
               <w:rPr>
                 <w:sz w:val="18"/>
                 <w:szCs w:val="18"/>
-              </w:rPr>
-            </w:pPr>
-            <w:r>
-              <w:rPr>
-                <w:sz w:val="18"/>
-                <w:szCs w:val="18"/>
-              </w:rPr>
-              <w:t>RF16, RF18, RF19, RF21</w:t>
+                <w:lang w:val="en-US"/>
+              </w:rPr>
+            </w:pPr>
+            <w:r>
+              <w:rPr>
+                <w:sz w:val="18"/>
+                <w:szCs w:val="18"/>
+                <w:lang w:val="en-US"/>
+              </w:rPr>
+              <w:t>RF16, RF18, RF19, RF21, RF26, RF27</w:t>
             </w:r>
           </w:p>
         </w:tc>
@@ -14006,17 +12596,8 @@
                 <w:sz w:val="18"/>
                 <w:szCs w:val="18"/>
               </w:rPr>
-              <w:t xml:space="preserve">vagas; documentos; comprovantes; </w:t>
-            </w:r>
-            <w:proofErr w:type="spellStart"/>
-            <w:r>
-              <w:rPr>
-                <w:sz w:val="18"/>
-                <w:szCs w:val="18"/>
-              </w:rPr>
-              <w:t>notificacoes</w:t>
-            </w:r>
-            <w:proofErr w:type="spellEnd"/>
+              <w:t>usuarios; vagas; documentos; comprovantes; notificacoes</w:t>
+            </w:r>
           </w:p>
         </w:tc>
       </w:tr>
@@ -14051,6 +12632,7 @@
                 <w:sz w:val="18"/>
                 <w:szCs w:val="18"/>
               </w:rPr>
+              <w:lastRenderedPageBreak/>
               <w:t>documentos</w:t>
             </w:r>
           </w:p>
@@ -14279,7 +12861,6 @@
                 <w:szCs w:val="18"/>
               </w:rPr>
             </w:pPr>
-            <w:proofErr w:type="spellStart"/>
             <w:r>
               <w:rPr>
                 <w:b/>
@@ -14289,7 +12870,6 @@
               </w:rPr>
               <w:t>notificacoes</w:t>
             </w:r>
-            <w:proofErr w:type="spellEnd"/>
           </w:p>
         </w:tc>
         <w:tc>
@@ -14402,7 +12982,6 @@
                 <w:szCs w:val="18"/>
               </w:rPr>
             </w:pPr>
-            <w:proofErr w:type="spellStart"/>
             <w:r>
               <w:rPr>
                 <w:b/>
@@ -14412,7 +12991,6 @@
               </w:rPr>
               <w:t>moderacao</w:t>
             </w:r>
-            <w:proofErr w:type="spellEnd"/>
           </w:p>
         </w:tc>
         <w:tc>
@@ -14490,31 +13068,13 @@
                 <w:szCs w:val="18"/>
               </w:rPr>
             </w:pPr>
-            <w:proofErr w:type="spellStart"/>
-            <w:r>
-              <w:rPr>
-                <w:sz w:val="18"/>
-                <w:szCs w:val="18"/>
-              </w:rPr>
-              <w:t>usuarios</w:t>
-            </w:r>
-            <w:proofErr w:type="spellEnd"/>
-            <w:r>
-              <w:rPr>
-                <w:sz w:val="18"/>
-                <w:szCs w:val="18"/>
-              </w:rPr>
-              <w:t xml:space="preserve">; vagas; </w:t>
-            </w:r>
-            <w:proofErr w:type="spellStart"/>
-            <w:r>
-              <w:rPr>
-                <w:sz w:val="18"/>
-                <w:szCs w:val="18"/>
-              </w:rPr>
-              <w:t>notificacoes</w:t>
-            </w:r>
-            <w:proofErr w:type="spellEnd"/>
+            <w:r>
+              <w:rPr>
+                <w:sz w:val="18"/>
+                <w:szCs w:val="18"/>
+              </w:rPr>
+              <w:t>usuarios; vagas; notificacoes</w:t>
+            </w:r>
           </w:p>
         </w:tc>
       </w:tr>
@@ -14553,7 +13113,6 @@
         </w:rPr>
         <w:t xml:space="preserve">Nota: todos os módulos do </w:t>
       </w:r>
-      <w:proofErr w:type="spellStart"/>
       <w:r>
         <w:rPr>
           <w:i/>
@@ -14563,7 +13122,6 @@
         </w:rPr>
         <w:t>back-end</w:t>
       </w:r>
-      <w:proofErr w:type="spellEnd"/>
       <w:r>
         <w:rPr>
           <w:sz w:val="20"/>
@@ -14578,7 +13136,6 @@
         <w:keepNext/>
       </w:pPr>
       <w:r>
-        <w:lastRenderedPageBreak/>
         <w:t>Os módulos comunicam-se de três formas:</w:t>
       </w:r>
     </w:p>
@@ -14604,9 +13161,15 @@
           <w:i/>
           <w:iCs/>
         </w:rPr>
-        <w:t>front-</w:t>
-      </w:r>
-      <w:proofErr w:type="spellStart"/>
+        <w:t>front-end</w:t>
+      </w:r>
+      <w:r>
+        <w:rPr>
+          <w:b/>
+          <w:bCs/>
+        </w:rPr>
+        <w:t xml:space="preserve"> e </w:t>
+      </w:r>
       <w:r>
         <w:rPr>
           <w:b/>
@@ -14614,73 +13177,28 @@
           <w:i/>
           <w:iCs/>
         </w:rPr>
-        <w:t>end</w:t>
-      </w:r>
-      <w:proofErr w:type="spellEnd"/>
-      <w:r>
-        <w:rPr>
-          <w:b/>
-          <w:bCs/>
-        </w:rPr>
-        <w:t xml:space="preserve"> e </w:t>
-      </w:r>
-      <w:proofErr w:type="spellStart"/>
-      <w:r>
-        <w:rPr>
-          <w:b/>
-          <w:bCs/>
+        <w:t>back-end</w:t>
+      </w:r>
+      <w:r>
+        <w:t xml:space="preserve">: requisições HTTP com JSON pela API REST, com o </w:t>
+      </w:r>
+      <w:r>
+        <w:rPr>
           <w:i/>
           <w:iCs/>
         </w:rPr>
-        <w:t>back-end</w:t>
-      </w:r>
-      <w:proofErr w:type="spellEnd"/>
-      <w:r>
-        <w:t xml:space="preserve">: requisições HTTP com JSON pela API REST, com o </w:t>
+        <w:t>token</w:t>
+      </w:r>
+      <w:r>
+        <w:t xml:space="preserve"> JWT no cabeçalho Authorization; os documentos são enviados como </w:t>
       </w:r>
       <w:r>
         <w:rPr>
           <w:i/>
           <w:iCs/>
         </w:rPr>
-        <w:t>token</w:t>
-      </w:r>
-      <w:r>
-        <w:t xml:space="preserve"> JWT no cabeçalho </w:t>
-      </w:r>
-      <w:proofErr w:type="spellStart"/>
-      <w:r>
-        <w:t>Authorization</w:t>
-      </w:r>
-      <w:proofErr w:type="spellEnd"/>
-      <w:r>
-        <w:t xml:space="preserve">; os documentos são enviados como </w:t>
-      </w:r>
-      <w:proofErr w:type="spellStart"/>
-      <w:r>
-        <w:rPr>
-          <w:i/>
-          <w:iCs/>
-        </w:rPr>
-        <w:t>multipart</w:t>
-      </w:r>
-      <w:proofErr w:type="spellEnd"/>
-      <w:r>
-        <w:rPr>
-          <w:i/>
-          <w:iCs/>
-        </w:rPr>
-        <w:t>/</w:t>
-      </w:r>
-      <w:proofErr w:type="spellStart"/>
-      <w:r>
-        <w:rPr>
-          <w:i/>
-          <w:iCs/>
-        </w:rPr>
-        <w:t>form-data</w:t>
-      </w:r>
-      <w:proofErr w:type="spellEnd"/>
+        <w:t>multipart/form-data</w:t>
+      </w:r>
       <w:r>
         <w:t xml:space="preserve"> e os comprovantes são recebidos em PDF. O Quadro 7 lista os principais recursos da API;</w:t>
       </w:r>
@@ -14700,7 +13218,6 @@
         </w:rPr>
         <w:t xml:space="preserve">entre módulos do </w:t>
       </w:r>
-      <w:proofErr w:type="spellStart"/>
       <w:r>
         <w:rPr>
           <w:b/>
@@ -14710,11 +13227,9 @@
         </w:rPr>
         <w:t>back-end</w:t>
       </w:r>
-      <w:proofErr w:type="spellEnd"/>
       <w:r>
         <w:t xml:space="preserve">: chamadas de função dentro do mesmo processo, sempre de um </w:t>
       </w:r>
-      <w:proofErr w:type="spellStart"/>
       <w:r>
         <w:rPr>
           <w:i/>
@@ -14722,7 +13237,6 @@
         </w:rPr>
         <w:t>service</w:t>
       </w:r>
-      <w:proofErr w:type="spellEnd"/>
       <w:r>
         <w:t xml:space="preserve"> para outro, respeitando as regras de dependência da seção 2.3;</w:t>
       </w:r>
@@ -14742,7 +13256,6 @@
         </w:rPr>
         <w:t xml:space="preserve">entre o </w:t>
       </w:r>
-      <w:proofErr w:type="spellStart"/>
       <w:r>
         <w:rPr>
           <w:b/>
@@ -14752,7 +13265,6 @@
         </w:rPr>
         <w:t>back-end</w:t>
       </w:r>
-      <w:proofErr w:type="spellEnd"/>
       <w:r>
         <w:rPr>
           <w:b/>
@@ -14979,7 +13491,6 @@
                 <w:szCs w:val="18"/>
               </w:rPr>
             </w:pPr>
-            <w:proofErr w:type="spellStart"/>
             <w:r>
               <w:rPr>
                 <w:sz w:val="18"/>
@@ -14987,7 +13498,6 @@
               </w:rPr>
               <w:t>auth</w:t>
             </w:r>
-            <w:proofErr w:type="spellEnd"/>
           </w:p>
         </w:tc>
         <w:tc>
@@ -15016,18 +13526,8 @@
                 <w:szCs w:val="18"/>
                 <w:lang w:val="en-US"/>
               </w:rPr>
-              <w:t>POST /auth/login; POST /auth/</w:t>
-            </w:r>
-            <w:proofErr w:type="spellStart"/>
-            <w:r>
-              <w:rPr>
-                <w:sz w:val="18"/>
-                <w:szCs w:val="18"/>
-                <w:lang w:val="en-US"/>
-              </w:rPr>
-              <w:t>recuperacao-senha</w:t>
-            </w:r>
-            <w:proofErr w:type="spellEnd"/>
+              <w:t>POST /auth/login; POST /auth/recuperacao-senha</w:t>
+            </w:r>
           </w:p>
         </w:tc>
         <w:tc>
@@ -15110,7 +13610,6 @@
                 <w:szCs w:val="18"/>
               </w:rPr>
             </w:pPr>
-            <w:proofErr w:type="spellStart"/>
             <w:r>
               <w:rPr>
                 <w:sz w:val="18"/>
@@ -15118,7 +13617,6 @@
               </w:rPr>
               <w:t>usuarios</w:t>
             </w:r>
-            <w:proofErr w:type="spellEnd"/>
           </w:p>
         </w:tc>
         <w:tc>
@@ -15144,71 +13642,7 @@
                 <w:sz w:val="18"/>
                 <w:szCs w:val="18"/>
               </w:rPr>
-              <w:t>POST /</w:t>
-            </w:r>
-            <w:proofErr w:type="spellStart"/>
-            <w:r>
-              <w:rPr>
-                <w:sz w:val="18"/>
-                <w:szCs w:val="18"/>
-              </w:rPr>
-              <w:t>voluntarios</w:t>
-            </w:r>
-            <w:proofErr w:type="spellEnd"/>
-            <w:r>
-              <w:rPr>
-                <w:sz w:val="18"/>
-                <w:szCs w:val="18"/>
-              </w:rPr>
-              <w:t>; POST /</w:t>
-            </w:r>
-            <w:proofErr w:type="spellStart"/>
-            <w:r>
-              <w:rPr>
-                <w:sz w:val="18"/>
-                <w:szCs w:val="18"/>
-              </w:rPr>
-              <w:t>organizacoes</w:t>
-            </w:r>
-            <w:proofErr w:type="spellEnd"/>
-            <w:r>
-              <w:rPr>
-                <w:sz w:val="18"/>
-                <w:szCs w:val="18"/>
-              </w:rPr>
-              <w:t>; GET e PUT /</w:t>
-            </w:r>
-            <w:proofErr w:type="spellStart"/>
-            <w:r>
-              <w:rPr>
-                <w:sz w:val="18"/>
-                <w:szCs w:val="18"/>
-              </w:rPr>
-              <w:t>voluntarios</w:t>
-            </w:r>
-            <w:proofErr w:type="spellEnd"/>
-            <w:r>
-              <w:rPr>
-                <w:sz w:val="18"/>
-                <w:szCs w:val="18"/>
-              </w:rPr>
-              <w:t>/me e /</w:t>
-            </w:r>
-            <w:proofErr w:type="spellStart"/>
-            <w:r>
-              <w:rPr>
-                <w:sz w:val="18"/>
-                <w:szCs w:val="18"/>
-              </w:rPr>
-              <w:t>organizacoes</w:t>
-            </w:r>
-            <w:proofErr w:type="spellEnd"/>
-            <w:r>
-              <w:rPr>
-                <w:sz w:val="18"/>
-                <w:szCs w:val="18"/>
-              </w:rPr>
-              <w:t>/me</w:t>
+              <w:t>POST /voluntarios; POST /organizacoes; GET e PUT /voluntarios/me e /organizacoes/me</w:t>
             </w:r>
           </w:p>
         </w:tc>
@@ -15322,23 +13756,7 @@
                 <w:sz w:val="18"/>
                 <w:szCs w:val="18"/>
               </w:rPr>
-              <w:t>GET /vagas; GET /vagas/{id}; GET /vagas/recomendadas; POST /vagas; PUT e PATCH /vagas/{id}; GET /</w:t>
-            </w:r>
-            <w:proofErr w:type="spellStart"/>
-            <w:r>
-              <w:rPr>
-                <w:sz w:val="18"/>
-                <w:szCs w:val="18"/>
-              </w:rPr>
-              <w:t>organizacoes</w:t>
-            </w:r>
-            <w:proofErr w:type="spellEnd"/>
-            <w:r>
-              <w:rPr>
-                <w:sz w:val="18"/>
-                <w:szCs w:val="18"/>
-              </w:rPr>
-              <w:t>/me/vagas</w:t>
+              <w:t>GET /vagas; GET /vagas/{id}; GET /vagas/recomendadas; POST /vagas; PUT e PATCH /vagas/{id}; GET /organizacoes/me/vagas</w:t>
             </w:r>
           </w:p>
         </w:tc>
@@ -15452,23 +13870,7 @@
                 <w:sz w:val="18"/>
                 <w:szCs w:val="18"/>
               </w:rPr>
-              <w:t>POST /vagas/{id}/candidaturas; GET /</w:t>
-            </w:r>
-            <w:proofErr w:type="spellStart"/>
-            <w:r>
-              <w:rPr>
-                <w:sz w:val="18"/>
-                <w:szCs w:val="18"/>
-              </w:rPr>
-              <w:t>voluntarios</w:t>
-            </w:r>
-            <w:proofErr w:type="spellEnd"/>
-            <w:r>
-              <w:rPr>
-                <w:sz w:val="18"/>
-                <w:szCs w:val="18"/>
-              </w:rPr>
-              <w:t>/me/candidaturas; GET /vagas/{id}/candidaturas; PATCH /candidaturas/{id}; GET /candidaturas/{id}/contato</w:t>
+              <w:t>POST /vagas/{id}/candidaturas; GET /voluntarios/me/candidaturas; GET /voluntarios/me/calendario; GET /vagas/{id}/candidaturas; PATCH /candidaturas/{id}; GET /candidaturas/{id}/contato</w:t>
             </w:r>
           </w:p>
         </w:tc>
@@ -15495,17 +13897,8 @@
                 <w:sz w:val="18"/>
                 <w:szCs w:val="18"/>
               </w:rPr>
-              <w:t xml:space="preserve">Voluntário; Organização dona; </w:t>
-            </w:r>
-            <w:proofErr w:type="gramStart"/>
-            <w:r>
-              <w:rPr>
-                <w:sz w:val="18"/>
-                <w:szCs w:val="18"/>
-              </w:rPr>
-              <w:t>Envolvidos</w:t>
-            </w:r>
-            <w:proofErr w:type="gramEnd"/>
+              <w:t>Voluntário; Organização dona; Envolvidos</w:t>
+            </w:r>
           </w:p>
         </w:tc>
         <w:tc>
@@ -15532,7 +13925,7 @@
                 <w:sz w:val="18"/>
                 <w:szCs w:val="18"/>
               </w:rPr>
-              <w:t>RF16 a RF21</w:t>
+              <w:t>RF16 a RF21, RF26, RF27</w:t>
             </w:r>
           </w:p>
         </w:tc>
@@ -15787,7 +14180,6 @@
                 <w:szCs w:val="18"/>
               </w:rPr>
             </w:pPr>
-            <w:proofErr w:type="spellStart"/>
             <w:r>
               <w:rPr>
                 <w:sz w:val="18"/>
@@ -15795,7 +14187,6 @@
               </w:rPr>
               <w:t>moderacao</w:t>
             </w:r>
-            <w:proofErr w:type="spellEnd"/>
           </w:p>
         </w:tc>
         <w:tc>
@@ -15821,23 +14212,7 @@
                 <w:sz w:val="18"/>
                 <w:szCs w:val="18"/>
               </w:rPr>
-              <w:t>PATCH /admin/</w:t>
-            </w:r>
-            <w:proofErr w:type="spellStart"/>
-            <w:r>
-              <w:rPr>
-                <w:sz w:val="18"/>
-                <w:szCs w:val="18"/>
-              </w:rPr>
-              <w:t>organizacoes</w:t>
-            </w:r>
-            <w:proofErr w:type="spellEnd"/>
-            <w:r>
-              <w:rPr>
-                <w:sz w:val="18"/>
-                <w:szCs w:val="18"/>
-              </w:rPr>
-              <w:t>/{id}; GET e PATCH /admin/denuncias; POST /denuncias</w:t>
+              <w:t>PATCH /admin/organizacoes/{id}; GET e PATCH /admin/denuncias; POST /denuncias</w:t>
             </w:r>
           </w:p>
         </w:tc>
@@ -15930,39 +14305,7 @@
           <w:sz w:val="20"/>
           <w:szCs w:val="20"/>
         </w:rPr>
-        <w:t xml:space="preserve">Nota: todos os caminhos têm o prefixo /api/v1. “Envolvidos” são o voluntário da candidatura e a organização dona da vaga, conforme a ação permitida a cada um (Quadro 9). A documentação completa é gerada automaticamente pelo </w:t>
-      </w:r>
-      <w:proofErr w:type="spellStart"/>
-      <w:r>
-        <w:rPr>
-          <w:sz w:val="20"/>
-          <w:szCs w:val="20"/>
-        </w:rPr>
-        <w:t>FastAPI</w:t>
-      </w:r>
-      <w:proofErr w:type="spellEnd"/>
-      <w:r>
-        <w:rPr>
-          <w:sz w:val="20"/>
-          <w:szCs w:val="20"/>
-        </w:rPr>
-        <w:t xml:space="preserve">, no padrão </w:t>
-      </w:r>
-      <w:proofErr w:type="spellStart"/>
-      <w:r>
-        <w:rPr>
-          <w:sz w:val="20"/>
-          <w:szCs w:val="20"/>
-        </w:rPr>
-        <w:t>OpenAPI</w:t>
-      </w:r>
-      <w:proofErr w:type="spellEnd"/>
-      <w:r>
-        <w:rPr>
-          <w:sz w:val="20"/>
-          <w:szCs w:val="20"/>
-        </w:rPr>
-        <w:t>, e fica disponível em /docs.</w:t>
+        <w:t>Nota: todos os caminhos têm o prefixo /api/v1. “Envolvidos” são o voluntário da candidatura e a organização dona da vaga, conforme a ação permitida a cada um (Quadro 9). A documentação completa é gerada automaticamente pelo FastAPI, no padrão OpenAPI, e fica disponível em /docs.</w:t>
       </w:r>
     </w:p>
     <w:p>
@@ -15970,23 +14313,55 @@
         <w:pStyle w:val="Corpodetexto"/>
       </w:pPr>
       <w:r>
+        <w:lastRenderedPageBreak/>
+        <w:t>Contrato do calendário (RF26): GET /api/v1/voluntarios/me/calendario?inicio=2026-11-16&amp;fim=2026-11-23 consulta um intervalo de datas com início inclusivo e fim exclusivo. Exige JWT de voluntário e usa a identidade do token. Retorna HTTP 200 com eventos contendo candidatura_id, vaga_id, titulo_vaga, organizacao, status, inicio e fim; sem eventos, retorna lista vazia. As datas delimitam dias no fuso America/Sao_Paulo; parâmetros ausentes, inválidos ou inicio &gt;= fim retornam 422.</w:t>
+      </w:r>
+    </w:p>
+    <w:p>
+      <w:pPr>
+        <w:pStyle w:val="Corpodetexto"/>
+      </w:pPr>
+      <w:r>
+        <w:t>Contrato de conflito (RF27): POST /api/v1/vagas/{id}/candidaturas retorna HTTP 409 com codigo=CONFLITO_HORARIO, mensagem e conflitos contendo vaga_id, titulo_vaga, inicio e fim de cada ocorrência conflitante da própria agenda. A SPA apresenta os nomes e os horários e a ação Ver meu calendário. O retorno 201 ocorre somente após a confirmação da transação; não se emite comprovante nem aviso de sucesso no caminho de conflito.</w:t>
+      </w:r>
+    </w:p>
+    <w:p>
+      <w:pPr>
+        <w:pStyle w:val="Corpodetexto"/>
+      </w:pPr>
+      <w:r>
+        <w:t>Concorrência e persistência: o CandidaturaService controla a transação. Por meio do UsuarioService e de seu repository, obtém bloqueio SELECT FOR UPDATE na linha do voluntário, inclusive quando ele ainda não possui candidaturas. Após adquirir o bloqueio, usa leituras atuais com bloqueio para consultar as candidaturas ativas e suas ocorrências; valida e grava na mesma transação. Criar, cancelar, aceitar ou recusar candidaturas deve respeitar a mesma disciplina de bloqueio. A restrição UNIQUE(voluntario_id, vaga_id) continua necessária, mas sozinha não impede sobreposições entre vagas diferentes.</w:t>
+      </w:r>
+    </w:p>
+    <w:p>
+      <w:pPr>
+        <w:pStyle w:val="Corpodetexto"/>
+      </w:pPr>
+      <w:r>
+        <w:t>Edição e ordem dos bloqueios: criar candidatura e editar horários também bloqueiam a linha da vaga antes de ler seus horários ou verificar candidaturas ativas. Quando uma operação precisa dos dois bloqueios, a ordem é voluntário e depois vaga; alterações que atinjam vários voluntários ordenam os IDs. O serviço de vagas recusa alteração de horários se houver candidatura PENDENTE ou ACEITA, evitando invalidar a agenda já assumida.</w:t>
+      </w:r>
+    </w:p>
+    <w:p>
+      <w:pPr>
+        <w:pStyle w:val="Corpodetexto"/>
+      </w:pPr>
+      <w:r>
+        <w:t>Comparação temporal: armazenar início e fim em UTC e converter para America/Sao_Paulo na interface. Há conflito se inicio_novo &lt; fim_existente e fim_novo &gt; inicio_existente. Comparar todas as ocorrências, inclusive intervalos entre dias; horários consecutivos são permitidos. Índices em candidaturas(voluntario_id, status) e ocorrencias_vaga(vaga_id, inicio, fim) apoiam as consultas. A agenda é uma projeção dos dados existentes, sem tabela de calendário duplicada.</w:t>
+      </w:r>
+    </w:p>
+    <w:p>
+      <w:pPr>
+        <w:pStyle w:val="Corpodetexto"/>
+      </w:pPr>
+      <w:r>
         <w:t xml:space="preserve">A Figura 5 apresenta o diagrama de pacotes, com a organização do código dos dois subsistemas e a estrutura interna padrão dos módulos do </w:t>
       </w:r>
-      <w:proofErr w:type="spellStart"/>
       <w:r>
         <w:rPr>
           <w:i/>
           <w:iCs/>
         </w:rPr>
-        <w:t>back</w:t>
-      </w:r>
-      <w:proofErr w:type="spellEnd"/>
-      <w:r>
-        <w:rPr>
-          <w:i/>
-          <w:iCs/>
-        </w:rPr>
-        <w:t>-end</w:t>
+        <w:t>back-end</w:t>
       </w:r>
       <w:r>
         <w:t>.</w:t>
@@ -16018,17 +14393,8 @@
           <w:sz w:val="20"/>
           <w:szCs w:val="20"/>
         </w:rPr>
-        <w:t xml:space="preserve">Diagrama de pacotes do </w:t>
-      </w:r>
-      <w:proofErr w:type="spellStart"/>
-      <w:r>
-        <w:rPr>
-          <w:sz w:val="20"/>
-          <w:szCs w:val="20"/>
-        </w:rPr>
-        <w:t>VolunJá</w:t>
-      </w:r>
-      <w:proofErr w:type="spellEnd"/>
+        <w:t>Diagrama de pacotes do VolunJá</w:t>
+      </w:r>
     </w:p>
     <w:p>
       <w:pPr>
@@ -16112,7 +14478,6 @@
       <w:r>
         <w:t xml:space="preserve">Todos os módulos do </w:t>
       </w:r>
-      <w:proofErr w:type="spellStart"/>
       <w:r>
         <w:rPr>
           <w:i/>
@@ -16120,11 +14485,9 @@
         </w:rPr>
         <w:t>back-end</w:t>
       </w:r>
-      <w:proofErr w:type="spellEnd"/>
       <w:r>
         <w:t xml:space="preserve"> seguem a mesma estrutura de arquivos: router.py (</w:t>
       </w:r>
-      <w:proofErr w:type="spellStart"/>
       <w:r>
         <w:rPr>
           <w:i/>
@@ -16132,17 +14495,8 @@
         </w:rPr>
         <w:t>endpoints</w:t>
       </w:r>
-      <w:proofErr w:type="spellEnd"/>
-      <w:r>
-        <w:t>), schemas.py (</w:t>
-      </w:r>
-      <w:proofErr w:type="spellStart"/>
-      <w:r>
-        <w:t>DTOs</w:t>
-      </w:r>
-      <w:proofErr w:type="spellEnd"/>
-      <w:r>
-        <w:t>), service.py (regras de negócio), repository.py (consultas) e models.py (entidades). Essa padronização reduz o tempo de aprendizado ao mudar de módulo, o que favorece a prática de código coletivo adotada no processo (DV, seção 3.2).</w:t>
+      <w:r>
+        <w:t>), schemas.py (DTOs), service.py (regras de negócio), repository.py (consultas) e models.py (entidades). Essa padronização reduz o tempo de aprendizado ao mudar de módulo, o que favorece a prática de código coletivo adotada no processo (DV, seção 3.2).</w:t>
       </w:r>
     </w:p>
     <w:p>
@@ -16189,17 +14543,8 @@
           <w:sz w:val="20"/>
           <w:szCs w:val="20"/>
         </w:rPr>
-        <w:t xml:space="preserve">Diagrama de componentes do </w:t>
-      </w:r>
-      <w:proofErr w:type="spellStart"/>
-      <w:r>
-        <w:rPr>
-          <w:sz w:val="20"/>
-          <w:szCs w:val="20"/>
-        </w:rPr>
-        <w:t>VolunJá</w:t>
-      </w:r>
-      <w:proofErr w:type="spellEnd"/>
+        <w:t>Diagrama de componentes do VolunJá</w:t>
+      </w:r>
     </w:p>
     <w:p>
       <w:pPr>
@@ -16211,13 +14556,13 @@
       </w:pPr>
       <w:r>
         <w:rPr>
-          <w:noProof/>
+          <w:sz w:val="20"/>
         </w:rPr>
         <w:drawing>
-          <wp:inline distT="0" distB="0" distL="0" distR="0" wp14:anchorId="67DCF2A8" wp14:editId="2255F79E">
-            <wp:extent cx="5760000" cy="4857436"/>
+          <wp:inline distT="0" distB="0" distL="0" distR="0" wp14:anchorId="043BE72F" wp14:editId="685675CF">
+            <wp:extent cx="5760085" cy="5021580"/>
             <wp:effectExtent l="0" t="0" r="0" b="0"/>
-            <wp:docPr id="106" name="Figura 6" descr="Diagrama de componentes da SPA e da API, com interfaces fornecidas e requeridas"/>
+            <wp:docPr id="1369215404" name="Imagem 1"/>
             <wp:cNvGraphicFramePr>
               <a:graphicFrameLocks xmlns:a="http://schemas.openxmlformats.org/drawingml/2006/main" noChangeAspect="1"/>
             </wp:cNvGraphicFramePr>
@@ -16225,10 +14570,8 @@
               <a:graphicData uri="http://schemas.openxmlformats.org/drawingml/2006/picture">
                 <pic:pic xmlns:pic="http://schemas.openxmlformats.org/drawingml/2006/picture">
                   <pic:nvPicPr>
-                    <pic:cNvPr id="106" name="arquitetura_fig6.png" descr="Diagrama de componentes da SPA e da API, com interfaces fornecidas e requeridas"/>
-                    <pic:cNvPicPr>
-                      <a:picLocks noChangeAspect="1" noChangeArrowheads="1"/>
-                    </pic:cNvPicPr>
+                    <pic:cNvPr id="1369215404" name=""/>
+                    <pic:cNvPicPr/>
                   </pic:nvPicPr>
                   <pic:blipFill>
                     <a:blip r:embed="rId21"/>
@@ -16236,10 +14579,10 @@
                       <a:fillRect/>
                     </a:stretch>
                   </pic:blipFill>
-                  <pic:spPr bwMode="auto">
+                  <pic:spPr>
                     <a:xfrm>
                       <a:off x="0" y="0"/>
-                      <a:ext cx="5760000" cy="4857436"/>
+                      <a:ext cx="5760085" cy="5021580"/>
                     </a:xfrm>
                     <a:prstGeom prst="rect">
                       <a:avLst/>
@@ -16281,17 +14624,8 @@
         <w:pStyle w:val="Corpodetexto"/>
       </w:pPr>
       <w:r>
-        <w:t xml:space="preserve">O diagrama de componentes da Figura 6 mostra como as partes do sistema se conectam por meio de interfaces. A SPA requer a interface API REST, fornecida pela API </w:t>
-      </w:r>
-      <w:proofErr w:type="spellStart"/>
-      <w:r>
-        <w:t>VolunJá</w:t>
-      </w:r>
-      <w:proofErr w:type="spellEnd"/>
-      <w:r>
-        <w:t xml:space="preserve">; dentro da API, os módulos dependem uns dos outros conforme o Quadro 6, sempre por meio dos seus </w:t>
-      </w:r>
-      <w:proofErr w:type="spellStart"/>
+        <w:t xml:space="preserve">O diagrama de componentes da Figura 6 mostra como as partes do sistema se conectam por meio de interfaces. A SPA requer a interface API REST, fornecida pela API VolunJá; dentro da API, os módulos dependem uns dos outros conforme o Quadro 6, sempre por meio dos seus </w:t>
+      </w:r>
       <w:r>
         <w:rPr>
           <w:i/>
@@ -16299,7 +14633,6 @@
         </w:rPr>
         <w:t>services</w:t>
       </w:r>
-      <w:proofErr w:type="spellEnd"/>
       <w:r>
         <w:t>; e a API requer as interfaces SQL, de arquivos e SMTP, fornecidas, respectivamente, pelo MySQL, pelo armazenamento de arquivos e pelo servidor de e-mail.</w:t>
       </w:r>
@@ -16309,39 +14642,7 @@
         <w:pStyle w:val="Corpodetexto"/>
       </w:pPr>
       <w:r>
-        <w:t xml:space="preserve">Nenhum módulo depende de </w:t>
-      </w:r>
-      <w:proofErr w:type="spellStart"/>
-      <w:r>
-        <w:t>auth</w:t>
-      </w:r>
-      <w:proofErr w:type="spellEnd"/>
-      <w:r>
-        <w:t xml:space="preserve">, candidaturas ou </w:t>
-      </w:r>
-      <w:proofErr w:type="spellStart"/>
-      <w:r>
-        <w:t>moderacao</w:t>
-      </w:r>
-      <w:proofErr w:type="spellEnd"/>
-      <w:r>
-        <w:t xml:space="preserve">, que ficam no topo da cadeia de dependências, enquanto </w:t>
-      </w:r>
-      <w:proofErr w:type="spellStart"/>
-      <w:r>
-        <w:t>usuarios</w:t>
-      </w:r>
-      <w:proofErr w:type="spellEnd"/>
-      <w:r>
-        <w:t xml:space="preserve">, documentos, comprovantes e </w:t>
-      </w:r>
-      <w:proofErr w:type="spellStart"/>
-      <w:r>
-        <w:t>notificacoes</w:t>
-      </w:r>
-      <w:proofErr w:type="spellEnd"/>
-      <w:r>
-        <w:t xml:space="preserve"> são módulos de base, que não dependem de outros módulos de domínio. Essa organização, sem dependências circulares, permite testar cada módulo isoladamente, substituindo as suas dependências por dublês de teste.</w:t>
+        <w:t>Nenhum módulo depende de auth, candidaturas ou moderacao, que ficam no topo da cadeia de dependências, enquanto usuarios, documentos, comprovantes e notificacoes são módulos de base, que não dependem de outros módulos de domínio. Essa organização, sem dependências circulares, permite testar cada módulo isoladamente, substituindo as suas dependências por dublês de teste.</w:t>
       </w:r>
     </w:p>
     <w:p>
@@ -16362,7 +14663,6 @@
           <w:numId w:val="20"/>
         </w:numPr>
       </w:pPr>
-      <w:proofErr w:type="spellStart"/>
       <w:r>
         <w:rPr>
           <w:b/>
@@ -16370,7 +14670,6 @@
         </w:rPr>
         <w:t>Usuario</w:t>
       </w:r>
-      <w:proofErr w:type="spellEnd"/>
       <w:r>
         <w:t xml:space="preserve"> concentra os dados de acesso comuns a todos os perfis. </w:t>
       </w:r>
@@ -16384,7 +14683,6 @@
       <w:r>
         <w:t xml:space="preserve"> e </w:t>
       </w:r>
-      <w:proofErr w:type="spellStart"/>
       <w:r>
         <w:rPr>
           <w:b/>
@@ -16392,25 +14690,8 @@
         </w:rPr>
         <w:t>Organizacao</w:t>
       </w:r>
-      <w:proofErr w:type="spellEnd"/>
-      <w:r>
-        <w:t xml:space="preserve"> especializam </w:t>
-      </w:r>
-      <w:proofErr w:type="spellStart"/>
-      <w:r>
-        <w:t>Usuario</w:t>
-      </w:r>
-      <w:proofErr w:type="spellEnd"/>
-      <w:r>
-        <w:t xml:space="preserve"> de forma disjunta, refletindo a regra de que os perfis de voluntário e de organização são exclusivos em uma mesma conta (DV, Tabela 4); o administrador é um </w:t>
-      </w:r>
-      <w:proofErr w:type="spellStart"/>
-      <w:r>
-        <w:t>Usuario</w:t>
-      </w:r>
-      <w:proofErr w:type="spellEnd"/>
-      <w:r>
-        <w:t xml:space="preserve"> com o perfil ADMINISTRADOR;</w:t>
+      <w:r>
+        <w:t xml:space="preserve"> especializam Usuario de forma disjunta, refletindo a regra de que os perfis de voluntário e de organização são exclusivos em uma mesma conta (DV, Tabela 4); o administrador é um Usuario com o perfil ADMINISTRADOR;</w:t>
       </w:r>
     </w:p>
     <w:p>
@@ -16421,7 +14702,6 @@
           <w:numId w:val="20"/>
         </w:numPr>
       </w:pPr>
-      <w:proofErr w:type="spellStart"/>
       <w:r>
         <w:rPr>
           <w:b/>
@@ -16429,7 +14709,6 @@
         </w:rPr>
         <w:t>Organizacao</w:t>
       </w:r>
-      <w:proofErr w:type="spellEnd"/>
       <w:r>
         <w:t xml:space="preserve"> representa tanto ONGs quanto responsáveis por projetos sociais (atributo tipo), identificados por CNPJ ou CPF (RF02 e RF03), e possui um estado de homologação (RF24);</w:t>
       </w:r>
@@ -16500,7 +14779,6 @@
       <w:r>
         <w:t xml:space="preserve"> liga um voluntário a uma vaga, com combinação única, e controla as transições de estado: de PENDENTE para ACEITA, RECUSADA ou CANCELADA. Ela é composta pelos </w:t>
       </w:r>
-      <w:proofErr w:type="spellStart"/>
       <w:r>
         <w:rPr>
           <w:b/>
@@ -16508,11 +14786,9 @@
         </w:rPr>
         <w:t>DocumentoCandidatura</w:t>
       </w:r>
-      <w:proofErr w:type="spellEnd"/>
       <w:r>
         <w:t xml:space="preserve"> enviados, cada um vinculado ao </w:t>
       </w:r>
-      <w:proofErr w:type="spellStart"/>
       <w:r>
         <w:rPr>
           <w:b/>
@@ -16520,7 +14796,6 @@
         </w:rPr>
         <w:t>DocumentoExigido</w:t>
       </w:r>
-      <w:proofErr w:type="spellEnd"/>
       <w:r>
         <w:t xml:space="preserve"> que atende, e pelo </w:t>
       </w:r>
@@ -16543,7 +14818,6 @@
           <w:numId w:val="20"/>
         </w:numPr>
       </w:pPr>
-      <w:proofErr w:type="spellStart"/>
       <w:r>
         <w:rPr>
           <w:b/>
@@ -16551,13 +14825,8 @@
         </w:rPr>
         <w:t>Notificacao</w:t>
       </w:r>
-      <w:proofErr w:type="spellEnd"/>
-      <w:r>
-        <w:t xml:space="preserve"> registra os avisos internos enviados aos usuários (RF20), </w:t>
-      </w:r>
-      <w:proofErr w:type="gramStart"/>
-      <w:r>
-        <w:t xml:space="preserve">e </w:t>
+      <w:r>
+        <w:t xml:space="preserve"> registra os avisos internos enviados aos usuários (RF20), e </w:t>
       </w:r>
       <w:r>
         <w:rPr>
@@ -16566,9 +14835,16 @@
         </w:rPr>
         <w:t>Denuncia</w:t>
       </w:r>
-      <w:proofErr w:type="gramEnd"/>
       <w:r>
         <w:t xml:space="preserve"> registra as denúncias sobre vagas ou usuários, tratadas pelo administrador (RF25).</w:t>
+      </w:r>
+    </w:p>
+    <w:p>
+      <w:pPr>
+        <w:pStyle w:val="Corpodetexto"/>
+      </w:pPr>
+      <w:r>
+        <w:t>7) OcorrenciaVaga representa cada intervalo agendado, com id, vaga_id, inicio e fim. Vaga compõe uma ou mais ocorrências; inicio deve ser anterior a fim. A candidatura abrange todas as ocorrências da vaga. O calendário é derivado de Voluntario → Candidatura → Vaga → OcorrenciaVaga, preservando o status da candidatura. Disponibilidade continua representando preferências do perfil, não compromissos assumidos.</w:t>
       </w:r>
     </w:p>
     <w:p>
@@ -16610,13 +14886,13 @@
       </w:pPr>
       <w:r>
         <w:rPr>
-          <w:noProof/>
+          <w:sz w:val="20"/>
         </w:rPr>
         <w:drawing>
-          <wp:inline distT="0" distB="0" distL="0" distR="0" wp14:anchorId="5709210B" wp14:editId="14458920">
-            <wp:extent cx="5526000" cy="6577574"/>
+          <wp:inline distT="0" distB="0" distL="0" distR="0" wp14:anchorId="18377959" wp14:editId="5E68B7DC">
+            <wp:extent cx="5760085" cy="6976110"/>
             <wp:effectExtent l="0" t="0" r="0" b="0"/>
-            <wp:docPr id="107" name="Figura 7" descr="Diagrama de classes com Usuario, Voluntario, Organizacao, Vaga, Candidatura e classes associadas"/>
+            <wp:docPr id="979170243" name="Imagem 1"/>
             <wp:cNvGraphicFramePr>
               <a:graphicFrameLocks xmlns:a="http://schemas.openxmlformats.org/drawingml/2006/main" noChangeAspect="1"/>
             </wp:cNvGraphicFramePr>
@@ -16624,10 +14900,8 @@
               <a:graphicData uri="http://schemas.openxmlformats.org/drawingml/2006/picture">
                 <pic:pic xmlns:pic="http://schemas.openxmlformats.org/drawingml/2006/picture">
                   <pic:nvPicPr>
-                    <pic:cNvPr id="107" name="arquitetura_fig7.png" descr="Diagrama de classes com Usuario, Voluntario, Organizacao, Vaga, Candidatura e classes associadas"/>
-                    <pic:cNvPicPr>
-                      <a:picLocks noChangeAspect="1" noChangeArrowheads="1"/>
-                    </pic:cNvPicPr>
+                    <pic:cNvPr id="979170243" name=""/>
+                    <pic:cNvPicPr/>
                   </pic:nvPicPr>
                   <pic:blipFill>
                     <a:blip r:embed="rId22"/>
@@ -16635,10 +14909,10 @@
                       <a:fillRect/>
                     </a:stretch>
                   </pic:blipFill>
-                  <pic:spPr bwMode="auto">
+                  <pic:spPr>
                     <a:xfrm>
                       <a:off x="0" y="0"/>
-                      <a:ext cx="5526000" cy="6577574"/>
+                      <a:ext cx="5760085" cy="6976110"/>
                     </a:xfrm>
                     <a:prstGeom prst="rect">
                       <a:avLst/>
@@ -16677,86 +14951,34 @@
     </w:p>
     <w:p>
       <w:pPr>
+        <w:keepLines/>
+        <w:spacing w:before="60" w:after="240"/>
+        <w:rPr>
+          <w:sz w:val="20"/>
+          <w:szCs w:val="20"/>
+        </w:rPr>
+      </w:pPr>
+    </w:p>
+    <w:p>
+      <w:pPr>
         <w:pStyle w:val="Corpodetexto"/>
       </w:pPr>
       <w:r>
-        <w:t xml:space="preserve">Cada classe é mapeada para uma tabela do MySQL pelo </w:t>
-      </w:r>
-      <w:proofErr w:type="spellStart"/>
-      <w:r>
-        <w:t>SQLAlchemy</w:t>
-      </w:r>
-      <w:proofErr w:type="spellEnd"/>
-      <w:r>
-        <w:t xml:space="preserve">, e a especialização de </w:t>
-      </w:r>
-      <w:proofErr w:type="spellStart"/>
-      <w:r>
-        <w:t>Usuario</w:t>
-      </w:r>
-      <w:proofErr w:type="spellEnd"/>
-      <w:r>
-        <w:t xml:space="preserve"> é implementada por herança com tabelas associadas (</w:t>
-      </w:r>
-      <w:proofErr w:type="spellStart"/>
+        <w:t>Cada classe é mapeada para uma tabela do MySQL pelo SQLAlchemy, e a especialização de Usuario é implementada por herança com tabelas associadas (</w:t>
+      </w:r>
       <w:r>
         <w:rPr>
           <w:i/>
           <w:iCs/>
         </w:rPr>
-        <w:t>joined</w:t>
-      </w:r>
-      <w:proofErr w:type="spellEnd"/>
-      <w:r>
-        <w:rPr>
-          <w:i/>
-          <w:iCs/>
-        </w:rPr>
-        <w:t xml:space="preserve"> </w:t>
-      </w:r>
-      <w:proofErr w:type="spellStart"/>
-      <w:r>
-        <w:rPr>
-          <w:i/>
-          <w:iCs/>
-        </w:rPr>
-        <w:t>table</w:t>
-      </w:r>
-      <w:proofErr w:type="spellEnd"/>
-      <w:r>
-        <w:rPr>
-          <w:i/>
-          <w:iCs/>
-        </w:rPr>
-        <w:t xml:space="preserve"> </w:t>
-      </w:r>
-      <w:proofErr w:type="spellStart"/>
-      <w:r>
-        <w:rPr>
-          <w:i/>
-          <w:iCs/>
-        </w:rPr>
-        <w:t>inheritance</w:t>
-      </w:r>
-      <w:proofErr w:type="spellEnd"/>
-      <w:r>
-        <w:t xml:space="preserve">). Os atributos de tipo enumerado assumem valores fixos, armazenados como colunas do tipo ENUM no MySQL — por exemplo, </w:t>
-      </w:r>
-      <w:proofErr w:type="spellStart"/>
-      <w:r>
-        <w:t>StatusVaga</w:t>
-      </w:r>
-      <w:proofErr w:type="spellEnd"/>
-      <w:r>
-        <w:t xml:space="preserve"> (ABERTA, ENCERRADA ou SUSPENSA) e </w:t>
-      </w:r>
-      <w:proofErr w:type="spellStart"/>
-      <w:r>
-        <w:t>StatusCandidatura</w:t>
-      </w:r>
-      <w:proofErr w:type="spellEnd"/>
-      <w:r>
-        <w:t xml:space="preserve"> (PENDENTE, ACEITA, RECUSADA ou CANCELADA).</w:t>
+        <w:t>joined table inheritance</w:t>
+      </w:r>
+      <w:r>
+        <w:t xml:space="preserve">). Os atributos de tipo enumerado assumem valores fixos, armazenados como colunas do tipo ENUM no MySQL — por exemplo, StatusVaga (ABERTA, ENCERRADA </w:t>
+      </w:r>
+      <w:r>
+        <w:lastRenderedPageBreak/>
+        <w:t>ou SUSPENSA) e StatusCandidatura (PENDENTE, ACEITA, RECUSADA ou CANCELADA).</w:t>
       </w:r>
     </w:p>
     <w:p>
@@ -16765,7 +14987,6 @@
       </w:pPr>
       <w:bookmarkStart w:id="12" w:name="_Toc242142625"/>
       <w:r>
-        <w:lastRenderedPageBreak/>
         <w:t>Visão de implantação</w:t>
       </w:r>
       <w:bookmarkEnd w:id="12"/>
@@ -16775,39 +14996,7 @@
         <w:pStyle w:val="Corpodetexto"/>
       </w:pPr>
       <w:r>
-        <w:t xml:space="preserve">O </w:t>
-      </w:r>
-      <w:proofErr w:type="spellStart"/>
-      <w:r>
-        <w:t>VolunJá</w:t>
-      </w:r>
-      <w:proofErr w:type="spellEnd"/>
-      <w:r>
-        <w:t xml:space="preserve"> é implantado em contêineres Docker, orquestrados pelo Docker </w:t>
-      </w:r>
-      <w:proofErr w:type="spellStart"/>
-      <w:r>
-        <w:t>Compose</w:t>
-      </w:r>
-      <w:proofErr w:type="spellEnd"/>
-      <w:r>
-        <w:t xml:space="preserve">, em uma máquina da própria equipe. Por se tratar de um produto mínimo viável (MVP) de uso acadêmico, com dezenas de usuários simultâneos nas validações e nas apresentações, um computador da equipe atende à carga prevista e dispensa custos de hospedagem. A aplicação é publicada na Internet por um túnel da </w:t>
-      </w:r>
-      <w:proofErr w:type="spellStart"/>
-      <w:r>
-        <w:t>Cloudflare</w:t>
-      </w:r>
-      <w:proofErr w:type="spellEnd"/>
-      <w:r>
-        <w:t xml:space="preserve"> (</w:t>
-      </w:r>
-      <w:proofErr w:type="spellStart"/>
-      <w:r>
-        <w:t>Cloudflare</w:t>
-      </w:r>
-      <w:proofErr w:type="spellEnd"/>
-      <w:r>
-        <w:t>, 2026), em um domínio de teste, sem a necessidade de um servidor dedicado.</w:t>
+        <w:t>O VolunJá é implantado em contêineres Docker, orquestrados pelo Docker Compose, em uma máquina da própria equipe. Por se tratar de um produto mínimo viável (MVP) de uso acadêmico, com dezenas de usuários simultâneos nas validações e nas apresentações, um computador da equipe atende à carga prevista e dispensa custos de hospedagem. A aplicação é publicada na Internet por um túnel da Cloudflare (Cloudflare, 2026), em um domínio de teste, sem a necessidade de um servidor dedicado.</w:t>
       </w:r>
     </w:p>
     <w:p>
@@ -16815,17 +15004,8 @@
         <w:pStyle w:val="Corpodetexto"/>
       </w:pPr>
       <w:r>
-        <w:t xml:space="preserve">Além do </w:t>
-      </w:r>
-      <w:proofErr w:type="spellStart"/>
-      <w:r>
-        <w:t>cloudflared</w:t>
-      </w:r>
-      <w:proofErr w:type="spellEnd"/>
-      <w:r>
-        <w:t xml:space="preserve">, que conecta a máquina ao túnel, a composição tem três contêineres: o </w:t>
-      </w:r>
-      <w:proofErr w:type="spellStart"/>
+        <w:t xml:space="preserve">Além do cloudflared, que conecta a máquina ao túnel, a composição tem três contêineres: o </w:t>
+      </w:r>
       <w:r>
         <w:rPr>
           <w:b/>
@@ -16833,7 +15013,6 @@
         </w:rPr>
         <w:t>Nginx</w:t>
       </w:r>
-      <w:proofErr w:type="spellEnd"/>
       <w:r>
         <w:t xml:space="preserve">, que entrega o </w:t>
       </w:r>
@@ -16855,23 +15034,7 @@
         <w:t>API</w:t>
       </w:r>
       <w:r>
-        <w:t xml:space="preserve">, em que o </w:t>
-      </w:r>
-      <w:proofErr w:type="spellStart"/>
-      <w:r>
-        <w:t>FastAPI</w:t>
-      </w:r>
-      <w:proofErr w:type="spellEnd"/>
-      <w:r>
-        <w:t xml:space="preserve"> é executado pelo servidor ASGI </w:t>
-      </w:r>
-      <w:proofErr w:type="spellStart"/>
-      <w:r>
-        <w:t>Uvicorn</w:t>
-      </w:r>
-      <w:proofErr w:type="spellEnd"/>
-      <w:r>
-        <w:t xml:space="preserve">; e o banco de dados </w:t>
+        <w:t xml:space="preserve">, em que o FastAPI é executado pelo servidor ASGI Uvicorn; e o banco de dados </w:t>
       </w:r>
       <w:r>
         <w:rPr>
@@ -16881,15 +15044,7 @@
         <w:t>MySQL 8.4 (LTS)</w:t>
       </w:r>
       <w:r>
-        <w:t xml:space="preserve">, acessível apenas pela rede interna do Docker. Os dados e os documentos das candidaturas ficam em volumes persistentes, e os e-mails são enviados por um provedor SMTP externo. O MySQL, definido no DV (Quadro 5), é um sistema gerenciador de banco de dados relacional maduro e gratuito, adequado a dados fortemente relacionados — vagas, candidaturas e documentos — que exigem integridade referencial, e possui suporte nativo no </w:t>
-      </w:r>
-      <w:proofErr w:type="spellStart"/>
-      <w:r>
-        <w:t>SQLAlchemy</w:t>
-      </w:r>
-      <w:proofErr w:type="spellEnd"/>
-      <w:r>
-        <w:t>.</w:t>
+        <w:t>, acessível apenas pela rede interna do Docker. Os dados e os documentos das candidaturas ficam em volumes persistentes, e os e-mails são enviados por um provedor SMTP externo. O MySQL, definido no DV (Quadro 5), é um sistema gerenciador de banco de dados relacional maduro e gratuito, adequado a dados fortemente relacionados — vagas, candidaturas e documentos — que exigem integridade referencial, e possui suporte nativo no SQLAlchemy.</w:t>
       </w:r>
     </w:p>
     <w:p>
@@ -16897,41 +15052,15 @@
         <w:pStyle w:val="Corpodetexto"/>
       </w:pPr>
       <w:r>
-        <w:t xml:space="preserve">No desenvolvimento, cada integrante executa a mesma composição na própria máquina, e a integração contínua roda no GitHub </w:t>
-      </w:r>
-      <w:proofErr w:type="spellStart"/>
-      <w:r>
-        <w:t>Actions</w:t>
-      </w:r>
-      <w:proofErr w:type="spellEnd"/>
-      <w:r>
-        <w:t xml:space="preserve"> a cada </w:t>
-      </w:r>
-      <w:proofErr w:type="spellStart"/>
+        <w:t xml:space="preserve">No desenvolvimento, cada integrante executa a mesma composição na própria máquina, e a integração contínua roda no GitHub Actions a cada </w:t>
+      </w:r>
       <w:r>
         <w:rPr>
           <w:i/>
           <w:iCs/>
         </w:rPr>
-        <w:t>pull</w:t>
-      </w:r>
-      <w:proofErr w:type="spellEnd"/>
-      <w:r>
-        <w:rPr>
-          <w:i/>
-          <w:iCs/>
-        </w:rPr>
-        <w:t xml:space="preserve"> </w:t>
-      </w:r>
-      <w:proofErr w:type="spellStart"/>
-      <w:r>
-        <w:rPr>
-          <w:i/>
-          <w:iCs/>
-        </w:rPr>
-        <w:t>request</w:t>
-      </w:r>
-      <w:proofErr w:type="spellEnd"/>
+        <w:t>pull request</w:t>
+      </w:r>
       <w:r>
         <w:t>.</w:t>
       </w:r>
@@ -16962,6 +15091,7 @@
           <w:sz w:val="20"/>
           <w:szCs w:val="20"/>
         </w:rPr>
+        <w:lastRenderedPageBreak/>
         <w:t xml:space="preserve">Figura 8 – </w:t>
       </w:r>
       <w:r>
@@ -16969,17 +15099,8 @@
           <w:sz w:val="20"/>
           <w:szCs w:val="20"/>
         </w:rPr>
-        <w:t xml:space="preserve">Diagrama de implantação do </w:t>
-      </w:r>
-      <w:proofErr w:type="spellStart"/>
-      <w:r>
-        <w:rPr>
-          <w:sz w:val="20"/>
-          <w:szCs w:val="20"/>
-        </w:rPr>
-        <w:t>VolunJá</w:t>
-      </w:r>
-      <w:proofErr w:type="spellEnd"/>
+        <w:t>Diagrama de implantação do VolunJá</w:t>
+      </w:r>
     </w:p>
     <w:p>
       <w:pPr>
@@ -17061,16 +15182,7 @@
         <w:pStyle w:val="Corpodetexto"/>
       </w:pPr>
       <w:r>
-        <w:lastRenderedPageBreak/>
-        <w:t xml:space="preserve">A documentação do projeto, em </w:t>
-      </w:r>
-      <w:proofErr w:type="spellStart"/>
-      <w:r>
-        <w:t>MkDocs</w:t>
-      </w:r>
-      <w:proofErr w:type="spellEnd"/>
-      <w:r>
-        <w:t>, continua publicada no GitHub Pages (DV, Quadro 5), de forma independente da aplicação.</w:t>
+        <w:t>A documentação do projeto, em MkDocs, continua publicada no GitHub Pages (DV, Quadro 5), de forma independente da aplicação.</w:t>
       </w:r>
     </w:p>
     <w:p>
@@ -17171,6 +15283,7 @@
         </w:numPr>
       </w:pPr>
       <w:r>
+        <w:lastRenderedPageBreak/>
         <w:t>o software é dimensionado, no MVP, para até 100 usuários autenticados simultaneamente, número compatível com o contexto acadêmico de validação;</w:t>
       </w:r>
     </w:p>
@@ -17195,23 +15308,7 @@
         </w:numPr>
       </w:pPr>
       <w:r>
-        <w:t xml:space="preserve">a interface é oferecida em português do Brasil, com datas no formato </w:t>
-      </w:r>
-      <w:proofErr w:type="spellStart"/>
-      <w:r>
-        <w:t>dd</w:t>
-      </w:r>
-      <w:proofErr w:type="spellEnd"/>
-      <w:r>
-        <w:t>/mm/</w:t>
-      </w:r>
-      <w:proofErr w:type="spellStart"/>
-      <w:r>
-        <w:t>aaaa</w:t>
-      </w:r>
-      <w:proofErr w:type="spellEnd"/>
-      <w:r>
-        <w:t xml:space="preserve"> e horário de Brasília.</w:t>
+        <w:t>a interface é oferecida em português do Brasil, com datas no formato dd/mm/aaaa e horário de Brasília.</w:t>
       </w:r>
     </w:p>
     <w:p>
@@ -17219,31 +15316,15 @@
         <w:pStyle w:val="Corpodetexto"/>
       </w:pPr>
       <w:r>
-        <w:t>As características de qualidade relevantes para o software, segundo o modelo de qualidade da norma ISO/IEC 25010 (</w:t>
-      </w:r>
-      <w:proofErr w:type="spellStart"/>
-      <w:r>
-        <w:t>International</w:t>
-      </w:r>
-      <w:proofErr w:type="spellEnd"/>
-      <w:r>
-        <w:t xml:space="preserve"> </w:t>
-      </w:r>
-      <w:proofErr w:type="spellStart"/>
-      <w:r>
-        <w:t>Organization</w:t>
-      </w:r>
-      <w:proofErr w:type="spellEnd"/>
-      <w:r>
-        <w:t xml:space="preserve"> for </w:t>
-      </w:r>
-      <w:proofErr w:type="spellStart"/>
-      <w:r>
-        <w:t>Standardization</w:t>
-      </w:r>
-      <w:proofErr w:type="spellEnd"/>
-      <w:r>
-        <w:t>, 2011), estão descritas no Quadro 8.</w:t>
+        <w:t>9) a candidatura deve obedecer às regras RN01 a RN05 do DV: bloquear conflitos com candidaturas ativas, informar a vaga conflitante e preservar a consistência da agenda em operações concorrentes (RF26 e RF27).</w:t>
+      </w:r>
+    </w:p>
+    <w:p>
+      <w:pPr>
+        <w:pStyle w:val="Corpodetexto"/>
+      </w:pPr>
+      <w:r>
+        <w:t>As características de qualidade relevantes para o software, segundo o modelo de qualidade da norma ISO/IEC 25010 (International Organization for Standardization, 2011), estão descritas no Quadro 8.</w:t>
       </w:r>
     </w:p>
     <w:p>
@@ -17264,7 +15345,6 @@
           <w:sz w:val="20"/>
           <w:szCs w:val="20"/>
         </w:rPr>
-        <w:lastRenderedPageBreak/>
         <w:t xml:space="preserve">Quadro 8 – </w:t>
       </w:r>
       <w:r>
@@ -17463,23 +15543,7 @@
                 <w:sz w:val="20"/>
                 <w:szCs w:val="20"/>
               </w:rPr>
-              <w:t xml:space="preserve">Protótipos no </w:t>
-            </w:r>
-            <w:proofErr w:type="spellStart"/>
-            <w:r>
-              <w:rPr>
-                <w:sz w:val="20"/>
-                <w:szCs w:val="20"/>
-              </w:rPr>
-              <w:t>Figma</w:t>
-            </w:r>
-            <w:proofErr w:type="spellEnd"/>
-            <w:r>
-              <w:rPr>
-                <w:sz w:val="20"/>
-                <w:szCs w:val="20"/>
-              </w:rPr>
-              <w:t>, testes de usabilidade a cada incremento, diretrizes WCAG 2.1 no nível AA (W3C, 2018) e mensagens de erro claras.</w:t>
+              <w:t>Protótipos no Figma, testes de usabilidade a cada incremento, diretrizes WCAG 2.1 no nível AA (W3C, 2018) e mensagens de erro claras.</w:t>
             </w:r>
           </w:p>
         </w:tc>
@@ -17572,7 +15636,6 @@
               </w:rPr>
               <w:t xml:space="preserve">JWT com expiração, </w:t>
             </w:r>
-            <w:proofErr w:type="spellStart"/>
             <w:r>
               <w:rPr>
                 <w:i/>
@@ -17582,29 +15645,12 @@
               </w:rPr>
               <w:t>hash</w:t>
             </w:r>
-            <w:proofErr w:type="spellEnd"/>
-            <w:r>
-              <w:rPr>
-                <w:sz w:val="20"/>
-                <w:szCs w:val="20"/>
-              </w:rPr>
-              <w:t xml:space="preserve"> Argon2, autorização por perfil e por propriedade, validação com </w:t>
-            </w:r>
-            <w:proofErr w:type="spellStart"/>
-            <w:r>
-              <w:rPr>
-                <w:sz w:val="20"/>
-                <w:szCs w:val="20"/>
-              </w:rPr>
-              <w:t>Pydantic</w:t>
-            </w:r>
-            <w:proofErr w:type="spellEnd"/>
-            <w:r>
-              <w:rPr>
-                <w:sz w:val="20"/>
-                <w:szCs w:val="20"/>
-              </w:rPr>
-              <w:t>, ORM contra injeção de SQL e limites no envio de arquivos.</w:t>
+            <w:r>
+              <w:rPr>
+                <w:sz w:val="20"/>
+                <w:szCs w:val="20"/>
+              </w:rPr>
+              <w:t xml:space="preserve"> Argon2, autorização por perfil e por propriedade, validação com Pydantic, ORM contra injeção de SQL e limites no envio de arquivos.</w:t>
             </w:r>
           </w:p>
         </w:tc>
@@ -17800,23 +15846,7 @@
                 <w:sz w:val="20"/>
                 <w:szCs w:val="20"/>
               </w:rPr>
-              <w:t xml:space="preserve"> no </w:t>
-            </w:r>
-            <w:proofErr w:type="spellStart"/>
-            <w:r>
-              <w:rPr>
-                <w:sz w:val="20"/>
-                <w:szCs w:val="20"/>
-              </w:rPr>
-              <w:t>Nginx</w:t>
-            </w:r>
-            <w:proofErr w:type="spellEnd"/>
-            <w:r>
-              <w:rPr>
-                <w:sz w:val="20"/>
-                <w:szCs w:val="20"/>
-              </w:rPr>
-              <w:t>.</w:t>
+              <w:t xml:space="preserve"> no Nginx.</w:t>
             </w:r>
           </w:p>
         </w:tc>
@@ -18091,23 +16121,7 @@
                 <w:sz w:val="20"/>
                 <w:szCs w:val="20"/>
               </w:rPr>
-              <w:t xml:space="preserve">API documentada em </w:t>
-            </w:r>
-            <w:proofErr w:type="spellStart"/>
-            <w:r>
-              <w:rPr>
-                <w:sz w:val="20"/>
-                <w:szCs w:val="20"/>
-              </w:rPr>
-              <w:t>OpenAPI</w:t>
-            </w:r>
-            <w:proofErr w:type="spellEnd"/>
-            <w:r>
-              <w:rPr>
-                <w:sz w:val="20"/>
-                <w:szCs w:val="20"/>
-              </w:rPr>
-              <w:t>, o que permite integrar outros clientes no futuro, como um aplicativo móvel.</w:t>
+              <w:t>API documentada em OpenAPI, o que permite integrar outros clientes no futuro, como um aplicativo móvel.</w:t>
             </w:r>
           </w:p>
         </w:tc>
@@ -18184,6 +16198,7 @@
           <w:sz w:val="20"/>
           <w:szCs w:val="20"/>
         </w:rPr>
+        <w:lastRenderedPageBreak/>
         <w:t xml:space="preserve">Quadro 9 – </w:t>
       </w:r>
       <w:r>
@@ -20281,6 +18296,155 @@
           </w:p>
         </w:tc>
       </w:tr>
+      <w:tr>
+        <w:trPr>
+          <w:cantSplit/>
+        </w:trPr>
+        <w:tc>
+          <w:tcPr>
+            <w:tcW w:w="3550" w:type="dxa"/>
+            <w:tcBorders>
+              <w:top w:val="single" w:sz="4" w:space="0" w:color="000000"/>
+              <w:left w:val="single" w:sz="4" w:space="0" w:color="000000"/>
+              <w:bottom w:val="single" w:sz="4" w:space="0" w:color="000000"/>
+              <w:right w:val="single" w:sz="4" w:space="0" w:color="000000"/>
+            </w:tcBorders>
+          </w:tcPr>
+          <w:p>
+            <w:pPr>
+              <w:keepNext/>
+              <w:spacing w:before="20" w:after="20"/>
+              <w:rPr>
+                <w:sz w:val="18"/>
+                <w:szCs w:val="18"/>
+              </w:rPr>
+            </w:pPr>
+            <w:r>
+              <w:rPr>
+                <w:sz w:val="18"/>
+                <w:szCs w:val="18"/>
+              </w:rPr>
+              <w:t>Consultar calendário (RF26)</w:t>
+            </w:r>
+          </w:p>
+        </w:tc>
+        <w:tc>
+          <w:tcPr>
+            <w:tcW w:w="1050" w:type="dxa"/>
+            <w:tcBorders>
+              <w:top w:val="single" w:sz="4" w:space="0" w:color="000000"/>
+              <w:left w:val="single" w:sz="4" w:space="0" w:color="000000"/>
+              <w:bottom w:val="single" w:sz="4" w:space="0" w:color="000000"/>
+              <w:right w:val="single" w:sz="4" w:space="0" w:color="000000"/>
+            </w:tcBorders>
+          </w:tcPr>
+          <w:p>
+            <w:pPr>
+              <w:keepNext/>
+              <w:spacing w:before="20" w:after="20"/>
+              <w:jc w:val="center"/>
+              <w:rPr>
+                <w:sz w:val="18"/>
+                <w:szCs w:val="18"/>
+              </w:rPr>
+            </w:pPr>
+            <w:r>
+              <w:rPr>
+                <w:sz w:val="18"/>
+                <w:szCs w:val="18"/>
+              </w:rPr>
+              <w:t>—</w:t>
+            </w:r>
+          </w:p>
+        </w:tc>
+        <w:tc>
+          <w:tcPr>
+            <w:tcW w:w="1300" w:type="dxa"/>
+            <w:tcBorders>
+              <w:top w:val="single" w:sz="4" w:space="0" w:color="000000"/>
+              <w:left w:val="single" w:sz="4" w:space="0" w:color="000000"/>
+              <w:bottom w:val="single" w:sz="4" w:space="0" w:color="000000"/>
+              <w:right w:val="single" w:sz="4" w:space="0" w:color="000000"/>
+            </w:tcBorders>
+          </w:tcPr>
+          <w:p>
+            <w:pPr>
+              <w:keepNext/>
+              <w:spacing w:before="20" w:after="20"/>
+              <w:jc w:val="center"/>
+              <w:rPr>
+                <w:sz w:val="18"/>
+                <w:szCs w:val="18"/>
+              </w:rPr>
+            </w:pPr>
+            <w:r>
+              <w:rPr>
+                <w:sz w:val="18"/>
+                <w:szCs w:val="18"/>
+              </w:rPr>
+              <w:t>Próprio</w:t>
+            </w:r>
+          </w:p>
+        </w:tc>
+        <w:tc>
+          <w:tcPr>
+            <w:tcW w:w="1700" w:type="dxa"/>
+            <w:tcBorders>
+              <w:top w:val="single" w:sz="4" w:space="0" w:color="000000"/>
+              <w:left w:val="single" w:sz="4" w:space="0" w:color="000000"/>
+              <w:bottom w:val="single" w:sz="4" w:space="0" w:color="000000"/>
+              <w:right w:val="single" w:sz="4" w:space="0" w:color="000000"/>
+            </w:tcBorders>
+          </w:tcPr>
+          <w:p>
+            <w:pPr>
+              <w:keepNext/>
+              <w:spacing w:before="20" w:after="20"/>
+              <w:jc w:val="center"/>
+              <w:rPr>
+                <w:sz w:val="18"/>
+                <w:szCs w:val="18"/>
+              </w:rPr>
+            </w:pPr>
+            <w:r>
+              <w:rPr>
+                <w:sz w:val="18"/>
+                <w:szCs w:val="18"/>
+              </w:rPr>
+              <w:t>—</w:t>
+            </w:r>
+          </w:p>
+        </w:tc>
+        <w:tc>
+          <w:tcPr>
+            <w:tcW w:w="1425" w:type="dxa"/>
+            <w:tcBorders>
+              <w:top w:val="single" w:sz="4" w:space="0" w:color="000000"/>
+              <w:left w:val="single" w:sz="4" w:space="0" w:color="000000"/>
+              <w:bottom w:val="single" w:sz="4" w:space="0" w:color="000000"/>
+              <w:right w:val="single" w:sz="4" w:space="0" w:color="000000"/>
+            </w:tcBorders>
+          </w:tcPr>
+          <w:p>
+            <w:pPr>
+              <w:keepNext/>
+              <w:spacing w:before="20" w:after="20"/>
+              <w:jc w:val="center"/>
+              <w:rPr>
+                <w:sz w:val="18"/>
+                <w:szCs w:val="18"/>
+              </w:rPr>
+            </w:pPr>
+            <w:r>
+              <w:rPr>
+                <w:sz w:val="18"/>
+                <w:szCs w:val="18"/>
+              </w:rPr>
+              <w:t>—</w:t>
+            </w:r>
+          </w:p>
+        </w:tc>
+      </w:tr>
     </w:tbl>
     <w:p>
       <w:pPr>
@@ -20304,7 +18468,6 @@
         <w:pStyle w:val="Corpodetexto"/>
       </w:pPr>
       <w:r>
-        <w:lastRenderedPageBreak/>
         <w:t xml:space="preserve">As permissões são aplicadas em duas etapas: (i) </w:t>
       </w:r>
       <w:r>
@@ -20315,15 +18478,7 @@
         <w:t>autorização por perfil</w:t>
       </w:r>
       <w:r>
-        <w:t xml:space="preserve">, por dependências do </w:t>
-      </w:r>
-      <w:proofErr w:type="spellStart"/>
-      <w:r>
-        <w:t>FastAPI</w:t>
-      </w:r>
-      <w:proofErr w:type="spellEnd"/>
-      <w:r>
-        <w:t xml:space="preserve"> que verificam o perfil contido no </w:t>
+        <w:t xml:space="preserve">, por dependências do FastAPI que verificam o perfil contido no </w:t>
       </w:r>
       <w:r>
         <w:rPr>
@@ -20335,7 +18490,6 @@
       <w:r>
         <w:t xml:space="preserve"> JWT antes de executar o </w:t>
       </w:r>
-      <w:proofErr w:type="spellStart"/>
       <w:r>
         <w:rPr>
           <w:i/>
@@ -20343,17 +18497,8 @@
         </w:rPr>
         <w:t>endpoint</w:t>
       </w:r>
-      <w:proofErr w:type="spellEnd"/>
-      <w:r>
-        <w:t>; e (</w:t>
-      </w:r>
-      <w:proofErr w:type="spellStart"/>
-      <w:r>
-        <w:t>ii</w:t>
-      </w:r>
-      <w:proofErr w:type="spellEnd"/>
-      <w:r>
-        <w:t xml:space="preserve">) </w:t>
+      <w:r>
+        <w:t xml:space="preserve">; e (ii) </w:t>
       </w:r>
       <w:r>
         <w:rPr>
@@ -20365,7 +18510,6 @@
       <w:r>
         <w:t xml:space="preserve">, nos </w:t>
       </w:r>
-      <w:proofErr w:type="spellStart"/>
       <w:r>
         <w:rPr>
           <w:i/>
@@ -20373,7 +18517,6 @@
         </w:rPr>
         <w:t>services</w:t>
       </w:r>
-      <w:proofErr w:type="spellEnd"/>
       <w:r>
         <w:t xml:space="preserve">, que verificam se o recurso pertence ao usuário autenticado, como a vaga que uma organização tenta editar. O administrador não acessa os documentos das candidaturas, pois não participa da relação entre voluntário e organização, em respeito ao princípio da necessidade da LGPD (Brasil, 2018). Além disso, o </w:t>
       </w:r>
@@ -20395,15 +18538,7 @@
         <w:t>login</w:t>
       </w:r>
       <w:r>
-        <w:t xml:space="preserve"> são limitadas no </w:t>
-      </w:r>
-      <w:proofErr w:type="spellStart"/>
-      <w:r>
-        <w:t>Nginx</w:t>
-      </w:r>
-      <w:proofErr w:type="spellEnd"/>
-      <w:r>
-        <w:t>.</w:t>
+        <w:t xml:space="preserve"> são limitadas no Nginx.</w:t>
       </w:r>
     </w:p>
     <w:p>
@@ -20555,41 +18690,15 @@
       <w:r>
         <w:t xml:space="preserve">CLOUDFLARE. </w:t>
       </w:r>
-      <w:proofErr w:type="spellStart"/>
       <w:r>
         <w:rPr>
           <w:b/>
           <w:bCs/>
         </w:rPr>
-        <w:t>Cloudflare</w:t>
-      </w:r>
-      <w:proofErr w:type="spellEnd"/>
-      <w:r>
-        <w:rPr>
-          <w:b/>
-          <w:bCs/>
-        </w:rPr>
-        <w:t xml:space="preserve"> </w:t>
-      </w:r>
-      <w:proofErr w:type="spellStart"/>
-      <w:r>
-        <w:rPr>
-          <w:b/>
-          <w:bCs/>
-        </w:rPr>
-        <w:t>Tunnel</w:t>
-      </w:r>
-      <w:proofErr w:type="spellEnd"/>
-      <w:r>
-        <w:t xml:space="preserve">. [S. l.]: </w:t>
-      </w:r>
-      <w:proofErr w:type="spellStart"/>
-      <w:r>
-        <w:t>Cloudflare</w:t>
-      </w:r>
-      <w:proofErr w:type="spellEnd"/>
-      <w:r>
-        <w:t xml:space="preserve">, 2026. Disponível em: </w:t>
+        <w:t>Cloudflare Tunnel</w:t>
+      </w:r>
+      <w:r>
+        <w:t xml:space="preserve">. [S. l.]: Cloudflare, 2026. Disponível em: </w:t>
       </w:r>
       <w:hyperlink r:id="rId25" w:history="1">
         <w:r>
@@ -20611,37 +18720,12 @@
       <w:r>
         <w:t xml:space="preserve">CONVENTIONAL COMMITS. </w:t>
       </w:r>
-      <w:proofErr w:type="spellStart"/>
       <w:r>
         <w:rPr>
           <w:b/>
           <w:bCs/>
         </w:rPr>
-        <w:t>Conventional</w:t>
-      </w:r>
-      <w:proofErr w:type="spellEnd"/>
-      <w:r>
-        <w:rPr>
-          <w:b/>
-          <w:bCs/>
-        </w:rPr>
-        <w:t xml:space="preserve"> </w:t>
-      </w:r>
-      <w:proofErr w:type="spellStart"/>
-      <w:r>
-        <w:rPr>
-          <w:b/>
-          <w:bCs/>
-        </w:rPr>
-        <w:t>Commits</w:t>
-      </w:r>
-      <w:proofErr w:type="spellEnd"/>
-      <w:r>
-        <w:rPr>
-          <w:b/>
-          <w:bCs/>
-        </w:rPr>
-        <w:t xml:space="preserve"> 1.0.0</w:t>
+        <w:t>Conventional Commits 1.0.0</w:t>
       </w:r>
       <w:r>
         <w:t xml:space="preserve">. [S. l.], 2019. Disponível em: </w:t>
@@ -20709,31 +18793,13 @@
       <w:r>
         <w:t xml:space="preserve">FASTAPI. </w:t>
       </w:r>
-      <w:proofErr w:type="spellStart"/>
       <w:r>
         <w:rPr>
           <w:b/>
           <w:bCs/>
         </w:rPr>
-        <w:t>FastAPI</w:t>
-      </w:r>
-      <w:proofErr w:type="spellEnd"/>
-      <w:r>
-        <w:rPr>
-          <w:b/>
-          <w:bCs/>
-        </w:rPr>
-        <w:t xml:space="preserve"> </w:t>
-      </w:r>
-      <w:proofErr w:type="spellStart"/>
-      <w:r>
-        <w:rPr>
-          <w:b/>
-          <w:bCs/>
-        </w:rPr>
-        <w:t>documentation</w:t>
-      </w:r>
-      <w:proofErr w:type="spellEnd"/>
+        <w:t>FastAPI documentation</w:t>
+      </w:r>
       <w:r>
         <w:t xml:space="preserve">. [S. l.], 2026. Disponível em: </w:t>
       </w:r>
@@ -20748,33 +18814,11 @@
       <w:r>
         <w:t xml:space="preserve">. </w:t>
       </w:r>
-      <w:proofErr w:type="spellStart"/>
       <w:r>
         <w:rPr>
           <w:lang w:val="en-US"/>
         </w:rPr>
-        <w:t>Acesso</w:t>
-      </w:r>
-      <w:proofErr w:type="spellEnd"/>
-      <w:r>
-        <w:rPr>
-          <w:lang w:val="en-US"/>
-        </w:rPr>
-        <w:t xml:space="preserve"> </w:t>
-      </w:r>
-      <w:proofErr w:type="spellStart"/>
-      <w:r>
-        <w:rPr>
-          <w:lang w:val="en-US"/>
-        </w:rPr>
-        <w:t>em</w:t>
-      </w:r>
-      <w:proofErr w:type="spellEnd"/>
-      <w:r>
-        <w:rPr>
-          <w:lang w:val="en-US"/>
-        </w:rPr>
-        <w:t>: 5 out. 2026.</w:t>
+        <w:t>Acesso em: 5 out. 2026.</w:t>
       </w:r>
     </w:p>
     <w:p>
@@ -20803,49 +18847,7 @@
         <w:rPr>
           <w:lang w:val="en-US"/>
         </w:rPr>
-        <w:t xml:space="preserve">. 2000. </w:t>
-      </w:r>
-      <w:proofErr w:type="spellStart"/>
-      <w:r>
-        <w:rPr>
-          <w:lang w:val="en-US"/>
-        </w:rPr>
-        <w:t>Tese</w:t>
-      </w:r>
-      <w:proofErr w:type="spellEnd"/>
-      <w:r>
-        <w:rPr>
-          <w:lang w:val="en-US"/>
-        </w:rPr>
-        <w:t xml:space="preserve"> (</w:t>
-      </w:r>
-      <w:proofErr w:type="spellStart"/>
-      <w:r>
-        <w:rPr>
-          <w:lang w:val="en-US"/>
-        </w:rPr>
-        <w:t>Doutorado</w:t>
-      </w:r>
-      <w:proofErr w:type="spellEnd"/>
-      <w:r>
-        <w:rPr>
-          <w:lang w:val="en-US"/>
-        </w:rPr>
-        <w:t xml:space="preserve"> </w:t>
-      </w:r>
-      <w:proofErr w:type="spellStart"/>
-      <w:r>
-        <w:rPr>
-          <w:lang w:val="en-US"/>
-        </w:rPr>
-        <w:t>em</w:t>
-      </w:r>
-      <w:proofErr w:type="spellEnd"/>
-      <w:r>
-        <w:rPr>
-          <w:lang w:val="en-US"/>
-        </w:rPr>
-        <w:t xml:space="preserve"> Information and Computer Science) – University of California, Irvine, 2000.</w:t>
+        <w:t>. 2000. Tese (Doutorado em Information and Computer Science) – University of California, Irvine, 2000.</w:t>
       </w:r>
     </w:p>
     <w:p>
@@ -20885,7 +18887,6 @@
       <w:r>
         <w:t xml:space="preserve">GRUPO GOSLING. </w:t>
       </w:r>
-      <w:proofErr w:type="spellStart"/>
       <w:r>
         <w:rPr>
           <w:b/>
@@ -20893,7 +18894,6 @@
         </w:rPr>
         <w:t>VolunJá</w:t>
       </w:r>
-      <w:proofErr w:type="spellEnd"/>
       <w:r>
         <w:t>: visão do produto e do projeto. Versão 0.3. Brasília, 2026. Documento da disciplina Métodos de Desenvolvimento de Software.</w:t>
       </w:r>
@@ -20924,21 +18924,7 @@
         <w:rPr>
           <w:lang w:val="en-US"/>
         </w:rPr>
-        <w:t>: systems and software engineering: systems and software quality requirements and evaluation (</w:t>
-      </w:r>
-      <w:proofErr w:type="spellStart"/>
-      <w:r>
-        <w:rPr>
-          <w:lang w:val="en-US"/>
-        </w:rPr>
-        <w:t>SQuaRE</w:t>
-      </w:r>
-      <w:proofErr w:type="spellEnd"/>
-      <w:r>
-        <w:rPr>
-          <w:lang w:val="en-US"/>
-        </w:rPr>
-        <w:t>): system and software quality models. Geneva: ISO, 2011.</w:t>
+        <w:t>: systems and software engineering: systems and software quality requirements and evaluation (SQuaRE): system and software quality models. Geneva: ISO, 2011.</w:t>
       </w:r>
     </w:p>
     <w:p>
@@ -20960,15 +18946,7 @@
         <w:t>IEEE Software</w:t>
       </w:r>
       <w:r>
-        <w:t xml:space="preserve">, Los </w:t>
-      </w:r>
-      <w:proofErr w:type="spellStart"/>
-      <w:r>
-        <w:t>Alamitos</w:t>
-      </w:r>
-      <w:proofErr w:type="spellEnd"/>
-      <w:r>
-        <w:t>, v. 12, n. 6, p. 42-50, nov. 1995.</w:t>
+        <w:t>, Los Alamitos, v. 12, n. 6, p. 42-50, nov. 1995.</w:t>
       </w:r>
     </w:p>
     <w:p>
@@ -20987,23 +18965,7 @@
           <w:b/>
           <w:bCs/>
         </w:rPr>
-        <w:t xml:space="preserve">MySQL 8.4 </w:t>
-      </w:r>
-      <w:proofErr w:type="spellStart"/>
-      <w:r>
-        <w:rPr>
-          <w:b/>
-          <w:bCs/>
-        </w:rPr>
-        <w:t>reference</w:t>
-      </w:r>
-      <w:proofErr w:type="spellEnd"/>
-      <w:r>
-        <w:rPr>
-          <w:b/>
-          <w:bCs/>
-        </w:rPr>
-        <w:t xml:space="preserve"> manual</w:t>
+        <w:t>MySQL 8.4 reference manual</w:t>
       </w:r>
       <w:r>
         <w:t xml:space="preserve">. [S. l.]: Oracle, 2026. Disponível em: </w:t>
@@ -21019,33 +18981,11 @@
       <w:r>
         <w:t xml:space="preserve">. </w:t>
       </w:r>
-      <w:proofErr w:type="spellStart"/>
       <w:r>
         <w:rPr>
           <w:lang w:val="en-US"/>
         </w:rPr>
-        <w:t>Acesso</w:t>
-      </w:r>
-      <w:proofErr w:type="spellEnd"/>
-      <w:r>
-        <w:rPr>
-          <w:lang w:val="en-US"/>
-        </w:rPr>
-        <w:t xml:space="preserve"> </w:t>
-      </w:r>
-      <w:proofErr w:type="spellStart"/>
-      <w:r>
-        <w:rPr>
-          <w:lang w:val="en-US"/>
-        </w:rPr>
-        <w:t>em</w:t>
-      </w:r>
-      <w:proofErr w:type="spellEnd"/>
-      <w:r>
-        <w:rPr>
-          <w:lang w:val="en-US"/>
-        </w:rPr>
-        <w:t>: 5 out. 2026.</w:t>
+        <w:t>Acesso em: 5 out. 2026.</w:t>
       </w:r>
     </w:p>
     <w:p>
@@ -21077,13 +19017,8 @@
         </w:rPr>
         <w:t xml:space="preserve">: version 2.5.1. </w:t>
       </w:r>
-      <w:proofErr w:type="spellStart"/>
-      <w:r>
-        <w:t>Needham</w:t>
-      </w:r>
-      <w:proofErr w:type="spellEnd"/>
-      <w:r>
-        <w:t xml:space="preserve">: OMG, 2017. Disponível em: </w:t>
+      <w:r>
+        <w:t xml:space="preserve">Needham: OMG, 2017. Disponível em: </w:t>
       </w:r>
       <w:hyperlink r:id="rId30" w:history="1">
         <w:r>
@@ -21096,33 +19031,11 @@
       <w:r>
         <w:t xml:space="preserve">. </w:t>
       </w:r>
-      <w:proofErr w:type="spellStart"/>
       <w:r>
         <w:rPr>
           <w:lang w:val="en-US"/>
         </w:rPr>
-        <w:t>Acesso</w:t>
-      </w:r>
-      <w:proofErr w:type="spellEnd"/>
-      <w:r>
-        <w:rPr>
-          <w:lang w:val="en-US"/>
-        </w:rPr>
-        <w:t xml:space="preserve"> </w:t>
-      </w:r>
-      <w:proofErr w:type="spellStart"/>
-      <w:r>
-        <w:rPr>
-          <w:lang w:val="en-US"/>
-        </w:rPr>
-        <w:t>em</w:t>
-      </w:r>
-      <w:proofErr w:type="spellEnd"/>
-      <w:r>
-        <w:rPr>
-          <w:lang w:val="en-US"/>
-        </w:rPr>
-        <w:t>: 5 out. 2026.</w:t>
+        <w:t>Acesso em: 5 out. 2026.</w:t>
       </w:r>
     </w:p>
     <w:p>
@@ -21136,23 +19049,13 @@
         </w:rPr>
         <w:t xml:space="preserve">OPENAPI INITIATIVE. </w:t>
       </w:r>
-      <w:proofErr w:type="spellStart"/>
       <w:r>
         <w:rPr>
           <w:b/>
           <w:bCs/>
           <w:lang w:val="en-US"/>
         </w:rPr>
-        <w:t>OpenAPI</w:t>
-      </w:r>
-      <w:proofErr w:type="spellEnd"/>
-      <w:r>
-        <w:rPr>
-          <w:b/>
-          <w:bCs/>
-          <w:lang w:val="en-US"/>
-        </w:rPr>
-        <w:t xml:space="preserve"> specification</w:t>
+        <w:t>OpenAPI specification</w:t>
       </w:r>
       <w:r>
         <w:rPr>
@@ -21267,23 +19170,13 @@
         </w:rPr>
         <w:t xml:space="preserve">SQLALCHEMY. </w:t>
       </w:r>
-      <w:proofErr w:type="spellStart"/>
       <w:r>
         <w:rPr>
           <w:b/>
           <w:bCs/>
           <w:lang w:val="en-US"/>
         </w:rPr>
-        <w:t>SQLAlchemy</w:t>
-      </w:r>
-      <w:proofErr w:type="spellEnd"/>
-      <w:r>
-        <w:rPr>
-          <w:b/>
-          <w:bCs/>
-          <w:lang w:val="en-US"/>
-        </w:rPr>
-        <w:t xml:space="preserve"> 2.0 documentation</w:t>
+        <w:t>SQLAlchemy 2.0 documentation</w:t>
       </w:r>
       <w:r>
         <w:rPr>
@@ -21305,33 +19198,11 @@
       <w:r>
         <w:t xml:space="preserve">. </w:t>
       </w:r>
-      <w:proofErr w:type="spellStart"/>
       <w:r>
         <w:rPr>
           <w:lang w:val="en-US"/>
         </w:rPr>
-        <w:t>Acesso</w:t>
-      </w:r>
-      <w:proofErr w:type="spellEnd"/>
-      <w:r>
-        <w:rPr>
-          <w:lang w:val="en-US"/>
-        </w:rPr>
-        <w:t xml:space="preserve"> </w:t>
-      </w:r>
-      <w:proofErr w:type="spellStart"/>
-      <w:r>
-        <w:rPr>
-          <w:lang w:val="en-US"/>
-        </w:rPr>
-        <w:t>em</w:t>
-      </w:r>
-      <w:proofErr w:type="spellEnd"/>
-      <w:r>
-        <w:rPr>
-          <w:lang w:val="en-US"/>
-        </w:rPr>
-        <w:t>: 5 out. 2026.</w:t>
+        <w:t>Acesso em: 5 out. 2026.</w:t>
       </w:r>
     </w:p>
     <w:p>
@@ -21360,35 +19231,7 @@
         <w:rPr>
           <w:lang w:val="en-US"/>
         </w:rPr>
-        <w:t xml:space="preserve">: style guide for Python code. [S. l.]: Python Software Foundation, 2001. </w:t>
-      </w:r>
-      <w:proofErr w:type="spellStart"/>
-      <w:r>
-        <w:rPr>
-          <w:lang w:val="en-US"/>
-        </w:rPr>
-        <w:t>Disponível</w:t>
-      </w:r>
-      <w:proofErr w:type="spellEnd"/>
-      <w:r>
-        <w:rPr>
-          <w:lang w:val="en-US"/>
-        </w:rPr>
-        <w:t xml:space="preserve"> </w:t>
-      </w:r>
-      <w:proofErr w:type="spellStart"/>
-      <w:r>
-        <w:rPr>
-          <w:lang w:val="en-US"/>
-        </w:rPr>
-        <w:t>em</w:t>
-      </w:r>
-      <w:proofErr w:type="spellEnd"/>
-      <w:r>
-        <w:rPr>
-          <w:lang w:val="en-US"/>
-        </w:rPr>
-        <w:t xml:space="preserve">: </w:t>
+        <w:t xml:space="preserve">: style guide for Python code. [S. l.]: Python Software Foundation, 2001. Disponível em: </w:t>
       </w:r>
       <w:hyperlink r:id="rId34" w:history="1">
         <w:r>
@@ -21403,35 +19246,7 @@
         <w:rPr>
           <w:lang w:val="en-US"/>
         </w:rPr>
-        <w:t xml:space="preserve">. </w:t>
-      </w:r>
-      <w:proofErr w:type="spellStart"/>
-      <w:r>
-        <w:rPr>
-          <w:lang w:val="en-US"/>
-        </w:rPr>
-        <w:t>Acesso</w:t>
-      </w:r>
-      <w:proofErr w:type="spellEnd"/>
-      <w:r>
-        <w:rPr>
-          <w:lang w:val="en-US"/>
-        </w:rPr>
-        <w:t xml:space="preserve"> </w:t>
-      </w:r>
-      <w:proofErr w:type="spellStart"/>
-      <w:r>
-        <w:rPr>
-          <w:lang w:val="en-US"/>
-        </w:rPr>
-        <w:t>em</w:t>
-      </w:r>
-      <w:proofErr w:type="spellEnd"/>
-      <w:r>
-        <w:rPr>
-          <w:lang w:val="en-US"/>
-        </w:rPr>
-        <w:t>: 5 out. 2026.</w:t>
+        <w:t>. Acesso em: 5 out. 2026.</w:t>
       </w:r>
     </w:p>
     <w:p>
@@ -21497,31 +19312,13 @@
       <w:r>
         <w:t xml:space="preserve">Este apêndice detalha os padrões referidos na meta MR04 e no requisito RNF07 (DV, Tabela 6). O cumprimento dos padrões é verificado automaticamente na integração contínua e na revisão dos </w:t>
       </w:r>
-      <w:proofErr w:type="spellStart"/>
       <w:r>
         <w:rPr>
           <w:i/>
           <w:iCs/>
         </w:rPr>
-        <w:t>pull</w:t>
-      </w:r>
-      <w:proofErr w:type="spellEnd"/>
-      <w:r>
-        <w:rPr>
-          <w:i/>
-          <w:iCs/>
-        </w:rPr>
-        <w:t xml:space="preserve"> </w:t>
-      </w:r>
-      <w:proofErr w:type="spellStart"/>
-      <w:r>
-        <w:rPr>
-          <w:i/>
-          <w:iCs/>
-        </w:rPr>
-        <w:t>requests</w:t>
-      </w:r>
-      <w:proofErr w:type="spellEnd"/>
+        <w:t>pull requests</w:t>
+      </w:r>
       <w:r>
         <w:t>, como parte do conceito de pronto (DV, seção 3.3). O Quadro 10 resume as convenções de nomenclatura.</w:t>
       </w:r>
@@ -21644,7 +19441,6 @@
               </w:rPr>
               <w:t>Python (</w:t>
             </w:r>
-            <w:proofErr w:type="spellStart"/>
             <w:r>
               <w:rPr>
                 <w:b/>
@@ -21656,7 +19452,6 @@
               </w:rPr>
               <w:t>back-end</w:t>
             </w:r>
-            <w:proofErr w:type="spellEnd"/>
             <w:r>
               <w:rPr>
                 <w:b/>
@@ -21692,25 +19487,14 @@
                 <w:szCs w:val="20"/>
               </w:rPr>
             </w:pPr>
-            <w:proofErr w:type="spellStart"/>
-            <w:r>
-              <w:rPr>
-                <w:b/>
-                <w:bCs/>
-                <w:sz w:val="20"/>
-                <w:szCs w:val="20"/>
-              </w:rPr>
-              <w:t>JavaScript</w:t>
-            </w:r>
-            <w:proofErr w:type="spellEnd"/>
-            <w:r>
-              <w:rPr>
-                <w:b/>
-                <w:bCs/>
-                <w:sz w:val="20"/>
-                <w:szCs w:val="20"/>
-              </w:rPr>
-              <w:t xml:space="preserve"> (</w:t>
+            <w:r>
+              <w:rPr>
+                <w:b/>
+                <w:bCs/>
+                <w:sz w:val="20"/>
+                <w:szCs w:val="20"/>
+              </w:rPr>
+              <w:t>JavaScript (</w:t>
             </w:r>
             <w:r>
               <w:rPr>
@@ -21721,21 +19505,8 @@
                 <w:sz w:val="20"/>
                 <w:szCs w:val="20"/>
               </w:rPr>
-              <w:t>front-</w:t>
-            </w:r>
-            <w:proofErr w:type="spellStart"/>
-            <w:r>
-              <w:rPr>
-                <w:b/>
-                <w:bCs/>
-                <w:i/>
-                <w:iCs/>
-                <w:sz w:val="20"/>
-                <w:szCs w:val="20"/>
-              </w:rPr>
-              <w:t>end</w:t>
-            </w:r>
-            <w:proofErr w:type="spellEnd"/>
+              <w:t>front-end</w:t>
+            </w:r>
             <w:r>
               <w:rPr>
                 <w:b/>
@@ -21804,7 +19575,6 @@
                 <w:lang w:val="en-US"/>
               </w:rPr>
             </w:pPr>
-            <w:proofErr w:type="spellStart"/>
             <w:r>
               <w:rPr>
                 <w:i/>
@@ -21815,7 +19585,6 @@
               </w:rPr>
               <w:t>snake_case</w:t>
             </w:r>
-            <w:proofErr w:type="spellEnd"/>
             <w:r>
               <w:rPr>
                 <w:sz w:val="20"/>
@@ -21845,7 +19614,6 @@
                 <w:szCs w:val="20"/>
               </w:rPr>
             </w:pPr>
-            <w:proofErr w:type="spellStart"/>
             <w:r>
               <w:rPr>
                 <w:i/>
@@ -21855,7 +19623,6 @@
               </w:rPr>
               <w:t>camelCase</w:t>
             </w:r>
-            <w:proofErr w:type="spellEnd"/>
             <w:r>
               <w:rPr>
                 <w:sz w:val="20"/>
@@ -21863,7 +19630,6 @@
               </w:rPr>
               <w:t xml:space="preserve"> (vagaService.js); componentes em </w:t>
             </w:r>
-            <w:proofErr w:type="spellStart"/>
             <w:r>
               <w:rPr>
                 <w:i/>
@@ -21873,29 +19639,12 @@
               </w:rPr>
               <w:t>PascalCase</w:t>
             </w:r>
-            <w:proofErr w:type="spellEnd"/>
-            <w:r>
-              <w:rPr>
-                <w:sz w:val="20"/>
-                <w:szCs w:val="20"/>
-              </w:rPr>
-              <w:t xml:space="preserve"> (</w:t>
-            </w:r>
-            <w:proofErr w:type="spellStart"/>
-            <w:r>
-              <w:rPr>
-                <w:sz w:val="20"/>
-                <w:szCs w:val="20"/>
-              </w:rPr>
-              <w:t>VagaCard.jsx</w:t>
-            </w:r>
-            <w:proofErr w:type="spellEnd"/>
-            <w:r>
-              <w:rPr>
-                <w:sz w:val="20"/>
-                <w:szCs w:val="20"/>
-              </w:rPr>
-              <w:t>)</w:t>
+            <w:r>
+              <w:rPr>
+                <w:sz w:val="20"/>
+                <w:szCs w:val="20"/>
+              </w:rPr>
+              <w:t xml:space="preserve"> (VagaCard.jsx)</w:t>
             </w:r>
           </w:p>
         </w:tc>
@@ -21953,7 +19702,6 @@
                 <w:szCs w:val="20"/>
               </w:rPr>
             </w:pPr>
-            <w:proofErr w:type="spellStart"/>
             <w:r>
               <w:rPr>
                 <w:i/>
@@ -21963,45 +19711,12 @@
               </w:rPr>
               <w:t>PascalCase</w:t>
             </w:r>
-            <w:proofErr w:type="spellEnd"/>
-            <w:r>
-              <w:rPr>
-                <w:sz w:val="20"/>
-                <w:szCs w:val="20"/>
-              </w:rPr>
-              <w:t xml:space="preserve"> (</w:t>
-            </w:r>
-            <w:proofErr w:type="spellStart"/>
-            <w:r>
-              <w:rPr>
-                <w:sz w:val="20"/>
-                <w:szCs w:val="20"/>
-              </w:rPr>
-              <w:t>VagaService</w:t>
-            </w:r>
-            <w:proofErr w:type="spellEnd"/>
-            <w:r>
-              <w:rPr>
-                <w:sz w:val="20"/>
-                <w:szCs w:val="20"/>
-              </w:rPr>
-              <w:t xml:space="preserve">, </w:t>
-            </w:r>
-            <w:proofErr w:type="spellStart"/>
-            <w:r>
-              <w:rPr>
-                <w:sz w:val="20"/>
-                <w:szCs w:val="20"/>
-              </w:rPr>
-              <w:t>VagaCreate</w:t>
-            </w:r>
-            <w:proofErr w:type="spellEnd"/>
-            <w:r>
-              <w:rPr>
-                <w:sz w:val="20"/>
-                <w:szCs w:val="20"/>
-              </w:rPr>
-              <w:t>)</w:t>
+            <w:r>
+              <w:rPr>
+                <w:sz w:val="20"/>
+                <w:szCs w:val="20"/>
+              </w:rPr>
+              <w:t xml:space="preserve"> (VagaService, VagaCreate)</w:t>
             </w:r>
           </w:p>
         </w:tc>
@@ -22023,7 +19738,6 @@
                 <w:szCs w:val="20"/>
               </w:rPr>
             </w:pPr>
-            <w:proofErr w:type="spellStart"/>
             <w:r>
               <w:rPr>
                 <w:i/>
@@ -22033,45 +19747,12 @@
               </w:rPr>
               <w:t>PascalCase</w:t>
             </w:r>
-            <w:proofErr w:type="spellEnd"/>
-            <w:r>
-              <w:rPr>
-                <w:sz w:val="20"/>
-                <w:szCs w:val="20"/>
-              </w:rPr>
-              <w:t xml:space="preserve"> (</w:t>
-            </w:r>
-            <w:proofErr w:type="spellStart"/>
-            <w:r>
-              <w:rPr>
-                <w:sz w:val="20"/>
-                <w:szCs w:val="20"/>
-              </w:rPr>
-              <w:t>VagaCard</w:t>
-            </w:r>
-            <w:proofErr w:type="spellEnd"/>
-            <w:r>
-              <w:rPr>
-                <w:sz w:val="20"/>
-                <w:szCs w:val="20"/>
-              </w:rPr>
-              <w:t xml:space="preserve">, </w:t>
-            </w:r>
-            <w:proofErr w:type="spellStart"/>
-            <w:r>
-              <w:rPr>
-                <w:sz w:val="20"/>
-                <w:szCs w:val="20"/>
-              </w:rPr>
-              <w:t>FiltroVagas</w:t>
-            </w:r>
-            <w:proofErr w:type="spellEnd"/>
-            <w:r>
-              <w:rPr>
-                <w:sz w:val="20"/>
-                <w:szCs w:val="20"/>
-              </w:rPr>
-              <w:t>)</w:t>
+            <w:r>
+              <w:rPr>
+                <w:sz w:val="20"/>
+                <w:szCs w:val="20"/>
+              </w:rPr>
+              <w:t xml:space="preserve"> (VagaCard, FiltroVagas)</w:t>
             </w:r>
           </w:p>
         </w:tc>
@@ -22129,7 +19810,6 @@
                 <w:szCs w:val="20"/>
               </w:rPr>
             </w:pPr>
-            <w:proofErr w:type="spellStart"/>
             <w:r>
               <w:rPr>
                 <w:i/>
@@ -22139,29 +19819,12 @@
               </w:rPr>
               <w:t>snake_case</w:t>
             </w:r>
-            <w:proofErr w:type="spellEnd"/>
-            <w:r>
-              <w:rPr>
-                <w:sz w:val="20"/>
-                <w:szCs w:val="20"/>
-              </w:rPr>
-              <w:t xml:space="preserve"> (</w:t>
-            </w:r>
-            <w:proofErr w:type="spellStart"/>
-            <w:r>
-              <w:rPr>
-                <w:sz w:val="20"/>
-                <w:szCs w:val="20"/>
-              </w:rPr>
-              <w:t>listar_vagas</w:t>
-            </w:r>
-            <w:proofErr w:type="spellEnd"/>
-            <w:r>
-              <w:rPr>
-                <w:sz w:val="20"/>
-                <w:szCs w:val="20"/>
-              </w:rPr>
-              <w:t>)</w:t>
+            <w:r>
+              <w:rPr>
+                <w:sz w:val="20"/>
+                <w:szCs w:val="20"/>
+              </w:rPr>
+              <w:t xml:space="preserve"> (listar_vagas)</w:t>
             </w:r>
           </w:p>
         </w:tc>
@@ -22183,7 +19846,6 @@
                 <w:szCs w:val="20"/>
               </w:rPr>
             </w:pPr>
-            <w:proofErr w:type="spellStart"/>
             <w:r>
               <w:rPr>
                 <w:i/>
@@ -22193,29 +19855,12 @@
               </w:rPr>
               <w:t>camelCase</w:t>
             </w:r>
-            <w:proofErr w:type="spellEnd"/>
-            <w:r>
-              <w:rPr>
-                <w:sz w:val="20"/>
-                <w:szCs w:val="20"/>
-              </w:rPr>
-              <w:t xml:space="preserve"> (</w:t>
-            </w:r>
-            <w:proofErr w:type="spellStart"/>
-            <w:r>
-              <w:rPr>
-                <w:sz w:val="20"/>
-                <w:szCs w:val="20"/>
-              </w:rPr>
-              <w:t>listarVagas</w:t>
-            </w:r>
-            <w:proofErr w:type="spellEnd"/>
-            <w:r>
-              <w:rPr>
-                <w:sz w:val="20"/>
-                <w:szCs w:val="20"/>
-              </w:rPr>
-              <w:t>)</w:t>
+            <w:r>
+              <w:rPr>
+                <w:sz w:val="20"/>
+                <w:szCs w:val="20"/>
+              </w:rPr>
+              <w:t xml:space="preserve"> (listarVagas)</w:t>
             </w:r>
           </w:p>
         </w:tc>
@@ -22356,7 +20001,6 @@
                 <w:szCs w:val="20"/>
               </w:rPr>
             </w:pPr>
-            <w:proofErr w:type="spellStart"/>
             <w:r>
               <w:rPr>
                 <w:b/>
@@ -22368,7 +20012,6 @@
               </w:rPr>
               <w:t>Hooks</w:t>
             </w:r>
-            <w:proofErr w:type="spellEnd"/>
           </w:p>
         </w:tc>
         <w:tc>
@@ -22423,39 +20066,7 @@
                 <w:sz w:val="20"/>
                 <w:szCs w:val="20"/>
               </w:rPr>
-              <w:t>Prefixo use (</w:t>
-            </w:r>
-            <w:proofErr w:type="spellStart"/>
-            <w:r>
-              <w:rPr>
-                <w:sz w:val="20"/>
-                <w:szCs w:val="20"/>
-              </w:rPr>
-              <w:t>useAuth</w:t>
-            </w:r>
-            <w:proofErr w:type="spellEnd"/>
-            <w:r>
-              <w:rPr>
-                <w:sz w:val="20"/>
-                <w:szCs w:val="20"/>
-              </w:rPr>
-              <w:t xml:space="preserve">, </w:t>
-            </w:r>
-            <w:proofErr w:type="spellStart"/>
-            <w:r>
-              <w:rPr>
-                <w:sz w:val="20"/>
-                <w:szCs w:val="20"/>
-              </w:rPr>
-              <w:t>useVagas</w:t>
-            </w:r>
-            <w:proofErr w:type="spellEnd"/>
-            <w:r>
-              <w:rPr>
-                <w:sz w:val="20"/>
-                <w:szCs w:val="20"/>
-              </w:rPr>
-              <w:t>)</w:t>
+              <w:t>Prefixo use (useAuth, useVagas)</w:t>
             </w:r>
           </w:p>
         </w:tc>
@@ -22538,7 +20149,6 @@
               </w:rPr>
               <w:t xml:space="preserve">, </w:t>
             </w:r>
-            <w:proofErr w:type="spellStart"/>
             <w:r>
               <w:rPr>
                 <w:i/>
@@ -22548,29 +20158,12 @@
               </w:rPr>
               <w:t>Repository</w:t>
             </w:r>
-            <w:proofErr w:type="spellEnd"/>
-            <w:r>
-              <w:rPr>
-                <w:sz w:val="20"/>
-                <w:szCs w:val="20"/>
-              </w:rPr>
-              <w:t xml:space="preserve">, </w:t>
-            </w:r>
-            <w:proofErr w:type="spellStart"/>
-            <w:r>
-              <w:rPr>
-                <w:sz w:val="20"/>
-                <w:szCs w:val="20"/>
-              </w:rPr>
-              <w:t>Schema</w:t>
-            </w:r>
-            <w:proofErr w:type="spellEnd"/>
-            <w:r>
-              <w:rPr>
-                <w:sz w:val="20"/>
-                <w:szCs w:val="20"/>
-              </w:rPr>
-              <w:t>)</w:t>
+            <w:r>
+              <w:rPr>
+                <w:sz w:val="20"/>
+                <w:szCs w:val="20"/>
+              </w:rPr>
+              <w:t>, Schema)</w:t>
             </w:r>
           </w:p>
         </w:tc>
@@ -22600,7 +20193,6 @@
               </w:rPr>
               <w:t xml:space="preserve">Mesmo critério do </w:t>
             </w:r>
-            <w:proofErr w:type="spellStart"/>
             <w:r>
               <w:rPr>
                 <w:i/>
@@ -22610,7 +20202,6 @@
               </w:rPr>
               <w:t>back-end</w:t>
             </w:r>
-            <w:proofErr w:type="spellEnd"/>
           </w:p>
         </w:tc>
       </w:tr>
@@ -22664,7 +20255,6 @@
       <w:r>
         <w:t xml:space="preserve">No </w:t>
       </w:r>
-      <w:proofErr w:type="spellStart"/>
       <w:r>
         <w:rPr>
           <w:i/>
@@ -22672,7 +20262,6 @@
         </w:rPr>
         <w:t>back-end</w:t>
       </w:r>
-      <w:proofErr w:type="spellEnd"/>
       <w:r>
         <w:t>, adotam-se os seguintes padrões:</w:t>
       </w:r>
@@ -22686,31 +20275,7 @@
         </w:numPr>
       </w:pPr>
       <w:r>
-        <w:t xml:space="preserve">estilo PEP 8 (Van </w:t>
-      </w:r>
-      <w:proofErr w:type="spellStart"/>
-      <w:r>
-        <w:t>Rossum</w:t>
-      </w:r>
-      <w:proofErr w:type="spellEnd"/>
-      <w:r>
-        <w:t xml:space="preserve">; </w:t>
-      </w:r>
-      <w:proofErr w:type="spellStart"/>
-      <w:r>
-        <w:t>Warsaw</w:t>
-      </w:r>
-      <w:proofErr w:type="spellEnd"/>
-      <w:r>
-        <w:t xml:space="preserve">; </w:t>
-      </w:r>
-      <w:proofErr w:type="spellStart"/>
-      <w:r>
-        <w:t>Coghlan</w:t>
-      </w:r>
-      <w:proofErr w:type="spellEnd"/>
-      <w:r>
-        <w:t>, 2001), verificado e formatado pelo Ruff, com linhas de até 88 caracteres;</w:t>
+        <w:t>estilo PEP 8 (Van Rossum; Warsaw; Coghlan, 2001), verificado e formatado pelo Ruff, com linhas de até 88 caracteres;</w:t>
       </w:r>
     </w:p>
     <w:p>
@@ -22724,7 +20289,6 @@
       <w:r>
         <w:t xml:space="preserve">anotações de tipo obrigatórias em funções públicas; toda entrada e saída da API é definida por </w:t>
       </w:r>
-      <w:proofErr w:type="spellStart"/>
       <w:r>
         <w:rPr>
           <w:i/>
@@ -22732,17 +20296,8 @@
         </w:rPr>
         <w:t>schemas</w:t>
       </w:r>
-      <w:proofErr w:type="spellEnd"/>
-      <w:r>
-        <w:t xml:space="preserve"> </w:t>
-      </w:r>
-      <w:proofErr w:type="spellStart"/>
-      <w:r>
-        <w:t>Pydantic</w:t>
-      </w:r>
-      <w:proofErr w:type="spellEnd"/>
-      <w:r>
-        <w:t>;</w:t>
+      <w:r>
+        <w:t xml:space="preserve"> Pydantic;</w:t>
       </w:r>
     </w:p>
     <w:p>
@@ -22766,15 +20321,7 @@
         </w:numPr>
       </w:pPr>
       <w:r>
-        <w:t xml:space="preserve">erros de negócio são representados por exceções próprias, convertidas em respostas HTTP por um tratador central — por exemplo, a exceção </w:t>
-      </w:r>
-      <w:proofErr w:type="spellStart"/>
-      <w:r>
-        <w:t>CandidaturaDuplicadaError</w:t>
-      </w:r>
-      <w:proofErr w:type="spellEnd"/>
-      <w:r>
-        <w:t>;</w:t>
+        <w:t>erros de negócio são representados por exceções próprias, convertidas em respostas HTTP por um tratador central — por exemplo, a exceção CandidaturaDuplicadaError;</w:t>
       </w:r>
     </w:p>
     <w:p>
@@ -22786,39 +20333,7 @@
         </w:numPr>
       </w:pPr>
       <w:r>
-        <w:t xml:space="preserve">testes com </w:t>
-      </w:r>
-      <w:proofErr w:type="spellStart"/>
-      <w:r>
-        <w:t>pytest</w:t>
-      </w:r>
-      <w:proofErr w:type="spellEnd"/>
-      <w:r>
-        <w:t xml:space="preserve"> na pasta </w:t>
-      </w:r>
-      <w:proofErr w:type="spellStart"/>
-      <w:r>
-        <w:t>tests</w:t>
-      </w:r>
-      <w:proofErr w:type="spellEnd"/>
-      <w:r>
-        <w:t xml:space="preserve">, espelhando a estrutura dos módulos, com nomes no formato </w:t>
-      </w:r>
-      <w:proofErr w:type="spellStart"/>
-      <w:r>
-        <w:t>test</w:t>
-      </w:r>
-      <w:proofErr w:type="spellEnd"/>
-      <w:r>
-        <w:t>_&lt;</w:t>
-      </w:r>
-      <w:proofErr w:type="spellStart"/>
-      <w:r>
-        <w:t>comportamento_esperado</w:t>
-      </w:r>
-      <w:proofErr w:type="spellEnd"/>
-      <w:r>
-        <w:t>&gt;;</w:t>
+        <w:t>testes com pytest na pasta tests, espelhando a estrutura dos módulos, com nomes no formato test_&lt;comportamento_esperado&gt;;</w:t>
       </w:r>
     </w:p>
     <w:p>
@@ -22830,44 +20345,7 @@
         </w:numPr>
       </w:pPr>
       <w:r>
-        <w:t xml:space="preserve">configurações e segredos ficam apenas em variáveis de ambiente: o </w:t>
-      </w:r>
-      <w:proofErr w:type="gramStart"/>
-      <w:r>
-        <w:t>arquivo .</w:t>
-      </w:r>
-      <w:proofErr w:type="spellStart"/>
-      <w:r>
-        <w:t>env</w:t>
-      </w:r>
-      <w:proofErr w:type="spellEnd"/>
-      <w:proofErr w:type="gramEnd"/>
-      <w:r>
-        <w:t xml:space="preserve"> não é </w:t>
-      </w:r>
-      <w:proofErr w:type="spellStart"/>
-      <w:r>
-        <w:t>versionado</w:t>
-      </w:r>
-      <w:proofErr w:type="spellEnd"/>
-      <w:r>
-        <w:t xml:space="preserve">, e o </w:t>
-      </w:r>
-      <w:proofErr w:type="gramStart"/>
-      <w:r>
-        <w:t>arquivo .</w:t>
-      </w:r>
-      <w:proofErr w:type="spellStart"/>
-      <w:r>
-        <w:t>env</w:t>
-      </w:r>
-      <w:proofErr w:type="gramEnd"/>
-      <w:r>
-        <w:t>.example</w:t>
-      </w:r>
-      <w:proofErr w:type="spellEnd"/>
-      <w:r>
-        <w:t xml:space="preserve"> documenta as variáveis necessárias.</w:t>
+        <w:t>configurações e segredos ficam apenas em variáveis de ambiente: o arquivo .env não é versionado, e o arquivo .env.example documenta as variáveis necessárias.</w:t>
       </w:r>
     </w:p>
     <w:p>
@@ -22918,17 +20396,8 @@
           <w:i/>
           <w:iCs/>
         </w:rPr>
-        <w:t>front-</w:t>
-      </w:r>
-      <w:proofErr w:type="spellStart"/>
-      <w:r>
-        <w:rPr>
-          <w:i/>
-          <w:iCs/>
-        </w:rPr>
-        <w:t>end</w:t>
-      </w:r>
-      <w:proofErr w:type="spellEnd"/>
+        <w:t>front-end</w:t>
+      </w:r>
       <w:r>
         <w:t>, adotam-se os seguintes padrões:</w:t>
       </w:r>
@@ -22941,13 +20410,8 @@
           <w:numId w:val="23"/>
         </w:numPr>
       </w:pPr>
-      <w:proofErr w:type="spellStart"/>
-      <w:r>
-        <w:t>ESLint</w:t>
-      </w:r>
-      <w:proofErr w:type="spellEnd"/>
-      <w:r>
-        <w:t xml:space="preserve">, com as regras recomendadas e os </w:t>
+      <w:r>
+        <w:t xml:space="preserve">ESLint, com as regras recomendadas e os </w:t>
       </w:r>
       <w:r>
         <w:rPr>
@@ -22957,23 +20421,7 @@
         <w:t>plugins</w:t>
       </w:r>
       <w:r>
-        <w:t xml:space="preserve"> </w:t>
-      </w:r>
-      <w:proofErr w:type="spellStart"/>
-      <w:r>
-        <w:t>react-hooks</w:t>
-      </w:r>
-      <w:proofErr w:type="spellEnd"/>
-      <w:r>
-        <w:t xml:space="preserve"> e jsx-a11y, e </w:t>
-      </w:r>
-      <w:proofErr w:type="spellStart"/>
-      <w:r>
-        <w:t>Prettier</w:t>
-      </w:r>
-      <w:proofErr w:type="spellEnd"/>
-      <w:r>
-        <w:t xml:space="preserve"> para a formatação;</w:t>
+        <w:t xml:space="preserve"> react-hooks e jsx-a11y, e Prettier para a formatação;</w:t>
       </w:r>
     </w:p>
     <w:p>
@@ -22987,7 +20435,6 @@
       <w:r>
         <w:t xml:space="preserve">apenas componentes funcionais com </w:t>
       </w:r>
-      <w:proofErr w:type="spellStart"/>
       <w:r>
         <w:rPr>
           <w:i/>
@@ -22995,7 +20442,6 @@
         </w:rPr>
         <w:t>hooks</w:t>
       </w:r>
-      <w:proofErr w:type="spellEnd"/>
       <w:r>
         <w:t>, com um componente por arquivo;</w:t>
       </w:r>
@@ -23011,7 +20457,6 @@
       <w:r>
         <w:t xml:space="preserve">chamadas à API feitas somente pelos módulos da pasta </w:t>
       </w:r>
-      <w:proofErr w:type="spellStart"/>
       <w:r>
         <w:rPr>
           <w:i/>
@@ -23019,7 +20464,6 @@
         </w:rPr>
         <w:t>services</w:t>
       </w:r>
-      <w:proofErr w:type="spellEnd"/>
       <w:r>
         <w:t>, nunca diretamente nos componentes;</w:t>
       </w:r>
@@ -23077,39 +20521,7 @@
         </w:numPr>
       </w:pPr>
       <w:r>
-        <w:t xml:space="preserve">testes com </w:t>
-      </w:r>
-      <w:proofErr w:type="spellStart"/>
-      <w:r>
-        <w:t>Vitest</w:t>
-      </w:r>
-      <w:proofErr w:type="spellEnd"/>
-      <w:r>
-        <w:t xml:space="preserve"> e </w:t>
-      </w:r>
-      <w:proofErr w:type="spellStart"/>
-      <w:r>
-        <w:t>React</w:t>
-      </w:r>
-      <w:proofErr w:type="spellEnd"/>
-      <w:r>
-        <w:t xml:space="preserve"> </w:t>
-      </w:r>
-      <w:proofErr w:type="spellStart"/>
-      <w:r>
-        <w:t>Testing</w:t>
-      </w:r>
-      <w:proofErr w:type="spellEnd"/>
-      <w:r>
-        <w:t xml:space="preserve"> Library no mesmo diretório do componente, como </w:t>
-      </w:r>
-      <w:proofErr w:type="spellStart"/>
-      <w:r>
-        <w:t>VagaCard.test.jsx</w:t>
-      </w:r>
-      <w:proofErr w:type="spellEnd"/>
-      <w:r>
-        <w:t>.</w:t>
+        <w:t>testes com Vitest e React Testing Library no mesmo diretório do componente, como VagaCard.test.jsx.</w:t>
       </w:r>
     </w:p>
     <w:p>
@@ -23170,7 +20582,6 @@
       <w:r>
         <w:t xml:space="preserve">JSON com chaves em </w:t>
       </w:r>
-      <w:proofErr w:type="spellStart"/>
       <w:r>
         <w:rPr>
           <w:i/>
@@ -23178,25 +20589,8 @@
         </w:rPr>
         <w:t>snake_case</w:t>
       </w:r>
-      <w:proofErr w:type="spellEnd"/>
-      <w:r>
-        <w:t xml:space="preserve"> e datas no padrão ISO 8601; listas paginadas com os campos itens, total, </w:t>
-      </w:r>
-      <w:proofErr w:type="gramStart"/>
-      <w:r>
-        <w:t>pagina</w:t>
-      </w:r>
-      <w:proofErr w:type="gramEnd"/>
-      <w:r>
-        <w:t xml:space="preserve"> e tamanho; erros no formato {"</w:t>
-      </w:r>
-      <w:proofErr w:type="spellStart"/>
-      <w:r>
-        <w:t>detail</w:t>
-      </w:r>
-      <w:proofErr w:type="spellEnd"/>
-      <w:r>
-        <w:t>": "mensagem"};</w:t>
+      <w:r>
+        <w:t xml:space="preserve"> e datas no padrão ISO 8601; listas paginadas com os campos itens, total, pagina e tamanho; erros no formato {"detail": "mensagem"};</w:t>
       </w:r>
     </w:p>
     <w:p>
@@ -23210,7 +20604,6 @@
       <w:r>
         <w:t xml:space="preserve">tabelas em </w:t>
       </w:r>
-      <w:proofErr w:type="spellStart"/>
       <w:r>
         <w:rPr>
           <w:i/>
@@ -23218,25 +20611,8 @@
         </w:rPr>
         <w:t>snake_case</w:t>
       </w:r>
-      <w:proofErr w:type="spellEnd"/>
-      <w:r>
-        <w:t xml:space="preserve"> e no plural (vagas, candidaturas), com chave primária id, chaves estrangeiras no formato &lt;entidade&gt;_id e colunas de auditoria </w:t>
-      </w:r>
-      <w:proofErr w:type="spellStart"/>
-      <w:r>
-        <w:t>criado_em</w:t>
-      </w:r>
-      <w:proofErr w:type="spellEnd"/>
-      <w:r>
-        <w:t xml:space="preserve"> e </w:t>
-      </w:r>
-      <w:proofErr w:type="spellStart"/>
-      <w:r>
-        <w:t>atualizado_em</w:t>
-      </w:r>
-      <w:proofErr w:type="spellEnd"/>
-      <w:r>
-        <w:t>;</w:t>
+      <w:r>
+        <w:t xml:space="preserve"> e no plural (vagas, candidaturas), com chave primária id, chaves estrangeiras no formato &lt;entidade&gt;_id e colunas de auditoria criado_em e atualizado_em;</w:t>
       </w:r>
     </w:p>
     <w:p>
@@ -23248,31 +20624,7 @@
         </w:numPr>
       </w:pPr>
       <w:r>
-        <w:t xml:space="preserve">toda alteração no esquema do banco de dados é feita por migração do </w:t>
-      </w:r>
-      <w:proofErr w:type="spellStart"/>
-      <w:r>
-        <w:t>Alembic</w:t>
-      </w:r>
-      <w:proofErr w:type="spellEnd"/>
-      <w:r>
-        <w:t xml:space="preserve">, </w:t>
-      </w:r>
-      <w:proofErr w:type="spellStart"/>
-      <w:r>
-        <w:t>versionada</w:t>
-      </w:r>
-      <w:proofErr w:type="spellEnd"/>
-      <w:r>
-        <w:t xml:space="preserve"> no </w:t>
-      </w:r>
-      <w:proofErr w:type="spellStart"/>
-      <w:r>
-        <w:t>Git</w:t>
-      </w:r>
-      <w:proofErr w:type="spellEnd"/>
-      <w:r>
-        <w:t>; o banco nunca é alterado manualmente.</w:t>
+        <w:t>toda alteração no esquema do banco de dados é feita por migração do Alembic, versionada no Git; o banco nunca é alterado manualmente.</w:t>
       </w:r>
     </w:p>
     <w:p>
@@ -23307,7 +20659,6 @@
           <w:numId w:val="25"/>
         </w:numPr>
       </w:pPr>
-      <w:proofErr w:type="spellStart"/>
       <w:r>
         <w:rPr>
           <w:i/>
@@ -23315,27 +20666,9 @@
         </w:rPr>
         <w:t>branches</w:t>
       </w:r>
-      <w:proofErr w:type="spellEnd"/>
-      <w:r>
-        <w:t xml:space="preserve">: </w:t>
-      </w:r>
-      <w:proofErr w:type="spellStart"/>
-      <w:r>
-        <w:t>main</w:t>
-      </w:r>
-      <w:proofErr w:type="spellEnd"/>
-      <w:r>
-        <w:t xml:space="preserve"> (versão estável), </w:t>
-      </w:r>
-      <w:proofErr w:type="spellStart"/>
-      <w:r>
-        <w:t>developer</w:t>
-      </w:r>
-      <w:proofErr w:type="spellEnd"/>
-      <w:r>
-        <w:t xml:space="preserve"> (integração) e </w:t>
-      </w:r>
-      <w:proofErr w:type="spellStart"/>
+      <w:r>
+        <w:t xml:space="preserve">: main (versão estável), developer (integração) e </w:t>
+      </w:r>
       <w:r>
         <w:rPr>
           <w:i/>
@@ -23343,33 +20676,8 @@
         </w:rPr>
         <w:t>branches</w:t>
       </w:r>
-      <w:proofErr w:type="spellEnd"/>
-      <w:r>
-        <w:t xml:space="preserve"> de trabalho criadas a partir da </w:t>
-      </w:r>
-      <w:proofErr w:type="spellStart"/>
-      <w:r>
-        <w:t>developer</w:t>
-      </w:r>
-      <w:proofErr w:type="spellEnd"/>
-      <w:r>
-        <w:t xml:space="preserve"> — feature/&lt;cenário&gt;-&lt;descrição&gt; (por exemplo, feature/cn06-candidatura), </w:t>
-      </w:r>
-      <w:proofErr w:type="spellStart"/>
-      <w:r>
-        <w:t>fix</w:t>
-      </w:r>
-      <w:proofErr w:type="spellEnd"/>
-      <w:r>
-        <w:t xml:space="preserve">/&lt;descrição&gt; e </w:t>
-      </w:r>
-      <w:proofErr w:type="spellStart"/>
-      <w:r>
-        <w:t>docs</w:t>
-      </w:r>
-      <w:proofErr w:type="spellEnd"/>
-      <w:r>
-        <w:t>/&lt;descrição&gt;;</w:t>
+      <w:r>
+        <w:t xml:space="preserve"> de trabalho criadas a partir da developer — feature/&lt;cenário&gt;-&lt;descrição&gt; (por exemplo, feature/cn06-candidatura), fix/&lt;descrição&gt; e docs/&lt;descrição&gt;;</w:t>
       </w:r>
     </w:p>
     <w:p>
@@ -23383,7 +20691,6 @@
       <w:r>
         <w:t xml:space="preserve">mensagens de </w:t>
       </w:r>
-      <w:proofErr w:type="spellStart"/>
       <w:r>
         <w:rPr>
           <w:i/>
@@ -23391,81 +20698,8 @@
         </w:rPr>
         <w:t>commit</w:t>
       </w:r>
-      <w:proofErr w:type="spellEnd"/>
-      <w:r>
-        <w:t xml:space="preserve"> no padrão </w:t>
-      </w:r>
-      <w:proofErr w:type="spellStart"/>
-      <w:r>
-        <w:t>Conventional</w:t>
-      </w:r>
-      <w:proofErr w:type="spellEnd"/>
-      <w:r>
-        <w:t xml:space="preserve"> </w:t>
-      </w:r>
-      <w:proofErr w:type="spellStart"/>
-      <w:r>
-        <w:t>Commits</w:t>
-      </w:r>
-      <w:proofErr w:type="spellEnd"/>
-      <w:r>
-        <w:t xml:space="preserve"> (</w:t>
-      </w:r>
-      <w:proofErr w:type="spellStart"/>
-      <w:r>
-        <w:t>Conventional</w:t>
-      </w:r>
-      <w:proofErr w:type="spellEnd"/>
-      <w:r>
-        <w:t xml:space="preserve"> </w:t>
-      </w:r>
-      <w:proofErr w:type="spellStart"/>
-      <w:r>
-        <w:t>Commits</w:t>
-      </w:r>
-      <w:proofErr w:type="spellEnd"/>
-      <w:r>
-        <w:t xml:space="preserve">, 2019), no formato &lt;tipo&gt;(&lt;escopo&gt;): &lt;descrição&gt;, com os tipos feat, </w:t>
-      </w:r>
-      <w:proofErr w:type="spellStart"/>
-      <w:r>
-        <w:t>fix</w:t>
-      </w:r>
-      <w:proofErr w:type="spellEnd"/>
-      <w:r>
-        <w:t xml:space="preserve">, </w:t>
-      </w:r>
-      <w:proofErr w:type="spellStart"/>
-      <w:r>
-        <w:t>docs</w:t>
-      </w:r>
-      <w:proofErr w:type="spellEnd"/>
-      <w:r>
-        <w:t xml:space="preserve">, </w:t>
-      </w:r>
-      <w:proofErr w:type="spellStart"/>
-      <w:r>
-        <w:t>test</w:t>
-      </w:r>
-      <w:proofErr w:type="spellEnd"/>
-      <w:r>
-        <w:t xml:space="preserve">, </w:t>
-      </w:r>
-      <w:proofErr w:type="spellStart"/>
-      <w:r>
-        <w:t>refactor</w:t>
-      </w:r>
-      <w:proofErr w:type="spellEnd"/>
-      <w:r>
-        <w:t xml:space="preserve">, </w:t>
-      </w:r>
-      <w:proofErr w:type="spellStart"/>
-      <w:r>
-        <w:t>style</w:t>
-      </w:r>
-      <w:proofErr w:type="spellEnd"/>
-      <w:r>
-        <w:t xml:space="preserve"> e chore — por exemplo, feat(candidaturas): valida documentos exigidos;</w:t>
+      <w:r>
+        <w:t xml:space="preserve"> no padrão Conventional Commits (Conventional Commits, 2019), no formato &lt;tipo&gt;(&lt;escopo&gt;): &lt;descrição&gt;, com os tipos feat, fix, docs, test, refactor, style e chore — por exemplo, feat(candidaturas): valida documentos exigidos;</w:t>
       </w:r>
     </w:p>
     <w:p>
@@ -23477,53 +20711,25 @@
         </w:numPr>
       </w:pPr>
       <w:r>
-        <w:t xml:space="preserve">toda alteração entra na </w:t>
-      </w:r>
-      <w:proofErr w:type="spellStart"/>
-      <w:r>
-        <w:t>developer</w:t>
-      </w:r>
-      <w:proofErr w:type="spellEnd"/>
-      <w:r>
-        <w:t xml:space="preserve"> por </w:t>
-      </w:r>
-      <w:proofErr w:type="spellStart"/>
+        <w:t xml:space="preserve">toda alteração entra na developer por </w:t>
+      </w:r>
       <w:r>
         <w:rPr>
           <w:i/>
           <w:iCs/>
         </w:rPr>
-        <w:t>pull</w:t>
-      </w:r>
-      <w:proofErr w:type="spellEnd"/>
+        <w:t>pull request</w:t>
+      </w:r>
+      <w:r>
+        <w:t xml:space="preserve"> revisado por, no mínimo, um integrante, com </w:t>
+      </w:r>
       <w:r>
         <w:rPr>
           <w:i/>
           <w:iCs/>
         </w:rPr>
-        <w:t xml:space="preserve"> </w:t>
-      </w:r>
-      <w:proofErr w:type="spellStart"/>
-      <w:r>
-        <w:rPr>
-          <w:i/>
-          <w:iCs/>
-        </w:rPr>
-        <w:t>request</w:t>
-      </w:r>
-      <w:proofErr w:type="spellEnd"/>
-      <w:r>
-        <w:t xml:space="preserve"> revisado por, no mínimo, um integrante, com </w:t>
-      </w:r>
-      <w:proofErr w:type="spellStart"/>
-      <w:r>
-        <w:rPr>
-          <w:i/>
-          <w:iCs/>
-        </w:rPr>
         <w:t>lint</w:t>
       </w:r>
-      <w:proofErr w:type="spellEnd"/>
       <w:r>
         <w:t xml:space="preserve"> e testes aprovados;</w:t>
       </w:r>
@@ -23537,23 +20743,7 @@
         </w:numPr>
       </w:pPr>
       <w:r>
-        <w:t xml:space="preserve">a </w:t>
-      </w:r>
-      <w:proofErr w:type="spellStart"/>
-      <w:r>
-        <w:t>main</w:t>
-      </w:r>
-      <w:proofErr w:type="spellEnd"/>
-      <w:r>
-        <w:t xml:space="preserve"> recebe a </w:t>
-      </w:r>
-      <w:proofErr w:type="spellStart"/>
-      <w:r>
-        <w:t>developer</w:t>
-      </w:r>
-      <w:proofErr w:type="spellEnd"/>
-      <w:r>
-        <w:t xml:space="preserve"> ao fim de cada sprint, após a revisão com o Dono do Produto (P.O.).</w:t>
+        <w:t>a main recebe a developer ao fim de cada sprint, após a revisão com o Dono do Produto (P.O.).</w:t>
       </w:r>
     </w:p>
     <w:sectPr>
@@ -25398,7 +22588,6 @@
   <w:style w:type="character" w:default="1" w:styleId="Fontepargpadro">
     <w:name w:val="Default Paragraph Font"/>
     <w:uiPriority w:val="1"/>
-    <w:semiHidden/>
     <w:unhideWhenUsed/>
   </w:style>
   <w:style w:type="table" w:default="1" w:styleId="Tabelanormal">
@@ -27052,16 +24241,6 @@
 </file>
 
 <file path=customXml/item1.xml><?xml version="1.0" encoding="utf-8"?>
-<p:properties xmlns:p="http://schemas.microsoft.com/office/2006/metadata/properties" xmlns:xsi="http://www.w3.org/2001/XMLSchema-instance" xmlns:pc="http://schemas.microsoft.com/office/infopath/2007/PartnerControls">
-  <documentManagement>
-    <lcf76f155ced4ddcb4097134ff3c332f xmlns="d3dc9729-9892-4df7-b090-a44bbcc640fc">
-      <Terms xmlns="http://schemas.microsoft.com/office/infopath/2007/PartnerControls"/>
-    </lcf76f155ced4ddcb4097134ff3c332f>
-  </documentManagement>
-</p:properties>
-</file>
-
-<file path=customXml/item2.xml><?xml version="1.0" encoding="utf-8"?>
 <?mso-contentType ?>
 <FormTemplates xmlns="http://schemas.microsoft.com/sharepoint/v3/contenttype/forms">
   <Display>DocumentLibraryForm</Display>
@@ -27070,7 +24249,7 @@
 </FormTemplates>
 </file>
 
-<file path=customXml/item3.xml><?xml version="1.0" encoding="utf-8"?>
+<file path=customXml/item2.xml><?xml version="1.0" encoding="utf-8"?>
 <ct:contentTypeSchema xmlns:ct="http://schemas.microsoft.com/office/2006/metadata/contentType" xmlns:ma="http://schemas.microsoft.com/office/2006/metadata/properties/metaAttributes" ct:_="" ma:_="" ma:contentTypeName="Document" ma:contentTypeID="0x010100208D9B5AE6539949AFE2E609B4C6BB90" ma:contentTypeVersion="10" ma:contentTypeDescription="Create a new document." ma:contentTypeScope="" ma:versionID="33e2d388c36c2f9bbc768b7da53c5c24">
   <xsd:schema xmlns:xsd="http://www.w3.org/2001/XMLSchema" xmlns:xs="http://www.w3.org/2001/XMLSchema" xmlns:p="http://schemas.microsoft.com/office/2006/metadata/properties" xmlns:ns2="d3dc9729-9892-4df7-b090-a44bbcc640fc" targetNamespace="http://schemas.microsoft.com/office/2006/metadata/properties" ma:root="true" ma:fieldsID="6cd6d89e52ad14f961d62b676f1e0951" ns2:_="">
     <xsd:import namespace="d3dc9729-9892-4df7-b090-a44bbcc640fc"/>
@@ -27248,17 +24427,17 @@
 </ct:contentTypeSchema>
 </file>
 
-<file path=customXml/itemProps1.xml><?xml version="1.0" encoding="utf-8"?>
-<ds:datastoreItem xmlns:ds="http://schemas.openxmlformats.org/officeDocument/2006/customXml" ds:itemID="{EE39F0FA-C005-4461-A332-EBC3ED84BC99}">
-  <ds:schemaRefs>
-    <ds:schemaRef ds:uri="http://schemas.microsoft.com/office/2006/metadata/properties"/>
-    <ds:schemaRef ds:uri="http://schemas.microsoft.com/office/infopath/2007/PartnerControls"/>
-    <ds:schemaRef ds:uri="d3dc9729-9892-4df7-b090-a44bbcc640fc"/>
-  </ds:schemaRefs>
-</ds:datastoreItem>
+<file path=customXml/item3.xml><?xml version="1.0" encoding="utf-8"?>
+<p:properties xmlns:p="http://schemas.microsoft.com/office/2006/metadata/properties" xmlns:xsi="http://www.w3.org/2001/XMLSchema-instance" xmlns:pc="http://schemas.microsoft.com/office/infopath/2007/PartnerControls">
+  <documentManagement>
+    <lcf76f155ced4ddcb4097134ff3c332f xmlns="d3dc9729-9892-4df7-b090-a44bbcc640fc">
+      <Terms xmlns="http://schemas.microsoft.com/office/infopath/2007/PartnerControls"/>
+    </lcf76f155ced4ddcb4097134ff3c332f>
+  </documentManagement>
+</p:properties>
 </file>
 
-<file path=customXml/itemProps2.xml><?xml version="1.0" encoding="utf-8"?>
+<file path=customXml/itemProps1.xml><?xml version="1.0" encoding="utf-8"?>
 <ds:datastoreItem xmlns:ds="http://schemas.openxmlformats.org/officeDocument/2006/customXml" ds:itemID="{634F90EE-83B4-4E60-A707-4E7A94353B5A}">
   <ds:schemaRefs>
     <ds:schemaRef ds:uri="http://schemas.microsoft.com/sharepoint/v3/contenttype/forms"/>
@@ -27266,7 +24445,7 @@
 </ds:datastoreItem>
 </file>
 
-<file path=customXml/itemProps3.xml><?xml version="1.0" encoding="utf-8"?>
+<file path=customXml/itemProps2.xml><?xml version="1.0" encoding="utf-8"?>
 <ds:datastoreItem xmlns:ds="http://schemas.openxmlformats.org/officeDocument/2006/customXml" ds:itemID="{E38B0535-7E4E-476D-A9BB-281FD31E6A1F}">
   <ds:schemaRefs>
     <ds:schemaRef ds:uri="http://schemas.microsoft.com/office/2006/metadata/contentType"/>
@@ -27282,4 +24461,14 @@
     <ds:schemaRef ds:uri="http://schemas.microsoft.com/internal/obd"/>
   </ds:schemaRefs>
 </ds:datastoreItem>
+</file>
+
+<file path=customXml/itemProps3.xml><?xml version="1.0" encoding="utf-8"?>
+<ds:datastoreItem xmlns:ds="http://schemas.openxmlformats.org/officeDocument/2006/customXml" ds:itemID="{EE39F0FA-C005-4461-A332-EBC3ED84BC99}">
+  <ds:schemaRefs>
+    <ds:schemaRef ds:uri="http://schemas.microsoft.com/office/2006/metadata/properties"/>
+    <ds:schemaRef ds:uri="http://schemas.microsoft.com/office/infopath/2007/PartnerControls"/>
+    <ds:schemaRef ds:uri="d3dc9729-9892-4df7-b090-a44bbcc640fc"/>
+  </ds:schemaRefs>
+</ds:datastoreItem>
 </file>